--- a/RESHMA . SQL FINAL PROJECT.docx
+++ b/RESHMA . SQL FINAL PROJECT.docx
@@ -12,8 +12,6 @@
           <w:lang w:eastAsia="en-IN"/>
         </w:rPr>
       </w:pPr>
-      <w:bookmarkStart w:id="0" w:name="_GoBack"/>
-      <w:bookmarkEnd w:id="0"/>
       <w:r>
         <w:rPr>
           <w:rFonts w:ascii="Times New Roman" w:eastAsia="Times New Roman" w:hAnsi="Times New Roman" w:cs="Times New Roman"/>
@@ -36,7 +34,7 @@
         </w:rPr>
         <w:t xml:space="preserve">    </w:t>
       </w:r>
-      <w:bookmarkStart w:id="1" w:name="_Hlk238117128"/>
+      <w:bookmarkStart w:id="0" w:name="_Hlk238117128"/>
       <w:r>
         <w:rPr>
           <w:rFonts w:ascii="Times New Roman" w:eastAsia="Times New Roman" w:hAnsi="Times New Roman" w:cs="Times New Roman"/>
@@ -60,7 +58,7 @@
         <w:t>E-Commerce Database Management System</w:t>
       </w:r>
     </w:p>
-    <w:bookmarkEnd w:id="1"/>
+    <w:bookmarkEnd w:id="0"/>
     <w:p>
       <w:pPr>
         <w:spacing w:before="100" w:beforeAutospacing="1" w:after="100" w:afterAutospacing="1" w:line="276" w:lineRule="auto"/>
@@ -144,24 +142,50 @@
         <w:spacing w:before="100" w:beforeAutospacing="1" w:after="100" w:afterAutospacing="1" w:line="276" w:lineRule="auto"/>
         <w:rPr>
           <w:rFonts w:ascii="Times New Roman" w:eastAsia="Times New Roman" w:hAnsi="Times New Roman" w:cs="Times New Roman"/>
+          <w:bCs/>
+          <w:sz w:val="28"/>
+          <w:szCs w:val="28"/>
+          <w:lang w:eastAsia="en-IN"/>
+        </w:rPr>
+      </w:pPr>
+      <w:r>
+        <w:rPr>
+          <w:rFonts w:ascii="Times New Roman" w:eastAsia="Times New Roman" w:hAnsi="Times New Roman" w:cs="Times New Roman"/>
           <w:b/>
           <w:bCs/>
           <w:sz w:val="28"/>
           <w:szCs w:val="28"/>
           <w:lang w:eastAsia="en-IN"/>
         </w:rPr>
-      </w:pPr>
-      <w:r>
-        <w:rPr>
-          <w:rFonts w:ascii="Times New Roman" w:eastAsia="Times New Roman" w:hAnsi="Times New Roman" w:cs="Times New Roman"/>
-          <w:b/>
+        <w:t xml:space="preserve">GitHub URL: </w:t>
+      </w:r>
+      <w:hyperlink r:id="rId8" w:history="1">
+        <w:r>
+          <w:rPr>
+            <w:rStyle w:val="Hyperlink"/>
+            <w:rFonts w:ascii="Times New Roman" w:eastAsia="Times New Roman" w:hAnsi="Times New Roman" w:cs="Times New Roman"/>
+            <w:bCs/>
+            <w:sz w:val="28"/>
+            <w:szCs w:val="28"/>
+            <w:lang w:eastAsia="en-IN"/>
+          </w:rPr>
+          <w:t>https://github.com/reshmaann1998-create/E-Commerce-Database-Management-System</w:t>
+        </w:r>
+      </w:hyperlink>
+    </w:p>
+    <w:p>
+      <w:pPr>
+        <w:spacing w:before="100" w:beforeAutospacing="1" w:after="100" w:afterAutospacing="1" w:line="276" w:lineRule="auto"/>
+        <w:rPr>
+          <w:rFonts w:ascii="Times New Roman" w:eastAsia="Times New Roman" w:hAnsi="Times New Roman" w:cs="Times New Roman"/>
           <w:bCs/>
           <w:sz w:val="28"/>
           <w:szCs w:val="28"/>
           <w:lang w:eastAsia="en-IN"/>
         </w:rPr>
-        <w:t xml:space="preserve">GitHub URL: </w:t>
-      </w:r>
+      </w:pPr>
+      <w:bookmarkStart w:id="1" w:name="_GoBack"/>
+      <w:bookmarkEnd w:id="1"/>
     </w:p>
     <w:p>
       <w:pPr>
@@ -1069,6 +1093,7 @@
           <w:sz w:val="24"/>
           <w:szCs w:val="24"/>
         </w:rPr>
+        <w:lastRenderedPageBreak/>
         <w:t>5. Technology Used</w:t>
       </w:r>
     </w:p>
@@ -1106,7 +1131,6 @@
                 <w:szCs w:val="24"/>
                 <w:lang w:eastAsia="en-IN"/>
               </w:rPr>
-              <w:lastRenderedPageBreak/>
               <w:t xml:space="preserve">                  </w:t>
             </w:r>
             <w:r>
@@ -2686,6 +2710,7 @@
           <w:szCs w:val="28"/>
           <w:lang w:eastAsia="en-IN"/>
         </w:rPr>
+        <w:lastRenderedPageBreak/>
         <w:t>8. Entity Relationship Highlights</w:t>
       </w:r>
     </w:p>
@@ -2710,7 +2735,6 @@
           <w:szCs w:val="24"/>
           <w:lang w:eastAsia="en-IN"/>
         </w:rPr>
-        <w:lastRenderedPageBreak/>
         <w:t xml:space="preserve">customer_id connects customers with orders. </w:t>
       </w:r>
     </w:p>
@@ -2910,7 +2934,7 @@
                     </pic:cNvPicPr>
                   </pic:nvPicPr>
                   <pic:blipFill>
-                    <a:blip r:embed="rId8" cstate="print">
+                    <a:blip r:embed="rId9" cstate="print">
                       <a:extLst>
                         <a:ext uri="{28A0092B-C50C-407E-A947-70E740481C1C}">
                           <a14:useLocalDpi xmlns:a14="http://schemas.microsoft.com/office/drawing/2010/main" val="0"/>
@@ -3058,6 +3082,7 @@
           <w:szCs w:val="24"/>
           <w:lang w:eastAsia="en-IN"/>
         </w:rPr>
+        <w:lastRenderedPageBreak/>
         <w:t xml:space="preserve">SELECT with WHERE and ORDER BY </w:t>
       </w:r>
     </w:p>
@@ -3083,7 +3108,6 @@
           <w:szCs w:val="24"/>
           <w:lang w:eastAsia="en-IN"/>
         </w:rPr>
-        <w:lastRenderedPageBreak/>
         <w:t xml:space="preserve">INNER JOIN, LEFT JOIN and RIGHT JOIN </w:t>
       </w:r>
     </w:p>
@@ -4070,6 +4094,7 @@
           <w:szCs w:val="24"/>
           <w:lang w:eastAsia="en-IN"/>
         </w:rPr>
+        <w:lastRenderedPageBreak/>
         <w:t>5. Find the most expensive product</w:t>
       </w:r>
     </w:p>
@@ -4108,7 +4133,6 @@
           <w:szCs w:val="24"/>
           <w:lang w:eastAsia="en-IN"/>
         </w:rPr>
-        <w:lastRenderedPageBreak/>
         <w:t>SELECT *</w:t>
       </w:r>
     </w:p>
@@ -4899,271 +4923,6 @@
             <wp:extent cx="3720598" cy="1895168"/>
             <wp:effectExtent l="0" t="0" r="0" b="0"/>
             <wp:docPr id="1" name="Picture 1"/>
-            <wp:cNvGraphicFramePr>
-              <a:graphicFrameLocks xmlns:a="http://schemas.openxmlformats.org/drawingml/2006/main" noChangeAspect="1"/>
-            </wp:cNvGraphicFramePr>
-            <a:graphic xmlns:a="http://schemas.openxmlformats.org/drawingml/2006/main">
-              <a:graphicData uri="http://schemas.openxmlformats.org/drawingml/2006/picture">
-                <pic:pic xmlns:pic="http://schemas.openxmlformats.org/drawingml/2006/picture">
-                  <pic:nvPicPr>
-                    <pic:cNvPr id="1" name=""/>
-                    <pic:cNvPicPr/>
-                  </pic:nvPicPr>
-                  <pic:blipFill>
-                    <a:blip r:embed="rId9"/>
-                    <a:stretch>
-                      <a:fillRect/>
-                    </a:stretch>
-                  </pic:blipFill>
-                  <pic:spPr>
-                    <a:xfrm>
-                      <a:off x="0" y="0"/>
-                      <a:ext cx="3735678" cy="1902849"/>
-                    </a:xfrm>
-                    <a:prstGeom prst="rect">
-                      <a:avLst/>
-                    </a:prstGeom>
-                  </pic:spPr>
-                </pic:pic>
-              </a:graphicData>
-            </a:graphic>
-          </wp:inline>
-        </w:drawing>
-      </w:r>
-    </w:p>
-    <w:p>
-      <w:pPr>
-        <w:tabs>
-          <w:tab w:val="left" w:pos="916"/>
-          <w:tab w:val="left" w:pos="1832"/>
-          <w:tab w:val="left" w:pos="2748"/>
-          <w:tab w:val="left" w:pos="3664"/>
-          <w:tab w:val="left" w:pos="4580"/>
-          <w:tab w:val="left" w:pos="5496"/>
-          <w:tab w:val="left" w:pos="6412"/>
-          <w:tab w:val="left" w:pos="7328"/>
-          <w:tab w:val="left" w:pos="8244"/>
-          <w:tab w:val="left" w:pos="9160"/>
-          <w:tab w:val="left" w:pos="10076"/>
-          <w:tab w:val="left" w:pos="10992"/>
-          <w:tab w:val="left" w:pos="11908"/>
-          <w:tab w:val="left" w:pos="12824"/>
-          <w:tab w:val="left" w:pos="13740"/>
-          <w:tab w:val="left" w:pos="14656"/>
-        </w:tabs>
-        <w:spacing w:after="0" w:line="276" w:lineRule="auto"/>
-        <w:rPr>
-          <w:rFonts w:ascii="Times New Roman" w:hAnsi="Times New Roman" w:cs="Times New Roman"/>
-          <w:sz w:val="24"/>
-          <w:szCs w:val="24"/>
-        </w:rPr>
-      </w:pPr>
-      <w:r>
-        <w:rPr>
-          <w:rFonts w:ascii="Times New Roman" w:hAnsi="Times New Roman" w:cs="Times New Roman"/>
-          <w:sz w:val="24"/>
-          <w:szCs w:val="24"/>
-        </w:rPr>
-        <w:t xml:space="preserve">2.  </w:t>
-      </w:r>
-      <w:r>
-        <w:rPr>
-          <w:rFonts w:ascii="Times New Roman" w:hAnsi="Times New Roman" w:cs="Times New Roman"/>
-          <w:sz w:val="24"/>
-          <w:szCs w:val="24"/>
-        </w:rPr>
-        <w:t xml:space="preserve"> Which products have a price </w:t>
-      </w:r>
-      <w:r>
-        <w:rPr>
-          <w:rFonts w:ascii="Courier New" w:eastAsia="Times New Roman" w:hAnsi="Courier New" w:cs="Courier New"/>
-          <w:sz w:val="24"/>
-          <w:szCs w:val="24"/>
-          <w:lang w:eastAsia="en-IN"/>
-        </w:rPr>
-        <w:t>greater</w:t>
-      </w:r>
-      <w:r>
-        <w:rPr>
-          <w:rFonts w:ascii="Times New Roman" w:hAnsi="Times New Roman" w:cs="Times New Roman"/>
-          <w:sz w:val="24"/>
-          <w:szCs w:val="24"/>
-        </w:rPr>
-        <w:t xml:space="preserve"> than ₹5,000?</w:t>
-      </w:r>
-    </w:p>
-    <w:p>
-      <w:pPr>
-        <w:tabs>
-          <w:tab w:val="left" w:pos="916"/>
-          <w:tab w:val="left" w:pos="1832"/>
-          <w:tab w:val="left" w:pos="2748"/>
-          <w:tab w:val="left" w:pos="3664"/>
-          <w:tab w:val="left" w:pos="4580"/>
-          <w:tab w:val="left" w:pos="5496"/>
-          <w:tab w:val="left" w:pos="6412"/>
-          <w:tab w:val="left" w:pos="7328"/>
-          <w:tab w:val="left" w:pos="8244"/>
-          <w:tab w:val="left" w:pos="9160"/>
-          <w:tab w:val="left" w:pos="10076"/>
-          <w:tab w:val="left" w:pos="10992"/>
-          <w:tab w:val="left" w:pos="11908"/>
-          <w:tab w:val="left" w:pos="12824"/>
-          <w:tab w:val="left" w:pos="13740"/>
-          <w:tab w:val="left" w:pos="14656"/>
-        </w:tabs>
-        <w:spacing w:after="0" w:line="276" w:lineRule="auto"/>
-        <w:rPr>
-          <w:rFonts w:ascii="Courier New" w:eastAsia="Times New Roman" w:hAnsi="Courier New" w:cs="Courier New"/>
-          <w:sz w:val="24"/>
-          <w:szCs w:val="24"/>
-          <w:lang w:eastAsia="en-IN"/>
-        </w:rPr>
-      </w:pPr>
-    </w:p>
-    <w:p>
-      <w:pPr>
-        <w:tabs>
-          <w:tab w:val="left" w:pos="916"/>
-          <w:tab w:val="left" w:pos="1832"/>
-          <w:tab w:val="left" w:pos="2748"/>
-          <w:tab w:val="left" w:pos="3664"/>
-          <w:tab w:val="left" w:pos="4580"/>
-          <w:tab w:val="left" w:pos="5496"/>
-          <w:tab w:val="left" w:pos="6412"/>
-          <w:tab w:val="left" w:pos="7328"/>
-          <w:tab w:val="left" w:pos="8244"/>
-          <w:tab w:val="left" w:pos="9160"/>
-          <w:tab w:val="left" w:pos="10076"/>
-          <w:tab w:val="left" w:pos="10992"/>
-          <w:tab w:val="left" w:pos="11908"/>
-          <w:tab w:val="left" w:pos="12824"/>
-          <w:tab w:val="left" w:pos="13740"/>
-          <w:tab w:val="left" w:pos="14656"/>
-        </w:tabs>
-        <w:spacing w:after="0" w:line="276" w:lineRule="auto"/>
-        <w:ind w:left="916"/>
-        <w:rPr>
-          <w:rFonts w:ascii="Courier New" w:eastAsia="Times New Roman" w:hAnsi="Courier New" w:cs="Courier New"/>
-          <w:lang w:eastAsia="en-IN"/>
-        </w:rPr>
-      </w:pPr>
-      <w:r>
-        <w:rPr>
-          <w:rFonts w:ascii="Courier New" w:eastAsia="Times New Roman" w:hAnsi="Courier New" w:cs="Courier New"/>
-          <w:lang w:eastAsia="en-IN"/>
-        </w:rPr>
-        <w:t>SELECT *</w:t>
-      </w:r>
-      <w:r>
-        <w:rPr>
-          <w:rFonts w:ascii="Courier New" w:eastAsia="Times New Roman" w:hAnsi="Courier New" w:cs="Courier New"/>
-          <w:lang w:eastAsia="en-IN"/>
-        </w:rPr>
-        <w:t xml:space="preserve"> </w:t>
-      </w:r>
-      <w:r>
-        <w:rPr>
-          <w:rFonts w:ascii="Courier New" w:eastAsia="Times New Roman" w:hAnsi="Courier New" w:cs="Courier New"/>
-          <w:lang w:eastAsia="en-IN"/>
-        </w:rPr>
-        <w:t>FROM products</w:t>
-      </w:r>
-    </w:p>
-    <w:p>
-      <w:pPr>
-        <w:tabs>
-          <w:tab w:val="left" w:pos="916"/>
-          <w:tab w:val="left" w:pos="1832"/>
-          <w:tab w:val="left" w:pos="2748"/>
-          <w:tab w:val="left" w:pos="3664"/>
-          <w:tab w:val="left" w:pos="4580"/>
-          <w:tab w:val="left" w:pos="5496"/>
-          <w:tab w:val="left" w:pos="6412"/>
-          <w:tab w:val="left" w:pos="7328"/>
-          <w:tab w:val="left" w:pos="8244"/>
-          <w:tab w:val="left" w:pos="9160"/>
-          <w:tab w:val="left" w:pos="10076"/>
-          <w:tab w:val="left" w:pos="10992"/>
-          <w:tab w:val="left" w:pos="11908"/>
-          <w:tab w:val="left" w:pos="12824"/>
-          <w:tab w:val="left" w:pos="13740"/>
-          <w:tab w:val="left" w:pos="14656"/>
-        </w:tabs>
-        <w:spacing w:after="0" w:line="276" w:lineRule="auto"/>
-        <w:ind w:left="916"/>
-        <w:rPr>
-          <w:rFonts w:ascii="Courier New" w:eastAsia="Times New Roman" w:hAnsi="Courier New" w:cs="Courier New"/>
-          <w:lang w:eastAsia="en-IN"/>
-        </w:rPr>
-      </w:pPr>
-      <w:r>
-        <w:rPr>
-          <w:rFonts w:ascii="Courier New" w:eastAsia="Times New Roman" w:hAnsi="Courier New" w:cs="Courier New"/>
-          <w:lang w:eastAsia="en-IN"/>
-        </w:rPr>
-        <w:t>WHERE price &gt; 5000</w:t>
-      </w:r>
-    </w:p>
-    <w:p>
-      <w:pPr>
-        <w:tabs>
-          <w:tab w:val="left" w:pos="916"/>
-          <w:tab w:val="left" w:pos="1832"/>
-          <w:tab w:val="left" w:pos="2748"/>
-          <w:tab w:val="left" w:pos="3664"/>
-          <w:tab w:val="left" w:pos="4580"/>
-          <w:tab w:val="left" w:pos="5496"/>
-          <w:tab w:val="left" w:pos="6412"/>
-          <w:tab w:val="left" w:pos="7328"/>
-          <w:tab w:val="left" w:pos="8244"/>
-          <w:tab w:val="left" w:pos="9160"/>
-          <w:tab w:val="left" w:pos="10076"/>
-          <w:tab w:val="left" w:pos="10992"/>
-          <w:tab w:val="left" w:pos="11908"/>
-          <w:tab w:val="left" w:pos="12824"/>
-          <w:tab w:val="left" w:pos="13740"/>
-          <w:tab w:val="left" w:pos="14656"/>
-        </w:tabs>
-        <w:spacing w:after="0" w:line="276" w:lineRule="auto"/>
-        <w:ind w:left="720"/>
-        <w:rPr>
-          <w:rFonts w:asciiTheme="majorHAnsi" w:hAnsiTheme="majorHAnsi" w:cstheme="majorHAnsi"/>
-          <w:color w:val="000000" w:themeColor="text1"/>
-          <w:sz w:val="24"/>
-          <w:szCs w:val="24"/>
-        </w:rPr>
-      </w:pPr>
-    </w:p>
-    <w:p>
-      <w:pPr>
-        <w:spacing w:before="100" w:beforeAutospacing="1" w:after="100" w:afterAutospacing="1" w:line="276" w:lineRule="auto"/>
-        <w:outlineLvl w:val="0"/>
-        <w:rPr>
-          <w:rFonts w:asciiTheme="majorHAnsi" w:hAnsiTheme="majorHAnsi" w:cstheme="majorHAnsi"/>
-          <w:color w:val="000000" w:themeColor="text1"/>
-          <w:sz w:val="24"/>
-          <w:szCs w:val="24"/>
-        </w:rPr>
-      </w:pPr>
-      <w:r>
-        <w:rPr>
-          <w:rFonts w:asciiTheme="majorHAnsi" w:hAnsiTheme="majorHAnsi" w:cstheme="majorHAnsi"/>
-          <w:color w:val="000000" w:themeColor="text1"/>
-          <w:sz w:val="24"/>
-          <w:szCs w:val="24"/>
-        </w:rPr>
-        <w:t xml:space="preserve">                 </w:t>
-      </w:r>
-      <w:r>
-        <w:rPr>
-          <w:noProof/>
-        </w:rPr>
-        <w:drawing>
-          <wp:inline distT="0" distB="0" distL="0" distR="0" wp14:anchorId="137A6094" wp14:editId="6A08C314">
-            <wp:extent cx="3538617" cy="1659193"/>
-            <wp:effectExtent l="0" t="0" r="5080" b="0"/>
-            <wp:docPr id="2" name="Picture 2"/>
             <wp:cNvGraphicFramePr>
               <a:graphicFrameLocks xmlns:a="http://schemas.openxmlformats.org/drawingml/2006/main" noChangeAspect="1"/>
             </wp:cNvGraphicFramePr>
@@ -5183,7 +4942,7 @@
                   <pic:spPr>
                     <a:xfrm>
                       <a:off x="0" y="0"/>
-                      <a:ext cx="3622081" cy="1698328"/>
+                      <a:ext cx="3735678" cy="1902849"/>
                     </a:xfrm>
                     <a:prstGeom prst="rect">
                       <a:avLst/>
@@ -5198,106 +4957,213 @@
     </w:p>
     <w:p>
       <w:pPr>
+        <w:tabs>
+          <w:tab w:val="left" w:pos="916"/>
+          <w:tab w:val="left" w:pos="1832"/>
+          <w:tab w:val="left" w:pos="2748"/>
+          <w:tab w:val="left" w:pos="3664"/>
+          <w:tab w:val="left" w:pos="4580"/>
+          <w:tab w:val="left" w:pos="5496"/>
+          <w:tab w:val="left" w:pos="6412"/>
+          <w:tab w:val="left" w:pos="7328"/>
+          <w:tab w:val="left" w:pos="8244"/>
+          <w:tab w:val="left" w:pos="9160"/>
+          <w:tab w:val="left" w:pos="10076"/>
+          <w:tab w:val="left" w:pos="10992"/>
+          <w:tab w:val="left" w:pos="11908"/>
+          <w:tab w:val="left" w:pos="12824"/>
+          <w:tab w:val="left" w:pos="13740"/>
+          <w:tab w:val="left" w:pos="14656"/>
+        </w:tabs>
+        <w:spacing w:after="0" w:line="276" w:lineRule="auto"/>
+        <w:rPr>
+          <w:rFonts w:ascii="Times New Roman" w:hAnsi="Times New Roman" w:cs="Times New Roman"/>
+          <w:sz w:val="24"/>
+          <w:szCs w:val="24"/>
+        </w:rPr>
+      </w:pPr>
+      <w:r>
+        <w:rPr>
+          <w:rFonts w:ascii="Times New Roman" w:hAnsi="Times New Roman" w:cs="Times New Roman"/>
+          <w:sz w:val="24"/>
+          <w:szCs w:val="24"/>
+        </w:rPr>
+        <w:t xml:space="preserve">2.  </w:t>
+      </w:r>
+      <w:r>
+        <w:rPr>
+          <w:rFonts w:ascii="Times New Roman" w:hAnsi="Times New Roman" w:cs="Times New Roman"/>
+          <w:sz w:val="24"/>
+          <w:szCs w:val="24"/>
+        </w:rPr>
+        <w:t xml:space="preserve"> Which products have a price </w:t>
+      </w:r>
+      <w:r>
+        <w:rPr>
+          <w:rFonts w:ascii="Courier New" w:eastAsia="Times New Roman" w:hAnsi="Courier New" w:cs="Courier New"/>
+          <w:sz w:val="24"/>
+          <w:szCs w:val="24"/>
+          <w:lang w:eastAsia="en-IN"/>
+        </w:rPr>
+        <w:t>greater</w:t>
+      </w:r>
+      <w:r>
+        <w:rPr>
+          <w:rFonts w:ascii="Times New Roman" w:hAnsi="Times New Roman" w:cs="Times New Roman"/>
+          <w:sz w:val="24"/>
+          <w:szCs w:val="24"/>
+        </w:rPr>
+        <w:t xml:space="preserve"> than ₹5,000?</w:t>
+      </w:r>
+    </w:p>
+    <w:p>
+      <w:pPr>
+        <w:tabs>
+          <w:tab w:val="left" w:pos="916"/>
+          <w:tab w:val="left" w:pos="1832"/>
+          <w:tab w:val="left" w:pos="2748"/>
+          <w:tab w:val="left" w:pos="3664"/>
+          <w:tab w:val="left" w:pos="4580"/>
+          <w:tab w:val="left" w:pos="5496"/>
+          <w:tab w:val="left" w:pos="6412"/>
+          <w:tab w:val="left" w:pos="7328"/>
+          <w:tab w:val="left" w:pos="8244"/>
+          <w:tab w:val="left" w:pos="9160"/>
+          <w:tab w:val="left" w:pos="10076"/>
+          <w:tab w:val="left" w:pos="10992"/>
+          <w:tab w:val="left" w:pos="11908"/>
+          <w:tab w:val="left" w:pos="12824"/>
+          <w:tab w:val="left" w:pos="13740"/>
+          <w:tab w:val="left" w:pos="14656"/>
+        </w:tabs>
+        <w:spacing w:after="0" w:line="276" w:lineRule="auto"/>
+        <w:rPr>
+          <w:rFonts w:ascii="Courier New" w:eastAsia="Times New Roman" w:hAnsi="Courier New" w:cs="Courier New"/>
+          <w:sz w:val="24"/>
+          <w:szCs w:val="24"/>
+          <w:lang w:eastAsia="en-IN"/>
+        </w:rPr>
+      </w:pPr>
+    </w:p>
+    <w:p>
+      <w:pPr>
+        <w:tabs>
+          <w:tab w:val="left" w:pos="916"/>
+          <w:tab w:val="left" w:pos="1832"/>
+          <w:tab w:val="left" w:pos="2748"/>
+          <w:tab w:val="left" w:pos="3664"/>
+          <w:tab w:val="left" w:pos="4580"/>
+          <w:tab w:val="left" w:pos="5496"/>
+          <w:tab w:val="left" w:pos="6412"/>
+          <w:tab w:val="left" w:pos="7328"/>
+          <w:tab w:val="left" w:pos="8244"/>
+          <w:tab w:val="left" w:pos="9160"/>
+          <w:tab w:val="left" w:pos="10076"/>
+          <w:tab w:val="left" w:pos="10992"/>
+          <w:tab w:val="left" w:pos="11908"/>
+          <w:tab w:val="left" w:pos="12824"/>
+          <w:tab w:val="left" w:pos="13740"/>
+          <w:tab w:val="left" w:pos="14656"/>
+        </w:tabs>
+        <w:spacing w:after="0" w:line="276" w:lineRule="auto"/>
+        <w:ind w:left="916"/>
+        <w:rPr>
+          <w:rFonts w:ascii="Courier New" w:eastAsia="Times New Roman" w:hAnsi="Courier New" w:cs="Courier New"/>
+          <w:lang w:eastAsia="en-IN"/>
+        </w:rPr>
+      </w:pPr>
+      <w:r>
+        <w:rPr>
+          <w:rFonts w:ascii="Courier New" w:eastAsia="Times New Roman" w:hAnsi="Courier New" w:cs="Courier New"/>
+          <w:lang w:eastAsia="en-IN"/>
+        </w:rPr>
+        <w:t>SELECT *</w:t>
+      </w:r>
+      <w:r>
+        <w:rPr>
+          <w:rFonts w:ascii="Courier New" w:eastAsia="Times New Roman" w:hAnsi="Courier New" w:cs="Courier New"/>
+          <w:lang w:eastAsia="en-IN"/>
+        </w:rPr>
+        <w:t xml:space="preserve"> </w:t>
+      </w:r>
+      <w:r>
+        <w:rPr>
+          <w:rFonts w:ascii="Courier New" w:eastAsia="Times New Roman" w:hAnsi="Courier New" w:cs="Courier New"/>
+          <w:lang w:eastAsia="en-IN"/>
+        </w:rPr>
+        <w:t>FROM products</w:t>
+      </w:r>
+    </w:p>
+    <w:p>
+      <w:pPr>
+        <w:tabs>
+          <w:tab w:val="left" w:pos="916"/>
+          <w:tab w:val="left" w:pos="1832"/>
+          <w:tab w:val="left" w:pos="2748"/>
+          <w:tab w:val="left" w:pos="3664"/>
+          <w:tab w:val="left" w:pos="4580"/>
+          <w:tab w:val="left" w:pos="5496"/>
+          <w:tab w:val="left" w:pos="6412"/>
+          <w:tab w:val="left" w:pos="7328"/>
+          <w:tab w:val="left" w:pos="8244"/>
+          <w:tab w:val="left" w:pos="9160"/>
+          <w:tab w:val="left" w:pos="10076"/>
+          <w:tab w:val="left" w:pos="10992"/>
+          <w:tab w:val="left" w:pos="11908"/>
+          <w:tab w:val="left" w:pos="12824"/>
+          <w:tab w:val="left" w:pos="13740"/>
+          <w:tab w:val="left" w:pos="14656"/>
+        </w:tabs>
+        <w:spacing w:after="0" w:line="276" w:lineRule="auto"/>
+        <w:ind w:left="916"/>
+        <w:rPr>
+          <w:rFonts w:ascii="Courier New" w:eastAsia="Times New Roman" w:hAnsi="Courier New" w:cs="Courier New"/>
+          <w:lang w:eastAsia="en-IN"/>
+        </w:rPr>
+      </w:pPr>
+      <w:r>
+        <w:rPr>
+          <w:rFonts w:ascii="Courier New" w:eastAsia="Times New Roman" w:hAnsi="Courier New" w:cs="Courier New"/>
+          <w:lang w:eastAsia="en-IN"/>
+        </w:rPr>
+        <w:t>WHERE price &gt; 5000</w:t>
+      </w:r>
+    </w:p>
+    <w:p>
+      <w:pPr>
+        <w:tabs>
+          <w:tab w:val="left" w:pos="916"/>
+          <w:tab w:val="left" w:pos="1832"/>
+          <w:tab w:val="left" w:pos="2748"/>
+          <w:tab w:val="left" w:pos="3664"/>
+          <w:tab w:val="left" w:pos="4580"/>
+          <w:tab w:val="left" w:pos="5496"/>
+          <w:tab w:val="left" w:pos="6412"/>
+          <w:tab w:val="left" w:pos="7328"/>
+          <w:tab w:val="left" w:pos="8244"/>
+          <w:tab w:val="left" w:pos="9160"/>
+          <w:tab w:val="left" w:pos="10076"/>
+          <w:tab w:val="left" w:pos="10992"/>
+          <w:tab w:val="left" w:pos="11908"/>
+          <w:tab w:val="left" w:pos="12824"/>
+          <w:tab w:val="left" w:pos="13740"/>
+          <w:tab w:val="left" w:pos="14656"/>
+        </w:tabs>
+        <w:spacing w:after="0" w:line="276" w:lineRule="auto"/>
+        <w:ind w:left="720"/>
+        <w:rPr>
+          <w:rFonts w:asciiTheme="majorHAnsi" w:hAnsiTheme="majorHAnsi" w:cstheme="majorHAnsi"/>
+          <w:color w:val="000000" w:themeColor="text1"/>
+          <w:sz w:val="24"/>
+          <w:szCs w:val="24"/>
+        </w:rPr>
+      </w:pPr>
+    </w:p>
+    <w:p>
+      <w:pPr>
         <w:spacing w:before="100" w:beforeAutospacing="1" w:after="100" w:afterAutospacing="1" w:line="276" w:lineRule="auto"/>
         <w:outlineLvl w:val="0"/>
         <w:rPr>
-          <w:rFonts w:ascii="Times New Roman" w:hAnsi="Times New Roman" w:cs="Times New Roman"/>
-          <w:sz w:val="24"/>
-          <w:szCs w:val="24"/>
-        </w:rPr>
-      </w:pPr>
-      <w:r>
-        <w:rPr>
-          <w:rFonts w:ascii="Times New Roman" w:hAnsi="Times New Roman" w:cs="Times New Roman"/>
-          <w:sz w:val="24"/>
-          <w:szCs w:val="24"/>
-        </w:rPr>
-        <w:t>3.</w:t>
-      </w:r>
-      <w:r>
-        <w:rPr>
-          <w:rFonts w:ascii="Times New Roman" w:hAnsi="Times New Roman" w:cs="Times New Roman"/>
-          <w:sz w:val="24"/>
-          <w:szCs w:val="24"/>
-        </w:rPr>
-        <w:t>Which products have a price between ₹1,000 and ₹5,000?</w:t>
-      </w:r>
-    </w:p>
-    <w:p>
-      <w:pPr>
-        <w:tabs>
-          <w:tab w:val="left" w:pos="916"/>
-          <w:tab w:val="left" w:pos="1832"/>
-          <w:tab w:val="left" w:pos="2748"/>
-          <w:tab w:val="left" w:pos="3664"/>
-          <w:tab w:val="left" w:pos="4580"/>
-          <w:tab w:val="left" w:pos="5496"/>
-          <w:tab w:val="left" w:pos="6412"/>
-          <w:tab w:val="left" w:pos="7328"/>
-          <w:tab w:val="left" w:pos="8244"/>
-          <w:tab w:val="left" w:pos="9160"/>
-          <w:tab w:val="left" w:pos="10076"/>
-          <w:tab w:val="left" w:pos="10992"/>
-          <w:tab w:val="left" w:pos="11908"/>
-          <w:tab w:val="left" w:pos="12824"/>
-          <w:tab w:val="left" w:pos="13740"/>
-          <w:tab w:val="left" w:pos="14656"/>
-        </w:tabs>
-        <w:spacing w:after="0" w:line="276" w:lineRule="auto"/>
-        <w:ind w:left="720"/>
-        <w:rPr>
-          <w:rFonts w:ascii="Courier New" w:eastAsia="Times New Roman" w:hAnsi="Courier New" w:cs="Courier New"/>
-          <w:lang w:eastAsia="en-IN"/>
-        </w:rPr>
-      </w:pPr>
-      <w:r>
-        <w:rPr>
-          <w:rFonts w:ascii="Courier New" w:eastAsia="Times New Roman" w:hAnsi="Courier New" w:cs="Courier New"/>
-          <w:lang w:eastAsia="en-IN"/>
-        </w:rPr>
-        <w:t>SELECT * FROM products</w:t>
-      </w:r>
-    </w:p>
-    <w:p>
-      <w:pPr>
-        <w:tabs>
-          <w:tab w:val="left" w:pos="916"/>
-          <w:tab w:val="left" w:pos="1832"/>
-          <w:tab w:val="left" w:pos="2748"/>
-          <w:tab w:val="left" w:pos="3664"/>
-          <w:tab w:val="left" w:pos="4580"/>
-          <w:tab w:val="left" w:pos="5496"/>
-          <w:tab w:val="left" w:pos="6412"/>
-          <w:tab w:val="left" w:pos="7328"/>
-          <w:tab w:val="left" w:pos="8244"/>
-          <w:tab w:val="left" w:pos="9160"/>
-          <w:tab w:val="left" w:pos="10076"/>
-          <w:tab w:val="left" w:pos="10992"/>
-          <w:tab w:val="left" w:pos="11908"/>
-          <w:tab w:val="left" w:pos="12824"/>
-          <w:tab w:val="left" w:pos="13740"/>
-          <w:tab w:val="left" w:pos="14656"/>
-        </w:tabs>
-        <w:spacing w:after="0" w:line="276" w:lineRule="auto"/>
-        <w:ind w:left="720"/>
-        <w:rPr>
-          <w:rFonts w:ascii="Courier New" w:eastAsia="Times New Roman" w:hAnsi="Courier New" w:cs="Courier New"/>
-          <w:lang w:eastAsia="en-IN"/>
-        </w:rPr>
-      </w:pPr>
-      <w:r>
-        <w:rPr>
-          <w:rFonts w:ascii="Courier New" w:eastAsia="Times New Roman" w:hAnsi="Courier New" w:cs="Courier New"/>
-          <w:lang w:eastAsia="en-IN"/>
-        </w:rPr>
-        <w:t>WHERE price BETWEEN 1000 AND 5000</w:t>
-      </w:r>
-    </w:p>
-    <w:p>
-      <w:pPr>
-        <w:spacing w:before="100" w:beforeAutospacing="1" w:after="100" w:afterAutospacing="1" w:line="276" w:lineRule="auto"/>
-        <w:outlineLvl w:val="0"/>
-        <w:rPr>
           <w:rFonts w:asciiTheme="majorHAnsi" w:hAnsiTheme="majorHAnsi" w:cstheme="majorHAnsi"/>
           <w:color w:val="000000" w:themeColor="text1"/>
           <w:sz w:val="24"/>
@@ -5311,21 +5177,17 @@
           <w:sz w:val="24"/>
           <w:szCs w:val="24"/>
         </w:rPr>
-        <w:t xml:space="preserve">              </w:t>
-      </w:r>
-      <w:r>
-        <w:rPr>
-          <w:rFonts w:asciiTheme="majorHAnsi" w:hAnsiTheme="majorHAnsi" w:cstheme="majorHAnsi"/>
+        <w:t xml:space="preserve">                 </w:t>
+      </w:r>
+      <w:r>
+        <w:rPr>
           <w:noProof/>
-          <w:color w:val="000000" w:themeColor="text1"/>
-          <w:sz w:val="24"/>
-          <w:szCs w:val="24"/>
         </w:rPr>
         <w:drawing>
-          <wp:inline distT="0" distB="0" distL="0" distR="0" wp14:anchorId="60E1153A" wp14:editId="0D3215E3">
-            <wp:extent cx="3511550" cy="2014909"/>
-            <wp:effectExtent l="0" t="0" r="0" b="4445"/>
-            <wp:docPr id="8" name="Picture 8"/>
+          <wp:inline distT="0" distB="0" distL="0" distR="0" wp14:anchorId="137A6094" wp14:editId="6A08C314">
+            <wp:extent cx="3538617" cy="1659193"/>
+            <wp:effectExtent l="0" t="0" r="5080" b="0"/>
+            <wp:docPr id="2" name="Picture 2"/>
             <wp:cNvGraphicFramePr>
               <a:graphicFrameLocks xmlns:a="http://schemas.openxmlformats.org/drawingml/2006/main" noChangeAspect="1"/>
             </wp:cNvGraphicFramePr>
@@ -5345,7 +5207,7 @@
                   <pic:spPr>
                     <a:xfrm>
                       <a:off x="0" y="0"/>
-                      <a:ext cx="3512519" cy="2015465"/>
+                      <a:ext cx="3622081" cy="1698328"/>
                     </a:xfrm>
                     <a:prstGeom prst="rect">
                       <a:avLst/>
@@ -5360,35 +5222,6 @@
     </w:p>
     <w:p>
       <w:pPr>
-        <w:tabs>
-          <w:tab w:val="left" w:pos="916"/>
-          <w:tab w:val="left" w:pos="1832"/>
-          <w:tab w:val="left" w:pos="2748"/>
-          <w:tab w:val="left" w:pos="3664"/>
-          <w:tab w:val="left" w:pos="4580"/>
-          <w:tab w:val="left" w:pos="5496"/>
-          <w:tab w:val="left" w:pos="6412"/>
-          <w:tab w:val="left" w:pos="7328"/>
-          <w:tab w:val="left" w:pos="8244"/>
-          <w:tab w:val="left" w:pos="9160"/>
-          <w:tab w:val="left" w:pos="10076"/>
-          <w:tab w:val="left" w:pos="10992"/>
-          <w:tab w:val="left" w:pos="11908"/>
-          <w:tab w:val="left" w:pos="12824"/>
-          <w:tab w:val="left" w:pos="13740"/>
-          <w:tab w:val="left" w:pos="14656"/>
-        </w:tabs>
-        <w:spacing w:after="0" w:line="276" w:lineRule="auto"/>
-        <w:rPr>
-          <w:rFonts w:ascii="Courier New" w:eastAsia="Times New Roman" w:hAnsi="Courier New" w:cs="Courier New"/>
-          <w:sz w:val="24"/>
-          <w:szCs w:val="24"/>
-          <w:lang w:eastAsia="en-IN"/>
-        </w:rPr>
-      </w:pPr>
-    </w:p>
-    <w:p>
-      <w:pPr>
         <w:spacing w:before="100" w:beforeAutospacing="1" w:after="100" w:afterAutospacing="1" w:line="276" w:lineRule="auto"/>
         <w:outlineLvl w:val="0"/>
         <w:rPr>
@@ -5403,7 +5236,15 @@
           <w:sz w:val="24"/>
           <w:szCs w:val="24"/>
         </w:rPr>
-        <w:t>4. Display all products from the highest price to the lowest price.</w:t>
+        <w:t>3.</w:t>
+      </w:r>
+      <w:r>
+        <w:rPr>
+          <w:rFonts w:ascii="Times New Roman" w:hAnsi="Times New Roman" w:cs="Times New Roman"/>
+          <w:sz w:val="24"/>
+          <w:szCs w:val="24"/>
+        </w:rPr>
+        <w:t>Which products have a price between ₹1,000 and ₹5,000?</w:t>
       </w:r>
     </w:p>
     <w:p>
@@ -5428,95 +5269,74 @@
         </w:tabs>
         <w:spacing w:after="0" w:line="276" w:lineRule="auto"/>
         <w:ind w:left="720"/>
+        <w:rPr>
+          <w:rFonts w:ascii="Courier New" w:eastAsia="Times New Roman" w:hAnsi="Courier New" w:cs="Courier New"/>
+          <w:lang w:eastAsia="en-IN"/>
+        </w:rPr>
+      </w:pPr>
+      <w:r>
+        <w:rPr>
+          <w:rFonts w:ascii="Courier New" w:eastAsia="Times New Roman" w:hAnsi="Courier New" w:cs="Courier New"/>
+          <w:lang w:eastAsia="en-IN"/>
+        </w:rPr>
+        <w:t>SELECT * FROM products</w:t>
+      </w:r>
+    </w:p>
+    <w:p>
+      <w:pPr>
+        <w:tabs>
+          <w:tab w:val="left" w:pos="916"/>
+          <w:tab w:val="left" w:pos="1832"/>
+          <w:tab w:val="left" w:pos="2748"/>
+          <w:tab w:val="left" w:pos="3664"/>
+          <w:tab w:val="left" w:pos="4580"/>
+          <w:tab w:val="left" w:pos="5496"/>
+          <w:tab w:val="left" w:pos="6412"/>
+          <w:tab w:val="left" w:pos="7328"/>
+          <w:tab w:val="left" w:pos="8244"/>
+          <w:tab w:val="left" w:pos="9160"/>
+          <w:tab w:val="left" w:pos="10076"/>
+          <w:tab w:val="left" w:pos="10992"/>
+          <w:tab w:val="left" w:pos="11908"/>
+          <w:tab w:val="left" w:pos="12824"/>
+          <w:tab w:val="left" w:pos="13740"/>
+          <w:tab w:val="left" w:pos="14656"/>
+        </w:tabs>
+        <w:spacing w:after="0" w:line="276" w:lineRule="auto"/>
+        <w:ind w:left="720"/>
+        <w:rPr>
+          <w:rFonts w:ascii="Courier New" w:eastAsia="Times New Roman" w:hAnsi="Courier New" w:cs="Courier New"/>
+          <w:lang w:eastAsia="en-IN"/>
+        </w:rPr>
+      </w:pPr>
+      <w:r>
+        <w:rPr>
+          <w:rFonts w:ascii="Courier New" w:eastAsia="Times New Roman" w:hAnsi="Courier New" w:cs="Courier New"/>
+          <w:lang w:eastAsia="en-IN"/>
+        </w:rPr>
+        <w:t>WHERE price BETWEEN 1000 AND 5000</w:t>
+      </w:r>
+    </w:p>
+    <w:p>
+      <w:pPr>
+        <w:spacing w:before="100" w:beforeAutospacing="1" w:after="100" w:afterAutospacing="1" w:line="276" w:lineRule="auto"/>
+        <w:outlineLvl w:val="0"/>
         <w:rPr>
           <w:rFonts w:asciiTheme="majorHAnsi" w:hAnsiTheme="majorHAnsi" w:cstheme="majorHAnsi"/>
           <w:color w:val="000000" w:themeColor="text1"/>
-        </w:rPr>
-      </w:pPr>
-    </w:p>
-    <w:p>
-      <w:pPr>
-        <w:tabs>
-          <w:tab w:val="left" w:pos="916"/>
-          <w:tab w:val="left" w:pos="1832"/>
-          <w:tab w:val="left" w:pos="2748"/>
-          <w:tab w:val="left" w:pos="3664"/>
-          <w:tab w:val="left" w:pos="4580"/>
-          <w:tab w:val="left" w:pos="5496"/>
-          <w:tab w:val="left" w:pos="6412"/>
-          <w:tab w:val="left" w:pos="7328"/>
-          <w:tab w:val="left" w:pos="8244"/>
-          <w:tab w:val="left" w:pos="9160"/>
-          <w:tab w:val="left" w:pos="10076"/>
-          <w:tab w:val="left" w:pos="10992"/>
-          <w:tab w:val="left" w:pos="11908"/>
-          <w:tab w:val="left" w:pos="12824"/>
-          <w:tab w:val="left" w:pos="13740"/>
-          <w:tab w:val="left" w:pos="14656"/>
-        </w:tabs>
-        <w:spacing w:after="0" w:line="276" w:lineRule="auto"/>
-        <w:ind w:left="720"/>
-        <w:rPr>
-          <w:rFonts w:ascii="Courier New" w:eastAsia="Times New Roman" w:hAnsi="Courier New" w:cs="Courier New"/>
-          <w:lang w:eastAsia="en-IN"/>
-        </w:rPr>
-      </w:pPr>
-      <w:r>
-        <w:rPr>
-          <w:rFonts w:ascii="Courier New" w:eastAsia="Times New Roman" w:hAnsi="Courier New" w:cs="Courier New"/>
-          <w:lang w:eastAsia="en-IN"/>
-        </w:rPr>
-        <w:t>SELECT * FROM products</w:t>
-      </w:r>
-    </w:p>
-    <w:p>
-      <w:pPr>
-        <w:tabs>
-          <w:tab w:val="left" w:pos="916"/>
-          <w:tab w:val="left" w:pos="1832"/>
-          <w:tab w:val="left" w:pos="2748"/>
-          <w:tab w:val="left" w:pos="3664"/>
-          <w:tab w:val="left" w:pos="4580"/>
-          <w:tab w:val="left" w:pos="5496"/>
-          <w:tab w:val="left" w:pos="6412"/>
-          <w:tab w:val="left" w:pos="7328"/>
-          <w:tab w:val="left" w:pos="8244"/>
-          <w:tab w:val="left" w:pos="9160"/>
-          <w:tab w:val="left" w:pos="10076"/>
-          <w:tab w:val="left" w:pos="10992"/>
-          <w:tab w:val="left" w:pos="11908"/>
-          <w:tab w:val="left" w:pos="12824"/>
-          <w:tab w:val="left" w:pos="13740"/>
-          <w:tab w:val="left" w:pos="14656"/>
-        </w:tabs>
-        <w:spacing w:after="0" w:line="276" w:lineRule="auto"/>
-        <w:ind w:left="720"/>
-        <w:rPr>
-          <w:rFonts w:ascii="Courier New" w:eastAsia="Times New Roman" w:hAnsi="Courier New" w:cs="Courier New"/>
-          <w:lang w:eastAsia="en-IN"/>
-        </w:rPr>
-      </w:pPr>
-      <w:r>
-        <w:rPr>
-          <w:rFonts w:ascii="Courier New" w:eastAsia="Times New Roman" w:hAnsi="Courier New" w:cs="Courier New"/>
-          <w:lang w:eastAsia="en-IN"/>
-        </w:rPr>
-        <w:t>ORDER BY price DESC</w:t>
-      </w:r>
-    </w:p>
-    <w:p>
-      <w:pPr>
-        <w:pStyle w:val="ListParagraph"/>
-        <w:spacing w:before="100" w:beforeAutospacing="1" w:after="100" w:afterAutospacing="1" w:line="276" w:lineRule="auto"/>
-        <w:ind w:left="927"/>
-        <w:outlineLvl w:val="0"/>
+          <w:sz w:val="24"/>
+          <w:szCs w:val="24"/>
+        </w:rPr>
+      </w:pPr>
+      <w:r>
         <w:rPr>
           <w:rFonts w:asciiTheme="majorHAnsi" w:hAnsiTheme="majorHAnsi" w:cstheme="majorHAnsi"/>
           <w:color w:val="000000" w:themeColor="text1"/>
           <w:sz w:val="24"/>
           <w:szCs w:val="24"/>
         </w:rPr>
-      </w:pPr>
+        <w:t xml:space="preserve">              </w:t>
+      </w:r>
       <w:r>
         <w:rPr>
           <w:rFonts w:asciiTheme="majorHAnsi" w:hAnsiTheme="majorHAnsi" w:cstheme="majorHAnsi"/>
@@ -5526,10 +5346,10 @@
           <w:szCs w:val="24"/>
         </w:rPr>
         <w:drawing>
-          <wp:inline distT="0" distB="0" distL="0" distR="0" wp14:anchorId="7DD180C7" wp14:editId="4A4D7E82">
-            <wp:extent cx="3409421" cy="1962785"/>
-            <wp:effectExtent l="0" t="0" r="635" b="0"/>
-            <wp:docPr id="9" name="Picture 9"/>
+          <wp:inline distT="0" distB="0" distL="0" distR="0" wp14:anchorId="60E1153A" wp14:editId="0D3215E3">
+            <wp:extent cx="3511550" cy="2014909"/>
+            <wp:effectExtent l="0" t="0" r="0" b="4445"/>
+            <wp:docPr id="8" name="Picture 8"/>
             <wp:cNvGraphicFramePr>
               <a:graphicFrameLocks xmlns:a="http://schemas.openxmlformats.org/drawingml/2006/main" noChangeAspect="1"/>
             </wp:cNvGraphicFramePr>
@@ -5549,7 +5369,7 @@
                   <pic:spPr>
                     <a:xfrm>
                       <a:off x="0" y="0"/>
-                      <a:ext cx="3410138" cy="1963198"/>
+                      <a:ext cx="3512519" cy="2015465"/>
                     </a:xfrm>
                     <a:prstGeom prst="rect">
                       <a:avLst/>
@@ -5564,46 +5384,102 @@
     </w:p>
     <w:p>
       <w:pPr>
+        <w:tabs>
+          <w:tab w:val="left" w:pos="916"/>
+          <w:tab w:val="left" w:pos="1832"/>
+          <w:tab w:val="left" w:pos="2748"/>
+          <w:tab w:val="left" w:pos="3664"/>
+          <w:tab w:val="left" w:pos="4580"/>
+          <w:tab w:val="left" w:pos="5496"/>
+          <w:tab w:val="left" w:pos="6412"/>
+          <w:tab w:val="left" w:pos="7328"/>
+          <w:tab w:val="left" w:pos="8244"/>
+          <w:tab w:val="left" w:pos="9160"/>
+          <w:tab w:val="left" w:pos="10076"/>
+          <w:tab w:val="left" w:pos="10992"/>
+          <w:tab w:val="left" w:pos="11908"/>
+          <w:tab w:val="left" w:pos="12824"/>
+          <w:tab w:val="left" w:pos="13740"/>
+          <w:tab w:val="left" w:pos="14656"/>
+        </w:tabs>
+        <w:spacing w:after="0" w:line="276" w:lineRule="auto"/>
+        <w:rPr>
+          <w:rFonts w:ascii="Courier New" w:eastAsia="Times New Roman" w:hAnsi="Courier New" w:cs="Courier New"/>
+          <w:sz w:val="24"/>
+          <w:szCs w:val="24"/>
+          <w:lang w:eastAsia="en-IN"/>
+        </w:rPr>
+      </w:pPr>
+    </w:p>
+    <w:p>
+      <w:pPr>
         <w:spacing w:before="100" w:beforeAutospacing="1" w:after="100" w:afterAutospacing="1" w:line="276" w:lineRule="auto"/>
         <w:outlineLvl w:val="0"/>
         <w:rPr>
           <w:rFonts w:ascii="Times New Roman" w:hAnsi="Times New Roman" w:cs="Times New Roman"/>
+          <w:sz w:val="24"/>
+          <w:szCs w:val="24"/>
+        </w:rPr>
+      </w:pPr>
+      <w:r>
+        <w:rPr>
+          <w:rFonts w:ascii="Times New Roman" w:hAnsi="Times New Roman" w:cs="Times New Roman"/>
+          <w:sz w:val="24"/>
+          <w:szCs w:val="24"/>
+        </w:rPr>
+        <w:t>4. Display all products from the highest price to the lowest price.</w:t>
+      </w:r>
+    </w:p>
+    <w:p>
+      <w:pPr>
+        <w:tabs>
+          <w:tab w:val="left" w:pos="916"/>
+          <w:tab w:val="left" w:pos="1832"/>
+          <w:tab w:val="left" w:pos="2748"/>
+          <w:tab w:val="left" w:pos="3664"/>
+          <w:tab w:val="left" w:pos="4580"/>
+          <w:tab w:val="left" w:pos="5496"/>
+          <w:tab w:val="left" w:pos="6412"/>
+          <w:tab w:val="left" w:pos="7328"/>
+          <w:tab w:val="left" w:pos="8244"/>
+          <w:tab w:val="left" w:pos="9160"/>
+          <w:tab w:val="left" w:pos="10076"/>
+          <w:tab w:val="left" w:pos="10992"/>
+          <w:tab w:val="left" w:pos="11908"/>
+          <w:tab w:val="left" w:pos="12824"/>
+          <w:tab w:val="left" w:pos="13740"/>
+          <w:tab w:val="left" w:pos="14656"/>
+        </w:tabs>
+        <w:spacing w:after="0" w:line="276" w:lineRule="auto"/>
+        <w:ind w:left="720"/>
+        <w:rPr>
+          <w:rFonts w:asciiTheme="majorHAnsi" w:hAnsiTheme="majorHAnsi" w:cstheme="majorHAnsi"/>
           <w:color w:val="000000" w:themeColor="text1"/>
-          <w:sz w:val="24"/>
-          <w:szCs w:val="24"/>
-        </w:rPr>
-      </w:pPr>
-      <w:r>
-        <w:rPr>
-          <w:rFonts w:ascii="Times New Roman" w:hAnsi="Times New Roman" w:cs="Times New Roman"/>
-          <w:sz w:val="24"/>
-          <w:szCs w:val="24"/>
-        </w:rPr>
-        <w:t>5.   Show the 5 most expensive products.</w:t>
-      </w:r>
-    </w:p>
-    <w:p>
-      <w:pPr>
-        <w:tabs>
-          <w:tab w:val="left" w:pos="916"/>
-          <w:tab w:val="left" w:pos="1832"/>
-          <w:tab w:val="left" w:pos="2748"/>
-          <w:tab w:val="left" w:pos="3664"/>
-          <w:tab w:val="left" w:pos="4580"/>
-          <w:tab w:val="left" w:pos="5496"/>
-          <w:tab w:val="left" w:pos="6412"/>
-          <w:tab w:val="left" w:pos="7328"/>
-          <w:tab w:val="left" w:pos="8244"/>
-          <w:tab w:val="left" w:pos="9160"/>
-          <w:tab w:val="left" w:pos="10076"/>
-          <w:tab w:val="left" w:pos="10992"/>
-          <w:tab w:val="left" w:pos="11908"/>
-          <w:tab w:val="left" w:pos="12824"/>
-          <w:tab w:val="left" w:pos="13740"/>
-          <w:tab w:val="left" w:pos="14656"/>
-        </w:tabs>
-        <w:spacing w:after="0" w:line="276" w:lineRule="auto"/>
-        <w:ind w:left="916"/>
+        </w:rPr>
+      </w:pPr>
+    </w:p>
+    <w:p>
+      <w:pPr>
+        <w:tabs>
+          <w:tab w:val="left" w:pos="916"/>
+          <w:tab w:val="left" w:pos="1832"/>
+          <w:tab w:val="left" w:pos="2748"/>
+          <w:tab w:val="left" w:pos="3664"/>
+          <w:tab w:val="left" w:pos="4580"/>
+          <w:tab w:val="left" w:pos="5496"/>
+          <w:tab w:val="left" w:pos="6412"/>
+          <w:tab w:val="left" w:pos="7328"/>
+          <w:tab w:val="left" w:pos="8244"/>
+          <w:tab w:val="left" w:pos="9160"/>
+          <w:tab w:val="left" w:pos="10076"/>
+          <w:tab w:val="left" w:pos="10992"/>
+          <w:tab w:val="left" w:pos="11908"/>
+          <w:tab w:val="left" w:pos="12824"/>
+          <w:tab w:val="left" w:pos="13740"/>
+          <w:tab w:val="left" w:pos="14656"/>
+        </w:tabs>
+        <w:spacing w:after="0" w:line="276" w:lineRule="auto"/>
+        <w:ind w:left="720"/>
         <w:rPr>
           <w:rFonts w:ascii="Courier New" w:eastAsia="Times New Roman" w:hAnsi="Courier New" w:cs="Courier New"/>
           <w:lang w:eastAsia="en-IN"/>
@@ -5638,7 +5514,7 @@
           <w:tab w:val="left" w:pos="14656"/>
         </w:tabs>
         <w:spacing w:after="0" w:line="276" w:lineRule="auto"/>
-        <w:ind w:left="916"/>
+        <w:ind w:left="720"/>
         <w:rPr>
           <w:rFonts w:ascii="Courier New" w:eastAsia="Times New Roman" w:hAnsi="Courier New" w:cs="Courier New"/>
           <w:lang w:eastAsia="en-IN"/>
@@ -5650,41 +5526,6 @@
           <w:lang w:eastAsia="en-IN"/>
         </w:rPr>
         <w:t>ORDER BY price DESC</w:t>
-      </w:r>
-    </w:p>
-    <w:p>
-      <w:pPr>
-        <w:tabs>
-          <w:tab w:val="left" w:pos="916"/>
-          <w:tab w:val="left" w:pos="1832"/>
-          <w:tab w:val="left" w:pos="2748"/>
-          <w:tab w:val="left" w:pos="3664"/>
-          <w:tab w:val="left" w:pos="4580"/>
-          <w:tab w:val="left" w:pos="5496"/>
-          <w:tab w:val="left" w:pos="6412"/>
-          <w:tab w:val="left" w:pos="7328"/>
-          <w:tab w:val="left" w:pos="8244"/>
-          <w:tab w:val="left" w:pos="9160"/>
-          <w:tab w:val="left" w:pos="10076"/>
-          <w:tab w:val="left" w:pos="10992"/>
-          <w:tab w:val="left" w:pos="11908"/>
-          <w:tab w:val="left" w:pos="12824"/>
-          <w:tab w:val="left" w:pos="13740"/>
-          <w:tab w:val="left" w:pos="14656"/>
-        </w:tabs>
-        <w:spacing w:after="0" w:line="276" w:lineRule="auto"/>
-        <w:ind w:left="916"/>
-        <w:rPr>
-          <w:rFonts w:ascii="Courier New" w:eastAsia="Times New Roman" w:hAnsi="Courier New" w:cs="Courier New"/>
-          <w:lang w:eastAsia="en-IN"/>
-        </w:rPr>
-      </w:pPr>
-      <w:r>
-        <w:rPr>
-          <w:rFonts w:ascii="Courier New" w:eastAsia="Times New Roman" w:hAnsi="Courier New" w:cs="Courier New"/>
-          <w:lang w:eastAsia="en-IN"/>
-        </w:rPr>
-        <w:t>LIMIT 5</w:t>
       </w:r>
     </w:p>
     <w:p>
@@ -5709,10 +5550,10 @@
           <w:szCs w:val="24"/>
         </w:rPr>
         <w:drawing>
-          <wp:inline distT="0" distB="0" distL="0" distR="0" wp14:anchorId="1BBC8ED9" wp14:editId="201ECE35">
-            <wp:extent cx="3321050" cy="1935480"/>
-            <wp:effectExtent l="0" t="0" r="0" b="7620"/>
-            <wp:docPr id="11" name="Picture 11"/>
+          <wp:inline distT="0" distB="0" distL="0" distR="0" wp14:anchorId="7DD180C7" wp14:editId="4A4D7E82">
+            <wp:extent cx="3409421" cy="1962785"/>
+            <wp:effectExtent l="0" t="0" r="635" b="0"/>
+            <wp:docPr id="9" name="Picture 9"/>
             <wp:cNvGraphicFramePr>
               <a:graphicFrameLocks xmlns:a="http://schemas.openxmlformats.org/drawingml/2006/main" noChangeAspect="1"/>
             </wp:cNvGraphicFramePr>
@@ -5732,7 +5573,7 @@
                   <pic:spPr>
                     <a:xfrm>
                       <a:off x="0" y="0"/>
-                      <a:ext cx="3321522" cy="1935755"/>
+                      <a:ext cx="3410138" cy="1963198"/>
                     </a:xfrm>
                     <a:prstGeom prst="rect">
                       <a:avLst/>
@@ -5762,7 +5603,7 @@
           <w:sz w:val="24"/>
           <w:szCs w:val="24"/>
         </w:rPr>
-        <w:t>6. Find the products whose name contains the word "Book".</w:t>
+        <w:t>5.   Show the 5 most expensive products.</w:t>
       </w:r>
     </w:p>
     <w:p>
@@ -5797,7 +5638,7 @@
           <w:rFonts w:ascii="Courier New" w:eastAsia="Times New Roman" w:hAnsi="Courier New" w:cs="Courier New"/>
           <w:lang w:eastAsia="en-IN"/>
         </w:rPr>
-        <w:t>SELECT *</w:t>
+        <w:t>SELECT * FROM products</w:t>
       </w:r>
     </w:p>
     <w:p>
@@ -5832,7 +5673,7 @@
           <w:rFonts w:ascii="Courier New" w:eastAsia="Times New Roman" w:hAnsi="Courier New" w:cs="Courier New"/>
           <w:lang w:eastAsia="en-IN"/>
         </w:rPr>
-        <w:t>FROM products</w:t>
+        <w:t>ORDER BY price DESC</w:t>
       </w:r>
     </w:p>
     <w:p>
@@ -5867,96 +5708,35 @@
           <w:rFonts w:ascii="Courier New" w:eastAsia="Times New Roman" w:hAnsi="Courier New" w:cs="Courier New"/>
           <w:lang w:eastAsia="en-IN"/>
         </w:rPr>
-        <w:t>WHERE product_name LIKE '</w:t>
-      </w:r>
-      <w:r>
-        <w:rPr>
-          <w:rFonts w:ascii="Courier New" w:eastAsia="Times New Roman" w:hAnsi="Courier New" w:cs="Courier New"/>
-          <w:lang w:eastAsia="en-IN"/>
-        </w:rPr>
-        <w:t>%</w:t>
-      </w:r>
-      <w:r>
-        <w:rPr>
-          <w:rFonts w:ascii="Courier New" w:eastAsia="Times New Roman" w:hAnsi="Courier New" w:cs="Courier New"/>
-          <w:lang w:eastAsia="en-IN"/>
-        </w:rPr>
-        <w:t>Book%'</w:t>
-      </w:r>
-    </w:p>
-    <w:p>
-      <w:pPr>
-        <w:tabs>
-          <w:tab w:val="left" w:pos="916"/>
-          <w:tab w:val="left" w:pos="1832"/>
-          <w:tab w:val="left" w:pos="2748"/>
-          <w:tab w:val="left" w:pos="3664"/>
-          <w:tab w:val="left" w:pos="4580"/>
-          <w:tab w:val="left" w:pos="5496"/>
-          <w:tab w:val="left" w:pos="6412"/>
-          <w:tab w:val="left" w:pos="7328"/>
-          <w:tab w:val="left" w:pos="8244"/>
-          <w:tab w:val="left" w:pos="9160"/>
-          <w:tab w:val="left" w:pos="10076"/>
-          <w:tab w:val="left" w:pos="10992"/>
-          <w:tab w:val="left" w:pos="11908"/>
-          <w:tab w:val="left" w:pos="12824"/>
-          <w:tab w:val="left" w:pos="13740"/>
-          <w:tab w:val="left" w:pos="14656"/>
-        </w:tabs>
-        <w:spacing w:after="0" w:line="276" w:lineRule="auto"/>
-        <w:ind w:left="916"/>
-        <w:rPr>
-          <w:rFonts w:ascii="Courier New" w:eastAsia="Times New Roman" w:hAnsi="Courier New" w:cs="Courier New"/>
-          <w:sz w:val="24"/>
-          <w:szCs w:val="24"/>
-          <w:lang w:eastAsia="en-IN"/>
-        </w:rPr>
-      </w:pPr>
-    </w:p>
-    <w:p>
-      <w:pPr>
-        <w:tabs>
-          <w:tab w:val="left" w:pos="916"/>
-          <w:tab w:val="left" w:pos="1832"/>
-          <w:tab w:val="left" w:pos="2748"/>
-          <w:tab w:val="left" w:pos="3664"/>
-          <w:tab w:val="left" w:pos="4580"/>
-          <w:tab w:val="left" w:pos="5496"/>
-          <w:tab w:val="left" w:pos="6412"/>
-          <w:tab w:val="left" w:pos="7328"/>
-          <w:tab w:val="left" w:pos="8244"/>
-          <w:tab w:val="left" w:pos="9160"/>
-          <w:tab w:val="left" w:pos="10076"/>
-          <w:tab w:val="left" w:pos="10992"/>
-          <w:tab w:val="left" w:pos="11908"/>
-          <w:tab w:val="left" w:pos="12824"/>
-          <w:tab w:val="left" w:pos="13740"/>
-          <w:tab w:val="left" w:pos="14656"/>
-        </w:tabs>
-        <w:spacing w:after="0" w:line="276" w:lineRule="auto"/>
-        <w:ind w:left="916"/>
-        <w:rPr>
-          <w:rFonts w:ascii="Courier New" w:eastAsia="Times New Roman" w:hAnsi="Courier New" w:cs="Courier New"/>
-          <w:sz w:val="24"/>
-          <w:szCs w:val="24"/>
-          <w:lang w:eastAsia="en-IN"/>
-        </w:rPr>
-      </w:pPr>
-      <w:r>
-        <w:rPr>
-          <w:rFonts w:ascii="Courier New" w:eastAsia="Times New Roman" w:hAnsi="Courier New" w:cs="Courier New"/>
+        <w:t>LIMIT 5</w:t>
+      </w:r>
+    </w:p>
+    <w:p>
+      <w:pPr>
+        <w:pStyle w:val="ListParagraph"/>
+        <w:spacing w:before="100" w:beforeAutospacing="1" w:after="100" w:afterAutospacing="1" w:line="276" w:lineRule="auto"/>
+        <w:ind w:left="927"/>
+        <w:outlineLvl w:val="0"/>
+        <w:rPr>
+          <w:rFonts w:asciiTheme="majorHAnsi" w:hAnsiTheme="majorHAnsi" w:cstheme="majorHAnsi"/>
+          <w:color w:val="000000" w:themeColor="text1"/>
+          <w:sz w:val="24"/>
+          <w:szCs w:val="24"/>
+        </w:rPr>
+      </w:pPr>
+      <w:r>
+        <w:rPr>
+          <w:rFonts w:asciiTheme="majorHAnsi" w:hAnsiTheme="majorHAnsi" w:cstheme="majorHAnsi"/>
           <w:noProof/>
-          <w:sz w:val="24"/>
-          <w:szCs w:val="24"/>
-          <w:lang w:eastAsia="en-IN"/>
-        </w:rPr>
-        <w:lastRenderedPageBreak/>
+          <w:color w:val="000000" w:themeColor="text1"/>
+          <w:sz w:val="24"/>
+          <w:szCs w:val="24"/>
+        </w:rPr>
         <w:drawing>
-          <wp:inline distT="0" distB="0" distL="0" distR="0" wp14:anchorId="56F3BED4" wp14:editId="48EA0499">
-            <wp:extent cx="3524865" cy="1865303"/>
-            <wp:effectExtent l="0" t="0" r="0" b="1905"/>
-            <wp:docPr id="12" name="Picture 12"/>
+          <wp:inline distT="0" distB="0" distL="0" distR="0" wp14:anchorId="1BBC8ED9" wp14:editId="201ECE35">
+            <wp:extent cx="3321050" cy="1935480"/>
+            <wp:effectExtent l="0" t="0" r="0" b="7620"/>
+            <wp:docPr id="11" name="Picture 11"/>
             <wp:cNvGraphicFramePr>
               <a:graphicFrameLocks xmlns:a="http://schemas.openxmlformats.org/drawingml/2006/main" noChangeAspect="1"/>
             </wp:cNvGraphicFramePr>
@@ -5976,7 +5756,7 @@
                   <pic:spPr>
                     <a:xfrm>
                       <a:off x="0" y="0"/>
-                      <a:ext cx="3524865" cy="1865303"/>
+                      <a:ext cx="3321522" cy="1935755"/>
                     </a:xfrm>
                     <a:prstGeom prst="rect">
                       <a:avLst/>
@@ -5991,6 +5771,26 @@
     </w:p>
     <w:p>
       <w:pPr>
+        <w:spacing w:before="100" w:beforeAutospacing="1" w:after="100" w:afterAutospacing="1" w:line="276" w:lineRule="auto"/>
+        <w:outlineLvl w:val="0"/>
+        <w:rPr>
+          <w:rFonts w:ascii="Times New Roman" w:hAnsi="Times New Roman" w:cs="Times New Roman"/>
+          <w:color w:val="000000" w:themeColor="text1"/>
+          <w:sz w:val="24"/>
+          <w:szCs w:val="24"/>
+        </w:rPr>
+      </w:pPr>
+      <w:r>
+        <w:rPr>
+          <w:rFonts w:ascii="Times New Roman" w:hAnsi="Times New Roman" w:cs="Times New Roman"/>
+          <w:sz w:val="24"/>
+          <w:szCs w:val="24"/>
+        </w:rPr>
+        <w:t>6. Find the products whose name contains the word "Book".</w:t>
+      </w:r>
+    </w:p>
+    <w:p>
+      <w:pPr>
         <w:tabs>
           <w:tab w:val="left" w:pos="916"/>
           <w:tab w:val="left" w:pos="1832"/>
@@ -6013,47 +5813,15 @@
         <w:ind w:left="916"/>
         <w:rPr>
           <w:rFonts w:ascii="Courier New" w:eastAsia="Times New Roman" w:hAnsi="Courier New" w:cs="Courier New"/>
-          <w:sz w:val="24"/>
-          <w:szCs w:val="24"/>
-          <w:lang w:eastAsia="en-IN"/>
-        </w:rPr>
-      </w:pPr>
-    </w:p>
-    <w:p>
-      <w:pPr>
-        <w:tabs>
-          <w:tab w:val="left" w:pos="916"/>
-          <w:tab w:val="left" w:pos="1832"/>
-          <w:tab w:val="left" w:pos="2748"/>
-          <w:tab w:val="left" w:pos="3664"/>
-          <w:tab w:val="left" w:pos="4580"/>
-          <w:tab w:val="left" w:pos="5496"/>
-          <w:tab w:val="left" w:pos="6412"/>
-          <w:tab w:val="left" w:pos="7328"/>
-          <w:tab w:val="left" w:pos="8244"/>
-          <w:tab w:val="left" w:pos="9160"/>
-          <w:tab w:val="left" w:pos="10076"/>
-          <w:tab w:val="left" w:pos="10992"/>
-          <w:tab w:val="left" w:pos="11908"/>
-          <w:tab w:val="left" w:pos="12824"/>
-          <w:tab w:val="left" w:pos="13740"/>
-          <w:tab w:val="left" w:pos="14656"/>
-        </w:tabs>
-        <w:spacing w:after="0" w:line="276" w:lineRule="auto"/>
-        <w:rPr>
-          <w:rFonts w:ascii="Times New Roman" w:eastAsia="Times New Roman" w:hAnsi="Times New Roman" w:cs="Times New Roman"/>
-          <w:sz w:val="24"/>
-          <w:szCs w:val="24"/>
-          <w:lang w:eastAsia="en-IN"/>
-        </w:rPr>
-      </w:pPr>
-      <w:r>
-        <w:rPr>
-          <w:rFonts w:ascii="Times New Roman" w:hAnsi="Times New Roman" w:cs="Times New Roman"/>
-          <w:sz w:val="24"/>
-          <w:szCs w:val="24"/>
-        </w:rPr>
-        <w:t>7.  How many customers are registered in the ShopEasy system?</w:t>
+          <w:lang w:eastAsia="en-IN"/>
+        </w:rPr>
+      </w:pPr>
+      <w:r>
+        <w:rPr>
+          <w:rFonts w:ascii="Courier New" w:eastAsia="Times New Roman" w:hAnsi="Courier New" w:cs="Courier New"/>
+          <w:lang w:eastAsia="en-IN"/>
+        </w:rPr>
+        <w:t>SELECT *</w:t>
       </w:r>
     </w:p>
     <w:p>
@@ -6080,11 +5848,16 @@
         <w:ind w:left="916"/>
         <w:rPr>
           <w:rFonts w:ascii="Courier New" w:eastAsia="Times New Roman" w:hAnsi="Courier New" w:cs="Courier New"/>
-          <w:sz w:val="24"/>
-          <w:szCs w:val="24"/>
-          <w:lang w:eastAsia="en-IN"/>
-        </w:rPr>
-      </w:pPr>
+          <w:lang w:eastAsia="en-IN"/>
+        </w:rPr>
+      </w:pPr>
+      <w:r>
+        <w:rPr>
+          <w:rFonts w:ascii="Courier New" w:eastAsia="Times New Roman" w:hAnsi="Courier New" w:cs="Courier New"/>
+          <w:lang w:eastAsia="en-IN"/>
+        </w:rPr>
+        <w:t>FROM products</w:t>
+      </w:r>
     </w:p>
     <w:p>
       <w:pPr>
@@ -6118,7 +5891,21 @@
           <w:rFonts w:ascii="Courier New" w:eastAsia="Times New Roman" w:hAnsi="Courier New" w:cs="Courier New"/>
           <w:lang w:eastAsia="en-IN"/>
         </w:rPr>
-        <w:t>SELECT COUNT(*) AS total_customers</w:t>
+        <w:t>WHERE product_name LIKE '</w:t>
+      </w:r>
+      <w:r>
+        <w:rPr>
+          <w:rFonts w:ascii="Courier New" w:eastAsia="Times New Roman" w:hAnsi="Courier New" w:cs="Courier New"/>
+          <w:lang w:eastAsia="en-IN"/>
+        </w:rPr>
+        <w:t>%</w:t>
+      </w:r>
+      <w:r>
+        <w:rPr>
+          <w:rFonts w:ascii="Courier New" w:eastAsia="Times New Roman" w:hAnsi="Courier New" w:cs="Courier New"/>
+          <w:lang w:eastAsia="en-IN"/>
+        </w:rPr>
+        <w:t>Book%'</w:t>
       </w:r>
     </w:p>
     <w:p>
@@ -6145,16 +5932,11 @@
         <w:ind w:left="916"/>
         <w:rPr>
           <w:rFonts w:ascii="Courier New" w:eastAsia="Times New Roman" w:hAnsi="Courier New" w:cs="Courier New"/>
-          <w:lang w:eastAsia="en-IN"/>
-        </w:rPr>
-      </w:pPr>
-      <w:r>
-        <w:rPr>
-          <w:rFonts w:ascii="Courier New" w:eastAsia="Times New Roman" w:hAnsi="Courier New" w:cs="Courier New"/>
-          <w:lang w:eastAsia="en-IN"/>
-        </w:rPr>
-        <w:t>FROM customers</w:t>
-      </w:r>
+          <w:sz w:val="24"/>
+          <w:szCs w:val="24"/>
+          <w:lang w:eastAsia="en-IN"/>
+        </w:rPr>
+      </w:pPr>
     </w:p>
     <w:p>
       <w:pPr>
@@ -6185,36 +5967,6 @@
           <w:lang w:eastAsia="en-IN"/>
         </w:rPr>
       </w:pPr>
-    </w:p>
-    <w:p>
-      <w:pPr>
-        <w:tabs>
-          <w:tab w:val="left" w:pos="916"/>
-          <w:tab w:val="left" w:pos="1832"/>
-          <w:tab w:val="left" w:pos="2748"/>
-          <w:tab w:val="left" w:pos="3664"/>
-          <w:tab w:val="left" w:pos="4580"/>
-          <w:tab w:val="left" w:pos="5496"/>
-          <w:tab w:val="left" w:pos="6412"/>
-          <w:tab w:val="left" w:pos="7328"/>
-          <w:tab w:val="left" w:pos="8244"/>
-          <w:tab w:val="left" w:pos="9160"/>
-          <w:tab w:val="left" w:pos="10076"/>
-          <w:tab w:val="left" w:pos="10992"/>
-          <w:tab w:val="left" w:pos="11908"/>
-          <w:tab w:val="left" w:pos="12824"/>
-          <w:tab w:val="left" w:pos="13740"/>
-          <w:tab w:val="left" w:pos="14656"/>
-        </w:tabs>
-        <w:spacing w:after="0" w:line="276" w:lineRule="auto"/>
-        <w:ind w:left="916"/>
-        <w:rPr>
-          <w:rFonts w:ascii="Courier New" w:eastAsia="Times New Roman" w:hAnsi="Courier New" w:cs="Courier New"/>
-          <w:sz w:val="24"/>
-          <w:szCs w:val="24"/>
-          <w:lang w:eastAsia="en-IN"/>
-        </w:rPr>
-      </w:pPr>
       <w:r>
         <w:rPr>
           <w:rFonts w:ascii="Courier New" w:eastAsia="Times New Roman" w:hAnsi="Courier New" w:cs="Courier New"/>
@@ -6223,11 +5975,12 @@
           <w:szCs w:val="24"/>
           <w:lang w:eastAsia="en-IN"/>
         </w:rPr>
+        <w:lastRenderedPageBreak/>
         <w:drawing>
-          <wp:inline distT="0" distB="0" distL="0" distR="0" wp14:anchorId="5B5B5410" wp14:editId="0921340E">
-            <wp:extent cx="3723640" cy="2160011"/>
-            <wp:effectExtent l="0" t="0" r="0" b="0"/>
-            <wp:docPr id="13" name="Picture 13"/>
+          <wp:inline distT="0" distB="0" distL="0" distR="0" wp14:anchorId="56F3BED4" wp14:editId="48EA0499">
+            <wp:extent cx="3524865" cy="1865303"/>
+            <wp:effectExtent l="0" t="0" r="0" b="1905"/>
+            <wp:docPr id="12" name="Picture 12"/>
             <wp:cNvGraphicFramePr>
               <a:graphicFrameLocks xmlns:a="http://schemas.openxmlformats.org/drawingml/2006/main" noChangeAspect="1"/>
             </wp:cNvGraphicFramePr>
@@ -6247,7 +6000,7 @@
                   <pic:spPr>
                     <a:xfrm>
                       <a:off x="0" y="0"/>
-                      <a:ext cx="3727034" cy="2161980"/>
+                      <a:ext cx="3524865" cy="1865303"/>
                     </a:xfrm>
                     <a:prstGeom prst="rect">
                       <a:avLst/>
@@ -6312,201 +6065,180 @@
         </w:tabs>
         <w:spacing w:after="0" w:line="276" w:lineRule="auto"/>
         <w:rPr>
+          <w:rFonts w:ascii="Times New Roman" w:eastAsia="Times New Roman" w:hAnsi="Times New Roman" w:cs="Times New Roman"/>
+          <w:sz w:val="24"/>
+          <w:szCs w:val="24"/>
+          <w:lang w:eastAsia="en-IN"/>
+        </w:rPr>
+      </w:pPr>
+      <w:r>
+        <w:rPr>
           <w:rFonts w:ascii="Times New Roman" w:hAnsi="Times New Roman" w:cs="Times New Roman"/>
           <w:sz w:val="24"/>
           <w:szCs w:val="24"/>
         </w:rPr>
-      </w:pPr>
-      <w:r>
-        <w:rPr>
-          <w:rFonts w:ascii="Times New Roman" w:hAnsi="Times New Roman" w:cs="Times New Roman"/>
-          <w:sz w:val="24"/>
-          <w:szCs w:val="24"/>
-        </w:rPr>
-        <w:t>8.  How many products are available in the ShopEasy system?</w:t>
-      </w:r>
-    </w:p>
-    <w:p>
-      <w:pPr>
-        <w:tabs>
-          <w:tab w:val="left" w:pos="916"/>
-          <w:tab w:val="left" w:pos="1832"/>
-          <w:tab w:val="left" w:pos="2748"/>
-          <w:tab w:val="left" w:pos="3664"/>
-          <w:tab w:val="left" w:pos="4580"/>
-          <w:tab w:val="left" w:pos="5496"/>
-          <w:tab w:val="left" w:pos="6412"/>
-          <w:tab w:val="left" w:pos="7328"/>
-          <w:tab w:val="left" w:pos="8244"/>
-          <w:tab w:val="left" w:pos="9160"/>
-          <w:tab w:val="left" w:pos="10076"/>
-          <w:tab w:val="left" w:pos="10992"/>
-          <w:tab w:val="left" w:pos="11908"/>
-          <w:tab w:val="left" w:pos="12824"/>
-          <w:tab w:val="left" w:pos="13740"/>
-          <w:tab w:val="left" w:pos="14656"/>
-        </w:tabs>
-        <w:spacing w:after="0" w:line="276" w:lineRule="auto"/>
-        <w:rPr>
-          <w:rFonts w:ascii="Courier New" w:eastAsia="Times New Roman" w:hAnsi="Courier New" w:cs="Courier New"/>
-          <w:sz w:val="24"/>
-          <w:szCs w:val="24"/>
-          <w:lang w:eastAsia="en-IN"/>
-        </w:rPr>
-      </w:pPr>
-    </w:p>
-    <w:p>
-      <w:pPr>
-        <w:tabs>
-          <w:tab w:val="left" w:pos="916"/>
-          <w:tab w:val="left" w:pos="1832"/>
-          <w:tab w:val="left" w:pos="2748"/>
-          <w:tab w:val="left" w:pos="3664"/>
-          <w:tab w:val="left" w:pos="4580"/>
-          <w:tab w:val="left" w:pos="5496"/>
-          <w:tab w:val="left" w:pos="6412"/>
-          <w:tab w:val="left" w:pos="7328"/>
-          <w:tab w:val="left" w:pos="8244"/>
-          <w:tab w:val="left" w:pos="9160"/>
-          <w:tab w:val="left" w:pos="10076"/>
-          <w:tab w:val="left" w:pos="10992"/>
-          <w:tab w:val="left" w:pos="11908"/>
-          <w:tab w:val="left" w:pos="12824"/>
-          <w:tab w:val="left" w:pos="13740"/>
-          <w:tab w:val="left" w:pos="14656"/>
-        </w:tabs>
-        <w:spacing w:after="0" w:line="276" w:lineRule="auto"/>
-        <w:ind w:left="720"/>
-        <w:rPr>
-          <w:rFonts w:ascii="Courier New" w:eastAsia="Times New Roman" w:hAnsi="Courier New" w:cs="Courier New"/>
-          <w:lang w:eastAsia="en-IN"/>
-        </w:rPr>
-      </w:pPr>
-      <w:r>
-        <w:rPr>
-          <w:rFonts w:ascii="Courier New" w:eastAsia="Times New Roman" w:hAnsi="Courier New" w:cs="Courier New"/>
-          <w:lang w:eastAsia="en-IN"/>
-        </w:rPr>
-        <w:t xml:space="preserve">  </w:t>
-      </w:r>
-      <w:r>
-        <w:rPr>
-          <w:rFonts w:ascii="Courier New" w:eastAsia="Times New Roman" w:hAnsi="Courier New" w:cs="Courier New"/>
-          <w:lang w:eastAsia="en-IN"/>
-        </w:rPr>
-        <w:t xml:space="preserve">SELECT </w:t>
-      </w:r>
-      <w:r>
-        <w:rPr>
-          <w:rFonts w:ascii="Courier New" w:eastAsia="Times New Roman" w:hAnsi="Courier New" w:cs="Courier New"/>
-          <w:lang w:eastAsia="en-IN"/>
-        </w:rPr>
-        <w:t>COUNT(</w:t>
-      </w:r>
-      <w:r>
-        <w:rPr>
-          <w:rFonts w:ascii="Courier New" w:eastAsia="Times New Roman" w:hAnsi="Courier New" w:cs="Courier New"/>
-          <w:lang w:eastAsia="en-IN"/>
-        </w:rPr>
-        <w:t>*) AS total_products</w:t>
-      </w:r>
-      <w:r>
-        <w:rPr>
-          <w:rFonts w:ascii="Courier New" w:eastAsia="Times New Roman" w:hAnsi="Courier New" w:cs="Courier New"/>
-          <w:lang w:eastAsia="en-IN"/>
-        </w:rPr>
-        <w:t xml:space="preserve"> </w:t>
-      </w:r>
-      <w:r>
-        <w:rPr>
-          <w:rFonts w:ascii="Courier New" w:eastAsia="Times New Roman" w:hAnsi="Courier New" w:cs="Courier New"/>
-          <w:lang w:eastAsia="en-IN"/>
-        </w:rPr>
-        <w:t>FROM products</w:t>
-      </w:r>
-    </w:p>
-    <w:p>
-      <w:pPr>
-        <w:tabs>
-          <w:tab w:val="left" w:pos="916"/>
-          <w:tab w:val="left" w:pos="1832"/>
-          <w:tab w:val="left" w:pos="2748"/>
-          <w:tab w:val="left" w:pos="3664"/>
-          <w:tab w:val="left" w:pos="4580"/>
-          <w:tab w:val="left" w:pos="5496"/>
-          <w:tab w:val="left" w:pos="6412"/>
-          <w:tab w:val="left" w:pos="7328"/>
-          <w:tab w:val="left" w:pos="8244"/>
-          <w:tab w:val="left" w:pos="9160"/>
-          <w:tab w:val="left" w:pos="10076"/>
-          <w:tab w:val="left" w:pos="10992"/>
-          <w:tab w:val="left" w:pos="11908"/>
-          <w:tab w:val="left" w:pos="12824"/>
-          <w:tab w:val="left" w:pos="13740"/>
-          <w:tab w:val="left" w:pos="14656"/>
-        </w:tabs>
-        <w:spacing w:after="0" w:line="276" w:lineRule="auto"/>
-        <w:rPr>
-          <w:rFonts w:ascii="Courier New" w:eastAsia="Times New Roman" w:hAnsi="Courier New" w:cs="Courier New"/>
-          <w:lang w:eastAsia="en-IN"/>
-        </w:rPr>
-      </w:pPr>
-    </w:p>
-    <w:p>
-      <w:pPr>
-        <w:tabs>
-          <w:tab w:val="left" w:pos="916"/>
-          <w:tab w:val="left" w:pos="1832"/>
-          <w:tab w:val="left" w:pos="2748"/>
-          <w:tab w:val="left" w:pos="3664"/>
-          <w:tab w:val="left" w:pos="4580"/>
-          <w:tab w:val="left" w:pos="5496"/>
-          <w:tab w:val="left" w:pos="6412"/>
-          <w:tab w:val="left" w:pos="7328"/>
-          <w:tab w:val="left" w:pos="8244"/>
-          <w:tab w:val="left" w:pos="9160"/>
-          <w:tab w:val="left" w:pos="10076"/>
-          <w:tab w:val="left" w:pos="10992"/>
-          <w:tab w:val="left" w:pos="11908"/>
-          <w:tab w:val="left" w:pos="12824"/>
-          <w:tab w:val="left" w:pos="13740"/>
-          <w:tab w:val="left" w:pos="14656"/>
-        </w:tabs>
-        <w:spacing w:after="0" w:line="276" w:lineRule="auto"/>
-        <w:rPr>
-          <w:rFonts w:ascii="Courier New" w:eastAsia="Times New Roman" w:hAnsi="Courier New" w:cs="Courier New"/>
-          <w:sz w:val="24"/>
-          <w:szCs w:val="24"/>
-          <w:lang w:eastAsia="en-IN"/>
-        </w:rPr>
-      </w:pPr>
-      <w:r>
-        <w:rPr>
-          <w:rFonts w:ascii="Courier New" w:eastAsia="Times New Roman" w:hAnsi="Courier New" w:cs="Courier New"/>
-          <w:sz w:val="24"/>
-          <w:szCs w:val="24"/>
-          <w:lang w:eastAsia="en-IN"/>
-        </w:rPr>
-        <w:t xml:space="preserve">     </w:t>
-      </w:r>
-      <w:r>
-        <w:rPr>
-          <w:rFonts w:ascii="Courier New" w:eastAsia="Times New Roman" w:hAnsi="Courier New" w:cs="Courier New"/>
-          <w:sz w:val="24"/>
-          <w:szCs w:val="24"/>
-          <w:lang w:eastAsia="en-IN"/>
-        </w:rPr>
-        <w:t xml:space="preserve"> </w:t>
-      </w:r>
-      <w:r>
-        <w:rPr>
-          <w:rFonts w:ascii="Courier New" w:eastAsia="Times New Roman" w:hAnsi="Courier New" w:cs="Courier New"/>
-          <w:sz w:val="24"/>
-          <w:szCs w:val="24"/>
-          <w:lang w:eastAsia="en-IN"/>
-        </w:rPr>
-        <w:t xml:space="preserve"> </w:t>
-      </w:r>
+        <w:t>7.  How many customers are registered in the ShopEasy system?</w:t>
+      </w:r>
+    </w:p>
+    <w:p>
+      <w:pPr>
+        <w:tabs>
+          <w:tab w:val="left" w:pos="916"/>
+          <w:tab w:val="left" w:pos="1832"/>
+          <w:tab w:val="left" w:pos="2748"/>
+          <w:tab w:val="left" w:pos="3664"/>
+          <w:tab w:val="left" w:pos="4580"/>
+          <w:tab w:val="left" w:pos="5496"/>
+          <w:tab w:val="left" w:pos="6412"/>
+          <w:tab w:val="left" w:pos="7328"/>
+          <w:tab w:val="left" w:pos="8244"/>
+          <w:tab w:val="left" w:pos="9160"/>
+          <w:tab w:val="left" w:pos="10076"/>
+          <w:tab w:val="left" w:pos="10992"/>
+          <w:tab w:val="left" w:pos="11908"/>
+          <w:tab w:val="left" w:pos="12824"/>
+          <w:tab w:val="left" w:pos="13740"/>
+          <w:tab w:val="left" w:pos="14656"/>
+        </w:tabs>
+        <w:spacing w:after="0" w:line="276" w:lineRule="auto"/>
+        <w:ind w:left="916"/>
+        <w:rPr>
+          <w:rFonts w:ascii="Courier New" w:eastAsia="Times New Roman" w:hAnsi="Courier New" w:cs="Courier New"/>
+          <w:sz w:val="24"/>
+          <w:szCs w:val="24"/>
+          <w:lang w:eastAsia="en-IN"/>
+        </w:rPr>
+      </w:pPr>
+    </w:p>
+    <w:p>
+      <w:pPr>
+        <w:tabs>
+          <w:tab w:val="left" w:pos="916"/>
+          <w:tab w:val="left" w:pos="1832"/>
+          <w:tab w:val="left" w:pos="2748"/>
+          <w:tab w:val="left" w:pos="3664"/>
+          <w:tab w:val="left" w:pos="4580"/>
+          <w:tab w:val="left" w:pos="5496"/>
+          <w:tab w:val="left" w:pos="6412"/>
+          <w:tab w:val="left" w:pos="7328"/>
+          <w:tab w:val="left" w:pos="8244"/>
+          <w:tab w:val="left" w:pos="9160"/>
+          <w:tab w:val="left" w:pos="10076"/>
+          <w:tab w:val="left" w:pos="10992"/>
+          <w:tab w:val="left" w:pos="11908"/>
+          <w:tab w:val="left" w:pos="12824"/>
+          <w:tab w:val="left" w:pos="13740"/>
+          <w:tab w:val="left" w:pos="14656"/>
+        </w:tabs>
+        <w:spacing w:after="0" w:line="276" w:lineRule="auto"/>
+        <w:ind w:left="916"/>
+        <w:rPr>
+          <w:rFonts w:ascii="Courier New" w:eastAsia="Times New Roman" w:hAnsi="Courier New" w:cs="Courier New"/>
+          <w:lang w:eastAsia="en-IN"/>
+        </w:rPr>
+      </w:pPr>
+      <w:r>
+        <w:rPr>
+          <w:rFonts w:ascii="Courier New" w:eastAsia="Times New Roman" w:hAnsi="Courier New" w:cs="Courier New"/>
+          <w:lang w:eastAsia="en-IN"/>
+        </w:rPr>
+        <w:t>SELECT COUNT(*) AS total_customers</w:t>
+      </w:r>
+    </w:p>
+    <w:p>
+      <w:pPr>
+        <w:tabs>
+          <w:tab w:val="left" w:pos="916"/>
+          <w:tab w:val="left" w:pos="1832"/>
+          <w:tab w:val="left" w:pos="2748"/>
+          <w:tab w:val="left" w:pos="3664"/>
+          <w:tab w:val="left" w:pos="4580"/>
+          <w:tab w:val="left" w:pos="5496"/>
+          <w:tab w:val="left" w:pos="6412"/>
+          <w:tab w:val="left" w:pos="7328"/>
+          <w:tab w:val="left" w:pos="8244"/>
+          <w:tab w:val="left" w:pos="9160"/>
+          <w:tab w:val="left" w:pos="10076"/>
+          <w:tab w:val="left" w:pos="10992"/>
+          <w:tab w:val="left" w:pos="11908"/>
+          <w:tab w:val="left" w:pos="12824"/>
+          <w:tab w:val="left" w:pos="13740"/>
+          <w:tab w:val="left" w:pos="14656"/>
+        </w:tabs>
+        <w:spacing w:after="0" w:line="276" w:lineRule="auto"/>
+        <w:ind w:left="916"/>
+        <w:rPr>
+          <w:rFonts w:ascii="Courier New" w:eastAsia="Times New Roman" w:hAnsi="Courier New" w:cs="Courier New"/>
+          <w:lang w:eastAsia="en-IN"/>
+        </w:rPr>
+      </w:pPr>
+      <w:r>
+        <w:rPr>
+          <w:rFonts w:ascii="Courier New" w:eastAsia="Times New Roman" w:hAnsi="Courier New" w:cs="Courier New"/>
+          <w:lang w:eastAsia="en-IN"/>
+        </w:rPr>
+        <w:t>FROM customers</w:t>
+      </w:r>
+    </w:p>
+    <w:p>
+      <w:pPr>
+        <w:tabs>
+          <w:tab w:val="left" w:pos="916"/>
+          <w:tab w:val="left" w:pos="1832"/>
+          <w:tab w:val="left" w:pos="2748"/>
+          <w:tab w:val="left" w:pos="3664"/>
+          <w:tab w:val="left" w:pos="4580"/>
+          <w:tab w:val="left" w:pos="5496"/>
+          <w:tab w:val="left" w:pos="6412"/>
+          <w:tab w:val="left" w:pos="7328"/>
+          <w:tab w:val="left" w:pos="8244"/>
+          <w:tab w:val="left" w:pos="9160"/>
+          <w:tab w:val="left" w:pos="10076"/>
+          <w:tab w:val="left" w:pos="10992"/>
+          <w:tab w:val="left" w:pos="11908"/>
+          <w:tab w:val="left" w:pos="12824"/>
+          <w:tab w:val="left" w:pos="13740"/>
+          <w:tab w:val="left" w:pos="14656"/>
+        </w:tabs>
+        <w:spacing w:after="0" w:line="276" w:lineRule="auto"/>
+        <w:ind w:left="916"/>
+        <w:rPr>
+          <w:rFonts w:ascii="Courier New" w:eastAsia="Times New Roman" w:hAnsi="Courier New" w:cs="Courier New"/>
+          <w:sz w:val="24"/>
+          <w:szCs w:val="24"/>
+          <w:lang w:eastAsia="en-IN"/>
+        </w:rPr>
+      </w:pPr>
+    </w:p>
+    <w:p>
+      <w:pPr>
+        <w:tabs>
+          <w:tab w:val="left" w:pos="916"/>
+          <w:tab w:val="left" w:pos="1832"/>
+          <w:tab w:val="left" w:pos="2748"/>
+          <w:tab w:val="left" w:pos="3664"/>
+          <w:tab w:val="left" w:pos="4580"/>
+          <w:tab w:val="left" w:pos="5496"/>
+          <w:tab w:val="left" w:pos="6412"/>
+          <w:tab w:val="left" w:pos="7328"/>
+          <w:tab w:val="left" w:pos="8244"/>
+          <w:tab w:val="left" w:pos="9160"/>
+          <w:tab w:val="left" w:pos="10076"/>
+          <w:tab w:val="left" w:pos="10992"/>
+          <w:tab w:val="left" w:pos="11908"/>
+          <w:tab w:val="left" w:pos="12824"/>
+          <w:tab w:val="left" w:pos="13740"/>
+          <w:tab w:val="left" w:pos="14656"/>
+        </w:tabs>
+        <w:spacing w:after="0" w:line="276" w:lineRule="auto"/>
+        <w:ind w:left="916"/>
+        <w:rPr>
+          <w:rFonts w:ascii="Courier New" w:eastAsia="Times New Roman" w:hAnsi="Courier New" w:cs="Courier New"/>
+          <w:sz w:val="24"/>
+          <w:szCs w:val="24"/>
+          <w:lang w:eastAsia="en-IN"/>
+        </w:rPr>
+      </w:pPr>
       <w:r>
         <w:rPr>
           <w:rFonts w:ascii="Courier New" w:eastAsia="Times New Roman" w:hAnsi="Courier New" w:cs="Courier New"/>
@@ -6516,10 +6248,10 @@
           <w:lang w:eastAsia="en-IN"/>
         </w:rPr>
         <w:drawing>
-          <wp:inline distT="0" distB="0" distL="0" distR="0" wp14:anchorId="382EDFDF" wp14:editId="6E9329BF">
-            <wp:extent cx="3143885" cy="1924972"/>
+          <wp:inline distT="0" distB="0" distL="0" distR="0" wp14:anchorId="5B5B5410" wp14:editId="0921340E">
+            <wp:extent cx="3723640" cy="2160011"/>
             <wp:effectExtent l="0" t="0" r="0" b="0"/>
-            <wp:docPr id="14" name="Picture 14"/>
+            <wp:docPr id="13" name="Picture 13"/>
             <wp:cNvGraphicFramePr>
               <a:graphicFrameLocks xmlns:a="http://schemas.openxmlformats.org/drawingml/2006/main" noChangeAspect="1"/>
             </wp:cNvGraphicFramePr>
@@ -6539,7 +6271,7 @@
                   <pic:spPr>
                     <a:xfrm>
                       <a:off x="0" y="0"/>
-                      <a:ext cx="3146287" cy="1926443"/>
+                      <a:ext cx="3727034" cy="2161980"/>
                     </a:xfrm>
                     <a:prstGeom prst="rect">
                       <a:avLst/>
@@ -6573,224 +6305,231 @@
           <w:tab w:val="left" w:pos="14656"/>
         </w:tabs>
         <w:spacing w:after="0" w:line="276" w:lineRule="auto"/>
-        <w:rPr>
-          <w:rFonts w:ascii="Courier New" w:eastAsia="Times New Roman" w:hAnsi="Courier New" w:cs="Courier New"/>
-          <w:sz w:val="24"/>
-          <w:szCs w:val="24"/>
-          <w:lang w:eastAsia="en-IN"/>
-        </w:rPr>
-      </w:pPr>
-      <w:r>
-        <w:rPr>
-          <w:rFonts w:ascii="Courier New" w:eastAsia="Times New Roman" w:hAnsi="Courier New" w:cs="Courier New"/>
-          <w:sz w:val="24"/>
-          <w:szCs w:val="24"/>
+        <w:ind w:left="916"/>
+        <w:rPr>
+          <w:rFonts w:ascii="Courier New" w:eastAsia="Times New Roman" w:hAnsi="Courier New" w:cs="Courier New"/>
+          <w:sz w:val="24"/>
+          <w:szCs w:val="24"/>
+          <w:lang w:eastAsia="en-IN"/>
+        </w:rPr>
+      </w:pPr>
+    </w:p>
+    <w:p>
+      <w:pPr>
+        <w:tabs>
+          <w:tab w:val="left" w:pos="916"/>
+          <w:tab w:val="left" w:pos="1832"/>
+          <w:tab w:val="left" w:pos="2748"/>
+          <w:tab w:val="left" w:pos="3664"/>
+          <w:tab w:val="left" w:pos="4580"/>
+          <w:tab w:val="left" w:pos="5496"/>
+          <w:tab w:val="left" w:pos="6412"/>
+          <w:tab w:val="left" w:pos="7328"/>
+          <w:tab w:val="left" w:pos="8244"/>
+          <w:tab w:val="left" w:pos="9160"/>
+          <w:tab w:val="left" w:pos="10076"/>
+          <w:tab w:val="left" w:pos="10992"/>
+          <w:tab w:val="left" w:pos="11908"/>
+          <w:tab w:val="left" w:pos="12824"/>
+          <w:tab w:val="left" w:pos="13740"/>
+          <w:tab w:val="left" w:pos="14656"/>
+        </w:tabs>
+        <w:spacing w:after="0" w:line="276" w:lineRule="auto"/>
+        <w:rPr>
+          <w:rFonts w:ascii="Times New Roman" w:hAnsi="Times New Roman" w:cs="Times New Roman"/>
+          <w:sz w:val="24"/>
+          <w:szCs w:val="24"/>
+        </w:rPr>
+      </w:pPr>
+      <w:r>
+        <w:rPr>
+          <w:rFonts w:ascii="Times New Roman" w:hAnsi="Times New Roman" w:cs="Times New Roman"/>
+          <w:sz w:val="24"/>
+          <w:szCs w:val="24"/>
+        </w:rPr>
+        <w:t>8.  How many products are available in the ShopEasy system?</w:t>
+      </w:r>
+    </w:p>
+    <w:p>
+      <w:pPr>
+        <w:tabs>
+          <w:tab w:val="left" w:pos="916"/>
+          <w:tab w:val="left" w:pos="1832"/>
+          <w:tab w:val="left" w:pos="2748"/>
+          <w:tab w:val="left" w:pos="3664"/>
+          <w:tab w:val="left" w:pos="4580"/>
+          <w:tab w:val="left" w:pos="5496"/>
+          <w:tab w:val="left" w:pos="6412"/>
+          <w:tab w:val="left" w:pos="7328"/>
+          <w:tab w:val="left" w:pos="8244"/>
+          <w:tab w:val="left" w:pos="9160"/>
+          <w:tab w:val="left" w:pos="10076"/>
+          <w:tab w:val="left" w:pos="10992"/>
+          <w:tab w:val="left" w:pos="11908"/>
+          <w:tab w:val="left" w:pos="12824"/>
+          <w:tab w:val="left" w:pos="13740"/>
+          <w:tab w:val="left" w:pos="14656"/>
+        </w:tabs>
+        <w:spacing w:after="0" w:line="276" w:lineRule="auto"/>
+        <w:rPr>
+          <w:rFonts w:ascii="Courier New" w:eastAsia="Times New Roman" w:hAnsi="Courier New" w:cs="Courier New"/>
+          <w:sz w:val="24"/>
+          <w:szCs w:val="24"/>
+          <w:lang w:eastAsia="en-IN"/>
+        </w:rPr>
+      </w:pPr>
+    </w:p>
+    <w:p>
+      <w:pPr>
+        <w:tabs>
+          <w:tab w:val="left" w:pos="916"/>
+          <w:tab w:val="left" w:pos="1832"/>
+          <w:tab w:val="left" w:pos="2748"/>
+          <w:tab w:val="left" w:pos="3664"/>
+          <w:tab w:val="left" w:pos="4580"/>
+          <w:tab w:val="left" w:pos="5496"/>
+          <w:tab w:val="left" w:pos="6412"/>
+          <w:tab w:val="left" w:pos="7328"/>
+          <w:tab w:val="left" w:pos="8244"/>
+          <w:tab w:val="left" w:pos="9160"/>
+          <w:tab w:val="left" w:pos="10076"/>
+          <w:tab w:val="left" w:pos="10992"/>
+          <w:tab w:val="left" w:pos="11908"/>
+          <w:tab w:val="left" w:pos="12824"/>
+          <w:tab w:val="left" w:pos="13740"/>
+          <w:tab w:val="left" w:pos="14656"/>
+        </w:tabs>
+        <w:spacing w:after="0" w:line="276" w:lineRule="auto"/>
+        <w:ind w:left="720"/>
+        <w:rPr>
+          <w:rFonts w:ascii="Courier New" w:eastAsia="Times New Roman" w:hAnsi="Courier New" w:cs="Courier New"/>
+          <w:lang w:eastAsia="en-IN"/>
+        </w:rPr>
+      </w:pPr>
+      <w:r>
+        <w:rPr>
+          <w:rFonts w:ascii="Courier New" w:eastAsia="Times New Roman" w:hAnsi="Courier New" w:cs="Courier New"/>
+          <w:lang w:eastAsia="en-IN"/>
+        </w:rPr>
+        <w:t xml:space="preserve">  </w:t>
+      </w:r>
+      <w:r>
+        <w:rPr>
+          <w:rFonts w:ascii="Courier New" w:eastAsia="Times New Roman" w:hAnsi="Courier New" w:cs="Courier New"/>
+          <w:lang w:eastAsia="en-IN"/>
+        </w:rPr>
+        <w:t xml:space="preserve">SELECT </w:t>
+      </w:r>
+      <w:r>
+        <w:rPr>
+          <w:rFonts w:ascii="Courier New" w:eastAsia="Times New Roman" w:hAnsi="Courier New" w:cs="Courier New"/>
+          <w:lang w:eastAsia="en-IN"/>
+        </w:rPr>
+        <w:t>COUNT(</w:t>
+      </w:r>
+      <w:r>
+        <w:rPr>
+          <w:rFonts w:ascii="Courier New" w:eastAsia="Times New Roman" w:hAnsi="Courier New" w:cs="Courier New"/>
+          <w:lang w:eastAsia="en-IN"/>
+        </w:rPr>
+        <w:t>*) AS total_products</w:t>
+      </w:r>
+      <w:r>
+        <w:rPr>
+          <w:rFonts w:ascii="Courier New" w:eastAsia="Times New Roman" w:hAnsi="Courier New" w:cs="Courier New"/>
           <w:lang w:eastAsia="en-IN"/>
         </w:rPr>
         <w:t xml:space="preserve"> </w:t>
       </w:r>
-    </w:p>
-    <w:p>
-      <w:pPr>
-        <w:tabs>
-          <w:tab w:val="left" w:pos="916"/>
-          <w:tab w:val="left" w:pos="1832"/>
-          <w:tab w:val="left" w:pos="2748"/>
-          <w:tab w:val="left" w:pos="3664"/>
-          <w:tab w:val="left" w:pos="4580"/>
-          <w:tab w:val="left" w:pos="5496"/>
-          <w:tab w:val="left" w:pos="6412"/>
-          <w:tab w:val="left" w:pos="7328"/>
-          <w:tab w:val="left" w:pos="8244"/>
-          <w:tab w:val="left" w:pos="9160"/>
-          <w:tab w:val="left" w:pos="10076"/>
-          <w:tab w:val="left" w:pos="10992"/>
-          <w:tab w:val="left" w:pos="11908"/>
-          <w:tab w:val="left" w:pos="12824"/>
-          <w:tab w:val="left" w:pos="13740"/>
-          <w:tab w:val="left" w:pos="14656"/>
-        </w:tabs>
-        <w:spacing w:after="0" w:line="276" w:lineRule="auto"/>
-        <w:rPr>
-          <w:rFonts w:ascii="Times New Roman" w:hAnsi="Times New Roman" w:cs="Times New Roman"/>
-          <w:sz w:val="24"/>
-          <w:szCs w:val="24"/>
-        </w:rPr>
-      </w:pPr>
-      <w:r>
-        <w:rPr>
-          <w:rFonts w:ascii="Times New Roman" w:hAnsi="Times New Roman" w:cs="Times New Roman"/>
-          <w:sz w:val="24"/>
-          <w:szCs w:val="24"/>
-        </w:rPr>
-        <w:t>9. What is the total sales amount from all orders?</w:t>
-      </w:r>
-    </w:p>
-    <w:p>
-      <w:pPr>
-        <w:tabs>
-          <w:tab w:val="left" w:pos="916"/>
-          <w:tab w:val="left" w:pos="1832"/>
-          <w:tab w:val="left" w:pos="2748"/>
-          <w:tab w:val="left" w:pos="3664"/>
-          <w:tab w:val="left" w:pos="4580"/>
-          <w:tab w:val="left" w:pos="5496"/>
-          <w:tab w:val="left" w:pos="6412"/>
-          <w:tab w:val="left" w:pos="7328"/>
-          <w:tab w:val="left" w:pos="8244"/>
-          <w:tab w:val="left" w:pos="9160"/>
-          <w:tab w:val="left" w:pos="10076"/>
-          <w:tab w:val="left" w:pos="10992"/>
-          <w:tab w:val="left" w:pos="11908"/>
-          <w:tab w:val="left" w:pos="12824"/>
-          <w:tab w:val="left" w:pos="13740"/>
-          <w:tab w:val="left" w:pos="14656"/>
-        </w:tabs>
-        <w:spacing w:after="0" w:line="276" w:lineRule="auto"/>
-        <w:rPr>
-          <w:rFonts w:ascii="Times New Roman" w:eastAsia="Times New Roman" w:hAnsi="Times New Roman" w:cs="Times New Roman"/>
-          <w:sz w:val="24"/>
-          <w:szCs w:val="24"/>
-          <w:lang w:eastAsia="en-IN"/>
-        </w:rPr>
-      </w:pPr>
-    </w:p>
-    <w:p>
-      <w:pPr>
-        <w:tabs>
-          <w:tab w:val="left" w:pos="916"/>
-          <w:tab w:val="left" w:pos="1832"/>
-          <w:tab w:val="left" w:pos="2748"/>
-          <w:tab w:val="left" w:pos="3664"/>
-          <w:tab w:val="left" w:pos="4580"/>
-          <w:tab w:val="left" w:pos="5496"/>
-          <w:tab w:val="left" w:pos="6412"/>
-          <w:tab w:val="left" w:pos="7328"/>
-          <w:tab w:val="left" w:pos="8244"/>
-          <w:tab w:val="left" w:pos="9160"/>
-          <w:tab w:val="left" w:pos="10076"/>
-          <w:tab w:val="left" w:pos="10992"/>
-          <w:tab w:val="left" w:pos="11908"/>
-          <w:tab w:val="left" w:pos="12824"/>
-          <w:tab w:val="left" w:pos="13740"/>
-          <w:tab w:val="left" w:pos="14656"/>
-        </w:tabs>
-        <w:spacing w:after="0" w:line="276" w:lineRule="auto"/>
-        <w:ind w:left="720"/>
-        <w:rPr>
-          <w:rFonts w:ascii="Courier New" w:eastAsia="Times New Roman" w:hAnsi="Courier New" w:cs="Courier New"/>
-          <w:lang w:eastAsia="en-IN"/>
-        </w:rPr>
-      </w:pPr>
-      <w:r>
-        <w:rPr>
-          <w:rFonts w:ascii="Courier New" w:eastAsia="Times New Roman" w:hAnsi="Courier New" w:cs="Courier New"/>
-          <w:lang w:eastAsia="en-IN"/>
-        </w:rPr>
-        <w:lastRenderedPageBreak/>
-        <w:t>SELECT SUM(total_amount) AS total_sales</w:t>
-      </w:r>
-    </w:p>
-    <w:p>
-      <w:pPr>
-        <w:tabs>
-          <w:tab w:val="left" w:pos="916"/>
-          <w:tab w:val="left" w:pos="1832"/>
-          <w:tab w:val="left" w:pos="2748"/>
-          <w:tab w:val="left" w:pos="3664"/>
-          <w:tab w:val="left" w:pos="4580"/>
-          <w:tab w:val="left" w:pos="5496"/>
-          <w:tab w:val="left" w:pos="6412"/>
-          <w:tab w:val="left" w:pos="7328"/>
-          <w:tab w:val="left" w:pos="8244"/>
-          <w:tab w:val="left" w:pos="9160"/>
-          <w:tab w:val="left" w:pos="10076"/>
-          <w:tab w:val="left" w:pos="10992"/>
-          <w:tab w:val="left" w:pos="11908"/>
-          <w:tab w:val="left" w:pos="12824"/>
-          <w:tab w:val="left" w:pos="13740"/>
-          <w:tab w:val="left" w:pos="14656"/>
-        </w:tabs>
-        <w:spacing w:after="0" w:line="276" w:lineRule="auto"/>
-        <w:ind w:left="720"/>
-        <w:rPr>
-          <w:rFonts w:ascii="Courier New" w:eastAsia="Times New Roman" w:hAnsi="Courier New" w:cs="Courier New"/>
-          <w:lang w:eastAsia="en-IN"/>
-        </w:rPr>
-      </w:pPr>
-      <w:r>
-        <w:rPr>
-          <w:rFonts w:ascii="Courier New" w:eastAsia="Times New Roman" w:hAnsi="Courier New" w:cs="Courier New"/>
-          <w:lang w:eastAsia="en-IN"/>
-        </w:rPr>
-        <w:t>FROM orders</w:t>
-      </w:r>
-    </w:p>
-    <w:p>
-      <w:pPr>
-        <w:tabs>
-          <w:tab w:val="left" w:pos="916"/>
-          <w:tab w:val="left" w:pos="1832"/>
-          <w:tab w:val="left" w:pos="2748"/>
-          <w:tab w:val="left" w:pos="3664"/>
-          <w:tab w:val="left" w:pos="4580"/>
-          <w:tab w:val="left" w:pos="5496"/>
-          <w:tab w:val="left" w:pos="6412"/>
-          <w:tab w:val="left" w:pos="7328"/>
-          <w:tab w:val="left" w:pos="8244"/>
-          <w:tab w:val="left" w:pos="9160"/>
-          <w:tab w:val="left" w:pos="10076"/>
-          <w:tab w:val="left" w:pos="10992"/>
-          <w:tab w:val="left" w:pos="11908"/>
-          <w:tab w:val="left" w:pos="12824"/>
-          <w:tab w:val="left" w:pos="13740"/>
-          <w:tab w:val="left" w:pos="14656"/>
-        </w:tabs>
-        <w:spacing w:after="0" w:line="276" w:lineRule="auto"/>
-        <w:rPr>
-          <w:rFonts w:ascii="Courier New" w:eastAsia="Times New Roman" w:hAnsi="Courier New" w:cs="Courier New"/>
-          <w:sz w:val="24"/>
-          <w:szCs w:val="24"/>
-          <w:lang w:eastAsia="en-IN"/>
-        </w:rPr>
-      </w:pPr>
-    </w:p>
-    <w:p>
-      <w:pPr>
-        <w:tabs>
-          <w:tab w:val="left" w:pos="916"/>
-          <w:tab w:val="left" w:pos="1832"/>
-          <w:tab w:val="left" w:pos="2748"/>
-          <w:tab w:val="left" w:pos="3664"/>
-          <w:tab w:val="left" w:pos="4580"/>
-          <w:tab w:val="left" w:pos="5496"/>
-          <w:tab w:val="left" w:pos="6412"/>
-          <w:tab w:val="left" w:pos="7328"/>
-          <w:tab w:val="left" w:pos="8244"/>
-          <w:tab w:val="left" w:pos="9160"/>
-          <w:tab w:val="left" w:pos="10076"/>
-          <w:tab w:val="left" w:pos="10992"/>
-          <w:tab w:val="left" w:pos="11908"/>
-          <w:tab w:val="left" w:pos="12824"/>
-          <w:tab w:val="left" w:pos="13740"/>
-          <w:tab w:val="left" w:pos="14656"/>
-        </w:tabs>
-        <w:spacing w:after="0" w:line="276" w:lineRule="auto"/>
-        <w:rPr>
-          <w:rFonts w:ascii="Courier New" w:eastAsia="Times New Roman" w:hAnsi="Courier New" w:cs="Courier New"/>
-          <w:sz w:val="24"/>
-          <w:szCs w:val="24"/>
-          <w:lang w:eastAsia="en-IN"/>
-        </w:rPr>
-      </w:pPr>
-      <w:r>
-        <w:rPr>
-          <w:rFonts w:ascii="Courier New" w:eastAsia="Times New Roman" w:hAnsi="Courier New" w:cs="Courier New"/>
-          <w:sz w:val="24"/>
-          <w:szCs w:val="24"/>
-          <w:lang w:eastAsia="en-IN"/>
-        </w:rPr>
-        <w:t xml:space="preserve">      </w:t>
+      <w:r>
+        <w:rPr>
+          <w:rFonts w:ascii="Courier New" w:eastAsia="Times New Roman" w:hAnsi="Courier New" w:cs="Courier New"/>
+          <w:lang w:eastAsia="en-IN"/>
+        </w:rPr>
+        <w:t>FROM products</w:t>
+      </w:r>
+    </w:p>
+    <w:p>
+      <w:pPr>
+        <w:tabs>
+          <w:tab w:val="left" w:pos="916"/>
+          <w:tab w:val="left" w:pos="1832"/>
+          <w:tab w:val="left" w:pos="2748"/>
+          <w:tab w:val="left" w:pos="3664"/>
+          <w:tab w:val="left" w:pos="4580"/>
+          <w:tab w:val="left" w:pos="5496"/>
+          <w:tab w:val="left" w:pos="6412"/>
+          <w:tab w:val="left" w:pos="7328"/>
+          <w:tab w:val="left" w:pos="8244"/>
+          <w:tab w:val="left" w:pos="9160"/>
+          <w:tab w:val="left" w:pos="10076"/>
+          <w:tab w:val="left" w:pos="10992"/>
+          <w:tab w:val="left" w:pos="11908"/>
+          <w:tab w:val="left" w:pos="12824"/>
+          <w:tab w:val="left" w:pos="13740"/>
+          <w:tab w:val="left" w:pos="14656"/>
+        </w:tabs>
+        <w:spacing w:after="0" w:line="276" w:lineRule="auto"/>
+        <w:rPr>
+          <w:rFonts w:ascii="Courier New" w:eastAsia="Times New Roman" w:hAnsi="Courier New" w:cs="Courier New"/>
+          <w:lang w:eastAsia="en-IN"/>
+        </w:rPr>
+      </w:pPr>
+    </w:p>
+    <w:p>
+      <w:pPr>
+        <w:tabs>
+          <w:tab w:val="left" w:pos="916"/>
+          <w:tab w:val="left" w:pos="1832"/>
+          <w:tab w:val="left" w:pos="2748"/>
+          <w:tab w:val="left" w:pos="3664"/>
+          <w:tab w:val="left" w:pos="4580"/>
+          <w:tab w:val="left" w:pos="5496"/>
+          <w:tab w:val="left" w:pos="6412"/>
+          <w:tab w:val="left" w:pos="7328"/>
+          <w:tab w:val="left" w:pos="8244"/>
+          <w:tab w:val="left" w:pos="9160"/>
+          <w:tab w:val="left" w:pos="10076"/>
+          <w:tab w:val="left" w:pos="10992"/>
+          <w:tab w:val="left" w:pos="11908"/>
+          <w:tab w:val="left" w:pos="12824"/>
+          <w:tab w:val="left" w:pos="13740"/>
+          <w:tab w:val="left" w:pos="14656"/>
+        </w:tabs>
+        <w:spacing w:after="0" w:line="276" w:lineRule="auto"/>
+        <w:rPr>
+          <w:rFonts w:ascii="Courier New" w:eastAsia="Times New Roman" w:hAnsi="Courier New" w:cs="Courier New"/>
+          <w:sz w:val="24"/>
+          <w:szCs w:val="24"/>
+          <w:lang w:eastAsia="en-IN"/>
+        </w:rPr>
+      </w:pPr>
+      <w:r>
+        <w:rPr>
+          <w:rFonts w:ascii="Courier New" w:eastAsia="Times New Roman" w:hAnsi="Courier New" w:cs="Courier New"/>
+          <w:sz w:val="24"/>
+          <w:szCs w:val="24"/>
+          <w:lang w:eastAsia="en-IN"/>
+        </w:rPr>
+        <w:t xml:space="preserve">     </w:t>
+      </w:r>
+      <w:r>
+        <w:rPr>
+          <w:rFonts w:ascii="Courier New" w:eastAsia="Times New Roman" w:hAnsi="Courier New" w:cs="Courier New"/>
+          <w:sz w:val="24"/>
+          <w:szCs w:val="24"/>
+          <w:lang w:eastAsia="en-IN"/>
+        </w:rPr>
+        <w:t xml:space="preserve"> </w:t>
+      </w:r>
+      <w:r>
+        <w:rPr>
+          <w:rFonts w:ascii="Courier New" w:eastAsia="Times New Roman" w:hAnsi="Courier New" w:cs="Courier New"/>
+          <w:sz w:val="24"/>
+          <w:szCs w:val="24"/>
+          <w:lang w:eastAsia="en-IN"/>
+        </w:rPr>
+        <w:t xml:space="preserve"> </w:t>
       </w:r>
       <w:r>
         <w:rPr>
@@ -6801,10 +6540,10 @@
           <w:lang w:eastAsia="en-IN"/>
         </w:rPr>
         <w:drawing>
-          <wp:inline distT="0" distB="0" distL="0" distR="0" wp14:anchorId="69898E47" wp14:editId="520B3AB9">
-            <wp:extent cx="3546987" cy="2247900"/>
+          <wp:inline distT="0" distB="0" distL="0" distR="0" wp14:anchorId="382EDFDF" wp14:editId="6E9329BF">
+            <wp:extent cx="3143885" cy="1924972"/>
             <wp:effectExtent l="0" t="0" r="0" b="0"/>
-            <wp:docPr id="3" name="Picture 3"/>
+            <wp:docPr id="14" name="Picture 14"/>
             <wp:cNvGraphicFramePr>
               <a:graphicFrameLocks xmlns:a="http://schemas.openxmlformats.org/drawingml/2006/main" noChangeAspect="1"/>
             </wp:cNvGraphicFramePr>
@@ -6824,7 +6563,7 @@
                   <pic:spPr>
                     <a:xfrm>
                       <a:off x="0" y="0"/>
-                      <a:ext cx="3552942" cy="2251674"/>
+                      <a:ext cx="3146287" cy="1926443"/>
                     </a:xfrm>
                     <a:prstGeom prst="rect">
                       <a:avLst/>
@@ -6865,6 +6604,15 @@
           <w:lang w:eastAsia="en-IN"/>
         </w:rPr>
       </w:pPr>
+      <w:r>
+        <w:rPr>
+          <w:rFonts w:ascii="Courier New" w:eastAsia="Times New Roman" w:hAnsi="Courier New" w:cs="Courier New"/>
+          <w:sz w:val="24"/>
+          <w:szCs w:val="24"/>
+          <w:lang w:eastAsia="en-IN"/>
+        </w:rPr>
+        <w:t xml:space="preserve"> </w:t>
+      </w:r>
     </w:p>
     <w:p>
       <w:pPr>
@@ -6899,153 +6647,188 @@
           <w:sz w:val="24"/>
           <w:szCs w:val="24"/>
         </w:rPr>
-        <w:t>10. What is the average order amount?</w:t>
-      </w:r>
-    </w:p>
-    <w:p>
-      <w:pPr>
-        <w:tabs>
-          <w:tab w:val="left" w:pos="916"/>
-          <w:tab w:val="left" w:pos="1832"/>
-          <w:tab w:val="left" w:pos="2748"/>
-          <w:tab w:val="left" w:pos="3664"/>
-          <w:tab w:val="left" w:pos="4580"/>
-          <w:tab w:val="left" w:pos="5496"/>
-          <w:tab w:val="left" w:pos="6412"/>
-          <w:tab w:val="left" w:pos="7328"/>
-          <w:tab w:val="left" w:pos="8244"/>
-          <w:tab w:val="left" w:pos="9160"/>
-          <w:tab w:val="left" w:pos="10076"/>
-          <w:tab w:val="left" w:pos="10992"/>
-          <w:tab w:val="left" w:pos="11908"/>
-          <w:tab w:val="left" w:pos="12824"/>
-          <w:tab w:val="left" w:pos="13740"/>
-          <w:tab w:val="left" w:pos="14656"/>
-        </w:tabs>
-        <w:spacing w:after="0" w:line="276" w:lineRule="auto"/>
-        <w:rPr>
-          <w:rFonts w:ascii="Times New Roman" w:eastAsia="Times New Roman" w:hAnsi="Times New Roman" w:cs="Times New Roman"/>
-          <w:sz w:val="24"/>
-          <w:szCs w:val="24"/>
-          <w:lang w:eastAsia="en-IN"/>
-        </w:rPr>
-      </w:pPr>
-    </w:p>
-    <w:p>
-      <w:pPr>
-        <w:tabs>
-          <w:tab w:val="left" w:pos="916"/>
-          <w:tab w:val="left" w:pos="1832"/>
-          <w:tab w:val="left" w:pos="2748"/>
-          <w:tab w:val="left" w:pos="3664"/>
-          <w:tab w:val="left" w:pos="4580"/>
-          <w:tab w:val="left" w:pos="5496"/>
-          <w:tab w:val="left" w:pos="6412"/>
-          <w:tab w:val="left" w:pos="7328"/>
-          <w:tab w:val="left" w:pos="8244"/>
-          <w:tab w:val="left" w:pos="9160"/>
-          <w:tab w:val="left" w:pos="10076"/>
-          <w:tab w:val="left" w:pos="10992"/>
-          <w:tab w:val="left" w:pos="11908"/>
-          <w:tab w:val="left" w:pos="12824"/>
-          <w:tab w:val="left" w:pos="13740"/>
-          <w:tab w:val="left" w:pos="14656"/>
-        </w:tabs>
-        <w:spacing w:after="0" w:line="276" w:lineRule="auto"/>
-        <w:ind w:left="916"/>
-        <w:rPr>
-          <w:rFonts w:ascii="Times New Roman" w:eastAsia="Times New Roman" w:hAnsi="Times New Roman" w:cs="Times New Roman"/>
-          <w:lang w:eastAsia="en-IN"/>
-        </w:rPr>
-      </w:pPr>
-      <w:r>
-        <w:rPr>
-          <w:rFonts w:ascii="Courier New" w:eastAsia="Times New Roman" w:hAnsi="Courier New" w:cs="Courier New"/>
-          <w:lang w:eastAsia="en-IN"/>
-        </w:rPr>
-        <w:t>SELECT AVG(total_amount) AS average_order FROM orders</w:t>
-      </w:r>
-    </w:p>
-    <w:p>
-      <w:pPr>
-        <w:tabs>
-          <w:tab w:val="left" w:pos="916"/>
-          <w:tab w:val="left" w:pos="1832"/>
-          <w:tab w:val="left" w:pos="2748"/>
-          <w:tab w:val="left" w:pos="3664"/>
-          <w:tab w:val="left" w:pos="4580"/>
-          <w:tab w:val="left" w:pos="5496"/>
-          <w:tab w:val="left" w:pos="6412"/>
-          <w:tab w:val="left" w:pos="7328"/>
-          <w:tab w:val="left" w:pos="8244"/>
-          <w:tab w:val="left" w:pos="9160"/>
-          <w:tab w:val="left" w:pos="10076"/>
-          <w:tab w:val="left" w:pos="10992"/>
-          <w:tab w:val="left" w:pos="11908"/>
-          <w:tab w:val="left" w:pos="12824"/>
-          <w:tab w:val="left" w:pos="13740"/>
-          <w:tab w:val="left" w:pos="14656"/>
-        </w:tabs>
-        <w:spacing w:after="0" w:line="276" w:lineRule="auto"/>
-        <w:ind w:left="196"/>
-        <w:rPr>
-          <w:rFonts w:ascii="Times New Roman" w:eastAsia="Times New Roman" w:hAnsi="Times New Roman" w:cs="Times New Roman"/>
-          <w:sz w:val="24"/>
-          <w:szCs w:val="24"/>
-          <w:lang w:eastAsia="en-IN"/>
-        </w:rPr>
-      </w:pPr>
-    </w:p>
-    <w:p>
-      <w:pPr>
-        <w:tabs>
-          <w:tab w:val="left" w:pos="916"/>
-          <w:tab w:val="left" w:pos="1832"/>
-          <w:tab w:val="left" w:pos="2748"/>
-          <w:tab w:val="left" w:pos="3664"/>
-          <w:tab w:val="left" w:pos="4580"/>
-          <w:tab w:val="left" w:pos="5496"/>
-          <w:tab w:val="left" w:pos="6412"/>
-          <w:tab w:val="left" w:pos="7328"/>
-          <w:tab w:val="left" w:pos="8244"/>
-          <w:tab w:val="left" w:pos="9160"/>
-          <w:tab w:val="left" w:pos="10076"/>
-          <w:tab w:val="left" w:pos="10992"/>
-          <w:tab w:val="left" w:pos="11908"/>
-          <w:tab w:val="left" w:pos="12824"/>
-          <w:tab w:val="left" w:pos="13740"/>
-          <w:tab w:val="left" w:pos="14656"/>
-        </w:tabs>
-        <w:spacing w:after="0" w:line="276" w:lineRule="auto"/>
-        <w:rPr>
-          <w:rFonts w:ascii="Times New Roman" w:eastAsia="Times New Roman" w:hAnsi="Times New Roman" w:cs="Times New Roman"/>
-          <w:sz w:val="24"/>
-          <w:szCs w:val="24"/>
-          <w:lang w:eastAsia="en-IN"/>
-        </w:rPr>
-      </w:pPr>
-      <w:r>
-        <w:rPr>
-          <w:rFonts w:ascii="Times New Roman" w:eastAsia="Times New Roman" w:hAnsi="Times New Roman" w:cs="Times New Roman"/>
-          <w:sz w:val="24"/>
-          <w:szCs w:val="24"/>
-          <w:lang w:eastAsia="en-IN"/>
-        </w:rPr>
-        <w:t xml:space="preserve">               </w:t>
-      </w:r>
-      <w:r>
-        <w:rPr>
-          <w:rFonts w:ascii="Times New Roman" w:eastAsia="Times New Roman" w:hAnsi="Times New Roman" w:cs="Times New Roman"/>
+        <w:t>9. What is the total sales amount from all orders?</w:t>
+      </w:r>
+    </w:p>
+    <w:p>
+      <w:pPr>
+        <w:tabs>
+          <w:tab w:val="left" w:pos="916"/>
+          <w:tab w:val="left" w:pos="1832"/>
+          <w:tab w:val="left" w:pos="2748"/>
+          <w:tab w:val="left" w:pos="3664"/>
+          <w:tab w:val="left" w:pos="4580"/>
+          <w:tab w:val="left" w:pos="5496"/>
+          <w:tab w:val="left" w:pos="6412"/>
+          <w:tab w:val="left" w:pos="7328"/>
+          <w:tab w:val="left" w:pos="8244"/>
+          <w:tab w:val="left" w:pos="9160"/>
+          <w:tab w:val="left" w:pos="10076"/>
+          <w:tab w:val="left" w:pos="10992"/>
+          <w:tab w:val="left" w:pos="11908"/>
+          <w:tab w:val="left" w:pos="12824"/>
+          <w:tab w:val="left" w:pos="13740"/>
+          <w:tab w:val="left" w:pos="14656"/>
+        </w:tabs>
+        <w:spacing w:after="0" w:line="276" w:lineRule="auto"/>
+        <w:rPr>
+          <w:rFonts w:ascii="Times New Roman" w:eastAsia="Times New Roman" w:hAnsi="Times New Roman" w:cs="Times New Roman"/>
+          <w:sz w:val="24"/>
+          <w:szCs w:val="24"/>
+          <w:lang w:eastAsia="en-IN"/>
+        </w:rPr>
+      </w:pPr>
+    </w:p>
+    <w:p>
+      <w:pPr>
+        <w:tabs>
+          <w:tab w:val="left" w:pos="916"/>
+          <w:tab w:val="left" w:pos="1832"/>
+          <w:tab w:val="left" w:pos="2748"/>
+          <w:tab w:val="left" w:pos="3664"/>
+          <w:tab w:val="left" w:pos="4580"/>
+          <w:tab w:val="left" w:pos="5496"/>
+          <w:tab w:val="left" w:pos="6412"/>
+          <w:tab w:val="left" w:pos="7328"/>
+          <w:tab w:val="left" w:pos="8244"/>
+          <w:tab w:val="left" w:pos="9160"/>
+          <w:tab w:val="left" w:pos="10076"/>
+          <w:tab w:val="left" w:pos="10992"/>
+          <w:tab w:val="left" w:pos="11908"/>
+          <w:tab w:val="left" w:pos="12824"/>
+          <w:tab w:val="left" w:pos="13740"/>
+          <w:tab w:val="left" w:pos="14656"/>
+        </w:tabs>
+        <w:spacing w:after="0" w:line="276" w:lineRule="auto"/>
+        <w:ind w:left="720"/>
+        <w:rPr>
+          <w:rFonts w:ascii="Courier New" w:eastAsia="Times New Roman" w:hAnsi="Courier New" w:cs="Courier New"/>
+          <w:lang w:eastAsia="en-IN"/>
+        </w:rPr>
+      </w:pPr>
+      <w:r>
+        <w:rPr>
+          <w:rFonts w:ascii="Courier New" w:eastAsia="Times New Roman" w:hAnsi="Courier New" w:cs="Courier New"/>
+          <w:lang w:eastAsia="en-IN"/>
+        </w:rPr>
+        <w:lastRenderedPageBreak/>
+        <w:t>SELECT SUM(total_amount) AS total_sales</w:t>
+      </w:r>
+    </w:p>
+    <w:p>
+      <w:pPr>
+        <w:tabs>
+          <w:tab w:val="left" w:pos="916"/>
+          <w:tab w:val="left" w:pos="1832"/>
+          <w:tab w:val="left" w:pos="2748"/>
+          <w:tab w:val="left" w:pos="3664"/>
+          <w:tab w:val="left" w:pos="4580"/>
+          <w:tab w:val="left" w:pos="5496"/>
+          <w:tab w:val="left" w:pos="6412"/>
+          <w:tab w:val="left" w:pos="7328"/>
+          <w:tab w:val="left" w:pos="8244"/>
+          <w:tab w:val="left" w:pos="9160"/>
+          <w:tab w:val="left" w:pos="10076"/>
+          <w:tab w:val="left" w:pos="10992"/>
+          <w:tab w:val="left" w:pos="11908"/>
+          <w:tab w:val="left" w:pos="12824"/>
+          <w:tab w:val="left" w:pos="13740"/>
+          <w:tab w:val="left" w:pos="14656"/>
+        </w:tabs>
+        <w:spacing w:after="0" w:line="276" w:lineRule="auto"/>
+        <w:ind w:left="720"/>
+        <w:rPr>
+          <w:rFonts w:ascii="Courier New" w:eastAsia="Times New Roman" w:hAnsi="Courier New" w:cs="Courier New"/>
+          <w:lang w:eastAsia="en-IN"/>
+        </w:rPr>
+      </w:pPr>
+      <w:r>
+        <w:rPr>
+          <w:rFonts w:ascii="Courier New" w:eastAsia="Times New Roman" w:hAnsi="Courier New" w:cs="Courier New"/>
+          <w:lang w:eastAsia="en-IN"/>
+        </w:rPr>
+        <w:t>FROM orders</w:t>
+      </w:r>
+    </w:p>
+    <w:p>
+      <w:pPr>
+        <w:tabs>
+          <w:tab w:val="left" w:pos="916"/>
+          <w:tab w:val="left" w:pos="1832"/>
+          <w:tab w:val="left" w:pos="2748"/>
+          <w:tab w:val="left" w:pos="3664"/>
+          <w:tab w:val="left" w:pos="4580"/>
+          <w:tab w:val="left" w:pos="5496"/>
+          <w:tab w:val="left" w:pos="6412"/>
+          <w:tab w:val="left" w:pos="7328"/>
+          <w:tab w:val="left" w:pos="8244"/>
+          <w:tab w:val="left" w:pos="9160"/>
+          <w:tab w:val="left" w:pos="10076"/>
+          <w:tab w:val="left" w:pos="10992"/>
+          <w:tab w:val="left" w:pos="11908"/>
+          <w:tab w:val="left" w:pos="12824"/>
+          <w:tab w:val="left" w:pos="13740"/>
+          <w:tab w:val="left" w:pos="14656"/>
+        </w:tabs>
+        <w:spacing w:after="0" w:line="276" w:lineRule="auto"/>
+        <w:rPr>
+          <w:rFonts w:ascii="Courier New" w:eastAsia="Times New Roman" w:hAnsi="Courier New" w:cs="Courier New"/>
+          <w:sz w:val="24"/>
+          <w:szCs w:val="24"/>
+          <w:lang w:eastAsia="en-IN"/>
+        </w:rPr>
+      </w:pPr>
+    </w:p>
+    <w:p>
+      <w:pPr>
+        <w:tabs>
+          <w:tab w:val="left" w:pos="916"/>
+          <w:tab w:val="left" w:pos="1832"/>
+          <w:tab w:val="left" w:pos="2748"/>
+          <w:tab w:val="left" w:pos="3664"/>
+          <w:tab w:val="left" w:pos="4580"/>
+          <w:tab w:val="left" w:pos="5496"/>
+          <w:tab w:val="left" w:pos="6412"/>
+          <w:tab w:val="left" w:pos="7328"/>
+          <w:tab w:val="left" w:pos="8244"/>
+          <w:tab w:val="left" w:pos="9160"/>
+          <w:tab w:val="left" w:pos="10076"/>
+          <w:tab w:val="left" w:pos="10992"/>
+          <w:tab w:val="left" w:pos="11908"/>
+          <w:tab w:val="left" w:pos="12824"/>
+          <w:tab w:val="left" w:pos="13740"/>
+          <w:tab w:val="left" w:pos="14656"/>
+        </w:tabs>
+        <w:spacing w:after="0" w:line="276" w:lineRule="auto"/>
+        <w:rPr>
+          <w:rFonts w:ascii="Courier New" w:eastAsia="Times New Roman" w:hAnsi="Courier New" w:cs="Courier New"/>
+          <w:sz w:val="24"/>
+          <w:szCs w:val="24"/>
+          <w:lang w:eastAsia="en-IN"/>
+        </w:rPr>
+      </w:pPr>
+      <w:r>
+        <w:rPr>
+          <w:rFonts w:ascii="Courier New" w:eastAsia="Times New Roman" w:hAnsi="Courier New" w:cs="Courier New"/>
+          <w:sz w:val="24"/>
+          <w:szCs w:val="24"/>
+          <w:lang w:eastAsia="en-IN"/>
+        </w:rPr>
+        <w:t xml:space="preserve">      </w:t>
+      </w:r>
+      <w:r>
+        <w:rPr>
+          <w:rFonts w:ascii="Courier New" w:eastAsia="Times New Roman" w:hAnsi="Courier New" w:cs="Courier New"/>
           <w:noProof/>
           <w:sz w:val="24"/>
           <w:szCs w:val="24"/>
           <w:lang w:eastAsia="en-IN"/>
         </w:rPr>
         <w:drawing>
-          <wp:inline distT="0" distB="0" distL="0" distR="0" wp14:anchorId="06CF8A39" wp14:editId="21C07225">
-            <wp:extent cx="3582670" cy="2026072"/>
+          <wp:inline distT="0" distB="0" distL="0" distR="0" wp14:anchorId="69898E47" wp14:editId="520B3AB9">
+            <wp:extent cx="3546987" cy="2247900"/>
             <wp:effectExtent l="0" t="0" r="0" b="0"/>
-            <wp:docPr id="4" name="Picture 4"/>
+            <wp:docPr id="3" name="Picture 3"/>
             <wp:cNvGraphicFramePr>
               <a:graphicFrameLocks xmlns:a="http://schemas.openxmlformats.org/drawingml/2006/main" noChangeAspect="1"/>
             </wp:cNvGraphicFramePr>
@@ -7065,7 +6848,7 @@
                   <pic:spPr>
                     <a:xfrm>
                       <a:off x="0" y="0"/>
-                      <a:ext cx="3595148" cy="2033128"/>
+                      <a:ext cx="3552942" cy="2251674"/>
                     </a:xfrm>
                     <a:prstGeom prst="rect">
                       <a:avLst/>
@@ -7100,79 +6883,7 @@
         </w:tabs>
         <w:spacing w:after="0" w:line="276" w:lineRule="auto"/>
         <w:rPr>
-          <w:rFonts w:ascii="Times New Roman" w:eastAsia="Times New Roman" w:hAnsi="Times New Roman" w:cs="Times New Roman"/>
-          <w:sz w:val="24"/>
-          <w:szCs w:val="24"/>
-          <w:lang w:eastAsia="en-IN"/>
-        </w:rPr>
-      </w:pPr>
-    </w:p>
-    <w:p>
-      <w:pPr>
-        <w:pStyle w:val="ListParagraph"/>
-        <w:numPr>
-          <w:ilvl w:val="0"/>
-          <w:numId w:val="18"/>
-        </w:numPr>
-        <w:tabs>
-          <w:tab w:val="left" w:pos="916"/>
-          <w:tab w:val="left" w:pos="1832"/>
-          <w:tab w:val="left" w:pos="2748"/>
-          <w:tab w:val="left" w:pos="3664"/>
-          <w:tab w:val="left" w:pos="4580"/>
-          <w:tab w:val="left" w:pos="5496"/>
-          <w:tab w:val="left" w:pos="6412"/>
-          <w:tab w:val="left" w:pos="7328"/>
-          <w:tab w:val="left" w:pos="8244"/>
-          <w:tab w:val="left" w:pos="9160"/>
-          <w:tab w:val="left" w:pos="10076"/>
-          <w:tab w:val="left" w:pos="10992"/>
-          <w:tab w:val="left" w:pos="11908"/>
-          <w:tab w:val="left" w:pos="12824"/>
-          <w:tab w:val="left" w:pos="13740"/>
-          <w:tab w:val="left" w:pos="14656"/>
-        </w:tabs>
-        <w:spacing w:after="0" w:line="276" w:lineRule="auto"/>
-        <w:rPr>
-          <w:rFonts w:ascii="Times New Roman" w:eastAsia="Times New Roman" w:hAnsi="Times New Roman" w:cs="Times New Roman"/>
-          <w:sz w:val="36"/>
-          <w:szCs w:val="36"/>
-          <w:lang w:eastAsia="en-IN"/>
-        </w:rPr>
-      </w:pPr>
-      <w:r>
-        <w:rPr>
-          <w:rFonts w:ascii="Times New Roman" w:eastAsia="Times New Roman" w:hAnsi="Times New Roman" w:cs="Times New Roman"/>
-          <w:sz w:val="36"/>
-          <w:szCs w:val="36"/>
-          <w:lang w:eastAsia="en-IN"/>
-        </w:rPr>
-        <w:t>Intermediate</w:t>
-      </w:r>
-    </w:p>
-    <w:p>
-      <w:pPr>
-        <w:tabs>
-          <w:tab w:val="left" w:pos="916"/>
-          <w:tab w:val="left" w:pos="1832"/>
-          <w:tab w:val="left" w:pos="2748"/>
-          <w:tab w:val="left" w:pos="3664"/>
-          <w:tab w:val="left" w:pos="4580"/>
-          <w:tab w:val="left" w:pos="5496"/>
-          <w:tab w:val="left" w:pos="6412"/>
-          <w:tab w:val="left" w:pos="7328"/>
-          <w:tab w:val="left" w:pos="8244"/>
-          <w:tab w:val="left" w:pos="9160"/>
-          <w:tab w:val="left" w:pos="10076"/>
-          <w:tab w:val="left" w:pos="10992"/>
-          <w:tab w:val="left" w:pos="11908"/>
-          <w:tab w:val="left" w:pos="12824"/>
-          <w:tab w:val="left" w:pos="13740"/>
-          <w:tab w:val="left" w:pos="14656"/>
-        </w:tabs>
-        <w:spacing w:after="0" w:line="276" w:lineRule="auto"/>
-        <w:rPr>
-          <w:rFonts w:ascii="Times New Roman" w:eastAsia="Times New Roman" w:hAnsi="Times New Roman" w:cs="Times New Roman"/>
+          <w:rFonts w:ascii="Courier New" w:eastAsia="Times New Roman" w:hAnsi="Courier New" w:cs="Courier New"/>
           <w:sz w:val="24"/>
           <w:szCs w:val="24"/>
           <w:lang w:eastAsia="en-IN"/>
@@ -7212,154 +6923,138 @@
           <w:sz w:val="24"/>
           <w:szCs w:val="24"/>
         </w:rPr>
-        <w:t xml:space="preserve">11. </w:t>
-      </w:r>
-      <w:r>
-        <w:rPr>
-          <w:rFonts w:ascii="Times New Roman" w:hAnsi="Times New Roman" w:cs="Times New Roman"/>
-          <w:sz w:val="24"/>
-          <w:szCs w:val="24"/>
-        </w:rPr>
-        <w:t xml:space="preserve"> </w:t>
-      </w:r>
-      <w:r>
-        <w:rPr>
-          <w:rFonts w:ascii="Times New Roman" w:hAnsi="Times New Roman" w:cs="Times New Roman"/>
-          <w:sz w:val="24"/>
-          <w:szCs w:val="24"/>
-        </w:rPr>
-        <w:t>What is the highest-priced product in the ShopEasy store?</w:t>
-      </w:r>
-    </w:p>
-    <w:p>
-      <w:pPr>
-        <w:tabs>
-          <w:tab w:val="left" w:pos="916"/>
-          <w:tab w:val="left" w:pos="1832"/>
-          <w:tab w:val="left" w:pos="2748"/>
-          <w:tab w:val="left" w:pos="3664"/>
-          <w:tab w:val="left" w:pos="4580"/>
-          <w:tab w:val="left" w:pos="5496"/>
-          <w:tab w:val="left" w:pos="6412"/>
-          <w:tab w:val="left" w:pos="7328"/>
-          <w:tab w:val="left" w:pos="8244"/>
-          <w:tab w:val="left" w:pos="9160"/>
-          <w:tab w:val="left" w:pos="10076"/>
-          <w:tab w:val="left" w:pos="10992"/>
-          <w:tab w:val="left" w:pos="11908"/>
-          <w:tab w:val="left" w:pos="12824"/>
-          <w:tab w:val="left" w:pos="13740"/>
-          <w:tab w:val="left" w:pos="14656"/>
-        </w:tabs>
-        <w:spacing w:after="0" w:line="276" w:lineRule="auto"/>
-        <w:rPr>
-          <w:rFonts w:ascii="Times New Roman" w:eastAsia="Times New Roman" w:hAnsi="Times New Roman" w:cs="Times New Roman"/>
-          <w:sz w:val="24"/>
-          <w:szCs w:val="24"/>
-          <w:lang w:eastAsia="en-IN"/>
-        </w:rPr>
-      </w:pPr>
-    </w:p>
-    <w:p>
-      <w:pPr>
-        <w:tabs>
-          <w:tab w:val="left" w:pos="916"/>
-          <w:tab w:val="left" w:pos="1832"/>
-          <w:tab w:val="left" w:pos="2748"/>
-          <w:tab w:val="left" w:pos="3664"/>
-          <w:tab w:val="left" w:pos="4580"/>
-          <w:tab w:val="left" w:pos="5496"/>
-          <w:tab w:val="left" w:pos="6412"/>
-          <w:tab w:val="left" w:pos="7328"/>
-          <w:tab w:val="left" w:pos="8244"/>
-          <w:tab w:val="left" w:pos="9160"/>
-          <w:tab w:val="left" w:pos="10076"/>
-          <w:tab w:val="left" w:pos="10992"/>
-          <w:tab w:val="left" w:pos="11908"/>
-          <w:tab w:val="left" w:pos="12824"/>
-          <w:tab w:val="left" w:pos="13740"/>
-          <w:tab w:val="left" w:pos="14656"/>
-        </w:tabs>
-        <w:spacing w:after="0" w:line="276" w:lineRule="auto"/>
-        <w:ind w:left="720"/>
-        <w:rPr>
-          <w:rFonts w:ascii="Courier New" w:eastAsia="Times New Roman" w:hAnsi="Courier New" w:cs="Courier New"/>
-          <w:lang w:eastAsia="en-IN"/>
-        </w:rPr>
-      </w:pPr>
-      <w:r>
-        <w:rPr>
-          <w:rFonts w:ascii="Courier New" w:eastAsia="Times New Roman" w:hAnsi="Courier New" w:cs="Courier New"/>
-          <w:lang w:eastAsia="en-IN"/>
-        </w:rPr>
-        <w:t>SELECT MAX(price) AS highest_price FROM products</w:t>
-      </w:r>
-    </w:p>
-    <w:p>
-      <w:pPr>
-        <w:tabs>
-          <w:tab w:val="left" w:pos="916"/>
-          <w:tab w:val="left" w:pos="1832"/>
-          <w:tab w:val="left" w:pos="2748"/>
-          <w:tab w:val="left" w:pos="3664"/>
-          <w:tab w:val="left" w:pos="4580"/>
-          <w:tab w:val="left" w:pos="5496"/>
-          <w:tab w:val="left" w:pos="6412"/>
-          <w:tab w:val="left" w:pos="7328"/>
-          <w:tab w:val="left" w:pos="8244"/>
-          <w:tab w:val="left" w:pos="9160"/>
-          <w:tab w:val="left" w:pos="10076"/>
-          <w:tab w:val="left" w:pos="10992"/>
-          <w:tab w:val="left" w:pos="11908"/>
-          <w:tab w:val="left" w:pos="12824"/>
-          <w:tab w:val="left" w:pos="13740"/>
-          <w:tab w:val="left" w:pos="14656"/>
-        </w:tabs>
-        <w:spacing w:after="0" w:line="276" w:lineRule="auto"/>
-        <w:rPr>
-          <w:rFonts w:ascii="Times New Roman" w:eastAsia="Times New Roman" w:hAnsi="Times New Roman" w:cs="Times New Roman"/>
-          <w:sz w:val="24"/>
-          <w:szCs w:val="24"/>
-          <w:lang w:eastAsia="en-IN"/>
-        </w:rPr>
-      </w:pPr>
-    </w:p>
-    <w:p>
-      <w:pPr>
-        <w:tabs>
-          <w:tab w:val="left" w:pos="916"/>
-          <w:tab w:val="left" w:pos="1832"/>
-          <w:tab w:val="left" w:pos="2748"/>
-          <w:tab w:val="left" w:pos="3664"/>
-          <w:tab w:val="left" w:pos="4580"/>
-          <w:tab w:val="left" w:pos="5496"/>
-          <w:tab w:val="left" w:pos="6412"/>
-          <w:tab w:val="left" w:pos="7328"/>
-          <w:tab w:val="left" w:pos="8244"/>
-          <w:tab w:val="left" w:pos="9160"/>
-          <w:tab w:val="left" w:pos="10076"/>
-          <w:tab w:val="left" w:pos="10992"/>
-          <w:tab w:val="left" w:pos="11908"/>
-          <w:tab w:val="left" w:pos="12824"/>
-          <w:tab w:val="left" w:pos="13740"/>
-          <w:tab w:val="left" w:pos="14656"/>
-        </w:tabs>
-        <w:spacing w:after="0" w:line="276" w:lineRule="auto"/>
-        <w:rPr>
-          <w:rFonts w:ascii="Times New Roman" w:eastAsia="Times New Roman" w:hAnsi="Times New Roman" w:cs="Times New Roman"/>
-          <w:sz w:val="24"/>
-          <w:szCs w:val="24"/>
-          <w:lang w:eastAsia="en-IN"/>
-        </w:rPr>
-      </w:pPr>
-      <w:r>
-        <w:rPr>
-          <w:rFonts w:ascii="Times New Roman" w:eastAsia="Times New Roman" w:hAnsi="Times New Roman" w:cs="Times New Roman"/>
-          <w:sz w:val="24"/>
-          <w:szCs w:val="24"/>
-          <w:lang w:eastAsia="en-IN"/>
-        </w:rPr>
-        <w:lastRenderedPageBreak/>
+        <w:t>10. What is the average order amount?</w:t>
+      </w:r>
+    </w:p>
+    <w:p>
+      <w:pPr>
+        <w:tabs>
+          <w:tab w:val="left" w:pos="916"/>
+          <w:tab w:val="left" w:pos="1832"/>
+          <w:tab w:val="left" w:pos="2748"/>
+          <w:tab w:val="left" w:pos="3664"/>
+          <w:tab w:val="left" w:pos="4580"/>
+          <w:tab w:val="left" w:pos="5496"/>
+          <w:tab w:val="left" w:pos="6412"/>
+          <w:tab w:val="left" w:pos="7328"/>
+          <w:tab w:val="left" w:pos="8244"/>
+          <w:tab w:val="left" w:pos="9160"/>
+          <w:tab w:val="left" w:pos="10076"/>
+          <w:tab w:val="left" w:pos="10992"/>
+          <w:tab w:val="left" w:pos="11908"/>
+          <w:tab w:val="left" w:pos="12824"/>
+          <w:tab w:val="left" w:pos="13740"/>
+          <w:tab w:val="left" w:pos="14656"/>
+        </w:tabs>
+        <w:spacing w:after="0" w:line="276" w:lineRule="auto"/>
+        <w:rPr>
+          <w:rFonts w:ascii="Times New Roman" w:eastAsia="Times New Roman" w:hAnsi="Times New Roman" w:cs="Times New Roman"/>
+          <w:sz w:val="24"/>
+          <w:szCs w:val="24"/>
+          <w:lang w:eastAsia="en-IN"/>
+        </w:rPr>
+      </w:pPr>
+    </w:p>
+    <w:p>
+      <w:pPr>
+        <w:tabs>
+          <w:tab w:val="left" w:pos="916"/>
+          <w:tab w:val="left" w:pos="1832"/>
+          <w:tab w:val="left" w:pos="2748"/>
+          <w:tab w:val="left" w:pos="3664"/>
+          <w:tab w:val="left" w:pos="4580"/>
+          <w:tab w:val="left" w:pos="5496"/>
+          <w:tab w:val="left" w:pos="6412"/>
+          <w:tab w:val="left" w:pos="7328"/>
+          <w:tab w:val="left" w:pos="8244"/>
+          <w:tab w:val="left" w:pos="9160"/>
+          <w:tab w:val="left" w:pos="10076"/>
+          <w:tab w:val="left" w:pos="10992"/>
+          <w:tab w:val="left" w:pos="11908"/>
+          <w:tab w:val="left" w:pos="12824"/>
+          <w:tab w:val="left" w:pos="13740"/>
+          <w:tab w:val="left" w:pos="14656"/>
+        </w:tabs>
+        <w:spacing w:after="0" w:line="276" w:lineRule="auto"/>
+        <w:ind w:left="916"/>
+        <w:rPr>
+          <w:rFonts w:ascii="Times New Roman" w:eastAsia="Times New Roman" w:hAnsi="Times New Roman" w:cs="Times New Roman"/>
+          <w:lang w:eastAsia="en-IN"/>
+        </w:rPr>
+      </w:pPr>
+      <w:r>
+        <w:rPr>
+          <w:rFonts w:ascii="Courier New" w:eastAsia="Times New Roman" w:hAnsi="Courier New" w:cs="Courier New"/>
+          <w:lang w:eastAsia="en-IN"/>
+        </w:rPr>
+        <w:t>SELECT AVG(total_amount) AS average_order FROM orders</w:t>
+      </w:r>
+    </w:p>
+    <w:p>
+      <w:pPr>
+        <w:tabs>
+          <w:tab w:val="left" w:pos="916"/>
+          <w:tab w:val="left" w:pos="1832"/>
+          <w:tab w:val="left" w:pos="2748"/>
+          <w:tab w:val="left" w:pos="3664"/>
+          <w:tab w:val="left" w:pos="4580"/>
+          <w:tab w:val="left" w:pos="5496"/>
+          <w:tab w:val="left" w:pos="6412"/>
+          <w:tab w:val="left" w:pos="7328"/>
+          <w:tab w:val="left" w:pos="8244"/>
+          <w:tab w:val="left" w:pos="9160"/>
+          <w:tab w:val="left" w:pos="10076"/>
+          <w:tab w:val="left" w:pos="10992"/>
+          <w:tab w:val="left" w:pos="11908"/>
+          <w:tab w:val="left" w:pos="12824"/>
+          <w:tab w:val="left" w:pos="13740"/>
+          <w:tab w:val="left" w:pos="14656"/>
+        </w:tabs>
+        <w:spacing w:after="0" w:line="276" w:lineRule="auto"/>
+        <w:ind w:left="196"/>
+        <w:rPr>
+          <w:rFonts w:ascii="Times New Roman" w:eastAsia="Times New Roman" w:hAnsi="Times New Roman" w:cs="Times New Roman"/>
+          <w:sz w:val="24"/>
+          <w:szCs w:val="24"/>
+          <w:lang w:eastAsia="en-IN"/>
+        </w:rPr>
+      </w:pPr>
+    </w:p>
+    <w:p>
+      <w:pPr>
+        <w:tabs>
+          <w:tab w:val="left" w:pos="916"/>
+          <w:tab w:val="left" w:pos="1832"/>
+          <w:tab w:val="left" w:pos="2748"/>
+          <w:tab w:val="left" w:pos="3664"/>
+          <w:tab w:val="left" w:pos="4580"/>
+          <w:tab w:val="left" w:pos="5496"/>
+          <w:tab w:val="left" w:pos="6412"/>
+          <w:tab w:val="left" w:pos="7328"/>
+          <w:tab w:val="left" w:pos="8244"/>
+          <w:tab w:val="left" w:pos="9160"/>
+          <w:tab w:val="left" w:pos="10076"/>
+          <w:tab w:val="left" w:pos="10992"/>
+          <w:tab w:val="left" w:pos="11908"/>
+          <w:tab w:val="left" w:pos="12824"/>
+          <w:tab w:val="left" w:pos="13740"/>
+          <w:tab w:val="left" w:pos="14656"/>
+        </w:tabs>
+        <w:spacing w:after="0" w:line="276" w:lineRule="auto"/>
+        <w:rPr>
+          <w:rFonts w:ascii="Times New Roman" w:eastAsia="Times New Roman" w:hAnsi="Times New Roman" w:cs="Times New Roman"/>
+          <w:sz w:val="24"/>
+          <w:szCs w:val="24"/>
+          <w:lang w:eastAsia="en-IN"/>
+        </w:rPr>
+      </w:pPr>
+      <w:r>
+        <w:rPr>
+          <w:rFonts w:ascii="Times New Roman" w:eastAsia="Times New Roman" w:hAnsi="Times New Roman" w:cs="Times New Roman"/>
+          <w:sz w:val="24"/>
+          <w:szCs w:val="24"/>
+          <w:lang w:eastAsia="en-IN"/>
+        </w:rPr>
         <w:t xml:space="preserve">               </w:t>
       </w:r>
       <w:r>
@@ -7371,10 +7066,10 @@
           <w:lang w:eastAsia="en-IN"/>
         </w:rPr>
         <w:drawing>
-          <wp:inline distT="0" distB="0" distL="0" distR="0" wp14:anchorId="322DCBE5" wp14:editId="20EDFA0D">
-            <wp:extent cx="3815080" cy="1924050"/>
+          <wp:inline distT="0" distB="0" distL="0" distR="0" wp14:anchorId="06CF8A39" wp14:editId="21C07225">
+            <wp:extent cx="3582670" cy="2026072"/>
             <wp:effectExtent l="0" t="0" r="0" b="0"/>
-            <wp:docPr id="5" name="Picture 5"/>
+            <wp:docPr id="4" name="Picture 4"/>
             <wp:cNvGraphicFramePr>
               <a:graphicFrameLocks xmlns:a="http://schemas.openxmlformats.org/drawingml/2006/main" noChangeAspect="1"/>
             </wp:cNvGraphicFramePr>
@@ -7394,7 +7089,7 @@
                   <pic:spPr>
                     <a:xfrm>
                       <a:off x="0" y="0"/>
-                      <a:ext cx="3817239" cy="1925139"/>
+                      <a:ext cx="3595148" cy="2033128"/>
                     </a:xfrm>
                     <a:prstGeom prst="rect">
                       <a:avLst/>
@@ -7438,6 +7133,78 @@
     </w:p>
     <w:p>
       <w:pPr>
+        <w:pStyle w:val="ListParagraph"/>
+        <w:numPr>
+          <w:ilvl w:val="0"/>
+          <w:numId w:val="18"/>
+        </w:numPr>
+        <w:tabs>
+          <w:tab w:val="left" w:pos="916"/>
+          <w:tab w:val="left" w:pos="1832"/>
+          <w:tab w:val="left" w:pos="2748"/>
+          <w:tab w:val="left" w:pos="3664"/>
+          <w:tab w:val="left" w:pos="4580"/>
+          <w:tab w:val="left" w:pos="5496"/>
+          <w:tab w:val="left" w:pos="6412"/>
+          <w:tab w:val="left" w:pos="7328"/>
+          <w:tab w:val="left" w:pos="8244"/>
+          <w:tab w:val="left" w:pos="9160"/>
+          <w:tab w:val="left" w:pos="10076"/>
+          <w:tab w:val="left" w:pos="10992"/>
+          <w:tab w:val="left" w:pos="11908"/>
+          <w:tab w:val="left" w:pos="12824"/>
+          <w:tab w:val="left" w:pos="13740"/>
+          <w:tab w:val="left" w:pos="14656"/>
+        </w:tabs>
+        <w:spacing w:after="0" w:line="276" w:lineRule="auto"/>
+        <w:rPr>
+          <w:rFonts w:ascii="Times New Roman" w:eastAsia="Times New Roman" w:hAnsi="Times New Roman" w:cs="Times New Roman"/>
+          <w:sz w:val="36"/>
+          <w:szCs w:val="36"/>
+          <w:lang w:eastAsia="en-IN"/>
+        </w:rPr>
+      </w:pPr>
+      <w:r>
+        <w:rPr>
+          <w:rFonts w:ascii="Times New Roman" w:eastAsia="Times New Roman" w:hAnsi="Times New Roman" w:cs="Times New Roman"/>
+          <w:sz w:val="36"/>
+          <w:szCs w:val="36"/>
+          <w:lang w:eastAsia="en-IN"/>
+        </w:rPr>
+        <w:t>Intermediate</w:t>
+      </w:r>
+    </w:p>
+    <w:p>
+      <w:pPr>
+        <w:tabs>
+          <w:tab w:val="left" w:pos="916"/>
+          <w:tab w:val="left" w:pos="1832"/>
+          <w:tab w:val="left" w:pos="2748"/>
+          <w:tab w:val="left" w:pos="3664"/>
+          <w:tab w:val="left" w:pos="4580"/>
+          <w:tab w:val="left" w:pos="5496"/>
+          <w:tab w:val="left" w:pos="6412"/>
+          <w:tab w:val="left" w:pos="7328"/>
+          <w:tab w:val="left" w:pos="8244"/>
+          <w:tab w:val="left" w:pos="9160"/>
+          <w:tab w:val="left" w:pos="10076"/>
+          <w:tab w:val="left" w:pos="10992"/>
+          <w:tab w:val="left" w:pos="11908"/>
+          <w:tab w:val="left" w:pos="12824"/>
+          <w:tab w:val="left" w:pos="13740"/>
+          <w:tab w:val="left" w:pos="14656"/>
+        </w:tabs>
+        <w:spacing w:after="0" w:line="276" w:lineRule="auto"/>
+        <w:rPr>
+          <w:rFonts w:ascii="Times New Roman" w:eastAsia="Times New Roman" w:hAnsi="Times New Roman" w:cs="Times New Roman"/>
+          <w:sz w:val="24"/>
+          <w:szCs w:val="24"/>
+          <w:lang w:eastAsia="en-IN"/>
+        </w:rPr>
+      </w:pPr>
+    </w:p>
+    <w:p>
+      <w:pPr>
         <w:tabs>
           <w:tab w:val="left" w:pos="916"/>
           <w:tab w:val="left" w:pos="1832"/>
@@ -7465,48 +7232,56 @@
       </w:pPr>
       <w:r>
         <w:rPr>
-          <w:rFonts w:ascii="Times New Roman" w:eastAsia="Times New Roman" w:hAnsi="Times New Roman" w:cs="Times New Roman"/>
-          <w:sz w:val="24"/>
-          <w:szCs w:val="24"/>
-          <w:lang w:eastAsia="en-IN"/>
-        </w:rPr>
-        <w:t>12.</w:t>
-      </w:r>
-      <w:r>
-        <w:rPr>
           <w:rFonts w:ascii="Times New Roman" w:hAnsi="Times New Roman" w:cs="Times New Roman"/>
           <w:sz w:val="24"/>
           <w:szCs w:val="24"/>
         </w:rPr>
-        <w:t xml:space="preserve"> What is the lowest-priced product in the ShopEasy store?</w:t>
-      </w:r>
-    </w:p>
-    <w:p>
-      <w:pPr>
-        <w:tabs>
-          <w:tab w:val="left" w:pos="916"/>
-          <w:tab w:val="left" w:pos="1832"/>
-          <w:tab w:val="left" w:pos="2748"/>
-          <w:tab w:val="left" w:pos="3664"/>
-          <w:tab w:val="left" w:pos="4580"/>
-          <w:tab w:val="left" w:pos="5496"/>
-          <w:tab w:val="left" w:pos="6412"/>
-          <w:tab w:val="left" w:pos="7328"/>
-          <w:tab w:val="left" w:pos="8244"/>
-          <w:tab w:val="left" w:pos="9160"/>
-          <w:tab w:val="left" w:pos="10076"/>
-          <w:tab w:val="left" w:pos="10992"/>
-          <w:tab w:val="left" w:pos="11908"/>
-          <w:tab w:val="left" w:pos="12824"/>
-          <w:tab w:val="left" w:pos="13740"/>
-          <w:tab w:val="left" w:pos="14656"/>
-        </w:tabs>
-        <w:spacing w:after="0" w:line="276" w:lineRule="auto"/>
+        <w:t xml:space="preserve">11. </w:t>
+      </w:r>
+      <w:r>
         <w:rPr>
           <w:rFonts w:ascii="Times New Roman" w:hAnsi="Times New Roman" w:cs="Times New Roman"/>
           <w:sz w:val="24"/>
           <w:szCs w:val="24"/>
         </w:rPr>
+        <w:t xml:space="preserve"> </w:t>
+      </w:r>
+      <w:r>
+        <w:rPr>
+          <w:rFonts w:ascii="Times New Roman" w:hAnsi="Times New Roman" w:cs="Times New Roman"/>
+          <w:sz w:val="24"/>
+          <w:szCs w:val="24"/>
+        </w:rPr>
+        <w:t>What is the highest-priced product in the ShopEasy store?</w:t>
+      </w:r>
+    </w:p>
+    <w:p>
+      <w:pPr>
+        <w:tabs>
+          <w:tab w:val="left" w:pos="916"/>
+          <w:tab w:val="left" w:pos="1832"/>
+          <w:tab w:val="left" w:pos="2748"/>
+          <w:tab w:val="left" w:pos="3664"/>
+          <w:tab w:val="left" w:pos="4580"/>
+          <w:tab w:val="left" w:pos="5496"/>
+          <w:tab w:val="left" w:pos="6412"/>
+          <w:tab w:val="left" w:pos="7328"/>
+          <w:tab w:val="left" w:pos="8244"/>
+          <w:tab w:val="left" w:pos="9160"/>
+          <w:tab w:val="left" w:pos="10076"/>
+          <w:tab w:val="left" w:pos="10992"/>
+          <w:tab w:val="left" w:pos="11908"/>
+          <w:tab w:val="left" w:pos="12824"/>
+          <w:tab w:val="left" w:pos="13740"/>
+          <w:tab w:val="left" w:pos="14656"/>
+        </w:tabs>
+        <w:spacing w:after="0" w:line="276" w:lineRule="auto"/>
+        <w:rPr>
+          <w:rFonts w:ascii="Times New Roman" w:eastAsia="Times New Roman" w:hAnsi="Times New Roman" w:cs="Times New Roman"/>
+          <w:sz w:val="24"/>
+          <w:szCs w:val="24"/>
+          <w:lang w:eastAsia="en-IN"/>
+        </w:rPr>
       </w:pPr>
     </w:p>
     <w:p>
@@ -7541,75 +7316,75 @@
           <w:rFonts w:ascii="Courier New" w:eastAsia="Times New Roman" w:hAnsi="Courier New" w:cs="Courier New"/>
           <w:lang w:eastAsia="en-IN"/>
         </w:rPr>
-        <w:t>SELECT MIN(price) AS lowest_price FROM products</w:t>
-      </w:r>
-    </w:p>
-    <w:p>
-      <w:pPr>
-        <w:tabs>
-          <w:tab w:val="left" w:pos="916"/>
-          <w:tab w:val="left" w:pos="1832"/>
-          <w:tab w:val="left" w:pos="2748"/>
-          <w:tab w:val="left" w:pos="3664"/>
-          <w:tab w:val="left" w:pos="4580"/>
-          <w:tab w:val="left" w:pos="5496"/>
-          <w:tab w:val="left" w:pos="6412"/>
-          <w:tab w:val="left" w:pos="7328"/>
-          <w:tab w:val="left" w:pos="8244"/>
-          <w:tab w:val="left" w:pos="9160"/>
-          <w:tab w:val="left" w:pos="10076"/>
-          <w:tab w:val="left" w:pos="10992"/>
-          <w:tab w:val="left" w:pos="11908"/>
-          <w:tab w:val="left" w:pos="12824"/>
-          <w:tab w:val="left" w:pos="13740"/>
-          <w:tab w:val="left" w:pos="14656"/>
-        </w:tabs>
-        <w:spacing w:after="0" w:line="276" w:lineRule="auto"/>
-        <w:ind w:left="720"/>
-        <w:rPr>
-          <w:rFonts w:ascii="Courier New" w:eastAsia="Times New Roman" w:hAnsi="Courier New" w:cs="Courier New"/>
-          <w:sz w:val="24"/>
-          <w:szCs w:val="24"/>
-          <w:lang w:eastAsia="en-IN"/>
-        </w:rPr>
-      </w:pPr>
-    </w:p>
-    <w:p>
-      <w:pPr>
-        <w:tabs>
-          <w:tab w:val="left" w:pos="916"/>
-          <w:tab w:val="left" w:pos="1832"/>
-          <w:tab w:val="left" w:pos="2748"/>
-          <w:tab w:val="left" w:pos="3664"/>
-          <w:tab w:val="left" w:pos="4580"/>
-          <w:tab w:val="left" w:pos="5496"/>
-          <w:tab w:val="left" w:pos="6412"/>
-          <w:tab w:val="left" w:pos="7328"/>
-          <w:tab w:val="left" w:pos="8244"/>
-          <w:tab w:val="left" w:pos="9160"/>
-          <w:tab w:val="left" w:pos="10076"/>
-          <w:tab w:val="left" w:pos="10992"/>
-          <w:tab w:val="left" w:pos="11908"/>
-          <w:tab w:val="left" w:pos="12824"/>
-          <w:tab w:val="left" w:pos="13740"/>
-          <w:tab w:val="left" w:pos="14656"/>
-        </w:tabs>
-        <w:spacing w:after="0" w:line="276" w:lineRule="auto"/>
-        <w:rPr>
-          <w:rFonts w:ascii="Times New Roman" w:eastAsia="Times New Roman" w:hAnsi="Times New Roman" w:cs="Times New Roman"/>
-          <w:sz w:val="24"/>
-          <w:szCs w:val="24"/>
-          <w:lang w:eastAsia="en-IN"/>
-        </w:rPr>
-      </w:pPr>
-      <w:r>
-        <w:rPr>
-          <w:rFonts w:ascii="Times New Roman" w:eastAsia="Times New Roman" w:hAnsi="Times New Roman" w:cs="Times New Roman"/>
-          <w:sz w:val="24"/>
-          <w:szCs w:val="24"/>
-          <w:lang w:eastAsia="en-IN"/>
-        </w:rPr>
-        <w:t xml:space="preserve">                  </w:t>
+        <w:t>SELECT MAX(price) AS highest_price FROM products</w:t>
+      </w:r>
+    </w:p>
+    <w:p>
+      <w:pPr>
+        <w:tabs>
+          <w:tab w:val="left" w:pos="916"/>
+          <w:tab w:val="left" w:pos="1832"/>
+          <w:tab w:val="left" w:pos="2748"/>
+          <w:tab w:val="left" w:pos="3664"/>
+          <w:tab w:val="left" w:pos="4580"/>
+          <w:tab w:val="left" w:pos="5496"/>
+          <w:tab w:val="left" w:pos="6412"/>
+          <w:tab w:val="left" w:pos="7328"/>
+          <w:tab w:val="left" w:pos="8244"/>
+          <w:tab w:val="left" w:pos="9160"/>
+          <w:tab w:val="left" w:pos="10076"/>
+          <w:tab w:val="left" w:pos="10992"/>
+          <w:tab w:val="left" w:pos="11908"/>
+          <w:tab w:val="left" w:pos="12824"/>
+          <w:tab w:val="left" w:pos="13740"/>
+          <w:tab w:val="left" w:pos="14656"/>
+        </w:tabs>
+        <w:spacing w:after="0" w:line="276" w:lineRule="auto"/>
+        <w:rPr>
+          <w:rFonts w:ascii="Times New Roman" w:eastAsia="Times New Roman" w:hAnsi="Times New Roman" w:cs="Times New Roman"/>
+          <w:sz w:val="24"/>
+          <w:szCs w:val="24"/>
+          <w:lang w:eastAsia="en-IN"/>
+        </w:rPr>
+      </w:pPr>
+    </w:p>
+    <w:p>
+      <w:pPr>
+        <w:tabs>
+          <w:tab w:val="left" w:pos="916"/>
+          <w:tab w:val="left" w:pos="1832"/>
+          <w:tab w:val="left" w:pos="2748"/>
+          <w:tab w:val="left" w:pos="3664"/>
+          <w:tab w:val="left" w:pos="4580"/>
+          <w:tab w:val="left" w:pos="5496"/>
+          <w:tab w:val="left" w:pos="6412"/>
+          <w:tab w:val="left" w:pos="7328"/>
+          <w:tab w:val="left" w:pos="8244"/>
+          <w:tab w:val="left" w:pos="9160"/>
+          <w:tab w:val="left" w:pos="10076"/>
+          <w:tab w:val="left" w:pos="10992"/>
+          <w:tab w:val="left" w:pos="11908"/>
+          <w:tab w:val="left" w:pos="12824"/>
+          <w:tab w:val="left" w:pos="13740"/>
+          <w:tab w:val="left" w:pos="14656"/>
+        </w:tabs>
+        <w:spacing w:after="0" w:line="276" w:lineRule="auto"/>
+        <w:rPr>
+          <w:rFonts w:ascii="Times New Roman" w:eastAsia="Times New Roman" w:hAnsi="Times New Roman" w:cs="Times New Roman"/>
+          <w:sz w:val="24"/>
+          <w:szCs w:val="24"/>
+          <w:lang w:eastAsia="en-IN"/>
+        </w:rPr>
+      </w:pPr>
+      <w:r>
+        <w:rPr>
+          <w:rFonts w:ascii="Times New Roman" w:eastAsia="Times New Roman" w:hAnsi="Times New Roman" w:cs="Times New Roman"/>
+          <w:sz w:val="24"/>
+          <w:szCs w:val="24"/>
+          <w:lang w:eastAsia="en-IN"/>
+        </w:rPr>
+        <w:lastRenderedPageBreak/>
+        <w:t xml:space="preserve">               </w:t>
       </w:r>
       <w:r>
         <w:rPr>
@@ -7620,10 +7395,10 @@
           <w:lang w:eastAsia="en-IN"/>
         </w:rPr>
         <w:drawing>
-          <wp:inline distT="0" distB="0" distL="0" distR="0" wp14:anchorId="1CCB8FD3" wp14:editId="24B7E969">
-            <wp:extent cx="3370875" cy="2109019"/>
-            <wp:effectExtent l="0" t="0" r="1270" b="5715"/>
-            <wp:docPr id="6" name="Picture 6"/>
+          <wp:inline distT="0" distB="0" distL="0" distR="0" wp14:anchorId="322DCBE5" wp14:editId="20EDFA0D">
+            <wp:extent cx="3815080" cy="1924050"/>
+            <wp:effectExtent l="0" t="0" r="0" b="0"/>
+            <wp:docPr id="5" name="Picture 5"/>
             <wp:cNvGraphicFramePr>
               <a:graphicFrameLocks xmlns:a="http://schemas.openxmlformats.org/drawingml/2006/main" noChangeAspect="1"/>
             </wp:cNvGraphicFramePr>
@@ -7643,7 +7418,7 @@
                   <pic:spPr>
                     <a:xfrm>
                       <a:off x="0" y="0"/>
-                      <a:ext cx="3376299" cy="2112413"/>
+                      <a:ext cx="3817239" cy="1925139"/>
                     </a:xfrm>
                     <a:prstGeom prst="rect">
                       <a:avLst/>
@@ -7714,39 +7489,47 @@
       </w:pPr>
       <w:r>
         <w:rPr>
+          <w:rFonts w:ascii="Times New Roman" w:eastAsia="Times New Roman" w:hAnsi="Times New Roman" w:cs="Times New Roman"/>
+          <w:sz w:val="24"/>
+          <w:szCs w:val="24"/>
+          <w:lang w:eastAsia="en-IN"/>
+        </w:rPr>
+        <w:t>12.</w:t>
+      </w:r>
+      <w:r>
+        <w:rPr>
           <w:rFonts w:ascii="Times New Roman" w:hAnsi="Times New Roman" w:cs="Times New Roman"/>
           <w:sz w:val="24"/>
           <w:szCs w:val="24"/>
         </w:rPr>
-        <w:t>13.  How many orders have been placed by customers?</w:t>
-      </w:r>
-    </w:p>
-    <w:p>
-      <w:pPr>
-        <w:tabs>
-          <w:tab w:val="left" w:pos="916"/>
-          <w:tab w:val="left" w:pos="1832"/>
-          <w:tab w:val="left" w:pos="2748"/>
-          <w:tab w:val="left" w:pos="3664"/>
-          <w:tab w:val="left" w:pos="4580"/>
-          <w:tab w:val="left" w:pos="5496"/>
-          <w:tab w:val="left" w:pos="6412"/>
-          <w:tab w:val="left" w:pos="7328"/>
-          <w:tab w:val="left" w:pos="8244"/>
-          <w:tab w:val="left" w:pos="9160"/>
-          <w:tab w:val="left" w:pos="10076"/>
-          <w:tab w:val="left" w:pos="10992"/>
-          <w:tab w:val="left" w:pos="11908"/>
-          <w:tab w:val="left" w:pos="12824"/>
-          <w:tab w:val="left" w:pos="13740"/>
-          <w:tab w:val="left" w:pos="14656"/>
-        </w:tabs>
-        <w:spacing w:after="0" w:line="276" w:lineRule="auto"/>
-        <w:rPr>
-          <w:rFonts w:ascii="Times New Roman" w:eastAsia="Times New Roman" w:hAnsi="Times New Roman" w:cs="Times New Roman"/>
-          <w:sz w:val="24"/>
-          <w:szCs w:val="24"/>
-          <w:lang w:eastAsia="en-IN"/>
+        <w:t xml:space="preserve"> What is the lowest-priced product in the ShopEasy store?</w:t>
+      </w:r>
+    </w:p>
+    <w:p>
+      <w:pPr>
+        <w:tabs>
+          <w:tab w:val="left" w:pos="916"/>
+          <w:tab w:val="left" w:pos="1832"/>
+          <w:tab w:val="left" w:pos="2748"/>
+          <w:tab w:val="left" w:pos="3664"/>
+          <w:tab w:val="left" w:pos="4580"/>
+          <w:tab w:val="left" w:pos="5496"/>
+          <w:tab w:val="left" w:pos="6412"/>
+          <w:tab w:val="left" w:pos="7328"/>
+          <w:tab w:val="left" w:pos="8244"/>
+          <w:tab w:val="left" w:pos="9160"/>
+          <w:tab w:val="left" w:pos="10076"/>
+          <w:tab w:val="left" w:pos="10992"/>
+          <w:tab w:val="left" w:pos="11908"/>
+          <w:tab w:val="left" w:pos="12824"/>
+          <w:tab w:val="left" w:pos="13740"/>
+          <w:tab w:val="left" w:pos="14656"/>
+        </w:tabs>
+        <w:spacing w:after="0" w:line="276" w:lineRule="auto"/>
+        <w:rPr>
+          <w:rFonts w:ascii="Times New Roman" w:hAnsi="Times New Roman" w:cs="Times New Roman"/>
+          <w:sz w:val="24"/>
+          <w:szCs w:val="24"/>
         </w:rPr>
       </w:pPr>
     </w:p>
@@ -7782,93 +7565,89 @@
           <w:rFonts w:ascii="Courier New" w:eastAsia="Times New Roman" w:hAnsi="Courier New" w:cs="Courier New"/>
           <w:lang w:eastAsia="en-IN"/>
         </w:rPr>
-        <w:t xml:space="preserve">  </w:t>
-      </w:r>
-      <w:r>
-        <w:rPr>
-          <w:rFonts w:ascii="Courier New" w:eastAsia="Times New Roman" w:hAnsi="Courier New" w:cs="Courier New"/>
-          <w:lang w:eastAsia="en-IN"/>
-        </w:rPr>
-        <w:t>SELECT COUNT(*) AS total_orders FROM orders</w:t>
-      </w:r>
-    </w:p>
-    <w:p>
-      <w:pPr>
-        <w:tabs>
-          <w:tab w:val="left" w:pos="916"/>
-          <w:tab w:val="left" w:pos="1832"/>
-          <w:tab w:val="left" w:pos="2748"/>
-          <w:tab w:val="left" w:pos="3664"/>
-          <w:tab w:val="left" w:pos="4580"/>
-          <w:tab w:val="left" w:pos="5496"/>
-          <w:tab w:val="left" w:pos="6412"/>
-          <w:tab w:val="left" w:pos="7328"/>
-          <w:tab w:val="left" w:pos="8244"/>
-          <w:tab w:val="left" w:pos="9160"/>
-          <w:tab w:val="left" w:pos="10076"/>
-          <w:tab w:val="left" w:pos="10992"/>
-          <w:tab w:val="left" w:pos="11908"/>
-          <w:tab w:val="left" w:pos="12824"/>
-          <w:tab w:val="left" w:pos="13740"/>
-          <w:tab w:val="left" w:pos="14656"/>
-        </w:tabs>
-        <w:spacing w:after="0" w:line="276" w:lineRule="auto"/>
-        <w:rPr>
-          <w:rFonts w:ascii="Courier New" w:eastAsia="Times New Roman" w:hAnsi="Courier New" w:cs="Courier New"/>
-          <w:lang w:eastAsia="en-IN"/>
-        </w:rPr>
-      </w:pPr>
-    </w:p>
-    <w:p>
-      <w:pPr>
-        <w:tabs>
-          <w:tab w:val="left" w:pos="916"/>
-          <w:tab w:val="left" w:pos="1832"/>
-          <w:tab w:val="left" w:pos="2748"/>
-          <w:tab w:val="left" w:pos="3664"/>
-          <w:tab w:val="left" w:pos="4580"/>
-          <w:tab w:val="left" w:pos="5496"/>
-          <w:tab w:val="left" w:pos="6412"/>
-          <w:tab w:val="left" w:pos="7328"/>
-          <w:tab w:val="left" w:pos="8244"/>
-          <w:tab w:val="left" w:pos="9160"/>
-          <w:tab w:val="left" w:pos="10076"/>
-          <w:tab w:val="left" w:pos="10992"/>
-          <w:tab w:val="left" w:pos="11908"/>
-          <w:tab w:val="left" w:pos="12824"/>
-          <w:tab w:val="left" w:pos="13740"/>
-          <w:tab w:val="left" w:pos="14656"/>
-        </w:tabs>
-        <w:spacing w:after="0" w:line="276" w:lineRule="auto"/>
-        <w:rPr>
-          <w:rFonts w:ascii="Courier New" w:eastAsia="Times New Roman" w:hAnsi="Courier New" w:cs="Courier New"/>
-          <w:sz w:val="24"/>
-          <w:szCs w:val="24"/>
-          <w:lang w:eastAsia="en-IN"/>
-        </w:rPr>
-      </w:pPr>
-      <w:r>
-        <w:rPr>
-          <w:rFonts w:ascii="Courier New" w:eastAsia="Times New Roman" w:hAnsi="Courier New" w:cs="Courier New"/>
-          <w:sz w:val="24"/>
-          <w:szCs w:val="24"/>
-          <w:lang w:eastAsia="en-IN"/>
-        </w:rPr>
-        <w:t xml:space="preserve">       </w:t>
-      </w:r>
-      <w:r>
-        <w:rPr>
-          <w:rFonts w:ascii="Courier New" w:eastAsia="Times New Roman" w:hAnsi="Courier New" w:cs="Courier New"/>
+        <w:t>SELECT MIN(price) AS lowest_price FROM products</w:t>
+      </w:r>
+    </w:p>
+    <w:p>
+      <w:pPr>
+        <w:tabs>
+          <w:tab w:val="left" w:pos="916"/>
+          <w:tab w:val="left" w:pos="1832"/>
+          <w:tab w:val="left" w:pos="2748"/>
+          <w:tab w:val="left" w:pos="3664"/>
+          <w:tab w:val="left" w:pos="4580"/>
+          <w:tab w:val="left" w:pos="5496"/>
+          <w:tab w:val="left" w:pos="6412"/>
+          <w:tab w:val="left" w:pos="7328"/>
+          <w:tab w:val="left" w:pos="8244"/>
+          <w:tab w:val="left" w:pos="9160"/>
+          <w:tab w:val="left" w:pos="10076"/>
+          <w:tab w:val="left" w:pos="10992"/>
+          <w:tab w:val="left" w:pos="11908"/>
+          <w:tab w:val="left" w:pos="12824"/>
+          <w:tab w:val="left" w:pos="13740"/>
+          <w:tab w:val="left" w:pos="14656"/>
+        </w:tabs>
+        <w:spacing w:after="0" w:line="276" w:lineRule="auto"/>
+        <w:ind w:left="720"/>
+        <w:rPr>
+          <w:rFonts w:ascii="Courier New" w:eastAsia="Times New Roman" w:hAnsi="Courier New" w:cs="Courier New"/>
+          <w:sz w:val="24"/>
+          <w:szCs w:val="24"/>
+          <w:lang w:eastAsia="en-IN"/>
+        </w:rPr>
+      </w:pPr>
+    </w:p>
+    <w:p>
+      <w:pPr>
+        <w:tabs>
+          <w:tab w:val="left" w:pos="916"/>
+          <w:tab w:val="left" w:pos="1832"/>
+          <w:tab w:val="left" w:pos="2748"/>
+          <w:tab w:val="left" w:pos="3664"/>
+          <w:tab w:val="left" w:pos="4580"/>
+          <w:tab w:val="left" w:pos="5496"/>
+          <w:tab w:val="left" w:pos="6412"/>
+          <w:tab w:val="left" w:pos="7328"/>
+          <w:tab w:val="left" w:pos="8244"/>
+          <w:tab w:val="left" w:pos="9160"/>
+          <w:tab w:val="left" w:pos="10076"/>
+          <w:tab w:val="left" w:pos="10992"/>
+          <w:tab w:val="left" w:pos="11908"/>
+          <w:tab w:val="left" w:pos="12824"/>
+          <w:tab w:val="left" w:pos="13740"/>
+          <w:tab w:val="left" w:pos="14656"/>
+        </w:tabs>
+        <w:spacing w:after="0" w:line="276" w:lineRule="auto"/>
+        <w:rPr>
+          <w:rFonts w:ascii="Times New Roman" w:eastAsia="Times New Roman" w:hAnsi="Times New Roman" w:cs="Times New Roman"/>
+          <w:sz w:val="24"/>
+          <w:szCs w:val="24"/>
+          <w:lang w:eastAsia="en-IN"/>
+        </w:rPr>
+      </w:pPr>
+      <w:r>
+        <w:rPr>
+          <w:rFonts w:ascii="Times New Roman" w:eastAsia="Times New Roman" w:hAnsi="Times New Roman" w:cs="Times New Roman"/>
+          <w:sz w:val="24"/>
+          <w:szCs w:val="24"/>
+          <w:lang w:eastAsia="en-IN"/>
+        </w:rPr>
+        <w:t xml:space="preserve">                  </w:t>
+      </w:r>
+      <w:r>
+        <w:rPr>
+          <w:rFonts w:ascii="Times New Roman" w:eastAsia="Times New Roman" w:hAnsi="Times New Roman" w:cs="Times New Roman"/>
           <w:noProof/>
           <w:sz w:val="24"/>
           <w:szCs w:val="24"/>
           <w:lang w:eastAsia="en-IN"/>
         </w:rPr>
         <w:drawing>
-          <wp:inline distT="0" distB="0" distL="0" distR="0" wp14:anchorId="04656C0D" wp14:editId="05852366">
-            <wp:extent cx="3435350" cy="1911350"/>
-            <wp:effectExtent l="0" t="0" r="0" b="0"/>
-            <wp:docPr id="7" name="Picture 7"/>
+          <wp:inline distT="0" distB="0" distL="0" distR="0" wp14:anchorId="1CCB8FD3" wp14:editId="24B7E969">
+            <wp:extent cx="3370875" cy="2109019"/>
+            <wp:effectExtent l="0" t="0" r="1270" b="5715"/>
+            <wp:docPr id="6" name="Picture 6"/>
             <wp:cNvGraphicFramePr>
               <a:graphicFrameLocks xmlns:a="http://schemas.openxmlformats.org/drawingml/2006/main" noChangeAspect="1"/>
             </wp:cNvGraphicFramePr>
@@ -7888,7 +7667,7 @@
                   <pic:spPr>
                     <a:xfrm>
                       <a:off x="0" y="0"/>
-                      <a:ext cx="3435350" cy="1911350"/>
+                      <a:ext cx="3376299" cy="2112413"/>
                     </a:xfrm>
                     <a:prstGeom prst="rect">
                       <a:avLst/>
@@ -7963,86 +7742,37 @@
           <w:sz w:val="24"/>
           <w:szCs w:val="24"/>
         </w:rPr>
-        <w:t xml:space="preserve">14. </w:t>
-      </w:r>
-      <w:r>
-        <w:rPr>
-          <w:rFonts w:ascii="Times New Roman" w:hAnsi="Times New Roman" w:cs="Times New Roman"/>
-          <w:sz w:val="24"/>
-          <w:szCs w:val="24"/>
-        </w:rPr>
-        <w:t xml:space="preserve"> </w:t>
-      </w:r>
-      <w:r>
-        <w:rPr>
-          <w:rFonts w:ascii="Times New Roman" w:hAnsi="Times New Roman" w:cs="Times New Roman"/>
-          <w:sz w:val="24"/>
-          <w:szCs w:val="24"/>
-        </w:rPr>
-        <w:t>Find the total amount of all orders placed by each customer.</w:t>
-      </w:r>
-    </w:p>
-    <w:p>
-      <w:pPr>
-        <w:tabs>
-          <w:tab w:val="left" w:pos="916"/>
-          <w:tab w:val="left" w:pos="1832"/>
-          <w:tab w:val="left" w:pos="2748"/>
-          <w:tab w:val="left" w:pos="3664"/>
-          <w:tab w:val="left" w:pos="4580"/>
-          <w:tab w:val="left" w:pos="5496"/>
-          <w:tab w:val="left" w:pos="6412"/>
-          <w:tab w:val="left" w:pos="7328"/>
-          <w:tab w:val="left" w:pos="8244"/>
-          <w:tab w:val="left" w:pos="9160"/>
-          <w:tab w:val="left" w:pos="10076"/>
-          <w:tab w:val="left" w:pos="10992"/>
-          <w:tab w:val="left" w:pos="11908"/>
-          <w:tab w:val="left" w:pos="12824"/>
-          <w:tab w:val="left" w:pos="13740"/>
-          <w:tab w:val="left" w:pos="14656"/>
-        </w:tabs>
-        <w:spacing w:after="0" w:line="276" w:lineRule="auto"/>
-        <w:rPr>
-          <w:rFonts w:ascii="Times New Roman" w:eastAsia="Times New Roman" w:hAnsi="Times New Roman" w:cs="Times New Roman"/>
-          <w:lang w:eastAsia="en-IN"/>
-        </w:rPr>
-      </w:pPr>
-    </w:p>
-    <w:p>
-      <w:pPr>
-        <w:tabs>
-          <w:tab w:val="left" w:pos="916"/>
-          <w:tab w:val="left" w:pos="1832"/>
-          <w:tab w:val="left" w:pos="2748"/>
-          <w:tab w:val="left" w:pos="3664"/>
-          <w:tab w:val="left" w:pos="4580"/>
-          <w:tab w:val="left" w:pos="5496"/>
-          <w:tab w:val="left" w:pos="6412"/>
-          <w:tab w:val="left" w:pos="7328"/>
-          <w:tab w:val="left" w:pos="8244"/>
-          <w:tab w:val="left" w:pos="9160"/>
-          <w:tab w:val="left" w:pos="10076"/>
-          <w:tab w:val="left" w:pos="10992"/>
-          <w:tab w:val="left" w:pos="11908"/>
-          <w:tab w:val="left" w:pos="12824"/>
-          <w:tab w:val="left" w:pos="13740"/>
-          <w:tab w:val="left" w:pos="14656"/>
-        </w:tabs>
-        <w:spacing w:after="0" w:line="276" w:lineRule="auto"/>
-        <w:ind w:left="916"/>
-        <w:rPr>
-          <w:rFonts w:ascii="Courier New" w:eastAsia="Times New Roman" w:hAnsi="Courier New" w:cs="Courier New"/>
-          <w:lang w:eastAsia="en-IN"/>
-        </w:rPr>
-      </w:pPr>
-      <w:r>
-        <w:rPr>
-          <w:rFonts w:ascii="Courier New" w:eastAsia="Times New Roman" w:hAnsi="Courier New" w:cs="Courier New"/>
-          <w:lang w:eastAsia="en-IN"/>
-        </w:rPr>
-        <w:t>SELECT customer_id, SUM(total_amount) AS total_spent</w:t>
-      </w:r>
+        <w:t>13.  How many orders have been placed by customers?</w:t>
+      </w:r>
+    </w:p>
+    <w:p>
+      <w:pPr>
+        <w:tabs>
+          <w:tab w:val="left" w:pos="916"/>
+          <w:tab w:val="left" w:pos="1832"/>
+          <w:tab w:val="left" w:pos="2748"/>
+          <w:tab w:val="left" w:pos="3664"/>
+          <w:tab w:val="left" w:pos="4580"/>
+          <w:tab w:val="left" w:pos="5496"/>
+          <w:tab w:val="left" w:pos="6412"/>
+          <w:tab w:val="left" w:pos="7328"/>
+          <w:tab w:val="left" w:pos="8244"/>
+          <w:tab w:val="left" w:pos="9160"/>
+          <w:tab w:val="left" w:pos="10076"/>
+          <w:tab w:val="left" w:pos="10992"/>
+          <w:tab w:val="left" w:pos="11908"/>
+          <w:tab w:val="left" w:pos="12824"/>
+          <w:tab w:val="left" w:pos="13740"/>
+          <w:tab w:val="left" w:pos="14656"/>
+        </w:tabs>
+        <w:spacing w:after="0" w:line="276" w:lineRule="auto"/>
+        <w:rPr>
+          <w:rFonts w:ascii="Times New Roman" w:eastAsia="Times New Roman" w:hAnsi="Times New Roman" w:cs="Times New Roman"/>
+          <w:sz w:val="24"/>
+          <w:szCs w:val="24"/>
+          <w:lang w:eastAsia="en-IN"/>
+        </w:rPr>
+      </w:pPr>
     </w:p>
     <w:p>
       <w:pPr>
@@ -8076,75 +7806,79 @@
           <w:rFonts w:ascii="Courier New" w:eastAsia="Times New Roman" w:hAnsi="Courier New" w:cs="Courier New"/>
           <w:lang w:eastAsia="en-IN"/>
         </w:rPr>
-        <w:lastRenderedPageBreak/>
-        <w:t>FROM orders GROUP BY customer_id</w:t>
-      </w:r>
-    </w:p>
-    <w:p>
-      <w:pPr>
-        <w:tabs>
-          <w:tab w:val="left" w:pos="916"/>
-          <w:tab w:val="left" w:pos="1832"/>
-          <w:tab w:val="left" w:pos="2748"/>
-          <w:tab w:val="left" w:pos="3664"/>
-          <w:tab w:val="left" w:pos="4580"/>
-          <w:tab w:val="left" w:pos="5496"/>
-          <w:tab w:val="left" w:pos="6412"/>
-          <w:tab w:val="left" w:pos="7328"/>
-          <w:tab w:val="left" w:pos="8244"/>
-          <w:tab w:val="left" w:pos="9160"/>
-          <w:tab w:val="left" w:pos="10076"/>
-          <w:tab w:val="left" w:pos="10992"/>
-          <w:tab w:val="left" w:pos="11908"/>
-          <w:tab w:val="left" w:pos="12824"/>
-          <w:tab w:val="left" w:pos="13740"/>
-          <w:tab w:val="left" w:pos="14656"/>
-        </w:tabs>
-        <w:spacing w:after="0" w:line="276" w:lineRule="auto"/>
-        <w:rPr>
-          <w:rFonts w:ascii="Courier New" w:eastAsia="Times New Roman" w:hAnsi="Courier New" w:cs="Courier New"/>
-          <w:sz w:val="24"/>
-          <w:szCs w:val="24"/>
-          <w:lang w:eastAsia="en-IN"/>
-        </w:rPr>
-      </w:pPr>
-    </w:p>
-    <w:p>
-      <w:pPr>
-        <w:tabs>
-          <w:tab w:val="left" w:pos="916"/>
-          <w:tab w:val="left" w:pos="1832"/>
-          <w:tab w:val="left" w:pos="2748"/>
-          <w:tab w:val="left" w:pos="3664"/>
-          <w:tab w:val="left" w:pos="4580"/>
-          <w:tab w:val="left" w:pos="5496"/>
-          <w:tab w:val="left" w:pos="6412"/>
-          <w:tab w:val="left" w:pos="7328"/>
-          <w:tab w:val="left" w:pos="8244"/>
-          <w:tab w:val="left" w:pos="9160"/>
-          <w:tab w:val="left" w:pos="10076"/>
-          <w:tab w:val="left" w:pos="10992"/>
-          <w:tab w:val="left" w:pos="11908"/>
-          <w:tab w:val="left" w:pos="12824"/>
-          <w:tab w:val="left" w:pos="13740"/>
-          <w:tab w:val="left" w:pos="14656"/>
-        </w:tabs>
-        <w:spacing w:after="0" w:line="276" w:lineRule="auto"/>
-        <w:rPr>
-          <w:rFonts w:ascii="Courier New" w:eastAsia="Times New Roman" w:hAnsi="Courier New" w:cs="Courier New"/>
-          <w:sz w:val="24"/>
-          <w:szCs w:val="24"/>
-          <w:lang w:eastAsia="en-IN"/>
-        </w:rPr>
-      </w:pPr>
-      <w:r>
-        <w:rPr>
-          <w:rFonts w:ascii="Courier New" w:eastAsia="Times New Roman" w:hAnsi="Courier New" w:cs="Courier New"/>
-          <w:sz w:val="24"/>
-          <w:szCs w:val="24"/>
-          <w:lang w:eastAsia="en-IN"/>
-        </w:rPr>
-        <w:t xml:space="preserve">      </w:t>
+        <w:t xml:space="preserve">  </w:t>
+      </w:r>
+      <w:r>
+        <w:rPr>
+          <w:rFonts w:ascii="Courier New" w:eastAsia="Times New Roman" w:hAnsi="Courier New" w:cs="Courier New"/>
+          <w:lang w:eastAsia="en-IN"/>
+        </w:rPr>
+        <w:t>SELECT COUNT(*) AS total_orders FROM orders</w:t>
+      </w:r>
+    </w:p>
+    <w:p>
+      <w:pPr>
+        <w:tabs>
+          <w:tab w:val="left" w:pos="916"/>
+          <w:tab w:val="left" w:pos="1832"/>
+          <w:tab w:val="left" w:pos="2748"/>
+          <w:tab w:val="left" w:pos="3664"/>
+          <w:tab w:val="left" w:pos="4580"/>
+          <w:tab w:val="left" w:pos="5496"/>
+          <w:tab w:val="left" w:pos="6412"/>
+          <w:tab w:val="left" w:pos="7328"/>
+          <w:tab w:val="left" w:pos="8244"/>
+          <w:tab w:val="left" w:pos="9160"/>
+          <w:tab w:val="left" w:pos="10076"/>
+          <w:tab w:val="left" w:pos="10992"/>
+          <w:tab w:val="left" w:pos="11908"/>
+          <w:tab w:val="left" w:pos="12824"/>
+          <w:tab w:val="left" w:pos="13740"/>
+          <w:tab w:val="left" w:pos="14656"/>
+        </w:tabs>
+        <w:spacing w:after="0" w:line="276" w:lineRule="auto"/>
+        <w:rPr>
+          <w:rFonts w:ascii="Courier New" w:eastAsia="Times New Roman" w:hAnsi="Courier New" w:cs="Courier New"/>
+          <w:lang w:eastAsia="en-IN"/>
+        </w:rPr>
+      </w:pPr>
+    </w:p>
+    <w:p>
+      <w:pPr>
+        <w:tabs>
+          <w:tab w:val="left" w:pos="916"/>
+          <w:tab w:val="left" w:pos="1832"/>
+          <w:tab w:val="left" w:pos="2748"/>
+          <w:tab w:val="left" w:pos="3664"/>
+          <w:tab w:val="left" w:pos="4580"/>
+          <w:tab w:val="left" w:pos="5496"/>
+          <w:tab w:val="left" w:pos="6412"/>
+          <w:tab w:val="left" w:pos="7328"/>
+          <w:tab w:val="left" w:pos="8244"/>
+          <w:tab w:val="left" w:pos="9160"/>
+          <w:tab w:val="left" w:pos="10076"/>
+          <w:tab w:val="left" w:pos="10992"/>
+          <w:tab w:val="left" w:pos="11908"/>
+          <w:tab w:val="left" w:pos="12824"/>
+          <w:tab w:val="left" w:pos="13740"/>
+          <w:tab w:val="left" w:pos="14656"/>
+        </w:tabs>
+        <w:spacing w:after="0" w:line="276" w:lineRule="auto"/>
+        <w:rPr>
+          <w:rFonts w:ascii="Courier New" w:eastAsia="Times New Roman" w:hAnsi="Courier New" w:cs="Courier New"/>
+          <w:sz w:val="24"/>
+          <w:szCs w:val="24"/>
+          <w:lang w:eastAsia="en-IN"/>
+        </w:rPr>
+      </w:pPr>
+      <w:r>
+        <w:rPr>
+          <w:rFonts w:ascii="Courier New" w:eastAsia="Times New Roman" w:hAnsi="Courier New" w:cs="Courier New"/>
+          <w:sz w:val="24"/>
+          <w:szCs w:val="24"/>
+          <w:lang w:eastAsia="en-IN"/>
+        </w:rPr>
+        <w:t xml:space="preserve">       </w:t>
       </w:r>
       <w:r>
         <w:rPr>
@@ -8155,10 +7889,10 @@
           <w:lang w:eastAsia="en-IN"/>
         </w:rPr>
         <w:drawing>
-          <wp:inline distT="0" distB="0" distL="0" distR="0" wp14:anchorId="05D5CA0A" wp14:editId="2922C35E">
-            <wp:extent cx="3803650" cy="2089150"/>
-            <wp:effectExtent l="0" t="0" r="6350" b="6350"/>
-            <wp:docPr id="10" name="Picture 10"/>
+          <wp:inline distT="0" distB="0" distL="0" distR="0" wp14:anchorId="04656C0D" wp14:editId="05852366">
+            <wp:extent cx="3435350" cy="1911350"/>
+            <wp:effectExtent l="0" t="0" r="0" b="0"/>
+            <wp:docPr id="7" name="Picture 7"/>
             <wp:cNvGraphicFramePr>
               <a:graphicFrameLocks xmlns:a="http://schemas.openxmlformats.org/drawingml/2006/main" noChangeAspect="1"/>
             </wp:cNvGraphicFramePr>
@@ -8178,7 +7912,7 @@
                   <pic:spPr>
                     <a:xfrm>
                       <a:off x="0" y="0"/>
-                      <a:ext cx="3803846" cy="2089257"/>
+                      <a:ext cx="3435350" cy="1911350"/>
                     </a:xfrm>
                     <a:prstGeom prst="rect">
                       <a:avLst/>
@@ -8212,6 +7946,12 @@
           <w:tab w:val="left" w:pos="14656"/>
         </w:tabs>
         <w:spacing w:after="0" w:line="276" w:lineRule="auto"/>
+        <w:rPr>
+          <w:rFonts w:ascii="Times New Roman" w:eastAsia="Times New Roman" w:hAnsi="Times New Roman" w:cs="Times New Roman"/>
+          <w:sz w:val="24"/>
+          <w:szCs w:val="24"/>
+          <w:lang w:eastAsia="en-IN"/>
+        </w:rPr>
       </w:pPr>
     </w:p>
     <w:p>
@@ -8247,37 +7987,86 @@
           <w:sz w:val="24"/>
           <w:szCs w:val="24"/>
         </w:rPr>
-        <w:t>15.  How many orders has each customer placed?</w:t>
-      </w:r>
-    </w:p>
-    <w:p>
-      <w:pPr>
-        <w:tabs>
-          <w:tab w:val="left" w:pos="916"/>
-          <w:tab w:val="left" w:pos="1832"/>
-          <w:tab w:val="left" w:pos="2748"/>
-          <w:tab w:val="left" w:pos="3664"/>
-          <w:tab w:val="left" w:pos="4580"/>
-          <w:tab w:val="left" w:pos="5496"/>
-          <w:tab w:val="left" w:pos="6412"/>
-          <w:tab w:val="left" w:pos="7328"/>
-          <w:tab w:val="left" w:pos="8244"/>
-          <w:tab w:val="left" w:pos="9160"/>
-          <w:tab w:val="left" w:pos="10076"/>
-          <w:tab w:val="left" w:pos="10992"/>
-          <w:tab w:val="left" w:pos="11908"/>
-          <w:tab w:val="left" w:pos="12824"/>
-          <w:tab w:val="left" w:pos="13740"/>
-          <w:tab w:val="left" w:pos="14656"/>
-        </w:tabs>
-        <w:spacing w:after="0" w:line="276" w:lineRule="auto"/>
-        <w:rPr>
-          <w:rFonts w:ascii="Times New Roman" w:eastAsia="Times New Roman" w:hAnsi="Times New Roman" w:cs="Times New Roman"/>
-          <w:sz w:val="24"/>
-          <w:szCs w:val="24"/>
-          <w:lang w:eastAsia="en-IN"/>
-        </w:rPr>
-      </w:pPr>
+        <w:t xml:space="preserve">14. </w:t>
+      </w:r>
+      <w:r>
+        <w:rPr>
+          <w:rFonts w:ascii="Times New Roman" w:hAnsi="Times New Roman" w:cs="Times New Roman"/>
+          <w:sz w:val="24"/>
+          <w:szCs w:val="24"/>
+        </w:rPr>
+        <w:t xml:space="preserve"> </w:t>
+      </w:r>
+      <w:r>
+        <w:rPr>
+          <w:rFonts w:ascii="Times New Roman" w:hAnsi="Times New Roman" w:cs="Times New Roman"/>
+          <w:sz w:val="24"/>
+          <w:szCs w:val="24"/>
+        </w:rPr>
+        <w:t>Find the total amount of all orders placed by each customer.</w:t>
+      </w:r>
+    </w:p>
+    <w:p>
+      <w:pPr>
+        <w:tabs>
+          <w:tab w:val="left" w:pos="916"/>
+          <w:tab w:val="left" w:pos="1832"/>
+          <w:tab w:val="left" w:pos="2748"/>
+          <w:tab w:val="left" w:pos="3664"/>
+          <w:tab w:val="left" w:pos="4580"/>
+          <w:tab w:val="left" w:pos="5496"/>
+          <w:tab w:val="left" w:pos="6412"/>
+          <w:tab w:val="left" w:pos="7328"/>
+          <w:tab w:val="left" w:pos="8244"/>
+          <w:tab w:val="left" w:pos="9160"/>
+          <w:tab w:val="left" w:pos="10076"/>
+          <w:tab w:val="left" w:pos="10992"/>
+          <w:tab w:val="left" w:pos="11908"/>
+          <w:tab w:val="left" w:pos="12824"/>
+          <w:tab w:val="left" w:pos="13740"/>
+          <w:tab w:val="left" w:pos="14656"/>
+        </w:tabs>
+        <w:spacing w:after="0" w:line="276" w:lineRule="auto"/>
+        <w:rPr>
+          <w:rFonts w:ascii="Times New Roman" w:eastAsia="Times New Roman" w:hAnsi="Times New Roman" w:cs="Times New Roman"/>
+          <w:lang w:eastAsia="en-IN"/>
+        </w:rPr>
+      </w:pPr>
+    </w:p>
+    <w:p>
+      <w:pPr>
+        <w:tabs>
+          <w:tab w:val="left" w:pos="916"/>
+          <w:tab w:val="left" w:pos="1832"/>
+          <w:tab w:val="left" w:pos="2748"/>
+          <w:tab w:val="left" w:pos="3664"/>
+          <w:tab w:val="left" w:pos="4580"/>
+          <w:tab w:val="left" w:pos="5496"/>
+          <w:tab w:val="left" w:pos="6412"/>
+          <w:tab w:val="left" w:pos="7328"/>
+          <w:tab w:val="left" w:pos="8244"/>
+          <w:tab w:val="left" w:pos="9160"/>
+          <w:tab w:val="left" w:pos="10076"/>
+          <w:tab w:val="left" w:pos="10992"/>
+          <w:tab w:val="left" w:pos="11908"/>
+          <w:tab w:val="left" w:pos="12824"/>
+          <w:tab w:val="left" w:pos="13740"/>
+          <w:tab w:val="left" w:pos="14656"/>
+        </w:tabs>
+        <w:spacing w:after="0" w:line="276" w:lineRule="auto"/>
+        <w:ind w:left="916"/>
+        <w:rPr>
+          <w:rFonts w:ascii="Courier New" w:eastAsia="Times New Roman" w:hAnsi="Courier New" w:cs="Courier New"/>
+          <w:lang w:eastAsia="en-IN"/>
+        </w:rPr>
+      </w:pPr>
+      <w:r>
+        <w:rPr>
+          <w:rFonts w:ascii="Courier New" w:eastAsia="Times New Roman" w:hAnsi="Courier New" w:cs="Courier New"/>
+          <w:lang w:eastAsia="en-IN"/>
+        </w:rPr>
+        <w:t>SELECT customer_id, SUM(total_amount) AS total_spent</w:t>
+      </w:r>
     </w:p>
     <w:p>
       <w:pPr>
@@ -8311,41 +8100,7 @@
           <w:rFonts w:ascii="Courier New" w:eastAsia="Times New Roman" w:hAnsi="Courier New" w:cs="Courier New"/>
           <w:lang w:eastAsia="en-IN"/>
         </w:rPr>
-        <w:t>SELECT customer_id, COUNT(*) AS total_orders</w:t>
-      </w:r>
-    </w:p>
-    <w:p>
-      <w:pPr>
-        <w:tabs>
-          <w:tab w:val="left" w:pos="916"/>
-          <w:tab w:val="left" w:pos="1832"/>
-          <w:tab w:val="left" w:pos="2748"/>
-          <w:tab w:val="left" w:pos="3664"/>
-          <w:tab w:val="left" w:pos="4580"/>
-          <w:tab w:val="left" w:pos="5496"/>
-          <w:tab w:val="left" w:pos="6412"/>
-          <w:tab w:val="left" w:pos="7328"/>
-          <w:tab w:val="left" w:pos="8244"/>
-          <w:tab w:val="left" w:pos="9160"/>
-          <w:tab w:val="left" w:pos="10076"/>
-          <w:tab w:val="left" w:pos="10992"/>
-          <w:tab w:val="left" w:pos="11908"/>
-          <w:tab w:val="left" w:pos="12824"/>
-          <w:tab w:val="left" w:pos="13740"/>
-          <w:tab w:val="left" w:pos="14656"/>
-        </w:tabs>
-        <w:spacing w:after="0" w:line="276" w:lineRule="auto"/>
-        <w:ind w:left="720"/>
-        <w:rPr>
-          <w:rFonts w:ascii="Courier New" w:eastAsia="Times New Roman" w:hAnsi="Courier New" w:cs="Courier New"/>
-          <w:lang w:eastAsia="en-IN"/>
-        </w:rPr>
-      </w:pPr>
-      <w:r>
-        <w:rPr>
-          <w:rFonts w:ascii="Courier New" w:eastAsia="Times New Roman" w:hAnsi="Courier New" w:cs="Courier New"/>
-          <w:lang w:eastAsia="en-IN"/>
-        </w:rPr>
+        <w:lastRenderedPageBreak/>
         <w:t>FROM orders GROUP BY customer_id</w:t>
       </w:r>
     </w:p>
@@ -8371,63 +8126,63 @@
         </w:tabs>
         <w:spacing w:after="0" w:line="276" w:lineRule="auto"/>
         <w:rPr>
-          <w:rFonts w:ascii="Times New Roman" w:eastAsia="Times New Roman" w:hAnsi="Times New Roman" w:cs="Times New Roman"/>
-          <w:sz w:val="24"/>
-          <w:szCs w:val="24"/>
-          <w:lang w:eastAsia="en-IN"/>
-        </w:rPr>
-      </w:pPr>
-    </w:p>
-    <w:p>
-      <w:pPr>
-        <w:tabs>
-          <w:tab w:val="left" w:pos="916"/>
-          <w:tab w:val="left" w:pos="1832"/>
-          <w:tab w:val="left" w:pos="2748"/>
-          <w:tab w:val="left" w:pos="3664"/>
-          <w:tab w:val="left" w:pos="4580"/>
-          <w:tab w:val="left" w:pos="5496"/>
-          <w:tab w:val="left" w:pos="6412"/>
-          <w:tab w:val="left" w:pos="7328"/>
-          <w:tab w:val="left" w:pos="8244"/>
-          <w:tab w:val="left" w:pos="9160"/>
-          <w:tab w:val="left" w:pos="10076"/>
-          <w:tab w:val="left" w:pos="10992"/>
-          <w:tab w:val="left" w:pos="11908"/>
-          <w:tab w:val="left" w:pos="12824"/>
-          <w:tab w:val="left" w:pos="13740"/>
-          <w:tab w:val="left" w:pos="14656"/>
-        </w:tabs>
-        <w:spacing w:after="0" w:line="276" w:lineRule="auto"/>
-        <w:rPr>
-          <w:rFonts w:ascii="Times New Roman" w:eastAsia="Times New Roman" w:hAnsi="Times New Roman" w:cs="Times New Roman"/>
-          <w:sz w:val="24"/>
-          <w:szCs w:val="24"/>
-          <w:lang w:eastAsia="en-IN"/>
-        </w:rPr>
-      </w:pPr>
-      <w:r>
-        <w:rPr>
-          <w:rFonts w:ascii="Times New Roman" w:eastAsia="Times New Roman" w:hAnsi="Times New Roman" w:cs="Times New Roman"/>
-          <w:sz w:val="24"/>
-          <w:szCs w:val="24"/>
-          <w:lang w:eastAsia="en-IN"/>
-        </w:rPr>
-        <w:t xml:space="preserve">            </w:t>
-      </w:r>
-      <w:r>
-        <w:rPr>
-          <w:rFonts w:ascii="Times New Roman" w:eastAsia="Times New Roman" w:hAnsi="Times New Roman" w:cs="Times New Roman"/>
+          <w:rFonts w:ascii="Courier New" w:eastAsia="Times New Roman" w:hAnsi="Courier New" w:cs="Courier New"/>
+          <w:sz w:val="24"/>
+          <w:szCs w:val="24"/>
+          <w:lang w:eastAsia="en-IN"/>
+        </w:rPr>
+      </w:pPr>
+    </w:p>
+    <w:p>
+      <w:pPr>
+        <w:tabs>
+          <w:tab w:val="left" w:pos="916"/>
+          <w:tab w:val="left" w:pos="1832"/>
+          <w:tab w:val="left" w:pos="2748"/>
+          <w:tab w:val="left" w:pos="3664"/>
+          <w:tab w:val="left" w:pos="4580"/>
+          <w:tab w:val="left" w:pos="5496"/>
+          <w:tab w:val="left" w:pos="6412"/>
+          <w:tab w:val="left" w:pos="7328"/>
+          <w:tab w:val="left" w:pos="8244"/>
+          <w:tab w:val="left" w:pos="9160"/>
+          <w:tab w:val="left" w:pos="10076"/>
+          <w:tab w:val="left" w:pos="10992"/>
+          <w:tab w:val="left" w:pos="11908"/>
+          <w:tab w:val="left" w:pos="12824"/>
+          <w:tab w:val="left" w:pos="13740"/>
+          <w:tab w:val="left" w:pos="14656"/>
+        </w:tabs>
+        <w:spacing w:after="0" w:line="276" w:lineRule="auto"/>
+        <w:rPr>
+          <w:rFonts w:ascii="Courier New" w:eastAsia="Times New Roman" w:hAnsi="Courier New" w:cs="Courier New"/>
+          <w:sz w:val="24"/>
+          <w:szCs w:val="24"/>
+          <w:lang w:eastAsia="en-IN"/>
+        </w:rPr>
+      </w:pPr>
+      <w:r>
+        <w:rPr>
+          <w:rFonts w:ascii="Courier New" w:eastAsia="Times New Roman" w:hAnsi="Courier New" w:cs="Courier New"/>
+          <w:sz w:val="24"/>
+          <w:szCs w:val="24"/>
+          <w:lang w:eastAsia="en-IN"/>
+        </w:rPr>
+        <w:t xml:space="preserve">      </w:t>
+      </w:r>
+      <w:r>
+        <w:rPr>
+          <w:rFonts w:ascii="Courier New" w:eastAsia="Times New Roman" w:hAnsi="Courier New" w:cs="Courier New"/>
           <w:noProof/>
           <w:sz w:val="24"/>
           <w:szCs w:val="24"/>
           <w:lang w:eastAsia="en-IN"/>
         </w:rPr>
         <w:drawing>
-          <wp:inline distT="0" distB="0" distL="0" distR="0" wp14:anchorId="5D5373BB" wp14:editId="359EC50B">
-            <wp:extent cx="4022090" cy="1961138"/>
-            <wp:effectExtent l="0" t="0" r="0" b="1270"/>
-            <wp:docPr id="16" name="Picture 16"/>
+          <wp:inline distT="0" distB="0" distL="0" distR="0" wp14:anchorId="05D5CA0A" wp14:editId="2922C35E">
+            <wp:extent cx="3803650" cy="2089150"/>
+            <wp:effectExtent l="0" t="0" r="6350" b="6350"/>
+            <wp:docPr id="10" name="Picture 10"/>
             <wp:cNvGraphicFramePr>
               <a:graphicFrameLocks xmlns:a="http://schemas.openxmlformats.org/drawingml/2006/main" noChangeAspect="1"/>
             </wp:cNvGraphicFramePr>
@@ -8447,7 +8202,7 @@
                   <pic:spPr>
                     <a:xfrm>
                       <a:off x="0" y="0"/>
-                      <a:ext cx="4022090" cy="1961138"/>
+                      <a:ext cx="3803846" cy="2089257"/>
                     </a:xfrm>
                     <a:prstGeom prst="rect">
                       <a:avLst/>
@@ -8481,41 +8236,6 @@
           <w:tab w:val="left" w:pos="14656"/>
         </w:tabs>
         <w:spacing w:after="0" w:line="276" w:lineRule="auto"/>
-        <w:rPr>
-          <w:rFonts w:ascii="Times New Roman" w:eastAsia="Times New Roman" w:hAnsi="Times New Roman" w:cs="Times New Roman"/>
-          <w:sz w:val="24"/>
-          <w:szCs w:val="24"/>
-          <w:lang w:eastAsia="en-IN"/>
-        </w:rPr>
-      </w:pPr>
-    </w:p>
-    <w:p>
-      <w:pPr>
-        <w:tabs>
-          <w:tab w:val="left" w:pos="916"/>
-          <w:tab w:val="left" w:pos="1832"/>
-          <w:tab w:val="left" w:pos="2748"/>
-          <w:tab w:val="left" w:pos="3664"/>
-          <w:tab w:val="left" w:pos="4580"/>
-          <w:tab w:val="left" w:pos="5496"/>
-          <w:tab w:val="left" w:pos="6412"/>
-          <w:tab w:val="left" w:pos="7328"/>
-          <w:tab w:val="left" w:pos="8244"/>
-          <w:tab w:val="left" w:pos="9160"/>
-          <w:tab w:val="left" w:pos="10076"/>
-          <w:tab w:val="left" w:pos="10992"/>
-          <w:tab w:val="left" w:pos="11908"/>
-          <w:tab w:val="left" w:pos="12824"/>
-          <w:tab w:val="left" w:pos="13740"/>
-          <w:tab w:val="left" w:pos="14656"/>
-        </w:tabs>
-        <w:spacing w:after="0" w:line="276" w:lineRule="auto"/>
-        <w:rPr>
-          <w:rFonts w:ascii="Times New Roman" w:eastAsia="Times New Roman" w:hAnsi="Times New Roman" w:cs="Times New Roman"/>
-          <w:sz w:val="24"/>
-          <w:szCs w:val="24"/>
-          <w:lang w:eastAsia="en-IN"/>
-        </w:rPr>
       </w:pPr>
     </w:p>
     <w:p>
@@ -8551,48 +8271,32 @@
           <w:sz w:val="24"/>
           <w:szCs w:val="24"/>
         </w:rPr>
-        <w:t>16</w:t>
-      </w:r>
-      <w:r>
-        <w:rPr>
-          <w:rFonts w:ascii="Times New Roman" w:hAnsi="Times New Roman" w:cs="Times New Roman"/>
-          <w:sz w:val="24"/>
-          <w:szCs w:val="24"/>
-        </w:rPr>
-        <w:t xml:space="preserve">. </w:t>
-      </w:r>
-      <w:r>
-        <w:rPr>
-          <w:rFonts w:ascii="Times New Roman" w:hAnsi="Times New Roman" w:cs="Times New Roman"/>
-          <w:sz w:val="24"/>
-          <w:szCs w:val="24"/>
-        </w:rPr>
-        <w:t xml:space="preserve"> What is the average order amount for each customer?</w:t>
-      </w:r>
-    </w:p>
-    <w:p>
-      <w:pPr>
-        <w:tabs>
-          <w:tab w:val="left" w:pos="916"/>
-          <w:tab w:val="left" w:pos="1832"/>
-          <w:tab w:val="left" w:pos="2748"/>
-          <w:tab w:val="left" w:pos="3664"/>
-          <w:tab w:val="left" w:pos="4580"/>
-          <w:tab w:val="left" w:pos="5496"/>
-          <w:tab w:val="left" w:pos="6412"/>
-          <w:tab w:val="left" w:pos="7328"/>
-          <w:tab w:val="left" w:pos="8244"/>
-          <w:tab w:val="left" w:pos="9160"/>
-          <w:tab w:val="left" w:pos="10076"/>
-          <w:tab w:val="left" w:pos="10992"/>
-          <w:tab w:val="left" w:pos="11908"/>
-          <w:tab w:val="left" w:pos="12824"/>
-          <w:tab w:val="left" w:pos="13740"/>
-          <w:tab w:val="left" w:pos="14656"/>
-        </w:tabs>
-        <w:spacing w:after="0" w:line="276" w:lineRule="auto"/>
-        <w:rPr>
-          <w:rFonts w:ascii="Courier New" w:eastAsia="Times New Roman" w:hAnsi="Courier New" w:cs="Courier New"/>
+        <w:t>15.  How many orders has each customer placed?</w:t>
+      </w:r>
+    </w:p>
+    <w:p>
+      <w:pPr>
+        <w:tabs>
+          <w:tab w:val="left" w:pos="916"/>
+          <w:tab w:val="left" w:pos="1832"/>
+          <w:tab w:val="left" w:pos="2748"/>
+          <w:tab w:val="left" w:pos="3664"/>
+          <w:tab w:val="left" w:pos="4580"/>
+          <w:tab w:val="left" w:pos="5496"/>
+          <w:tab w:val="left" w:pos="6412"/>
+          <w:tab w:val="left" w:pos="7328"/>
+          <w:tab w:val="left" w:pos="8244"/>
+          <w:tab w:val="left" w:pos="9160"/>
+          <w:tab w:val="left" w:pos="10076"/>
+          <w:tab w:val="left" w:pos="10992"/>
+          <w:tab w:val="left" w:pos="11908"/>
+          <w:tab w:val="left" w:pos="12824"/>
+          <w:tab w:val="left" w:pos="13740"/>
+          <w:tab w:val="left" w:pos="14656"/>
+        </w:tabs>
+        <w:spacing w:after="0" w:line="276" w:lineRule="auto"/>
+        <w:rPr>
+          <w:rFonts w:ascii="Times New Roman" w:eastAsia="Times New Roman" w:hAnsi="Times New Roman" w:cs="Times New Roman"/>
           <w:sz w:val="24"/>
           <w:szCs w:val="24"/>
           <w:lang w:eastAsia="en-IN"/>
@@ -8631,75 +8335,109 @@
           <w:rFonts w:ascii="Courier New" w:eastAsia="Times New Roman" w:hAnsi="Courier New" w:cs="Courier New"/>
           <w:lang w:eastAsia="en-IN"/>
         </w:rPr>
-        <w:t>SELECT customer_id, AVG(total_amount) AS average_order_amount FROM orders GROUP BY customer_id</w:t>
-      </w:r>
-    </w:p>
-    <w:p>
-      <w:pPr>
-        <w:tabs>
-          <w:tab w:val="left" w:pos="916"/>
-          <w:tab w:val="left" w:pos="1832"/>
-          <w:tab w:val="left" w:pos="2748"/>
-          <w:tab w:val="left" w:pos="3664"/>
-          <w:tab w:val="left" w:pos="4580"/>
-          <w:tab w:val="left" w:pos="5496"/>
-          <w:tab w:val="left" w:pos="6412"/>
-          <w:tab w:val="left" w:pos="7328"/>
-          <w:tab w:val="left" w:pos="8244"/>
-          <w:tab w:val="left" w:pos="9160"/>
-          <w:tab w:val="left" w:pos="10076"/>
-          <w:tab w:val="left" w:pos="10992"/>
-          <w:tab w:val="left" w:pos="11908"/>
-          <w:tab w:val="left" w:pos="12824"/>
-          <w:tab w:val="left" w:pos="13740"/>
-          <w:tab w:val="left" w:pos="14656"/>
-        </w:tabs>
-        <w:spacing w:after="0" w:line="276" w:lineRule="auto"/>
-        <w:rPr>
-          <w:rFonts w:ascii="Times New Roman" w:eastAsia="Times New Roman" w:hAnsi="Times New Roman" w:cs="Times New Roman"/>
-          <w:sz w:val="24"/>
-          <w:szCs w:val="24"/>
-          <w:lang w:eastAsia="en-IN"/>
-        </w:rPr>
-      </w:pPr>
-    </w:p>
-    <w:p>
-      <w:pPr>
-        <w:tabs>
-          <w:tab w:val="left" w:pos="916"/>
-          <w:tab w:val="left" w:pos="1832"/>
-          <w:tab w:val="left" w:pos="2748"/>
-          <w:tab w:val="left" w:pos="3664"/>
-          <w:tab w:val="left" w:pos="4580"/>
-          <w:tab w:val="left" w:pos="5496"/>
-          <w:tab w:val="left" w:pos="6412"/>
-          <w:tab w:val="left" w:pos="7328"/>
-          <w:tab w:val="left" w:pos="8244"/>
-          <w:tab w:val="left" w:pos="9160"/>
-          <w:tab w:val="left" w:pos="10076"/>
-          <w:tab w:val="left" w:pos="10992"/>
-          <w:tab w:val="left" w:pos="11908"/>
-          <w:tab w:val="left" w:pos="12824"/>
-          <w:tab w:val="left" w:pos="13740"/>
-          <w:tab w:val="left" w:pos="14656"/>
-        </w:tabs>
-        <w:spacing w:after="0" w:line="276" w:lineRule="auto"/>
-        <w:rPr>
-          <w:rFonts w:ascii="Times New Roman" w:eastAsia="Times New Roman" w:hAnsi="Times New Roman" w:cs="Times New Roman"/>
-          <w:sz w:val="24"/>
-          <w:szCs w:val="24"/>
-          <w:lang w:eastAsia="en-IN"/>
-        </w:rPr>
-      </w:pPr>
-      <w:r>
-        <w:rPr>
-          <w:rFonts w:ascii="Times New Roman" w:eastAsia="Times New Roman" w:hAnsi="Times New Roman" w:cs="Times New Roman"/>
-          <w:sz w:val="24"/>
-          <w:szCs w:val="24"/>
-          <w:lang w:eastAsia="en-IN"/>
-        </w:rPr>
-        <w:lastRenderedPageBreak/>
-        <w:t xml:space="preserve">          </w:t>
+        <w:t>SELECT customer_id, COUNT(*) AS total_orders</w:t>
+      </w:r>
+    </w:p>
+    <w:p>
+      <w:pPr>
+        <w:tabs>
+          <w:tab w:val="left" w:pos="916"/>
+          <w:tab w:val="left" w:pos="1832"/>
+          <w:tab w:val="left" w:pos="2748"/>
+          <w:tab w:val="left" w:pos="3664"/>
+          <w:tab w:val="left" w:pos="4580"/>
+          <w:tab w:val="left" w:pos="5496"/>
+          <w:tab w:val="left" w:pos="6412"/>
+          <w:tab w:val="left" w:pos="7328"/>
+          <w:tab w:val="left" w:pos="8244"/>
+          <w:tab w:val="left" w:pos="9160"/>
+          <w:tab w:val="left" w:pos="10076"/>
+          <w:tab w:val="left" w:pos="10992"/>
+          <w:tab w:val="left" w:pos="11908"/>
+          <w:tab w:val="left" w:pos="12824"/>
+          <w:tab w:val="left" w:pos="13740"/>
+          <w:tab w:val="left" w:pos="14656"/>
+        </w:tabs>
+        <w:spacing w:after="0" w:line="276" w:lineRule="auto"/>
+        <w:ind w:left="720"/>
+        <w:rPr>
+          <w:rFonts w:ascii="Courier New" w:eastAsia="Times New Roman" w:hAnsi="Courier New" w:cs="Courier New"/>
+          <w:lang w:eastAsia="en-IN"/>
+        </w:rPr>
+      </w:pPr>
+      <w:r>
+        <w:rPr>
+          <w:rFonts w:ascii="Courier New" w:eastAsia="Times New Roman" w:hAnsi="Courier New" w:cs="Courier New"/>
+          <w:lang w:eastAsia="en-IN"/>
+        </w:rPr>
+        <w:t>FROM orders GROUP BY customer_id</w:t>
+      </w:r>
+    </w:p>
+    <w:p>
+      <w:pPr>
+        <w:tabs>
+          <w:tab w:val="left" w:pos="916"/>
+          <w:tab w:val="left" w:pos="1832"/>
+          <w:tab w:val="left" w:pos="2748"/>
+          <w:tab w:val="left" w:pos="3664"/>
+          <w:tab w:val="left" w:pos="4580"/>
+          <w:tab w:val="left" w:pos="5496"/>
+          <w:tab w:val="left" w:pos="6412"/>
+          <w:tab w:val="left" w:pos="7328"/>
+          <w:tab w:val="left" w:pos="8244"/>
+          <w:tab w:val="left" w:pos="9160"/>
+          <w:tab w:val="left" w:pos="10076"/>
+          <w:tab w:val="left" w:pos="10992"/>
+          <w:tab w:val="left" w:pos="11908"/>
+          <w:tab w:val="left" w:pos="12824"/>
+          <w:tab w:val="left" w:pos="13740"/>
+          <w:tab w:val="left" w:pos="14656"/>
+        </w:tabs>
+        <w:spacing w:after="0" w:line="276" w:lineRule="auto"/>
+        <w:rPr>
+          <w:rFonts w:ascii="Times New Roman" w:eastAsia="Times New Roman" w:hAnsi="Times New Roman" w:cs="Times New Roman"/>
+          <w:sz w:val="24"/>
+          <w:szCs w:val="24"/>
+          <w:lang w:eastAsia="en-IN"/>
+        </w:rPr>
+      </w:pPr>
+    </w:p>
+    <w:p>
+      <w:pPr>
+        <w:tabs>
+          <w:tab w:val="left" w:pos="916"/>
+          <w:tab w:val="left" w:pos="1832"/>
+          <w:tab w:val="left" w:pos="2748"/>
+          <w:tab w:val="left" w:pos="3664"/>
+          <w:tab w:val="left" w:pos="4580"/>
+          <w:tab w:val="left" w:pos="5496"/>
+          <w:tab w:val="left" w:pos="6412"/>
+          <w:tab w:val="left" w:pos="7328"/>
+          <w:tab w:val="left" w:pos="8244"/>
+          <w:tab w:val="left" w:pos="9160"/>
+          <w:tab w:val="left" w:pos="10076"/>
+          <w:tab w:val="left" w:pos="10992"/>
+          <w:tab w:val="left" w:pos="11908"/>
+          <w:tab w:val="left" w:pos="12824"/>
+          <w:tab w:val="left" w:pos="13740"/>
+          <w:tab w:val="left" w:pos="14656"/>
+        </w:tabs>
+        <w:spacing w:after="0" w:line="276" w:lineRule="auto"/>
+        <w:rPr>
+          <w:rFonts w:ascii="Times New Roman" w:eastAsia="Times New Roman" w:hAnsi="Times New Roman" w:cs="Times New Roman"/>
+          <w:sz w:val="24"/>
+          <w:szCs w:val="24"/>
+          <w:lang w:eastAsia="en-IN"/>
+        </w:rPr>
+      </w:pPr>
+      <w:r>
+        <w:rPr>
+          <w:rFonts w:ascii="Times New Roman" w:eastAsia="Times New Roman" w:hAnsi="Times New Roman" w:cs="Times New Roman"/>
+          <w:sz w:val="24"/>
+          <w:szCs w:val="24"/>
+          <w:lang w:eastAsia="en-IN"/>
+        </w:rPr>
+        <w:t xml:space="preserve">            </w:t>
       </w:r>
       <w:r>
         <w:rPr>
@@ -8710,10 +8448,10 @@
           <w:lang w:eastAsia="en-IN"/>
         </w:rPr>
         <w:drawing>
-          <wp:inline distT="0" distB="0" distL="0" distR="0" wp14:anchorId="3C3EF395" wp14:editId="434A41F7">
-            <wp:extent cx="3848986" cy="2227022"/>
-            <wp:effectExtent l="0" t="0" r="0" b="1905"/>
-            <wp:docPr id="15" name="Picture 15"/>
+          <wp:inline distT="0" distB="0" distL="0" distR="0" wp14:anchorId="5D5373BB" wp14:editId="359EC50B">
+            <wp:extent cx="4022090" cy="1961138"/>
+            <wp:effectExtent l="0" t="0" r="0" b="1270"/>
+            <wp:docPr id="16" name="Picture 16"/>
             <wp:cNvGraphicFramePr>
               <a:graphicFrameLocks xmlns:a="http://schemas.openxmlformats.org/drawingml/2006/main" noChangeAspect="1"/>
             </wp:cNvGraphicFramePr>
@@ -8733,7 +8471,7 @@
                   <pic:spPr>
                     <a:xfrm>
                       <a:off x="0" y="0"/>
-                      <a:ext cx="3849564" cy="2227357"/>
+                      <a:ext cx="4022090" cy="1961138"/>
                     </a:xfrm>
                     <a:prstGeom prst="rect">
                       <a:avLst/>
@@ -8797,6 +8535,35 @@
         </w:tabs>
         <w:spacing w:after="0" w:line="276" w:lineRule="auto"/>
         <w:rPr>
+          <w:rFonts w:ascii="Times New Roman" w:eastAsia="Times New Roman" w:hAnsi="Times New Roman" w:cs="Times New Roman"/>
+          <w:sz w:val="24"/>
+          <w:szCs w:val="24"/>
+          <w:lang w:eastAsia="en-IN"/>
+        </w:rPr>
+      </w:pPr>
+    </w:p>
+    <w:p>
+      <w:pPr>
+        <w:tabs>
+          <w:tab w:val="left" w:pos="916"/>
+          <w:tab w:val="left" w:pos="1832"/>
+          <w:tab w:val="left" w:pos="2748"/>
+          <w:tab w:val="left" w:pos="3664"/>
+          <w:tab w:val="left" w:pos="4580"/>
+          <w:tab w:val="left" w:pos="5496"/>
+          <w:tab w:val="left" w:pos="6412"/>
+          <w:tab w:val="left" w:pos="7328"/>
+          <w:tab w:val="left" w:pos="8244"/>
+          <w:tab w:val="left" w:pos="9160"/>
+          <w:tab w:val="left" w:pos="10076"/>
+          <w:tab w:val="left" w:pos="10992"/>
+          <w:tab w:val="left" w:pos="11908"/>
+          <w:tab w:val="left" w:pos="12824"/>
+          <w:tab w:val="left" w:pos="13740"/>
+          <w:tab w:val="left" w:pos="14656"/>
+        </w:tabs>
+        <w:spacing w:after="0" w:line="276" w:lineRule="auto"/>
+        <w:rPr>
           <w:rFonts w:ascii="Times New Roman" w:hAnsi="Times New Roman" w:cs="Times New Roman"/>
           <w:sz w:val="24"/>
           <w:szCs w:val="24"/>
@@ -8808,7 +8575,7 @@
           <w:sz w:val="24"/>
           <w:szCs w:val="24"/>
         </w:rPr>
-        <w:t>17</w:t>
+        <w:t>16</w:t>
       </w:r>
       <w:r>
         <w:rPr>
@@ -8816,7 +8583,7 @@
           <w:sz w:val="24"/>
           <w:szCs w:val="24"/>
         </w:rPr>
-        <w:t>.</w:t>
+        <w:t xml:space="preserve">. </w:t>
       </w:r>
       <w:r>
         <w:rPr>
@@ -8824,32 +8591,32 @@
           <w:sz w:val="24"/>
           <w:szCs w:val="24"/>
         </w:rPr>
-        <w:t xml:space="preserve"> Which customers have placed more than one order?</w:t>
-      </w:r>
-    </w:p>
-    <w:p>
-      <w:pPr>
-        <w:tabs>
-          <w:tab w:val="left" w:pos="916"/>
-          <w:tab w:val="left" w:pos="1832"/>
-          <w:tab w:val="left" w:pos="2748"/>
-          <w:tab w:val="left" w:pos="3664"/>
-          <w:tab w:val="left" w:pos="4580"/>
-          <w:tab w:val="left" w:pos="5496"/>
-          <w:tab w:val="left" w:pos="6412"/>
-          <w:tab w:val="left" w:pos="7328"/>
-          <w:tab w:val="left" w:pos="8244"/>
-          <w:tab w:val="left" w:pos="9160"/>
-          <w:tab w:val="left" w:pos="10076"/>
-          <w:tab w:val="left" w:pos="10992"/>
-          <w:tab w:val="left" w:pos="11908"/>
-          <w:tab w:val="left" w:pos="12824"/>
-          <w:tab w:val="left" w:pos="13740"/>
-          <w:tab w:val="left" w:pos="14656"/>
-        </w:tabs>
-        <w:spacing w:after="0" w:line="276" w:lineRule="auto"/>
-        <w:rPr>
-          <w:rFonts w:ascii="Times New Roman" w:eastAsia="Times New Roman" w:hAnsi="Times New Roman" w:cs="Times New Roman"/>
+        <w:t xml:space="preserve"> What is the average order amount for each customer?</w:t>
+      </w:r>
+    </w:p>
+    <w:p>
+      <w:pPr>
+        <w:tabs>
+          <w:tab w:val="left" w:pos="916"/>
+          <w:tab w:val="left" w:pos="1832"/>
+          <w:tab w:val="left" w:pos="2748"/>
+          <w:tab w:val="left" w:pos="3664"/>
+          <w:tab w:val="left" w:pos="4580"/>
+          <w:tab w:val="left" w:pos="5496"/>
+          <w:tab w:val="left" w:pos="6412"/>
+          <w:tab w:val="left" w:pos="7328"/>
+          <w:tab w:val="left" w:pos="8244"/>
+          <w:tab w:val="left" w:pos="9160"/>
+          <w:tab w:val="left" w:pos="10076"/>
+          <w:tab w:val="left" w:pos="10992"/>
+          <w:tab w:val="left" w:pos="11908"/>
+          <w:tab w:val="left" w:pos="12824"/>
+          <w:tab w:val="left" w:pos="13740"/>
+          <w:tab w:val="left" w:pos="14656"/>
+        </w:tabs>
+        <w:spacing w:after="0" w:line="276" w:lineRule="auto"/>
+        <w:rPr>
+          <w:rFonts w:ascii="Courier New" w:eastAsia="Times New Roman" w:hAnsi="Courier New" w:cs="Courier New"/>
           <w:sz w:val="24"/>
           <w:szCs w:val="24"/>
           <w:lang w:eastAsia="en-IN"/>
@@ -8888,124 +8655,89 @@
           <w:rFonts w:ascii="Courier New" w:eastAsia="Times New Roman" w:hAnsi="Courier New" w:cs="Courier New"/>
           <w:lang w:eastAsia="en-IN"/>
         </w:rPr>
-        <w:t>SELECT customer_id, COUNT(*) AS total_orders</w:t>
-      </w:r>
-    </w:p>
-    <w:p>
-      <w:pPr>
-        <w:tabs>
-          <w:tab w:val="left" w:pos="916"/>
-          <w:tab w:val="left" w:pos="1832"/>
-          <w:tab w:val="left" w:pos="2748"/>
-          <w:tab w:val="left" w:pos="3664"/>
-          <w:tab w:val="left" w:pos="4580"/>
-          <w:tab w:val="left" w:pos="5496"/>
-          <w:tab w:val="left" w:pos="6412"/>
-          <w:tab w:val="left" w:pos="7328"/>
-          <w:tab w:val="left" w:pos="8244"/>
-          <w:tab w:val="left" w:pos="9160"/>
-          <w:tab w:val="left" w:pos="10076"/>
-          <w:tab w:val="left" w:pos="10992"/>
-          <w:tab w:val="left" w:pos="11908"/>
-          <w:tab w:val="left" w:pos="12824"/>
-          <w:tab w:val="left" w:pos="13740"/>
-          <w:tab w:val="left" w:pos="14656"/>
-        </w:tabs>
-        <w:spacing w:after="0" w:line="276" w:lineRule="auto"/>
-        <w:ind w:left="720"/>
-        <w:rPr>
-          <w:rFonts w:ascii="Courier New" w:eastAsia="Times New Roman" w:hAnsi="Courier New" w:cs="Courier New"/>
-          <w:lang w:eastAsia="en-IN"/>
-        </w:rPr>
-      </w:pPr>
-      <w:r>
-        <w:rPr>
-          <w:rFonts w:ascii="Courier New" w:eastAsia="Times New Roman" w:hAnsi="Courier New" w:cs="Courier New"/>
-          <w:lang w:eastAsia="en-IN"/>
-        </w:rPr>
-        <w:t>FROM orders GROUP BY customer_id HAVING COUNT(*) &gt; 1</w:t>
-      </w:r>
-    </w:p>
-    <w:p>
-      <w:pPr>
-        <w:tabs>
-          <w:tab w:val="left" w:pos="916"/>
-          <w:tab w:val="left" w:pos="1832"/>
-          <w:tab w:val="left" w:pos="2748"/>
-          <w:tab w:val="left" w:pos="3664"/>
-          <w:tab w:val="left" w:pos="4580"/>
-          <w:tab w:val="left" w:pos="5496"/>
-          <w:tab w:val="left" w:pos="6412"/>
-          <w:tab w:val="left" w:pos="7328"/>
-          <w:tab w:val="left" w:pos="8244"/>
-          <w:tab w:val="left" w:pos="9160"/>
-          <w:tab w:val="left" w:pos="10076"/>
-          <w:tab w:val="left" w:pos="10992"/>
-          <w:tab w:val="left" w:pos="11908"/>
-          <w:tab w:val="left" w:pos="12824"/>
-          <w:tab w:val="left" w:pos="13740"/>
-          <w:tab w:val="left" w:pos="14656"/>
-        </w:tabs>
-        <w:spacing w:after="0" w:line="276" w:lineRule="auto"/>
-        <w:ind w:left="720"/>
-        <w:rPr>
-          <w:rFonts w:ascii="Courier New" w:eastAsia="Times New Roman" w:hAnsi="Courier New" w:cs="Courier New"/>
-          <w:sz w:val="24"/>
-          <w:szCs w:val="24"/>
-          <w:lang w:eastAsia="en-IN"/>
-        </w:rPr>
-      </w:pPr>
-    </w:p>
-    <w:p>
-      <w:pPr>
-        <w:tabs>
-          <w:tab w:val="left" w:pos="916"/>
-          <w:tab w:val="left" w:pos="1832"/>
-          <w:tab w:val="left" w:pos="2748"/>
-          <w:tab w:val="left" w:pos="3664"/>
-          <w:tab w:val="left" w:pos="4580"/>
-          <w:tab w:val="left" w:pos="5496"/>
-          <w:tab w:val="left" w:pos="6412"/>
-          <w:tab w:val="left" w:pos="7328"/>
-          <w:tab w:val="left" w:pos="8244"/>
-          <w:tab w:val="left" w:pos="9160"/>
-          <w:tab w:val="left" w:pos="10076"/>
-          <w:tab w:val="left" w:pos="10992"/>
-          <w:tab w:val="left" w:pos="11908"/>
-          <w:tab w:val="left" w:pos="12824"/>
-          <w:tab w:val="left" w:pos="13740"/>
-          <w:tab w:val="left" w:pos="14656"/>
-        </w:tabs>
-        <w:spacing w:after="0" w:line="276" w:lineRule="auto"/>
-        <w:rPr>
-          <w:rFonts w:ascii="Courier New" w:eastAsia="Times New Roman" w:hAnsi="Courier New" w:cs="Courier New"/>
-          <w:sz w:val="24"/>
-          <w:szCs w:val="24"/>
-          <w:lang w:eastAsia="en-IN"/>
-        </w:rPr>
-      </w:pPr>
-      <w:r>
-        <w:rPr>
-          <w:rFonts w:ascii="Courier New" w:eastAsia="Times New Roman" w:hAnsi="Courier New" w:cs="Courier New"/>
-          <w:sz w:val="24"/>
-          <w:szCs w:val="24"/>
-          <w:lang w:eastAsia="en-IN"/>
-        </w:rPr>
-        <w:t xml:space="preserve">      </w:t>
-      </w:r>
-      <w:r>
-        <w:rPr>
-          <w:rFonts w:ascii="Courier New" w:eastAsia="Times New Roman" w:hAnsi="Courier New" w:cs="Courier New"/>
+        <w:t>SELECT customer_id, AVG(total_amount) AS average_order_amount FROM orders GROUP BY customer_id</w:t>
+      </w:r>
+    </w:p>
+    <w:p>
+      <w:pPr>
+        <w:tabs>
+          <w:tab w:val="left" w:pos="916"/>
+          <w:tab w:val="left" w:pos="1832"/>
+          <w:tab w:val="left" w:pos="2748"/>
+          <w:tab w:val="left" w:pos="3664"/>
+          <w:tab w:val="left" w:pos="4580"/>
+          <w:tab w:val="left" w:pos="5496"/>
+          <w:tab w:val="left" w:pos="6412"/>
+          <w:tab w:val="left" w:pos="7328"/>
+          <w:tab w:val="left" w:pos="8244"/>
+          <w:tab w:val="left" w:pos="9160"/>
+          <w:tab w:val="left" w:pos="10076"/>
+          <w:tab w:val="left" w:pos="10992"/>
+          <w:tab w:val="left" w:pos="11908"/>
+          <w:tab w:val="left" w:pos="12824"/>
+          <w:tab w:val="left" w:pos="13740"/>
+          <w:tab w:val="left" w:pos="14656"/>
+        </w:tabs>
+        <w:spacing w:after="0" w:line="276" w:lineRule="auto"/>
+        <w:rPr>
+          <w:rFonts w:ascii="Times New Roman" w:eastAsia="Times New Roman" w:hAnsi="Times New Roman" w:cs="Times New Roman"/>
+          <w:sz w:val="24"/>
+          <w:szCs w:val="24"/>
+          <w:lang w:eastAsia="en-IN"/>
+        </w:rPr>
+      </w:pPr>
+    </w:p>
+    <w:p>
+      <w:pPr>
+        <w:tabs>
+          <w:tab w:val="left" w:pos="916"/>
+          <w:tab w:val="left" w:pos="1832"/>
+          <w:tab w:val="left" w:pos="2748"/>
+          <w:tab w:val="left" w:pos="3664"/>
+          <w:tab w:val="left" w:pos="4580"/>
+          <w:tab w:val="left" w:pos="5496"/>
+          <w:tab w:val="left" w:pos="6412"/>
+          <w:tab w:val="left" w:pos="7328"/>
+          <w:tab w:val="left" w:pos="8244"/>
+          <w:tab w:val="left" w:pos="9160"/>
+          <w:tab w:val="left" w:pos="10076"/>
+          <w:tab w:val="left" w:pos="10992"/>
+          <w:tab w:val="left" w:pos="11908"/>
+          <w:tab w:val="left" w:pos="12824"/>
+          <w:tab w:val="left" w:pos="13740"/>
+          <w:tab w:val="left" w:pos="14656"/>
+        </w:tabs>
+        <w:spacing w:after="0" w:line="276" w:lineRule="auto"/>
+        <w:rPr>
+          <w:rFonts w:ascii="Times New Roman" w:eastAsia="Times New Roman" w:hAnsi="Times New Roman" w:cs="Times New Roman"/>
+          <w:sz w:val="24"/>
+          <w:szCs w:val="24"/>
+          <w:lang w:eastAsia="en-IN"/>
+        </w:rPr>
+      </w:pPr>
+      <w:r>
+        <w:rPr>
+          <w:rFonts w:ascii="Times New Roman" w:eastAsia="Times New Roman" w:hAnsi="Times New Roman" w:cs="Times New Roman"/>
+          <w:sz w:val="24"/>
+          <w:szCs w:val="24"/>
+          <w:lang w:eastAsia="en-IN"/>
+        </w:rPr>
+        <w:lastRenderedPageBreak/>
+        <w:t xml:space="preserve">          </w:t>
+      </w:r>
+      <w:r>
+        <w:rPr>
+          <w:rFonts w:ascii="Times New Roman" w:eastAsia="Times New Roman" w:hAnsi="Times New Roman" w:cs="Times New Roman"/>
           <w:noProof/>
           <w:sz w:val="24"/>
           <w:szCs w:val="24"/>
           <w:lang w:eastAsia="en-IN"/>
         </w:rPr>
         <w:drawing>
-          <wp:inline distT="0" distB="0" distL="0" distR="0" wp14:anchorId="4BE62E00" wp14:editId="587F8D84">
-            <wp:extent cx="4015740" cy="2604321"/>
-            <wp:effectExtent l="0" t="0" r="3810" b="5715"/>
-            <wp:docPr id="17" name="Picture 17"/>
+          <wp:inline distT="0" distB="0" distL="0" distR="0" wp14:anchorId="3C3EF395" wp14:editId="434A41F7">
+            <wp:extent cx="3848986" cy="2227022"/>
+            <wp:effectExtent l="0" t="0" r="0" b="1905"/>
+            <wp:docPr id="15" name="Picture 15"/>
             <wp:cNvGraphicFramePr>
               <a:graphicFrameLocks xmlns:a="http://schemas.openxmlformats.org/drawingml/2006/main" noChangeAspect="1"/>
             </wp:cNvGraphicFramePr>
@@ -9025,7 +8757,7 @@
                   <pic:spPr>
                     <a:xfrm>
                       <a:off x="0" y="0"/>
-                      <a:ext cx="4018011" cy="2605794"/>
+                      <a:ext cx="3849564" cy="2227357"/>
                     </a:xfrm>
                     <a:prstGeom prst="rect">
                       <a:avLst/>
@@ -9100,32 +8832,48 @@
           <w:sz w:val="24"/>
           <w:szCs w:val="24"/>
         </w:rPr>
-        <w:t>18. Show the customers who have placed orders along with their order details.</w:t>
-      </w:r>
-    </w:p>
-    <w:p>
-      <w:pPr>
-        <w:tabs>
-          <w:tab w:val="left" w:pos="916"/>
-          <w:tab w:val="left" w:pos="1832"/>
-          <w:tab w:val="left" w:pos="2748"/>
-          <w:tab w:val="left" w:pos="3664"/>
-          <w:tab w:val="left" w:pos="4580"/>
-          <w:tab w:val="left" w:pos="5496"/>
-          <w:tab w:val="left" w:pos="6412"/>
-          <w:tab w:val="left" w:pos="7328"/>
-          <w:tab w:val="left" w:pos="8244"/>
-          <w:tab w:val="left" w:pos="9160"/>
-          <w:tab w:val="left" w:pos="10076"/>
-          <w:tab w:val="left" w:pos="10992"/>
-          <w:tab w:val="left" w:pos="11908"/>
-          <w:tab w:val="left" w:pos="12824"/>
-          <w:tab w:val="left" w:pos="13740"/>
-          <w:tab w:val="left" w:pos="14656"/>
-        </w:tabs>
-        <w:spacing w:after="0" w:line="276" w:lineRule="auto"/>
-        <w:rPr>
-          <w:rFonts w:ascii="Courier New" w:eastAsia="Times New Roman" w:hAnsi="Courier New" w:cs="Courier New"/>
+        <w:t>17</w:t>
+      </w:r>
+      <w:r>
+        <w:rPr>
+          <w:rFonts w:ascii="Times New Roman" w:hAnsi="Times New Roman" w:cs="Times New Roman"/>
+          <w:sz w:val="24"/>
+          <w:szCs w:val="24"/>
+        </w:rPr>
+        <w:t>.</w:t>
+      </w:r>
+      <w:r>
+        <w:rPr>
+          <w:rFonts w:ascii="Times New Roman" w:hAnsi="Times New Roman" w:cs="Times New Roman"/>
+          <w:sz w:val="24"/>
+          <w:szCs w:val="24"/>
+        </w:rPr>
+        <w:t xml:space="preserve"> Which customers have placed more than one order?</w:t>
+      </w:r>
+    </w:p>
+    <w:p>
+      <w:pPr>
+        <w:tabs>
+          <w:tab w:val="left" w:pos="916"/>
+          <w:tab w:val="left" w:pos="1832"/>
+          <w:tab w:val="left" w:pos="2748"/>
+          <w:tab w:val="left" w:pos="3664"/>
+          <w:tab w:val="left" w:pos="4580"/>
+          <w:tab w:val="left" w:pos="5496"/>
+          <w:tab w:val="left" w:pos="6412"/>
+          <w:tab w:val="left" w:pos="7328"/>
+          <w:tab w:val="left" w:pos="8244"/>
+          <w:tab w:val="left" w:pos="9160"/>
+          <w:tab w:val="left" w:pos="10076"/>
+          <w:tab w:val="left" w:pos="10992"/>
+          <w:tab w:val="left" w:pos="11908"/>
+          <w:tab w:val="left" w:pos="12824"/>
+          <w:tab w:val="left" w:pos="13740"/>
+          <w:tab w:val="left" w:pos="14656"/>
+        </w:tabs>
+        <w:spacing w:after="0" w:line="276" w:lineRule="auto"/>
+        <w:rPr>
+          <w:rFonts w:ascii="Times New Roman" w:eastAsia="Times New Roman" w:hAnsi="Times New Roman" w:cs="Times New Roman"/>
           <w:sz w:val="24"/>
           <w:szCs w:val="24"/>
           <w:lang w:eastAsia="en-IN"/>
@@ -9164,21 +8912,7 @@
           <w:rFonts w:ascii="Courier New" w:eastAsia="Times New Roman" w:hAnsi="Courier New" w:cs="Courier New"/>
           <w:lang w:eastAsia="en-IN"/>
         </w:rPr>
-        <w:t>SELECT customers.customer_name, orders.order_id, orders.total_amount FROM customers</w:t>
-      </w:r>
-      <w:r>
-        <w:rPr>
-          <w:rFonts w:ascii="Courier New" w:eastAsia="Times New Roman" w:hAnsi="Courier New" w:cs="Courier New"/>
-          <w:lang w:eastAsia="en-IN"/>
-        </w:rPr>
-        <w:t xml:space="preserve"> </w:t>
-      </w:r>
-      <w:r>
-        <w:rPr>
-          <w:rFonts w:ascii="Courier New" w:eastAsia="Times New Roman" w:hAnsi="Courier New" w:cs="Courier New"/>
-          <w:lang w:eastAsia="en-IN"/>
-        </w:rPr>
-        <w:t>INNER JOIN orders ON</w:t>
+        <w:t>SELECT customer_id, COUNT(*) AS total_orders</w:t>
       </w:r>
     </w:p>
     <w:p>
@@ -9213,86 +8947,74 @@
           <w:rFonts w:ascii="Courier New" w:eastAsia="Times New Roman" w:hAnsi="Courier New" w:cs="Courier New"/>
           <w:lang w:eastAsia="en-IN"/>
         </w:rPr>
-        <w:t>customers.customer_id =</w:t>
-      </w:r>
-      <w:r>
-        <w:rPr>
-          <w:rFonts w:ascii="Courier New" w:eastAsia="Times New Roman" w:hAnsi="Courier New" w:cs="Courier New"/>
-          <w:lang w:eastAsia="en-IN"/>
-        </w:rPr>
-        <w:t xml:space="preserve"> </w:t>
-      </w:r>
-      <w:r>
-        <w:rPr>
-          <w:rFonts w:ascii="Courier New" w:eastAsia="Times New Roman" w:hAnsi="Courier New" w:cs="Courier New"/>
-          <w:lang w:eastAsia="en-IN"/>
-        </w:rPr>
-        <w:t>orders.customer_id</w:t>
-      </w:r>
-    </w:p>
-    <w:p>
-      <w:pPr>
-        <w:tabs>
-          <w:tab w:val="left" w:pos="916"/>
-          <w:tab w:val="left" w:pos="1832"/>
-          <w:tab w:val="left" w:pos="2748"/>
-          <w:tab w:val="left" w:pos="3664"/>
-          <w:tab w:val="left" w:pos="4580"/>
-          <w:tab w:val="left" w:pos="5496"/>
-          <w:tab w:val="left" w:pos="6412"/>
-          <w:tab w:val="left" w:pos="7328"/>
-          <w:tab w:val="left" w:pos="8244"/>
-          <w:tab w:val="left" w:pos="9160"/>
-          <w:tab w:val="left" w:pos="10076"/>
-          <w:tab w:val="left" w:pos="10992"/>
-          <w:tab w:val="left" w:pos="11908"/>
-          <w:tab w:val="left" w:pos="12824"/>
-          <w:tab w:val="left" w:pos="13740"/>
-          <w:tab w:val="left" w:pos="14656"/>
-        </w:tabs>
-        <w:spacing w:after="0" w:line="276" w:lineRule="auto"/>
-        <w:rPr>
-          <w:rFonts w:ascii="Courier New" w:eastAsia="Times New Roman" w:hAnsi="Courier New" w:cs="Courier New"/>
-          <w:lang w:eastAsia="en-IN"/>
-        </w:rPr>
-      </w:pPr>
-    </w:p>
-    <w:p>
-      <w:pPr>
-        <w:tabs>
-          <w:tab w:val="left" w:pos="916"/>
-          <w:tab w:val="left" w:pos="1832"/>
-          <w:tab w:val="left" w:pos="2748"/>
-          <w:tab w:val="left" w:pos="3664"/>
-          <w:tab w:val="left" w:pos="4580"/>
-          <w:tab w:val="left" w:pos="5496"/>
-          <w:tab w:val="left" w:pos="6412"/>
-          <w:tab w:val="left" w:pos="7328"/>
-          <w:tab w:val="left" w:pos="8244"/>
-          <w:tab w:val="left" w:pos="9160"/>
-          <w:tab w:val="left" w:pos="10076"/>
-          <w:tab w:val="left" w:pos="10992"/>
-          <w:tab w:val="left" w:pos="11908"/>
-          <w:tab w:val="left" w:pos="12824"/>
-          <w:tab w:val="left" w:pos="13740"/>
-          <w:tab w:val="left" w:pos="14656"/>
-        </w:tabs>
-        <w:spacing w:after="0" w:line="276" w:lineRule="auto"/>
-        <w:rPr>
-          <w:rFonts w:ascii="Courier New" w:eastAsia="Times New Roman" w:hAnsi="Courier New" w:cs="Courier New"/>
-          <w:sz w:val="24"/>
-          <w:szCs w:val="24"/>
-          <w:lang w:eastAsia="en-IN"/>
-        </w:rPr>
-      </w:pPr>
-      <w:r>
-        <w:rPr>
-          <w:rFonts w:ascii="Courier New" w:eastAsia="Times New Roman" w:hAnsi="Courier New" w:cs="Courier New"/>
-          <w:sz w:val="24"/>
-          <w:szCs w:val="24"/>
-          <w:lang w:eastAsia="en-IN"/>
-        </w:rPr>
-        <w:lastRenderedPageBreak/>
+        <w:t>FROM orders GROUP BY customer_id HAVING COUNT(*) &gt; 1</w:t>
+      </w:r>
+    </w:p>
+    <w:p>
+      <w:pPr>
+        <w:tabs>
+          <w:tab w:val="left" w:pos="916"/>
+          <w:tab w:val="left" w:pos="1832"/>
+          <w:tab w:val="left" w:pos="2748"/>
+          <w:tab w:val="left" w:pos="3664"/>
+          <w:tab w:val="left" w:pos="4580"/>
+          <w:tab w:val="left" w:pos="5496"/>
+          <w:tab w:val="left" w:pos="6412"/>
+          <w:tab w:val="left" w:pos="7328"/>
+          <w:tab w:val="left" w:pos="8244"/>
+          <w:tab w:val="left" w:pos="9160"/>
+          <w:tab w:val="left" w:pos="10076"/>
+          <w:tab w:val="left" w:pos="10992"/>
+          <w:tab w:val="left" w:pos="11908"/>
+          <w:tab w:val="left" w:pos="12824"/>
+          <w:tab w:val="left" w:pos="13740"/>
+          <w:tab w:val="left" w:pos="14656"/>
+        </w:tabs>
+        <w:spacing w:after="0" w:line="276" w:lineRule="auto"/>
+        <w:ind w:left="720"/>
+        <w:rPr>
+          <w:rFonts w:ascii="Courier New" w:eastAsia="Times New Roman" w:hAnsi="Courier New" w:cs="Courier New"/>
+          <w:sz w:val="24"/>
+          <w:szCs w:val="24"/>
+          <w:lang w:eastAsia="en-IN"/>
+        </w:rPr>
+      </w:pPr>
+    </w:p>
+    <w:p>
+      <w:pPr>
+        <w:tabs>
+          <w:tab w:val="left" w:pos="916"/>
+          <w:tab w:val="left" w:pos="1832"/>
+          <w:tab w:val="left" w:pos="2748"/>
+          <w:tab w:val="left" w:pos="3664"/>
+          <w:tab w:val="left" w:pos="4580"/>
+          <w:tab w:val="left" w:pos="5496"/>
+          <w:tab w:val="left" w:pos="6412"/>
+          <w:tab w:val="left" w:pos="7328"/>
+          <w:tab w:val="left" w:pos="8244"/>
+          <w:tab w:val="left" w:pos="9160"/>
+          <w:tab w:val="left" w:pos="10076"/>
+          <w:tab w:val="left" w:pos="10992"/>
+          <w:tab w:val="left" w:pos="11908"/>
+          <w:tab w:val="left" w:pos="12824"/>
+          <w:tab w:val="left" w:pos="13740"/>
+          <w:tab w:val="left" w:pos="14656"/>
+        </w:tabs>
+        <w:spacing w:after="0" w:line="276" w:lineRule="auto"/>
+        <w:rPr>
+          <w:rFonts w:ascii="Courier New" w:eastAsia="Times New Roman" w:hAnsi="Courier New" w:cs="Courier New"/>
+          <w:sz w:val="24"/>
+          <w:szCs w:val="24"/>
+          <w:lang w:eastAsia="en-IN"/>
+        </w:rPr>
+      </w:pPr>
+      <w:r>
+        <w:rPr>
+          <w:rFonts w:ascii="Courier New" w:eastAsia="Times New Roman" w:hAnsi="Courier New" w:cs="Courier New"/>
+          <w:sz w:val="24"/>
+          <w:szCs w:val="24"/>
+          <w:lang w:eastAsia="en-IN"/>
+        </w:rPr>
         <w:t xml:space="preserve">      </w:t>
       </w:r>
       <w:r>
@@ -9304,10 +9026,10 @@
           <w:lang w:eastAsia="en-IN"/>
         </w:rPr>
         <w:drawing>
-          <wp:inline distT="0" distB="0" distL="0" distR="0" wp14:anchorId="2EB6A25C" wp14:editId="7C1452CA">
-            <wp:extent cx="4018280" cy="2654710"/>
-            <wp:effectExtent l="0" t="0" r="1270" b="0"/>
-            <wp:docPr id="18" name="Picture 18"/>
+          <wp:inline distT="0" distB="0" distL="0" distR="0" wp14:anchorId="4BE62E00" wp14:editId="587F8D84">
+            <wp:extent cx="4015740" cy="2604321"/>
+            <wp:effectExtent l="0" t="0" r="3810" b="5715"/>
+            <wp:docPr id="17" name="Picture 17"/>
             <wp:cNvGraphicFramePr>
               <a:graphicFrameLocks xmlns:a="http://schemas.openxmlformats.org/drawingml/2006/main" noChangeAspect="1"/>
             </wp:cNvGraphicFramePr>
@@ -9327,7 +9049,7 @@
                   <pic:spPr>
                     <a:xfrm>
                       <a:off x="0" y="0"/>
-                      <a:ext cx="4018865" cy="2655096"/>
+                      <a:ext cx="4018011" cy="2605794"/>
                     </a:xfrm>
                     <a:prstGeom prst="rect">
                       <a:avLst/>
@@ -9362,83 +9084,72 @@
         </w:tabs>
         <w:spacing w:after="0" w:line="276" w:lineRule="auto"/>
         <w:rPr>
-          <w:rFonts w:ascii="Courier New" w:eastAsia="Times New Roman" w:hAnsi="Courier New" w:cs="Courier New"/>
-          <w:sz w:val="24"/>
-          <w:szCs w:val="24"/>
-          <w:lang w:eastAsia="en-IN"/>
-        </w:rPr>
-      </w:pPr>
-    </w:p>
-    <w:p>
-      <w:pPr>
-        <w:tabs>
-          <w:tab w:val="left" w:pos="916"/>
-          <w:tab w:val="left" w:pos="1832"/>
-          <w:tab w:val="left" w:pos="2748"/>
-          <w:tab w:val="left" w:pos="3664"/>
-          <w:tab w:val="left" w:pos="4580"/>
-          <w:tab w:val="left" w:pos="5496"/>
-          <w:tab w:val="left" w:pos="6412"/>
-          <w:tab w:val="left" w:pos="7328"/>
-          <w:tab w:val="left" w:pos="8244"/>
-          <w:tab w:val="left" w:pos="9160"/>
-          <w:tab w:val="left" w:pos="10076"/>
-          <w:tab w:val="left" w:pos="10992"/>
-          <w:tab w:val="left" w:pos="11908"/>
-          <w:tab w:val="left" w:pos="12824"/>
-          <w:tab w:val="left" w:pos="13740"/>
-          <w:tab w:val="left" w:pos="14656"/>
-        </w:tabs>
-        <w:spacing w:after="0" w:line="276" w:lineRule="auto"/>
-        <w:rPr>
-          <w:rFonts w:ascii="Courier New" w:eastAsia="Times New Roman" w:hAnsi="Courier New" w:cs="Courier New"/>
-          <w:sz w:val="24"/>
-          <w:szCs w:val="24"/>
-          <w:lang w:eastAsia="en-IN"/>
-        </w:rPr>
-      </w:pPr>
-    </w:p>
-    <w:p>
-      <w:pPr>
-        <w:pStyle w:val="Heading3"/>
-        <w:spacing w:line="276" w:lineRule="auto"/>
+          <w:rFonts w:ascii="Times New Roman" w:eastAsia="Times New Roman" w:hAnsi="Times New Roman" w:cs="Times New Roman"/>
+          <w:sz w:val="24"/>
+          <w:szCs w:val="24"/>
+          <w:lang w:eastAsia="en-IN"/>
+        </w:rPr>
+      </w:pPr>
+    </w:p>
+    <w:p>
+      <w:pPr>
+        <w:tabs>
+          <w:tab w:val="left" w:pos="916"/>
+          <w:tab w:val="left" w:pos="1832"/>
+          <w:tab w:val="left" w:pos="2748"/>
+          <w:tab w:val="left" w:pos="3664"/>
+          <w:tab w:val="left" w:pos="4580"/>
+          <w:tab w:val="left" w:pos="5496"/>
+          <w:tab w:val="left" w:pos="6412"/>
+          <w:tab w:val="left" w:pos="7328"/>
+          <w:tab w:val="left" w:pos="8244"/>
+          <w:tab w:val="left" w:pos="9160"/>
+          <w:tab w:val="left" w:pos="10076"/>
+          <w:tab w:val="left" w:pos="10992"/>
+          <w:tab w:val="left" w:pos="11908"/>
+          <w:tab w:val="left" w:pos="12824"/>
+          <w:tab w:val="left" w:pos="13740"/>
+          <w:tab w:val="left" w:pos="14656"/>
+        </w:tabs>
+        <w:spacing w:after="0" w:line="276" w:lineRule="auto"/>
         <w:rPr>
           <w:rFonts w:ascii="Times New Roman" w:hAnsi="Times New Roman" w:cs="Times New Roman"/>
-        </w:rPr>
-      </w:pPr>
-      <w:r>
-        <w:rPr>
-          <w:rStyle w:val="Strong"/>
+          <w:sz w:val="24"/>
+          <w:szCs w:val="24"/>
+        </w:rPr>
+      </w:pPr>
+      <w:r>
+        <w:rPr>
           <w:rFonts w:ascii="Times New Roman" w:hAnsi="Times New Roman" w:cs="Times New Roman"/>
-          <w:b w:val="0"/>
-          <w:bCs w:val="0"/>
-        </w:rPr>
-        <w:t>19. Show all customers and their orders, including customers who have not placed any orders.</w:t>
-      </w:r>
-    </w:p>
-    <w:p>
-      <w:pPr>
-        <w:tabs>
-          <w:tab w:val="left" w:pos="916"/>
-          <w:tab w:val="left" w:pos="1832"/>
-          <w:tab w:val="left" w:pos="2748"/>
-          <w:tab w:val="left" w:pos="3664"/>
-          <w:tab w:val="left" w:pos="4580"/>
-          <w:tab w:val="left" w:pos="5496"/>
-          <w:tab w:val="left" w:pos="6412"/>
-          <w:tab w:val="left" w:pos="7328"/>
-          <w:tab w:val="left" w:pos="8244"/>
-          <w:tab w:val="left" w:pos="9160"/>
-          <w:tab w:val="left" w:pos="10076"/>
-          <w:tab w:val="left" w:pos="10992"/>
-          <w:tab w:val="left" w:pos="11908"/>
-          <w:tab w:val="left" w:pos="12824"/>
-          <w:tab w:val="left" w:pos="13740"/>
-          <w:tab w:val="left" w:pos="14656"/>
-        </w:tabs>
-        <w:spacing w:after="0" w:line="276" w:lineRule="auto"/>
-        <w:rPr>
-          <w:rFonts w:ascii="Times New Roman" w:eastAsia="Times New Roman" w:hAnsi="Times New Roman" w:cs="Times New Roman"/>
+          <w:sz w:val="24"/>
+          <w:szCs w:val="24"/>
+        </w:rPr>
+        <w:t>18. Show the customers who have placed orders along with their order details.</w:t>
+      </w:r>
+    </w:p>
+    <w:p>
+      <w:pPr>
+        <w:tabs>
+          <w:tab w:val="left" w:pos="916"/>
+          <w:tab w:val="left" w:pos="1832"/>
+          <w:tab w:val="left" w:pos="2748"/>
+          <w:tab w:val="left" w:pos="3664"/>
+          <w:tab w:val="left" w:pos="4580"/>
+          <w:tab w:val="left" w:pos="5496"/>
+          <w:tab w:val="left" w:pos="6412"/>
+          <w:tab w:val="left" w:pos="7328"/>
+          <w:tab w:val="left" w:pos="8244"/>
+          <w:tab w:val="left" w:pos="9160"/>
+          <w:tab w:val="left" w:pos="10076"/>
+          <w:tab w:val="left" w:pos="10992"/>
+          <w:tab w:val="left" w:pos="11908"/>
+          <w:tab w:val="left" w:pos="12824"/>
+          <w:tab w:val="left" w:pos="13740"/>
+          <w:tab w:val="left" w:pos="14656"/>
+        </w:tabs>
+        <w:spacing w:after="0" w:line="276" w:lineRule="auto"/>
+        <w:rPr>
+          <w:rFonts w:ascii="Courier New" w:eastAsia="Times New Roman" w:hAnsi="Courier New" w:cs="Courier New"/>
           <w:sz w:val="24"/>
           <w:szCs w:val="24"/>
           <w:lang w:eastAsia="en-IN"/>
@@ -9477,7 +9188,21 @@
           <w:rFonts w:ascii="Courier New" w:eastAsia="Times New Roman" w:hAnsi="Courier New" w:cs="Courier New"/>
           <w:lang w:eastAsia="en-IN"/>
         </w:rPr>
-        <w:t>SELECT customers.customer_name, orders.order_id, orders.total_amount FROM customers LEFT JOIN orders ON customers.customer_id = orders.customer_id</w:t>
+        <w:t>SELECT customers.customer_name, orders.order_id, orders.total_amount FROM customers</w:t>
+      </w:r>
+      <w:r>
+        <w:rPr>
+          <w:rFonts w:ascii="Courier New" w:eastAsia="Times New Roman" w:hAnsi="Courier New" w:cs="Courier New"/>
+          <w:lang w:eastAsia="en-IN"/>
+        </w:rPr>
+        <w:t xml:space="preserve"> </w:t>
+      </w:r>
+      <w:r>
+        <w:rPr>
+          <w:rFonts w:ascii="Courier New" w:eastAsia="Times New Roman" w:hAnsi="Courier New" w:cs="Courier New"/>
+          <w:lang w:eastAsia="en-IN"/>
+        </w:rPr>
+        <w:t>INNER JOIN orders ON</w:t>
       </w:r>
     </w:p>
     <w:p>
@@ -9503,91 +9228,110 @@
         <w:spacing w:after="0" w:line="276" w:lineRule="auto"/>
         <w:ind w:left="720"/>
         <w:rPr>
-          <w:rFonts w:ascii="Times New Roman" w:eastAsia="Times New Roman" w:hAnsi="Times New Roman" w:cs="Times New Roman"/>
-          <w:lang w:eastAsia="en-IN"/>
-        </w:rPr>
-      </w:pPr>
-    </w:p>
-    <w:p>
-      <w:pPr>
-        <w:tabs>
-          <w:tab w:val="left" w:pos="916"/>
-          <w:tab w:val="left" w:pos="1832"/>
-          <w:tab w:val="left" w:pos="2748"/>
-          <w:tab w:val="left" w:pos="3664"/>
-          <w:tab w:val="left" w:pos="4580"/>
-          <w:tab w:val="left" w:pos="5496"/>
-          <w:tab w:val="left" w:pos="6412"/>
-          <w:tab w:val="left" w:pos="7328"/>
-          <w:tab w:val="left" w:pos="8244"/>
-          <w:tab w:val="left" w:pos="9160"/>
-          <w:tab w:val="left" w:pos="10076"/>
-          <w:tab w:val="left" w:pos="10992"/>
-          <w:tab w:val="left" w:pos="11908"/>
-          <w:tab w:val="left" w:pos="12824"/>
-          <w:tab w:val="left" w:pos="13740"/>
-          <w:tab w:val="left" w:pos="14656"/>
-        </w:tabs>
-        <w:spacing w:after="0" w:line="276" w:lineRule="auto"/>
-        <w:ind w:left="720"/>
-        <w:rPr>
-          <w:rFonts w:ascii="Times New Roman" w:eastAsia="Times New Roman" w:hAnsi="Times New Roman" w:cs="Times New Roman"/>
-          <w:sz w:val="24"/>
-          <w:szCs w:val="24"/>
-          <w:lang w:eastAsia="en-IN"/>
-        </w:rPr>
-      </w:pPr>
-    </w:p>
-    <w:p>
-      <w:pPr>
-        <w:tabs>
-          <w:tab w:val="left" w:pos="916"/>
-          <w:tab w:val="left" w:pos="1832"/>
-          <w:tab w:val="left" w:pos="2748"/>
-          <w:tab w:val="left" w:pos="3664"/>
-          <w:tab w:val="left" w:pos="4580"/>
-          <w:tab w:val="left" w:pos="5496"/>
-          <w:tab w:val="left" w:pos="6412"/>
-          <w:tab w:val="left" w:pos="7328"/>
-          <w:tab w:val="left" w:pos="8244"/>
-          <w:tab w:val="left" w:pos="9160"/>
-          <w:tab w:val="left" w:pos="10076"/>
-          <w:tab w:val="left" w:pos="10992"/>
-          <w:tab w:val="left" w:pos="11908"/>
-          <w:tab w:val="left" w:pos="12824"/>
-          <w:tab w:val="left" w:pos="13740"/>
-          <w:tab w:val="left" w:pos="14656"/>
-        </w:tabs>
-        <w:spacing w:after="0" w:line="276" w:lineRule="auto"/>
-        <w:rPr>
-          <w:rFonts w:ascii="Times New Roman" w:eastAsia="Times New Roman" w:hAnsi="Times New Roman" w:cs="Times New Roman"/>
-          <w:sz w:val="24"/>
-          <w:szCs w:val="24"/>
-          <w:lang w:eastAsia="en-IN"/>
-        </w:rPr>
-      </w:pPr>
-      <w:r>
-        <w:rPr>
-          <w:rFonts w:ascii="Times New Roman" w:eastAsia="Times New Roman" w:hAnsi="Times New Roman" w:cs="Times New Roman"/>
-          <w:sz w:val="24"/>
-          <w:szCs w:val="24"/>
-          <w:lang w:eastAsia="en-IN"/>
-        </w:rPr>
-        <w:t xml:space="preserve">            </w:t>
-      </w:r>
-      <w:r>
-        <w:rPr>
-          <w:rFonts w:ascii="Times New Roman" w:eastAsia="Times New Roman" w:hAnsi="Times New Roman" w:cs="Times New Roman"/>
+          <w:rFonts w:ascii="Courier New" w:eastAsia="Times New Roman" w:hAnsi="Courier New" w:cs="Courier New"/>
+          <w:lang w:eastAsia="en-IN"/>
+        </w:rPr>
+      </w:pPr>
+      <w:r>
+        <w:rPr>
+          <w:rFonts w:ascii="Courier New" w:eastAsia="Times New Roman" w:hAnsi="Courier New" w:cs="Courier New"/>
+          <w:lang w:eastAsia="en-IN"/>
+        </w:rPr>
+        <w:t>customers.customer_id =</w:t>
+      </w:r>
+      <w:r>
+        <w:rPr>
+          <w:rFonts w:ascii="Courier New" w:eastAsia="Times New Roman" w:hAnsi="Courier New" w:cs="Courier New"/>
+          <w:lang w:eastAsia="en-IN"/>
+        </w:rPr>
+        <w:t xml:space="preserve"> </w:t>
+      </w:r>
+      <w:r>
+        <w:rPr>
+          <w:rFonts w:ascii="Courier New" w:eastAsia="Times New Roman" w:hAnsi="Courier New" w:cs="Courier New"/>
+          <w:lang w:eastAsia="en-IN"/>
+        </w:rPr>
+        <w:t>orders.customer_id</w:t>
+      </w:r>
+    </w:p>
+    <w:p>
+      <w:pPr>
+        <w:tabs>
+          <w:tab w:val="left" w:pos="916"/>
+          <w:tab w:val="left" w:pos="1832"/>
+          <w:tab w:val="left" w:pos="2748"/>
+          <w:tab w:val="left" w:pos="3664"/>
+          <w:tab w:val="left" w:pos="4580"/>
+          <w:tab w:val="left" w:pos="5496"/>
+          <w:tab w:val="left" w:pos="6412"/>
+          <w:tab w:val="left" w:pos="7328"/>
+          <w:tab w:val="left" w:pos="8244"/>
+          <w:tab w:val="left" w:pos="9160"/>
+          <w:tab w:val="left" w:pos="10076"/>
+          <w:tab w:val="left" w:pos="10992"/>
+          <w:tab w:val="left" w:pos="11908"/>
+          <w:tab w:val="left" w:pos="12824"/>
+          <w:tab w:val="left" w:pos="13740"/>
+          <w:tab w:val="left" w:pos="14656"/>
+        </w:tabs>
+        <w:spacing w:after="0" w:line="276" w:lineRule="auto"/>
+        <w:rPr>
+          <w:rFonts w:ascii="Courier New" w:eastAsia="Times New Roman" w:hAnsi="Courier New" w:cs="Courier New"/>
+          <w:lang w:eastAsia="en-IN"/>
+        </w:rPr>
+      </w:pPr>
+    </w:p>
+    <w:p>
+      <w:pPr>
+        <w:tabs>
+          <w:tab w:val="left" w:pos="916"/>
+          <w:tab w:val="left" w:pos="1832"/>
+          <w:tab w:val="left" w:pos="2748"/>
+          <w:tab w:val="left" w:pos="3664"/>
+          <w:tab w:val="left" w:pos="4580"/>
+          <w:tab w:val="left" w:pos="5496"/>
+          <w:tab w:val="left" w:pos="6412"/>
+          <w:tab w:val="left" w:pos="7328"/>
+          <w:tab w:val="left" w:pos="8244"/>
+          <w:tab w:val="left" w:pos="9160"/>
+          <w:tab w:val="left" w:pos="10076"/>
+          <w:tab w:val="left" w:pos="10992"/>
+          <w:tab w:val="left" w:pos="11908"/>
+          <w:tab w:val="left" w:pos="12824"/>
+          <w:tab w:val="left" w:pos="13740"/>
+          <w:tab w:val="left" w:pos="14656"/>
+        </w:tabs>
+        <w:spacing w:after="0" w:line="276" w:lineRule="auto"/>
+        <w:rPr>
+          <w:rFonts w:ascii="Courier New" w:eastAsia="Times New Roman" w:hAnsi="Courier New" w:cs="Courier New"/>
+          <w:sz w:val="24"/>
+          <w:szCs w:val="24"/>
+          <w:lang w:eastAsia="en-IN"/>
+        </w:rPr>
+      </w:pPr>
+      <w:r>
+        <w:rPr>
+          <w:rFonts w:ascii="Courier New" w:eastAsia="Times New Roman" w:hAnsi="Courier New" w:cs="Courier New"/>
+          <w:sz w:val="24"/>
+          <w:szCs w:val="24"/>
+          <w:lang w:eastAsia="en-IN"/>
+        </w:rPr>
+        <w:lastRenderedPageBreak/>
+        <w:t xml:space="preserve">      </w:t>
+      </w:r>
+      <w:r>
+        <w:rPr>
+          <w:rFonts w:ascii="Courier New" w:eastAsia="Times New Roman" w:hAnsi="Courier New" w:cs="Courier New"/>
           <w:noProof/>
           <w:sz w:val="24"/>
           <w:szCs w:val="24"/>
           <w:lang w:eastAsia="en-IN"/>
         </w:rPr>
         <w:drawing>
-          <wp:inline distT="0" distB="0" distL="0" distR="0" wp14:anchorId="6339234E" wp14:editId="7587E8C7">
-            <wp:extent cx="3831622" cy="1829636"/>
-            <wp:effectExtent l="0" t="0" r="0" b="0"/>
-            <wp:docPr id="19" name="Picture 19"/>
+          <wp:inline distT="0" distB="0" distL="0" distR="0" wp14:anchorId="2EB6A25C" wp14:editId="7C1452CA">
+            <wp:extent cx="4018280" cy="2654710"/>
+            <wp:effectExtent l="0" t="0" r="1270" b="0"/>
+            <wp:docPr id="18" name="Picture 18"/>
             <wp:cNvGraphicFramePr>
               <a:graphicFrameLocks xmlns:a="http://schemas.openxmlformats.org/drawingml/2006/main" noChangeAspect="1"/>
             </wp:cNvGraphicFramePr>
@@ -9607,7 +9351,7 @@
                   <pic:spPr>
                     <a:xfrm>
                       <a:off x="0" y="0"/>
-                      <a:ext cx="3832759" cy="1830179"/>
+                      <a:ext cx="4018865" cy="2655096"/>
                     </a:xfrm>
                     <a:prstGeom prst="rect">
                       <a:avLst/>
@@ -9642,47 +9386,58 @@
         </w:tabs>
         <w:spacing w:after="0" w:line="276" w:lineRule="auto"/>
         <w:rPr>
+          <w:rFonts w:ascii="Courier New" w:eastAsia="Times New Roman" w:hAnsi="Courier New" w:cs="Courier New"/>
+          <w:sz w:val="24"/>
+          <w:szCs w:val="24"/>
+          <w:lang w:eastAsia="en-IN"/>
+        </w:rPr>
+      </w:pPr>
+    </w:p>
+    <w:p>
+      <w:pPr>
+        <w:tabs>
+          <w:tab w:val="left" w:pos="916"/>
+          <w:tab w:val="left" w:pos="1832"/>
+          <w:tab w:val="left" w:pos="2748"/>
+          <w:tab w:val="left" w:pos="3664"/>
+          <w:tab w:val="left" w:pos="4580"/>
+          <w:tab w:val="left" w:pos="5496"/>
+          <w:tab w:val="left" w:pos="6412"/>
+          <w:tab w:val="left" w:pos="7328"/>
+          <w:tab w:val="left" w:pos="8244"/>
+          <w:tab w:val="left" w:pos="9160"/>
+          <w:tab w:val="left" w:pos="10076"/>
+          <w:tab w:val="left" w:pos="10992"/>
+          <w:tab w:val="left" w:pos="11908"/>
+          <w:tab w:val="left" w:pos="12824"/>
+          <w:tab w:val="left" w:pos="13740"/>
+          <w:tab w:val="left" w:pos="14656"/>
+        </w:tabs>
+        <w:spacing w:after="0" w:line="276" w:lineRule="auto"/>
+        <w:rPr>
+          <w:rFonts w:ascii="Courier New" w:eastAsia="Times New Roman" w:hAnsi="Courier New" w:cs="Courier New"/>
+          <w:sz w:val="24"/>
+          <w:szCs w:val="24"/>
+          <w:lang w:eastAsia="en-IN"/>
+        </w:rPr>
+      </w:pPr>
+    </w:p>
+    <w:p>
+      <w:pPr>
+        <w:pStyle w:val="Heading3"/>
+        <w:spacing w:line="276" w:lineRule="auto"/>
+        <w:rPr>
           <w:rFonts w:ascii="Times New Roman" w:hAnsi="Times New Roman" w:cs="Times New Roman"/>
-          <w:sz w:val="24"/>
-          <w:szCs w:val="24"/>
-        </w:rPr>
-      </w:pPr>
-    </w:p>
-    <w:p>
-      <w:pPr>
-        <w:tabs>
-          <w:tab w:val="left" w:pos="916"/>
-          <w:tab w:val="left" w:pos="1832"/>
-          <w:tab w:val="left" w:pos="2748"/>
-          <w:tab w:val="left" w:pos="3664"/>
-          <w:tab w:val="left" w:pos="4580"/>
-          <w:tab w:val="left" w:pos="5496"/>
-          <w:tab w:val="left" w:pos="6412"/>
-          <w:tab w:val="left" w:pos="7328"/>
-          <w:tab w:val="left" w:pos="8244"/>
-          <w:tab w:val="left" w:pos="9160"/>
-          <w:tab w:val="left" w:pos="10076"/>
-          <w:tab w:val="left" w:pos="10992"/>
-          <w:tab w:val="left" w:pos="11908"/>
-          <w:tab w:val="left" w:pos="12824"/>
-          <w:tab w:val="left" w:pos="13740"/>
-          <w:tab w:val="left" w:pos="14656"/>
-        </w:tabs>
-        <w:spacing w:after="0" w:line="276" w:lineRule="auto"/>
-        <w:rPr>
-          <w:rFonts w:ascii="Times New Roman" w:eastAsia="Times New Roman" w:hAnsi="Times New Roman" w:cs="Times New Roman"/>
-          <w:sz w:val="24"/>
-          <w:szCs w:val="24"/>
-          <w:lang w:eastAsia="en-IN"/>
-        </w:rPr>
-      </w:pPr>
-      <w:r>
-        <w:rPr>
+        </w:rPr>
+      </w:pPr>
+      <w:r>
+        <w:rPr>
+          <w:rStyle w:val="Strong"/>
           <w:rFonts w:ascii="Times New Roman" w:hAnsi="Times New Roman" w:cs="Times New Roman"/>
-          <w:sz w:val="24"/>
-          <w:szCs w:val="24"/>
-        </w:rPr>
-        <w:t>20. Show all products and their order item details, including products that have not been ordered.</w:t>
+          <w:b w:val="0"/>
+          <w:bCs w:val="0"/>
+        </w:rPr>
+        <w:t>19. Show all customers and their orders, including customers who have not placed any orders.</w:t>
       </w:r>
     </w:p>
     <w:p>
@@ -9746,7 +9501,7 @@
           <w:rFonts w:ascii="Courier New" w:eastAsia="Times New Roman" w:hAnsi="Courier New" w:cs="Courier New"/>
           <w:lang w:eastAsia="en-IN"/>
         </w:rPr>
-        <w:t>SELECT order_items.order_id,products.product_name,   order_items.quantity FROM order_items RIGHT JOIN products ON</w:t>
+        <w:t>SELECT customers.customer_name, orders.order_id, orders.total_amount FROM customers LEFT JOIN orders ON customers.customer_id = orders.customer_id</w:t>
       </w:r>
     </w:p>
     <w:p>
@@ -9772,81 +9527,76 @@
         <w:spacing w:after="0" w:line="276" w:lineRule="auto"/>
         <w:ind w:left="720"/>
         <w:rPr>
-          <w:rFonts w:ascii="Courier New" w:eastAsia="Times New Roman" w:hAnsi="Courier New" w:cs="Courier New"/>
-          <w:lang w:eastAsia="en-IN"/>
-        </w:rPr>
-      </w:pPr>
-      <w:r>
-        <w:rPr>
-          <w:rFonts w:ascii="Courier New" w:eastAsia="Times New Roman" w:hAnsi="Courier New" w:cs="Courier New"/>
-          <w:lang w:eastAsia="en-IN"/>
-        </w:rPr>
-        <w:t>order_items.product_id = products.product_id</w:t>
-      </w:r>
-    </w:p>
-    <w:p>
-      <w:pPr>
-        <w:tabs>
-          <w:tab w:val="left" w:pos="916"/>
-          <w:tab w:val="left" w:pos="1832"/>
-          <w:tab w:val="left" w:pos="2748"/>
-          <w:tab w:val="left" w:pos="3664"/>
-          <w:tab w:val="left" w:pos="4580"/>
-          <w:tab w:val="left" w:pos="5496"/>
-          <w:tab w:val="left" w:pos="6412"/>
-          <w:tab w:val="left" w:pos="7328"/>
-          <w:tab w:val="left" w:pos="8244"/>
-          <w:tab w:val="left" w:pos="9160"/>
-          <w:tab w:val="left" w:pos="10076"/>
-          <w:tab w:val="left" w:pos="10992"/>
-          <w:tab w:val="left" w:pos="11908"/>
-          <w:tab w:val="left" w:pos="12824"/>
-          <w:tab w:val="left" w:pos="13740"/>
-          <w:tab w:val="left" w:pos="14656"/>
-        </w:tabs>
-        <w:spacing w:after="0" w:line="276" w:lineRule="auto"/>
-        <w:rPr>
-          <w:rFonts w:ascii="Times New Roman" w:eastAsia="Times New Roman" w:hAnsi="Times New Roman" w:cs="Times New Roman"/>
-          <w:lang w:eastAsia="en-IN"/>
-        </w:rPr>
-      </w:pPr>
-    </w:p>
-    <w:p>
-      <w:pPr>
-        <w:tabs>
-          <w:tab w:val="left" w:pos="916"/>
-          <w:tab w:val="left" w:pos="1832"/>
-          <w:tab w:val="left" w:pos="2748"/>
-          <w:tab w:val="left" w:pos="3664"/>
-          <w:tab w:val="left" w:pos="4580"/>
-          <w:tab w:val="left" w:pos="5496"/>
-          <w:tab w:val="left" w:pos="6412"/>
-          <w:tab w:val="left" w:pos="7328"/>
-          <w:tab w:val="left" w:pos="8244"/>
-          <w:tab w:val="left" w:pos="9160"/>
-          <w:tab w:val="left" w:pos="10076"/>
-          <w:tab w:val="left" w:pos="10992"/>
-          <w:tab w:val="left" w:pos="11908"/>
-          <w:tab w:val="left" w:pos="12824"/>
-          <w:tab w:val="left" w:pos="13740"/>
-          <w:tab w:val="left" w:pos="14656"/>
-        </w:tabs>
-        <w:spacing w:after="0" w:line="276" w:lineRule="auto"/>
-        <w:rPr>
-          <w:rFonts w:ascii="Times New Roman" w:eastAsia="Times New Roman" w:hAnsi="Times New Roman" w:cs="Times New Roman"/>
-          <w:sz w:val="24"/>
-          <w:szCs w:val="24"/>
-          <w:lang w:eastAsia="en-IN"/>
-        </w:rPr>
-      </w:pPr>
-      <w:r>
-        <w:rPr>
-          <w:rFonts w:ascii="Times New Roman" w:eastAsia="Times New Roman" w:hAnsi="Times New Roman" w:cs="Times New Roman"/>
-          <w:sz w:val="24"/>
-          <w:szCs w:val="24"/>
-          <w:lang w:eastAsia="en-IN"/>
-        </w:rPr>
-        <w:lastRenderedPageBreak/>
+          <w:rFonts w:ascii="Times New Roman" w:eastAsia="Times New Roman" w:hAnsi="Times New Roman" w:cs="Times New Roman"/>
+          <w:lang w:eastAsia="en-IN"/>
+        </w:rPr>
+      </w:pPr>
+    </w:p>
+    <w:p>
+      <w:pPr>
+        <w:tabs>
+          <w:tab w:val="left" w:pos="916"/>
+          <w:tab w:val="left" w:pos="1832"/>
+          <w:tab w:val="left" w:pos="2748"/>
+          <w:tab w:val="left" w:pos="3664"/>
+          <w:tab w:val="left" w:pos="4580"/>
+          <w:tab w:val="left" w:pos="5496"/>
+          <w:tab w:val="left" w:pos="6412"/>
+          <w:tab w:val="left" w:pos="7328"/>
+          <w:tab w:val="left" w:pos="8244"/>
+          <w:tab w:val="left" w:pos="9160"/>
+          <w:tab w:val="left" w:pos="10076"/>
+          <w:tab w:val="left" w:pos="10992"/>
+          <w:tab w:val="left" w:pos="11908"/>
+          <w:tab w:val="left" w:pos="12824"/>
+          <w:tab w:val="left" w:pos="13740"/>
+          <w:tab w:val="left" w:pos="14656"/>
+        </w:tabs>
+        <w:spacing w:after="0" w:line="276" w:lineRule="auto"/>
+        <w:ind w:left="720"/>
+        <w:rPr>
+          <w:rFonts w:ascii="Times New Roman" w:eastAsia="Times New Roman" w:hAnsi="Times New Roman" w:cs="Times New Roman"/>
+          <w:sz w:val="24"/>
+          <w:szCs w:val="24"/>
+          <w:lang w:eastAsia="en-IN"/>
+        </w:rPr>
+      </w:pPr>
+    </w:p>
+    <w:p>
+      <w:pPr>
+        <w:tabs>
+          <w:tab w:val="left" w:pos="916"/>
+          <w:tab w:val="left" w:pos="1832"/>
+          <w:tab w:val="left" w:pos="2748"/>
+          <w:tab w:val="left" w:pos="3664"/>
+          <w:tab w:val="left" w:pos="4580"/>
+          <w:tab w:val="left" w:pos="5496"/>
+          <w:tab w:val="left" w:pos="6412"/>
+          <w:tab w:val="left" w:pos="7328"/>
+          <w:tab w:val="left" w:pos="8244"/>
+          <w:tab w:val="left" w:pos="9160"/>
+          <w:tab w:val="left" w:pos="10076"/>
+          <w:tab w:val="left" w:pos="10992"/>
+          <w:tab w:val="left" w:pos="11908"/>
+          <w:tab w:val="left" w:pos="12824"/>
+          <w:tab w:val="left" w:pos="13740"/>
+          <w:tab w:val="left" w:pos="14656"/>
+        </w:tabs>
+        <w:spacing w:after="0" w:line="276" w:lineRule="auto"/>
+        <w:rPr>
+          <w:rFonts w:ascii="Times New Roman" w:eastAsia="Times New Roman" w:hAnsi="Times New Roman" w:cs="Times New Roman"/>
+          <w:sz w:val="24"/>
+          <w:szCs w:val="24"/>
+          <w:lang w:eastAsia="en-IN"/>
+        </w:rPr>
+      </w:pPr>
+      <w:r>
+        <w:rPr>
+          <w:rFonts w:ascii="Times New Roman" w:eastAsia="Times New Roman" w:hAnsi="Times New Roman" w:cs="Times New Roman"/>
+          <w:sz w:val="24"/>
+          <w:szCs w:val="24"/>
+          <w:lang w:eastAsia="en-IN"/>
+        </w:rPr>
         <w:t xml:space="preserve">            </w:t>
       </w:r>
       <w:r>
@@ -9858,10 +9608,10 @@
           <w:lang w:eastAsia="en-IN"/>
         </w:rPr>
         <w:drawing>
-          <wp:inline distT="0" distB="0" distL="0" distR="0" wp14:anchorId="6604E21B" wp14:editId="5643E9C8">
-            <wp:extent cx="3892216" cy="1716698"/>
+          <wp:inline distT="0" distB="0" distL="0" distR="0" wp14:anchorId="6339234E" wp14:editId="7587E8C7">
+            <wp:extent cx="3831622" cy="1829636"/>
             <wp:effectExtent l="0" t="0" r="0" b="0"/>
-            <wp:docPr id="20" name="Picture 20"/>
+            <wp:docPr id="19" name="Picture 19"/>
             <wp:cNvGraphicFramePr>
               <a:graphicFrameLocks xmlns:a="http://schemas.openxmlformats.org/drawingml/2006/main" noChangeAspect="1"/>
             </wp:cNvGraphicFramePr>
@@ -9881,7 +9631,7 @@
                   <pic:spPr>
                     <a:xfrm>
                       <a:off x="0" y="0"/>
-                      <a:ext cx="3892462" cy="1716806"/>
+                      <a:ext cx="3832759" cy="1830179"/>
                     </a:xfrm>
                     <a:prstGeom prst="rect">
                       <a:avLst/>
@@ -9916,201 +9666,74 @@
         </w:tabs>
         <w:spacing w:after="0" w:line="276" w:lineRule="auto"/>
         <w:rPr>
-          <w:rFonts w:ascii="Times New Roman" w:eastAsia="Times New Roman" w:hAnsi="Times New Roman" w:cs="Times New Roman"/>
-          <w:sz w:val="24"/>
-          <w:szCs w:val="24"/>
-          <w:lang w:eastAsia="en-IN"/>
-        </w:rPr>
-      </w:pPr>
-    </w:p>
-    <w:p>
-      <w:pPr>
-        <w:tabs>
-          <w:tab w:val="left" w:pos="916"/>
-          <w:tab w:val="left" w:pos="1832"/>
-          <w:tab w:val="left" w:pos="2748"/>
-          <w:tab w:val="left" w:pos="3664"/>
-          <w:tab w:val="left" w:pos="4580"/>
-          <w:tab w:val="left" w:pos="5496"/>
-          <w:tab w:val="left" w:pos="6412"/>
-          <w:tab w:val="left" w:pos="7328"/>
-          <w:tab w:val="left" w:pos="8244"/>
-          <w:tab w:val="left" w:pos="9160"/>
-          <w:tab w:val="left" w:pos="10076"/>
-          <w:tab w:val="left" w:pos="10992"/>
-          <w:tab w:val="left" w:pos="11908"/>
-          <w:tab w:val="left" w:pos="12824"/>
-          <w:tab w:val="left" w:pos="13740"/>
-          <w:tab w:val="left" w:pos="14656"/>
-        </w:tabs>
-        <w:spacing w:after="0" w:line="276" w:lineRule="auto"/>
-        <w:rPr>
-          <w:rFonts w:ascii="Times New Roman" w:eastAsia="Times New Roman" w:hAnsi="Times New Roman" w:cs="Times New Roman"/>
-          <w:sz w:val="24"/>
-          <w:szCs w:val="24"/>
-          <w:lang w:eastAsia="en-IN"/>
-        </w:rPr>
-      </w:pPr>
-    </w:p>
-    <w:p>
-      <w:pPr>
-        <w:tabs>
-          <w:tab w:val="left" w:pos="916"/>
-          <w:tab w:val="left" w:pos="1832"/>
-          <w:tab w:val="left" w:pos="2748"/>
-          <w:tab w:val="left" w:pos="3664"/>
-          <w:tab w:val="left" w:pos="4580"/>
-          <w:tab w:val="left" w:pos="5496"/>
-          <w:tab w:val="left" w:pos="6412"/>
-          <w:tab w:val="left" w:pos="7328"/>
-          <w:tab w:val="left" w:pos="8244"/>
-          <w:tab w:val="left" w:pos="9160"/>
-          <w:tab w:val="left" w:pos="10076"/>
-          <w:tab w:val="left" w:pos="10992"/>
-          <w:tab w:val="left" w:pos="11908"/>
-          <w:tab w:val="left" w:pos="12824"/>
-          <w:tab w:val="left" w:pos="13740"/>
-          <w:tab w:val="left" w:pos="14656"/>
-        </w:tabs>
-        <w:spacing w:after="0" w:line="276" w:lineRule="auto"/>
-        <w:rPr>
           <w:rFonts w:ascii="Times New Roman" w:hAnsi="Times New Roman" w:cs="Times New Roman"/>
           <w:sz w:val="24"/>
           <w:szCs w:val="24"/>
         </w:rPr>
       </w:pPr>
+    </w:p>
+    <w:p>
+      <w:pPr>
+        <w:tabs>
+          <w:tab w:val="left" w:pos="916"/>
+          <w:tab w:val="left" w:pos="1832"/>
+          <w:tab w:val="left" w:pos="2748"/>
+          <w:tab w:val="left" w:pos="3664"/>
+          <w:tab w:val="left" w:pos="4580"/>
+          <w:tab w:val="left" w:pos="5496"/>
+          <w:tab w:val="left" w:pos="6412"/>
+          <w:tab w:val="left" w:pos="7328"/>
+          <w:tab w:val="left" w:pos="8244"/>
+          <w:tab w:val="left" w:pos="9160"/>
+          <w:tab w:val="left" w:pos="10076"/>
+          <w:tab w:val="left" w:pos="10992"/>
+          <w:tab w:val="left" w:pos="11908"/>
+          <w:tab w:val="left" w:pos="12824"/>
+          <w:tab w:val="left" w:pos="13740"/>
+          <w:tab w:val="left" w:pos="14656"/>
+        </w:tabs>
+        <w:spacing w:after="0" w:line="276" w:lineRule="auto"/>
+        <w:rPr>
+          <w:rFonts w:ascii="Times New Roman" w:eastAsia="Times New Roman" w:hAnsi="Times New Roman" w:cs="Times New Roman"/>
+          <w:sz w:val="24"/>
+          <w:szCs w:val="24"/>
+          <w:lang w:eastAsia="en-IN"/>
+        </w:rPr>
+      </w:pPr>
       <w:r>
         <w:rPr>
           <w:rFonts w:ascii="Times New Roman" w:hAnsi="Times New Roman" w:cs="Times New Roman"/>
           <w:sz w:val="24"/>
           <w:szCs w:val="24"/>
         </w:rPr>
-        <w:t>21.  Show each product along with its category name.</w:t>
-      </w:r>
-    </w:p>
-    <w:p>
-      <w:pPr>
-        <w:tabs>
-          <w:tab w:val="left" w:pos="916"/>
-          <w:tab w:val="left" w:pos="1832"/>
-          <w:tab w:val="left" w:pos="2748"/>
-          <w:tab w:val="left" w:pos="3664"/>
-          <w:tab w:val="left" w:pos="4580"/>
-          <w:tab w:val="left" w:pos="5496"/>
-          <w:tab w:val="left" w:pos="6412"/>
-          <w:tab w:val="left" w:pos="7328"/>
-          <w:tab w:val="left" w:pos="8244"/>
-          <w:tab w:val="left" w:pos="9160"/>
-          <w:tab w:val="left" w:pos="10076"/>
-          <w:tab w:val="left" w:pos="10992"/>
-          <w:tab w:val="left" w:pos="11908"/>
-          <w:tab w:val="left" w:pos="12824"/>
-          <w:tab w:val="left" w:pos="13740"/>
-          <w:tab w:val="left" w:pos="14656"/>
-        </w:tabs>
-        <w:spacing w:after="0" w:line="276" w:lineRule="auto"/>
-        <w:rPr>
-          <w:rFonts w:ascii="Times New Roman" w:eastAsia="Times New Roman" w:hAnsi="Times New Roman" w:cs="Times New Roman"/>
-          <w:sz w:val="24"/>
-          <w:szCs w:val="24"/>
-          <w:lang w:eastAsia="en-IN"/>
-        </w:rPr>
-      </w:pPr>
-    </w:p>
-    <w:p>
-      <w:pPr>
-        <w:tabs>
-          <w:tab w:val="left" w:pos="916"/>
-          <w:tab w:val="left" w:pos="1832"/>
-          <w:tab w:val="left" w:pos="2748"/>
-          <w:tab w:val="left" w:pos="3664"/>
-          <w:tab w:val="left" w:pos="4580"/>
-          <w:tab w:val="left" w:pos="5496"/>
-          <w:tab w:val="left" w:pos="6412"/>
-          <w:tab w:val="left" w:pos="7328"/>
-          <w:tab w:val="left" w:pos="8244"/>
-          <w:tab w:val="left" w:pos="9160"/>
-          <w:tab w:val="left" w:pos="10076"/>
-          <w:tab w:val="left" w:pos="10992"/>
-          <w:tab w:val="left" w:pos="11908"/>
-          <w:tab w:val="left" w:pos="12824"/>
-          <w:tab w:val="left" w:pos="13740"/>
-          <w:tab w:val="left" w:pos="14656"/>
-        </w:tabs>
-        <w:spacing w:after="0" w:line="276" w:lineRule="auto"/>
-        <w:ind w:left="916"/>
-        <w:rPr>
-          <w:rFonts w:ascii="Courier New" w:eastAsia="Times New Roman" w:hAnsi="Courier New" w:cs="Courier New"/>
-          <w:lang w:eastAsia="en-IN"/>
-        </w:rPr>
-      </w:pPr>
-      <w:r>
-        <w:rPr>
-          <w:rFonts w:ascii="Courier New" w:eastAsia="Times New Roman" w:hAnsi="Courier New" w:cs="Courier New"/>
-          <w:lang w:eastAsia="en-IN"/>
-        </w:rPr>
-        <w:t>SELECT products.product_name, categories.category_name,      products.price FROM products INNER JOIN categories ON</w:t>
-      </w:r>
-    </w:p>
-    <w:p>
-      <w:pPr>
-        <w:tabs>
-          <w:tab w:val="left" w:pos="916"/>
-          <w:tab w:val="left" w:pos="1832"/>
-          <w:tab w:val="left" w:pos="2748"/>
-          <w:tab w:val="left" w:pos="3664"/>
-          <w:tab w:val="left" w:pos="4580"/>
-          <w:tab w:val="left" w:pos="5496"/>
-          <w:tab w:val="left" w:pos="6412"/>
-          <w:tab w:val="left" w:pos="7328"/>
-          <w:tab w:val="left" w:pos="8244"/>
-          <w:tab w:val="left" w:pos="9160"/>
-          <w:tab w:val="left" w:pos="10076"/>
-          <w:tab w:val="left" w:pos="10992"/>
-          <w:tab w:val="left" w:pos="11908"/>
-          <w:tab w:val="left" w:pos="12824"/>
-          <w:tab w:val="left" w:pos="13740"/>
-          <w:tab w:val="left" w:pos="14656"/>
-        </w:tabs>
-        <w:spacing w:after="0" w:line="276" w:lineRule="auto"/>
-        <w:ind w:left="916"/>
-        <w:rPr>
-          <w:rFonts w:ascii="Courier New" w:eastAsia="Times New Roman" w:hAnsi="Courier New" w:cs="Courier New"/>
-          <w:lang w:eastAsia="en-IN"/>
-        </w:rPr>
-      </w:pPr>
-      <w:r>
-        <w:rPr>
-          <w:rFonts w:ascii="Courier New" w:eastAsia="Times New Roman" w:hAnsi="Courier New" w:cs="Courier New"/>
-          <w:lang w:eastAsia="en-IN"/>
-        </w:rPr>
-        <w:t>products.category_id = categories.category_id</w:t>
-      </w:r>
-    </w:p>
-    <w:p>
-      <w:pPr>
-        <w:tabs>
-          <w:tab w:val="left" w:pos="916"/>
-          <w:tab w:val="left" w:pos="1832"/>
-          <w:tab w:val="left" w:pos="2748"/>
-          <w:tab w:val="left" w:pos="3664"/>
-          <w:tab w:val="left" w:pos="4580"/>
-          <w:tab w:val="left" w:pos="5496"/>
-          <w:tab w:val="left" w:pos="6412"/>
-          <w:tab w:val="left" w:pos="7328"/>
-          <w:tab w:val="left" w:pos="8244"/>
-          <w:tab w:val="left" w:pos="9160"/>
-          <w:tab w:val="left" w:pos="10076"/>
-          <w:tab w:val="left" w:pos="10992"/>
-          <w:tab w:val="left" w:pos="11908"/>
-          <w:tab w:val="left" w:pos="12824"/>
-          <w:tab w:val="left" w:pos="13740"/>
-          <w:tab w:val="left" w:pos="14656"/>
-        </w:tabs>
-        <w:spacing w:after="0" w:line="276" w:lineRule="auto"/>
-        <w:ind w:left="916"/>
-        <w:rPr>
-          <w:rFonts w:ascii="Courier New" w:eastAsia="Times New Roman" w:hAnsi="Courier New" w:cs="Courier New"/>
+        <w:t>20. Show all products and their order item details, including products that have not been ordered.</w:t>
+      </w:r>
+    </w:p>
+    <w:p>
+      <w:pPr>
+        <w:tabs>
+          <w:tab w:val="left" w:pos="916"/>
+          <w:tab w:val="left" w:pos="1832"/>
+          <w:tab w:val="left" w:pos="2748"/>
+          <w:tab w:val="left" w:pos="3664"/>
+          <w:tab w:val="left" w:pos="4580"/>
+          <w:tab w:val="left" w:pos="5496"/>
+          <w:tab w:val="left" w:pos="6412"/>
+          <w:tab w:val="left" w:pos="7328"/>
+          <w:tab w:val="left" w:pos="8244"/>
+          <w:tab w:val="left" w:pos="9160"/>
+          <w:tab w:val="left" w:pos="10076"/>
+          <w:tab w:val="left" w:pos="10992"/>
+          <w:tab w:val="left" w:pos="11908"/>
+          <w:tab w:val="left" w:pos="12824"/>
+          <w:tab w:val="left" w:pos="13740"/>
+          <w:tab w:val="left" w:pos="14656"/>
+        </w:tabs>
+        <w:spacing w:after="0" w:line="276" w:lineRule="auto"/>
+        <w:rPr>
+          <w:rFonts w:ascii="Times New Roman" w:eastAsia="Times New Roman" w:hAnsi="Times New Roman" w:cs="Times New Roman"/>
+          <w:sz w:val="24"/>
+          <w:szCs w:val="24"/>
           <w:lang w:eastAsia="en-IN"/>
         </w:rPr>
       </w:pPr>
@@ -10139,33 +9762,130 @@
         <w:ind w:left="720"/>
         <w:rPr>
           <w:rFonts w:ascii="Courier New" w:eastAsia="Times New Roman" w:hAnsi="Courier New" w:cs="Courier New"/>
-          <w:sz w:val="24"/>
-          <w:szCs w:val="24"/>
-          <w:lang w:eastAsia="en-IN"/>
-        </w:rPr>
-      </w:pPr>
-      <w:r>
-        <w:rPr>
-          <w:rFonts w:ascii="Courier New" w:eastAsia="Times New Roman" w:hAnsi="Courier New" w:cs="Courier New"/>
-          <w:sz w:val="24"/>
-          <w:szCs w:val="24"/>
-          <w:lang w:eastAsia="en-IN"/>
-        </w:rPr>
-        <w:t xml:space="preserve"> </w:t>
-      </w:r>
-      <w:r>
-        <w:rPr>
-          <w:rFonts w:ascii="Courier New" w:eastAsia="Times New Roman" w:hAnsi="Courier New" w:cs="Courier New"/>
+          <w:lang w:eastAsia="en-IN"/>
+        </w:rPr>
+      </w:pPr>
+      <w:r>
+        <w:rPr>
+          <w:rFonts w:ascii="Courier New" w:eastAsia="Times New Roman" w:hAnsi="Courier New" w:cs="Courier New"/>
+          <w:lang w:eastAsia="en-IN"/>
+        </w:rPr>
+        <w:t>SELECT order_items.order_id,products.product_name,   order_items.quantity FROM order_items RIGHT JOIN products ON</w:t>
+      </w:r>
+    </w:p>
+    <w:p>
+      <w:pPr>
+        <w:tabs>
+          <w:tab w:val="left" w:pos="916"/>
+          <w:tab w:val="left" w:pos="1832"/>
+          <w:tab w:val="left" w:pos="2748"/>
+          <w:tab w:val="left" w:pos="3664"/>
+          <w:tab w:val="left" w:pos="4580"/>
+          <w:tab w:val="left" w:pos="5496"/>
+          <w:tab w:val="left" w:pos="6412"/>
+          <w:tab w:val="left" w:pos="7328"/>
+          <w:tab w:val="left" w:pos="8244"/>
+          <w:tab w:val="left" w:pos="9160"/>
+          <w:tab w:val="left" w:pos="10076"/>
+          <w:tab w:val="left" w:pos="10992"/>
+          <w:tab w:val="left" w:pos="11908"/>
+          <w:tab w:val="left" w:pos="12824"/>
+          <w:tab w:val="left" w:pos="13740"/>
+          <w:tab w:val="left" w:pos="14656"/>
+        </w:tabs>
+        <w:spacing w:after="0" w:line="276" w:lineRule="auto"/>
+        <w:ind w:left="720"/>
+        <w:rPr>
+          <w:rFonts w:ascii="Courier New" w:eastAsia="Times New Roman" w:hAnsi="Courier New" w:cs="Courier New"/>
+          <w:lang w:eastAsia="en-IN"/>
+        </w:rPr>
+      </w:pPr>
+      <w:r>
+        <w:rPr>
+          <w:rFonts w:ascii="Courier New" w:eastAsia="Times New Roman" w:hAnsi="Courier New" w:cs="Courier New"/>
+          <w:lang w:eastAsia="en-IN"/>
+        </w:rPr>
+        <w:t>order_items.product_id = products.product_id</w:t>
+      </w:r>
+    </w:p>
+    <w:p>
+      <w:pPr>
+        <w:tabs>
+          <w:tab w:val="left" w:pos="916"/>
+          <w:tab w:val="left" w:pos="1832"/>
+          <w:tab w:val="left" w:pos="2748"/>
+          <w:tab w:val="left" w:pos="3664"/>
+          <w:tab w:val="left" w:pos="4580"/>
+          <w:tab w:val="left" w:pos="5496"/>
+          <w:tab w:val="left" w:pos="6412"/>
+          <w:tab w:val="left" w:pos="7328"/>
+          <w:tab w:val="left" w:pos="8244"/>
+          <w:tab w:val="left" w:pos="9160"/>
+          <w:tab w:val="left" w:pos="10076"/>
+          <w:tab w:val="left" w:pos="10992"/>
+          <w:tab w:val="left" w:pos="11908"/>
+          <w:tab w:val="left" w:pos="12824"/>
+          <w:tab w:val="left" w:pos="13740"/>
+          <w:tab w:val="left" w:pos="14656"/>
+        </w:tabs>
+        <w:spacing w:after="0" w:line="276" w:lineRule="auto"/>
+        <w:rPr>
+          <w:rFonts w:ascii="Times New Roman" w:eastAsia="Times New Roman" w:hAnsi="Times New Roman" w:cs="Times New Roman"/>
+          <w:lang w:eastAsia="en-IN"/>
+        </w:rPr>
+      </w:pPr>
+    </w:p>
+    <w:p>
+      <w:pPr>
+        <w:tabs>
+          <w:tab w:val="left" w:pos="916"/>
+          <w:tab w:val="left" w:pos="1832"/>
+          <w:tab w:val="left" w:pos="2748"/>
+          <w:tab w:val="left" w:pos="3664"/>
+          <w:tab w:val="left" w:pos="4580"/>
+          <w:tab w:val="left" w:pos="5496"/>
+          <w:tab w:val="left" w:pos="6412"/>
+          <w:tab w:val="left" w:pos="7328"/>
+          <w:tab w:val="left" w:pos="8244"/>
+          <w:tab w:val="left" w:pos="9160"/>
+          <w:tab w:val="left" w:pos="10076"/>
+          <w:tab w:val="left" w:pos="10992"/>
+          <w:tab w:val="left" w:pos="11908"/>
+          <w:tab w:val="left" w:pos="12824"/>
+          <w:tab w:val="left" w:pos="13740"/>
+          <w:tab w:val="left" w:pos="14656"/>
+        </w:tabs>
+        <w:spacing w:after="0" w:line="276" w:lineRule="auto"/>
+        <w:rPr>
+          <w:rFonts w:ascii="Times New Roman" w:eastAsia="Times New Roman" w:hAnsi="Times New Roman" w:cs="Times New Roman"/>
+          <w:sz w:val="24"/>
+          <w:szCs w:val="24"/>
+          <w:lang w:eastAsia="en-IN"/>
+        </w:rPr>
+      </w:pPr>
+      <w:r>
+        <w:rPr>
+          <w:rFonts w:ascii="Times New Roman" w:eastAsia="Times New Roman" w:hAnsi="Times New Roman" w:cs="Times New Roman"/>
+          <w:sz w:val="24"/>
+          <w:szCs w:val="24"/>
+          <w:lang w:eastAsia="en-IN"/>
+        </w:rPr>
+        <w:lastRenderedPageBreak/>
+        <w:t xml:space="preserve">            </w:t>
+      </w:r>
+      <w:r>
+        <w:rPr>
+          <w:rFonts w:ascii="Times New Roman" w:eastAsia="Times New Roman" w:hAnsi="Times New Roman" w:cs="Times New Roman"/>
           <w:noProof/>
           <w:sz w:val="24"/>
           <w:szCs w:val="24"/>
           <w:lang w:eastAsia="en-IN"/>
         </w:rPr>
         <w:drawing>
-          <wp:inline distT="0" distB="0" distL="0" distR="0" wp14:anchorId="02CAAF4B" wp14:editId="12750A6C">
-            <wp:extent cx="4180974" cy="1857953"/>
-            <wp:effectExtent l="0" t="0" r="0" b="9525"/>
-            <wp:docPr id="29" name="Picture 29"/>
+          <wp:inline distT="0" distB="0" distL="0" distR="0" wp14:anchorId="6604E21B" wp14:editId="5643E9C8">
+            <wp:extent cx="3892216" cy="1716698"/>
+            <wp:effectExtent l="0" t="0" r="0" b="0"/>
+            <wp:docPr id="20" name="Picture 20"/>
             <wp:cNvGraphicFramePr>
               <a:graphicFrameLocks xmlns:a="http://schemas.openxmlformats.org/drawingml/2006/main" noChangeAspect="1"/>
             </wp:cNvGraphicFramePr>
@@ -10185,7 +9905,7 @@
                   <pic:spPr>
                     <a:xfrm>
                       <a:off x="0" y="0"/>
-                      <a:ext cx="4180974" cy="1857953"/>
+                      <a:ext cx="3892462" cy="1716806"/>
                     </a:xfrm>
                     <a:prstGeom prst="rect">
                       <a:avLst/>
@@ -10220,7 +9940,36 @@
         </w:tabs>
         <w:spacing w:after="0" w:line="276" w:lineRule="auto"/>
         <w:rPr>
-          <w:rFonts w:ascii="Courier New" w:eastAsia="Times New Roman" w:hAnsi="Courier New" w:cs="Courier New"/>
+          <w:rFonts w:ascii="Times New Roman" w:eastAsia="Times New Roman" w:hAnsi="Times New Roman" w:cs="Times New Roman"/>
+          <w:sz w:val="24"/>
+          <w:szCs w:val="24"/>
+          <w:lang w:eastAsia="en-IN"/>
+        </w:rPr>
+      </w:pPr>
+    </w:p>
+    <w:p>
+      <w:pPr>
+        <w:tabs>
+          <w:tab w:val="left" w:pos="916"/>
+          <w:tab w:val="left" w:pos="1832"/>
+          <w:tab w:val="left" w:pos="2748"/>
+          <w:tab w:val="left" w:pos="3664"/>
+          <w:tab w:val="left" w:pos="4580"/>
+          <w:tab w:val="left" w:pos="5496"/>
+          <w:tab w:val="left" w:pos="6412"/>
+          <w:tab w:val="left" w:pos="7328"/>
+          <w:tab w:val="left" w:pos="8244"/>
+          <w:tab w:val="left" w:pos="9160"/>
+          <w:tab w:val="left" w:pos="10076"/>
+          <w:tab w:val="left" w:pos="10992"/>
+          <w:tab w:val="left" w:pos="11908"/>
+          <w:tab w:val="left" w:pos="12824"/>
+          <w:tab w:val="left" w:pos="13740"/>
+          <w:tab w:val="left" w:pos="14656"/>
+        </w:tabs>
+        <w:spacing w:after="0" w:line="276" w:lineRule="auto"/>
+        <w:rPr>
+          <w:rFonts w:ascii="Times New Roman" w:eastAsia="Times New Roman" w:hAnsi="Times New Roman" w:cs="Times New Roman"/>
           <w:sz w:val="24"/>
           <w:szCs w:val="24"/>
           <w:lang w:eastAsia="en-IN"/>
@@ -10260,7 +10009,7 @@
           <w:sz w:val="24"/>
           <w:szCs w:val="24"/>
         </w:rPr>
-        <w:t>22. Show each order along with its payment details.</w:t>
+        <w:t>21.  Show each product along with its category name.</w:t>
       </w:r>
     </w:p>
     <w:p>
@@ -10324,11 +10073,106 @@
           <w:rFonts w:ascii="Courier New" w:eastAsia="Times New Roman" w:hAnsi="Courier New" w:cs="Courier New"/>
           <w:lang w:eastAsia="en-IN"/>
         </w:rPr>
-        <w:t>SELECT orders.order_id, orders.total_amount, payments.payment_method,</w:t>
-      </w:r>
-      <w:r>
-        <w:rPr>
-          <w:rFonts w:ascii="Courier New" w:eastAsia="Times New Roman" w:hAnsi="Courier New" w:cs="Courier New"/>
+        <w:t>SELECT products.product_name, categories.category_name,      products.price FROM products INNER JOIN categories ON</w:t>
+      </w:r>
+    </w:p>
+    <w:p>
+      <w:pPr>
+        <w:tabs>
+          <w:tab w:val="left" w:pos="916"/>
+          <w:tab w:val="left" w:pos="1832"/>
+          <w:tab w:val="left" w:pos="2748"/>
+          <w:tab w:val="left" w:pos="3664"/>
+          <w:tab w:val="left" w:pos="4580"/>
+          <w:tab w:val="left" w:pos="5496"/>
+          <w:tab w:val="left" w:pos="6412"/>
+          <w:tab w:val="left" w:pos="7328"/>
+          <w:tab w:val="left" w:pos="8244"/>
+          <w:tab w:val="left" w:pos="9160"/>
+          <w:tab w:val="left" w:pos="10076"/>
+          <w:tab w:val="left" w:pos="10992"/>
+          <w:tab w:val="left" w:pos="11908"/>
+          <w:tab w:val="left" w:pos="12824"/>
+          <w:tab w:val="left" w:pos="13740"/>
+          <w:tab w:val="left" w:pos="14656"/>
+        </w:tabs>
+        <w:spacing w:after="0" w:line="276" w:lineRule="auto"/>
+        <w:ind w:left="916"/>
+        <w:rPr>
+          <w:rFonts w:ascii="Courier New" w:eastAsia="Times New Roman" w:hAnsi="Courier New" w:cs="Courier New"/>
+          <w:lang w:eastAsia="en-IN"/>
+        </w:rPr>
+      </w:pPr>
+      <w:r>
+        <w:rPr>
+          <w:rFonts w:ascii="Courier New" w:eastAsia="Times New Roman" w:hAnsi="Courier New" w:cs="Courier New"/>
+          <w:lang w:eastAsia="en-IN"/>
+        </w:rPr>
+        <w:t>products.category_id = categories.category_id</w:t>
+      </w:r>
+    </w:p>
+    <w:p>
+      <w:pPr>
+        <w:tabs>
+          <w:tab w:val="left" w:pos="916"/>
+          <w:tab w:val="left" w:pos="1832"/>
+          <w:tab w:val="left" w:pos="2748"/>
+          <w:tab w:val="left" w:pos="3664"/>
+          <w:tab w:val="left" w:pos="4580"/>
+          <w:tab w:val="left" w:pos="5496"/>
+          <w:tab w:val="left" w:pos="6412"/>
+          <w:tab w:val="left" w:pos="7328"/>
+          <w:tab w:val="left" w:pos="8244"/>
+          <w:tab w:val="left" w:pos="9160"/>
+          <w:tab w:val="left" w:pos="10076"/>
+          <w:tab w:val="left" w:pos="10992"/>
+          <w:tab w:val="left" w:pos="11908"/>
+          <w:tab w:val="left" w:pos="12824"/>
+          <w:tab w:val="left" w:pos="13740"/>
+          <w:tab w:val="left" w:pos="14656"/>
+        </w:tabs>
+        <w:spacing w:after="0" w:line="276" w:lineRule="auto"/>
+        <w:ind w:left="916"/>
+        <w:rPr>
+          <w:rFonts w:ascii="Courier New" w:eastAsia="Times New Roman" w:hAnsi="Courier New" w:cs="Courier New"/>
+          <w:lang w:eastAsia="en-IN"/>
+        </w:rPr>
+      </w:pPr>
+    </w:p>
+    <w:p>
+      <w:pPr>
+        <w:tabs>
+          <w:tab w:val="left" w:pos="916"/>
+          <w:tab w:val="left" w:pos="1832"/>
+          <w:tab w:val="left" w:pos="2748"/>
+          <w:tab w:val="left" w:pos="3664"/>
+          <w:tab w:val="left" w:pos="4580"/>
+          <w:tab w:val="left" w:pos="5496"/>
+          <w:tab w:val="left" w:pos="6412"/>
+          <w:tab w:val="left" w:pos="7328"/>
+          <w:tab w:val="left" w:pos="8244"/>
+          <w:tab w:val="left" w:pos="9160"/>
+          <w:tab w:val="left" w:pos="10076"/>
+          <w:tab w:val="left" w:pos="10992"/>
+          <w:tab w:val="left" w:pos="11908"/>
+          <w:tab w:val="left" w:pos="12824"/>
+          <w:tab w:val="left" w:pos="13740"/>
+          <w:tab w:val="left" w:pos="14656"/>
+        </w:tabs>
+        <w:spacing w:after="0" w:line="276" w:lineRule="auto"/>
+        <w:ind w:left="720"/>
+        <w:rPr>
+          <w:rFonts w:ascii="Courier New" w:eastAsia="Times New Roman" w:hAnsi="Courier New" w:cs="Courier New"/>
+          <w:sz w:val="24"/>
+          <w:szCs w:val="24"/>
+          <w:lang w:eastAsia="en-IN"/>
+        </w:rPr>
+      </w:pPr>
+      <w:r>
+        <w:rPr>
+          <w:rFonts w:ascii="Courier New" w:eastAsia="Times New Roman" w:hAnsi="Courier New" w:cs="Courier New"/>
+          <w:sz w:val="24"/>
+          <w:szCs w:val="24"/>
           <w:lang w:eastAsia="en-IN"/>
         </w:rPr>
         <w:t xml:space="preserve"> </w:t>
@@ -10336,133 +10180,16 @@
       <w:r>
         <w:rPr>
           <w:rFonts w:ascii="Courier New" w:eastAsia="Times New Roman" w:hAnsi="Courier New" w:cs="Courier New"/>
-          <w:lang w:eastAsia="en-IN"/>
-        </w:rPr>
-        <w:t>payments.payment_status</w:t>
-      </w:r>
-      <w:r>
-        <w:rPr>
-          <w:rFonts w:ascii="Courier New" w:eastAsia="Times New Roman" w:hAnsi="Courier New" w:cs="Courier New"/>
-          <w:lang w:eastAsia="en-IN"/>
-        </w:rPr>
-        <w:t xml:space="preserve"> </w:t>
-      </w:r>
-      <w:r>
-        <w:rPr>
-          <w:rFonts w:ascii="Courier New" w:eastAsia="Times New Roman" w:hAnsi="Courier New" w:cs="Courier New"/>
-          <w:lang w:eastAsia="en-IN"/>
-        </w:rPr>
-        <w:t>FROM orders</w:t>
-      </w:r>
-      <w:r>
-        <w:rPr>
-          <w:rFonts w:ascii="Courier New" w:eastAsia="Times New Roman" w:hAnsi="Courier New" w:cs="Courier New"/>
-          <w:lang w:eastAsia="en-IN"/>
-        </w:rPr>
-        <w:t xml:space="preserve"> </w:t>
-      </w:r>
-      <w:r>
-        <w:rPr>
-          <w:rFonts w:ascii="Courier New" w:eastAsia="Times New Roman" w:hAnsi="Courier New" w:cs="Courier New"/>
-          <w:lang w:eastAsia="en-IN"/>
-        </w:rPr>
-        <w:t>INNER JOIN payments</w:t>
-      </w:r>
-      <w:r>
-        <w:rPr>
-          <w:rFonts w:ascii="Courier New" w:eastAsia="Times New Roman" w:hAnsi="Courier New" w:cs="Courier New"/>
-          <w:lang w:eastAsia="en-IN"/>
-        </w:rPr>
-        <w:t xml:space="preserve"> </w:t>
-      </w:r>
-      <w:r>
-        <w:rPr>
-          <w:rFonts w:ascii="Courier New" w:eastAsia="Times New Roman" w:hAnsi="Courier New" w:cs="Courier New"/>
-          <w:lang w:eastAsia="en-IN"/>
-        </w:rPr>
-        <w:t>ON orders.order_id = payments.order_id</w:t>
-      </w:r>
-    </w:p>
-    <w:p>
-      <w:pPr>
-        <w:tabs>
-          <w:tab w:val="left" w:pos="916"/>
-          <w:tab w:val="left" w:pos="1832"/>
-          <w:tab w:val="left" w:pos="2748"/>
-          <w:tab w:val="left" w:pos="3664"/>
-          <w:tab w:val="left" w:pos="4580"/>
-          <w:tab w:val="left" w:pos="5496"/>
-          <w:tab w:val="left" w:pos="6412"/>
-          <w:tab w:val="left" w:pos="7328"/>
-          <w:tab w:val="left" w:pos="8244"/>
-          <w:tab w:val="left" w:pos="9160"/>
-          <w:tab w:val="left" w:pos="10076"/>
-          <w:tab w:val="left" w:pos="10992"/>
-          <w:tab w:val="left" w:pos="11908"/>
-          <w:tab w:val="left" w:pos="12824"/>
-          <w:tab w:val="left" w:pos="13740"/>
-          <w:tab w:val="left" w:pos="14656"/>
-        </w:tabs>
-        <w:spacing w:after="0" w:line="276" w:lineRule="auto"/>
-        <w:ind w:left="196"/>
-        <w:rPr>
-          <w:rFonts w:ascii="Courier New" w:eastAsia="Times New Roman" w:hAnsi="Courier New" w:cs="Courier New"/>
-          <w:sz w:val="24"/>
-          <w:szCs w:val="24"/>
-          <w:lang w:eastAsia="en-IN"/>
-        </w:rPr>
-      </w:pPr>
-    </w:p>
-    <w:p>
-      <w:pPr>
-        <w:tabs>
-          <w:tab w:val="left" w:pos="916"/>
-          <w:tab w:val="left" w:pos="1832"/>
-          <w:tab w:val="left" w:pos="2748"/>
-          <w:tab w:val="left" w:pos="3664"/>
-          <w:tab w:val="left" w:pos="4580"/>
-          <w:tab w:val="left" w:pos="5496"/>
-          <w:tab w:val="left" w:pos="6412"/>
-          <w:tab w:val="left" w:pos="7328"/>
-          <w:tab w:val="left" w:pos="8244"/>
-          <w:tab w:val="left" w:pos="9160"/>
-          <w:tab w:val="left" w:pos="10076"/>
-          <w:tab w:val="left" w:pos="10992"/>
-          <w:tab w:val="left" w:pos="11908"/>
-          <w:tab w:val="left" w:pos="12824"/>
-          <w:tab w:val="left" w:pos="13740"/>
-          <w:tab w:val="left" w:pos="14656"/>
-        </w:tabs>
-        <w:spacing w:after="0" w:line="276" w:lineRule="auto"/>
-        <w:rPr>
-          <w:rFonts w:ascii="Courier New" w:eastAsia="Times New Roman" w:hAnsi="Courier New" w:cs="Courier New"/>
-          <w:sz w:val="24"/>
-          <w:szCs w:val="24"/>
-          <w:lang w:eastAsia="en-IN"/>
-        </w:rPr>
-      </w:pPr>
-      <w:r>
-        <w:rPr>
-          <w:rFonts w:ascii="Courier New" w:eastAsia="Times New Roman" w:hAnsi="Courier New" w:cs="Courier New"/>
-          <w:sz w:val="24"/>
-          <w:szCs w:val="24"/>
-          <w:lang w:eastAsia="en-IN"/>
-        </w:rPr>
-        <w:t xml:space="preserve">      </w:t>
-      </w:r>
-      <w:r>
-        <w:rPr>
-          <w:rFonts w:ascii="Courier New" w:eastAsia="Times New Roman" w:hAnsi="Courier New" w:cs="Courier New"/>
           <w:noProof/>
           <w:sz w:val="24"/>
           <w:szCs w:val="24"/>
           <w:lang w:eastAsia="en-IN"/>
         </w:rPr>
         <w:drawing>
-          <wp:inline distT="0" distB="0" distL="0" distR="0" wp14:anchorId="7432653E" wp14:editId="03A24CA0">
-            <wp:extent cx="4034269" cy="2070602"/>
-            <wp:effectExtent l="0" t="0" r="4445" b="6350"/>
-            <wp:docPr id="30" name="Picture 30"/>
+          <wp:inline distT="0" distB="0" distL="0" distR="0" wp14:anchorId="02CAAF4B" wp14:editId="12750A6C">
+            <wp:extent cx="4180974" cy="1857953"/>
+            <wp:effectExtent l="0" t="0" r="0" b="9525"/>
+            <wp:docPr id="29" name="Picture 29"/>
             <wp:cNvGraphicFramePr>
               <a:graphicFrameLocks xmlns:a="http://schemas.openxmlformats.org/drawingml/2006/main" noChangeAspect="1"/>
             </wp:cNvGraphicFramePr>
@@ -10482,7 +10209,7 @@
                   <pic:spPr>
                     <a:xfrm>
                       <a:off x="0" y="0"/>
-                      <a:ext cx="4036692" cy="2071846"/>
+                      <a:ext cx="4180974" cy="1857953"/>
                     </a:xfrm>
                     <a:prstGeom prst="rect">
                       <a:avLst/>
@@ -10517,7 +10244,7 @@
         </w:tabs>
         <w:spacing w:after="0" w:line="276" w:lineRule="auto"/>
         <w:rPr>
-          <w:rFonts w:ascii="Times New Roman" w:eastAsia="Times New Roman" w:hAnsi="Times New Roman" w:cs="Times New Roman"/>
+          <w:rFonts w:ascii="Courier New" w:eastAsia="Times New Roman" w:hAnsi="Courier New" w:cs="Courier New"/>
           <w:sz w:val="24"/>
           <w:szCs w:val="24"/>
           <w:lang w:eastAsia="en-IN"/>
@@ -10557,50 +10284,32 @@
           <w:sz w:val="24"/>
           <w:szCs w:val="24"/>
         </w:rPr>
-        <w:lastRenderedPageBreak/>
-        <w:t>23</w:t>
-      </w:r>
-      <w:r>
-        <w:rPr>
-          <w:rFonts w:ascii="Times New Roman" w:hAnsi="Times New Roman" w:cs="Times New Roman"/>
-          <w:sz w:val="24"/>
-          <w:szCs w:val="24"/>
-        </w:rPr>
-        <w:t xml:space="preserve">. </w:t>
-      </w:r>
-      <w:r>
-        <w:rPr>
-          <w:rFonts w:ascii="Times New Roman" w:hAnsi="Times New Roman" w:cs="Times New Roman"/>
-          <w:sz w:val="24"/>
-          <w:szCs w:val="24"/>
-        </w:rPr>
-        <w:t xml:space="preserve"> Show each customer along with their order and payment details.</w:t>
-      </w:r>
-    </w:p>
-    <w:p>
-      <w:pPr>
-        <w:tabs>
-          <w:tab w:val="left" w:pos="916"/>
-          <w:tab w:val="left" w:pos="1832"/>
-          <w:tab w:val="left" w:pos="2748"/>
-          <w:tab w:val="left" w:pos="3664"/>
-          <w:tab w:val="left" w:pos="4580"/>
-          <w:tab w:val="left" w:pos="5496"/>
-          <w:tab w:val="left" w:pos="6412"/>
-          <w:tab w:val="left" w:pos="7328"/>
-          <w:tab w:val="left" w:pos="8244"/>
-          <w:tab w:val="left" w:pos="9160"/>
-          <w:tab w:val="left" w:pos="10076"/>
-          <w:tab w:val="left" w:pos="10992"/>
-          <w:tab w:val="left" w:pos="11908"/>
-          <w:tab w:val="left" w:pos="12824"/>
-          <w:tab w:val="left" w:pos="13740"/>
-          <w:tab w:val="left" w:pos="14656"/>
-        </w:tabs>
-        <w:spacing w:after="0" w:line="276" w:lineRule="auto"/>
-        <w:ind w:left="720"/>
-        <w:rPr>
-          <w:rFonts w:ascii="Courier New" w:eastAsia="Times New Roman" w:hAnsi="Courier New" w:cs="Courier New"/>
+        <w:t>22. Show each order along with its payment details.</w:t>
+      </w:r>
+    </w:p>
+    <w:p>
+      <w:pPr>
+        <w:tabs>
+          <w:tab w:val="left" w:pos="916"/>
+          <w:tab w:val="left" w:pos="1832"/>
+          <w:tab w:val="left" w:pos="2748"/>
+          <w:tab w:val="left" w:pos="3664"/>
+          <w:tab w:val="left" w:pos="4580"/>
+          <w:tab w:val="left" w:pos="5496"/>
+          <w:tab w:val="left" w:pos="6412"/>
+          <w:tab w:val="left" w:pos="7328"/>
+          <w:tab w:val="left" w:pos="8244"/>
+          <w:tab w:val="left" w:pos="9160"/>
+          <w:tab w:val="left" w:pos="10076"/>
+          <w:tab w:val="left" w:pos="10992"/>
+          <w:tab w:val="left" w:pos="11908"/>
+          <w:tab w:val="left" w:pos="12824"/>
+          <w:tab w:val="left" w:pos="13740"/>
+          <w:tab w:val="left" w:pos="14656"/>
+        </w:tabs>
+        <w:spacing w:after="0" w:line="276" w:lineRule="auto"/>
+        <w:rPr>
+          <w:rFonts w:ascii="Times New Roman" w:eastAsia="Times New Roman" w:hAnsi="Times New Roman" w:cs="Times New Roman"/>
           <w:sz w:val="24"/>
           <w:szCs w:val="24"/>
           <w:lang w:eastAsia="en-IN"/>
@@ -10639,42 +10348,7 @@
           <w:rFonts w:ascii="Courier New" w:eastAsia="Times New Roman" w:hAnsi="Courier New" w:cs="Courier New"/>
           <w:lang w:eastAsia="en-IN"/>
         </w:rPr>
-        <w:t xml:space="preserve">SELECT customers.customer_name, orders.order_id, orders.total_amount, payments.payment_method </w:t>
-      </w:r>
-    </w:p>
-    <w:p>
-      <w:pPr>
-        <w:tabs>
-          <w:tab w:val="left" w:pos="916"/>
-          <w:tab w:val="left" w:pos="1832"/>
-          <w:tab w:val="left" w:pos="2748"/>
-          <w:tab w:val="left" w:pos="3664"/>
-          <w:tab w:val="left" w:pos="4580"/>
-          <w:tab w:val="left" w:pos="5496"/>
-          <w:tab w:val="left" w:pos="6412"/>
-          <w:tab w:val="left" w:pos="7328"/>
-          <w:tab w:val="left" w:pos="8244"/>
-          <w:tab w:val="left" w:pos="9160"/>
-          <w:tab w:val="left" w:pos="10076"/>
-          <w:tab w:val="left" w:pos="10992"/>
-          <w:tab w:val="left" w:pos="11908"/>
-          <w:tab w:val="left" w:pos="12824"/>
-          <w:tab w:val="left" w:pos="13740"/>
-          <w:tab w:val="left" w:pos="14656"/>
-        </w:tabs>
-        <w:spacing w:after="0" w:line="276" w:lineRule="auto"/>
-        <w:ind w:left="916"/>
-        <w:rPr>
-          <w:rFonts w:ascii="Courier New" w:eastAsia="Times New Roman" w:hAnsi="Courier New" w:cs="Courier New"/>
-          <w:lang w:eastAsia="en-IN"/>
-        </w:rPr>
-      </w:pPr>
-      <w:r>
-        <w:rPr>
-          <w:rFonts w:ascii="Courier New" w:eastAsia="Times New Roman" w:hAnsi="Courier New" w:cs="Courier New"/>
-          <w:lang w:eastAsia="en-IN"/>
-        </w:rPr>
-        <w:t>FROM customers</w:t>
+        <w:t>SELECT orders.order_id, orders.total_amount, payments.payment_method,</w:t>
       </w:r>
       <w:r>
         <w:rPr>
@@ -10688,42 +10362,7 @@
           <w:rFonts w:ascii="Courier New" w:eastAsia="Times New Roman" w:hAnsi="Courier New" w:cs="Courier New"/>
           <w:lang w:eastAsia="en-IN"/>
         </w:rPr>
-        <w:t xml:space="preserve">INNER JOIN orders ON </w:t>
-      </w:r>
-    </w:p>
-    <w:p>
-      <w:pPr>
-        <w:tabs>
-          <w:tab w:val="left" w:pos="916"/>
-          <w:tab w:val="left" w:pos="1832"/>
-          <w:tab w:val="left" w:pos="2748"/>
-          <w:tab w:val="left" w:pos="3664"/>
-          <w:tab w:val="left" w:pos="4580"/>
-          <w:tab w:val="left" w:pos="5496"/>
-          <w:tab w:val="left" w:pos="6412"/>
-          <w:tab w:val="left" w:pos="7328"/>
-          <w:tab w:val="left" w:pos="8244"/>
-          <w:tab w:val="left" w:pos="9160"/>
-          <w:tab w:val="left" w:pos="10076"/>
-          <w:tab w:val="left" w:pos="10992"/>
-          <w:tab w:val="left" w:pos="11908"/>
-          <w:tab w:val="left" w:pos="12824"/>
-          <w:tab w:val="left" w:pos="13740"/>
-          <w:tab w:val="left" w:pos="14656"/>
-        </w:tabs>
-        <w:spacing w:after="0" w:line="276" w:lineRule="auto"/>
-        <w:ind w:left="916"/>
-        <w:rPr>
-          <w:rFonts w:ascii="Courier New" w:eastAsia="Times New Roman" w:hAnsi="Courier New" w:cs="Courier New"/>
-          <w:lang w:eastAsia="en-IN"/>
-        </w:rPr>
-      </w:pPr>
-      <w:r>
-        <w:rPr>
-          <w:rFonts w:ascii="Courier New" w:eastAsia="Times New Roman" w:hAnsi="Courier New" w:cs="Courier New"/>
-          <w:lang w:eastAsia="en-IN"/>
-        </w:rPr>
-        <w:t>customers.customer_id</w:t>
+        <w:t>payments.payment_status</w:t>
       </w:r>
       <w:r>
         <w:rPr>
@@ -10737,7 +10376,7 @@
           <w:rFonts w:ascii="Courier New" w:eastAsia="Times New Roman" w:hAnsi="Courier New" w:cs="Courier New"/>
           <w:lang w:eastAsia="en-IN"/>
         </w:rPr>
-        <w:t>=</w:t>
+        <w:t>FROM orders</w:t>
       </w:r>
       <w:r>
         <w:rPr>
@@ -10751,65 +10390,45 @@
           <w:rFonts w:ascii="Courier New" w:eastAsia="Times New Roman" w:hAnsi="Courier New" w:cs="Courier New"/>
           <w:lang w:eastAsia="en-IN"/>
         </w:rPr>
-        <w:t>orders.customer_id</w:t>
-      </w:r>
-    </w:p>
-    <w:p>
-      <w:pPr>
-        <w:tabs>
-          <w:tab w:val="left" w:pos="916"/>
-          <w:tab w:val="left" w:pos="1832"/>
-          <w:tab w:val="left" w:pos="2748"/>
-          <w:tab w:val="left" w:pos="3664"/>
-          <w:tab w:val="left" w:pos="4580"/>
-          <w:tab w:val="left" w:pos="5496"/>
-          <w:tab w:val="left" w:pos="6412"/>
-          <w:tab w:val="left" w:pos="7328"/>
-          <w:tab w:val="left" w:pos="8244"/>
-          <w:tab w:val="left" w:pos="9160"/>
-          <w:tab w:val="left" w:pos="10076"/>
-          <w:tab w:val="left" w:pos="10992"/>
-          <w:tab w:val="left" w:pos="11908"/>
-          <w:tab w:val="left" w:pos="12824"/>
-          <w:tab w:val="left" w:pos="13740"/>
-          <w:tab w:val="left" w:pos="14656"/>
-        </w:tabs>
-        <w:spacing w:after="0" w:line="276" w:lineRule="auto"/>
-        <w:ind w:left="916"/>
-        <w:rPr>
-          <w:rFonts w:ascii="Courier New" w:eastAsia="Times New Roman" w:hAnsi="Courier New" w:cs="Courier New"/>
-          <w:lang w:eastAsia="en-IN"/>
-        </w:rPr>
-      </w:pPr>
-      <w:r>
-        <w:rPr>
-          <w:rFonts w:ascii="Courier New" w:eastAsia="Times New Roman" w:hAnsi="Courier New" w:cs="Courier New"/>
-          <w:lang w:eastAsia="en-IN"/>
-        </w:rPr>
-        <w:t>INNER JOIN payments ON orders.order_id = payments.order_id</w:t>
-      </w:r>
-    </w:p>
-    <w:p>
-      <w:pPr>
-        <w:tabs>
-          <w:tab w:val="left" w:pos="916"/>
-          <w:tab w:val="left" w:pos="1832"/>
-          <w:tab w:val="left" w:pos="2748"/>
-          <w:tab w:val="left" w:pos="3664"/>
-          <w:tab w:val="left" w:pos="4580"/>
-          <w:tab w:val="left" w:pos="5496"/>
-          <w:tab w:val="left" w:pos="6412"/>
-          <w:tab w:val="left" w:pos="7328"/>
-          <w:tab w:val="left" w:pos="8244"/>
-          <w:tab w:val="left" w:pos="9160"/>
-          <w:tab w:val="left" w:pos="10076"/>
-          <w:tab w:val="left" w:pos="10992"/>
-          <w:tab w:val="left" w:pos="11908"/>
-          <w:tab w:val="left" w:pos="12824"/>
-          <w:tab w:val="left" w:pos="13740"/>
-          <w:tab w:val="left" w:pos="14656"/>
-        </w:tabs>
-        <w:spacing w:after="0" w:line="276" w:lineRule="auto"/>
+        <w:t>INNER JOIN payments</w:t>
+      </w:r>
+      <w:r>
+        <w:rPr>
+          <w:rFonts w:ascii="Courier New" w:eastAsia="Times New Roman" w:hAnsi="Courier New" w:cs="Courier New"/>
+          <w:lang w:eastAsia="en-IN"/>
+        </w:rPr>
+        <w:t xml:space="preserve"> </w:t>
+      </w:r>
+      <w:r>
+        <w:rPr>
+          <w:rFonts w:ascii="Courier New" w:eastAsia="Times New Roman" w:hAnsi="Courier New" w:cs="Courier New"/>
+          <w:lang w:eastAsia="en-IN"/>
+        </w:rPr>
+        <w:t>ON orders.order_id = payments.order_id</w:t>
+      </w:r>
+    </w:p>
+    <w:p>
+      <w:pPr>
+        <w:tabs>
+          <w:tab w:val="left" w:pos="916"/>
+          <w:tab w:val="left" w:pos="1832"/>
+          <w:tab w:val="left" w:pos="2748"/>
+          <w:tab w:val="left" w:pos="3664"/>
+          <w:tab w:val="left" w:pos="4580"/>
+          <w:tab w:val="left" w:pos="5496"/>
+          <w:tab w:val="left" w:pos="6412"/>
+          <w:tab w:val="left" w:pos="7328"/>
+          <w:tab w:val="left" w:pos="8244"/>
+          <w:tab w:val="left" w:pos="9160"/>
+          <w:tab w:val="left" w:pos="10076"/>
+          <w:tab w:val="left" w:pos="10992"/>
+          <w:tab w:val="left" w:pos="11908"/>
+          <w:tab w:val="left" w:pos="12824"/>
+          <w:tab w:val="left" w:pos="13740"/>
+          <w:tab w:val="left" w:pos="14656"/>
+        </w:tabs>
+        <w:spacing w:after="0" w:line="276" w:lineRule="auto"/>
+        <w:ind w:left="196"/>
         <w:rPr>
           <w:rFonts w:ascii="Courier New" w:eastAsia="Times New Roman" w:hAnsi="Courier New" w:cs="Courier New"/>
           <w:sz w:val="24"/>
@@ -10864,10 +10483,10 @@
           <w:lang w:eastAsia="en-IN"/>
         </w:rPr>
         <w:drawing>
-          <wp:inline distT="0" distB="0" distL="0" distR="0" wp14:anchorId="04C31175" wp14:editId="18832F16">
-            <wp:extent cx="3891055" cy="1913021"/>
-            <wp:effectExtent l="0" t="0" r="0" b="0"/>
-            <wp:docPr id="31" name="Picture 31"/>
+          <wp:inline distT="0" distB="0" distL="0" distR="0" wp14:anchorId="7432653E" wp14:editId="03A24CA0">
+            <wp:extent cx="4034269" cy="2070602"/>
+            <wp:effectExtent l="0" t="0" r="4445" b="6350"/>
+            <wp:docPr id="30" name="Picture 30"/>
             <wp:cNvGraphicFramePr>
               <a:graphicFrameLocks xmlns:a="http://schemas.openxmlformats.org/drawingml/2006/main" noChangeAspect="1"/>
             </wp:cNvGraphicFramePr>
@@ -10887,7 +10506,7 @@
                   <pic:spPr>
                     <a:xfrm>
                       <a:off x="0" y="0"/>
-                      <a:ext cx="3894595" cy="1914761"/>
+                      <a:ext cx="4036692" cy="2071846"/>
                     </a:xfrm>
                     <a:prstGeom prst="rect">
                       <a:avLst/>
@@ -10962,7 +10581,8 @@
           <w:sz w:val="24"/>
           <w:szCs w:val="24"/>
         </w:rPr>
-        <w:t xml:space="preserve">24. </w:t>
+        <w:lastRenderedPageBreak/>
+        <w:t>23</w:t>
       </w:r>
       <w:r>
         <w:rPr>
@@ -10970,35 +10590,45 @@
           <w:sz w:val="24"/>
           <w:szCs w:val="24"/>
         </w:rPr>
-        <w:t>Show each customer and the product IDs they ordered.</w:t>
-      </w:r>
-    </w:p>
-    <w:p>
-      <w:pPr>
-        <w:tabs>
-          <w:tab w:val="left" w:pos="916"/>
-          <w:tab w:val="left" w:pos="1832"/>
-          <w:tab w:val="left" w:pos="2748"/>
-          <w:tab w:val="left" w:pos="3664"/>
-          <w:tab w:val="left" w:pos="4580"/>
-          <w:tab w:val="left" w:pos="5496"/>
-          <w:tab w:val="left" w:pos="6412"/>
-          <w:tab w:val="left" w:pos="7328"/>
-          <w:tab w:val="left" w:pos="8244"/>
-          <w:tab w:val="left" w:pos="9160"/>
-          <w:tab w:val="left" w:pos="10076"/>
-          <w:tab w:val="left" w:pos="10992"/>
-          <w:tab w:val="left" w:pos="11908"/>
-          <w:tab w:val="left" w:pos="12824"/>
-          <w:tab w:val="left" w:pos="13740"/>
-          <w:tab w:val="left" w:pos="14656"/>
-        </w:tabs>
-        <w:spacing w:after="0" w:line="276" w:lineRule="auto"/>
+        <w:t xml:space="preserve">. </w:t>
+      </w:r>
+      <w:r>
         <w:rPr>
           <w:rFonts w:ascii="Times New Roman" w:hAnsi="Times New Roman" w:cs="Times New Roman"/>
           <w:sz w:val="24"/>
           <w:szCs w:val="24"/>
         </w:rPr>
+        <w:t xml:space="preserve"> Show each customer along with their order and payment details.</w:t>
+      </w:r>
+    </w:p>
+    <w:p>
+      <w:pPr>
+        <w:tabs>
+          <w:tab w:val="left" w:pos="916"/>
+          <w:tab w:val="left" w:pos="1832"/>
+          <w:tab w:val="left" w:pos="2748"/>
+          <w:tab w:val="left" w:pos="3664"/>
+          <w:tab w:val="left" w:pos="4580"/>
+          <w:tab w:val="left" w:pos="5496"/>
+          <w:tab w:val="left" w:pos="6412"/>
+          <w:tab w:val="left" w:pos="7328"/>
+          <w:tab w:val="left" w:pos="8244"/>
+          <w:tab w:val="left" w:pos="9160"/>
+          <w:tab w:val="left" w:pos="10076"/>
+          <w:tab w:val="left" w:pos="10992"/>
+          <w:tab w:val="left" w:pos="11908"/>
+          <w:tab w:val="left" w:pos="12824"/>
+          <w:tab w:val="left" w:pos="13740"/>
+          <w:tab w:val="left" w:pos="14656"/>
+        </w:tabs>
+        <w:spacing w:after="0" w:line="276" w:lineRule="auto"/>
+        <w:ind w:left="720"/>
+        <w:rPr>
+          <w:rFonts w:ascii="Courier New" w:eastAsia="Times New Roman" w:hAnsi="Courier New" w:cs="Courier New"/>
+          <w:sz w:val="24"/>
+          <w:szCs w:val="24"/>
+          <w:lang w:eastAsia="en-IN"/>
+        </w:rPr>
       </w:pPr>
     </w:p>
     <w:p>
@@ -11033,7 +10663,7 @@
           <w:rFonts w:ascii="Courier New" w:eastAsia="Times New Roman" w:hAnsi="Courier New" w:cs="Courier New"/>
           <w:lang w:eastAsia="en-IN"/>
         </w:rPr>
-        <w:t>SELECT customers.customer_name, orders.order_id, order_items.product_id FROM customers INNER JOIN orders ON customers.customer_id = orders.customer_id INNER JOIN order_items ON orders.order_id = order_items.order_id</w:t>
+        <w:t xml:space="preserve">SELECT customers.customer_name, orders.order_id, orders.total_amount, payments.payment_method </w:t>
       </w:r>
     </w:p>
     <w:p>
@@ -11060,48 +10690,194 @@
         <w:ind w:left="916"/>
         <w:rPr>
           <w:rFonts w:ascii="Courier New" w:eastAsia="Times New Roman" w:hAnsi="Courier New" w:cs="Courier New"/>
-          <w:sz w:val="24"/>
-          <w:szCs w:val="24"/>
-          <w:lang w:eastAsia="en-IN"/>
-        </w:rPr>
-      </w:pPr>
-    </w:p>
-    <w:p>
-      <w:pPr>
-        <w:tabs>
-          <w:tab w:val="left" w:pos="916"/>
-          <w:tab w:val="left" w:pos="1832"/>
-          <w:tab w:val="left" w:pos="2748"/>
-          <w:tab w:val="left" w:pos="3664"/>
-          <w:tab w:val="left" w:pos="4580"/>
-          <w:tab w:val="left" w:pos="5496"/>
-          <w:tab w:val="left" w:pos="6412"/>
-          <w:tab w:val="left" w:pos="7328"/>
-          <w:tab w:val="left" w:pos="8244"/>
-          <w:tab w:val="left" w:pos="9160"/>
-          <w:tab w:val="left" w:pos="10076"/>
-          <w:tab w:val="left" w:pos="10992"/>
-          <w:tab w:val="left" w:pos="11908"/>
-          <w:tab w:val="left" w:pos="12824"/>
-          <w:tab w:val="left" w:pos="13740"/>
-          <w:tab w:val="left" w:pos="14656"/>
-        </w:tabs>
-        <w:spacing w:after="0" w:line="276" w:lineRule="auto"/>
-        <w:rPr>
-          <w:rFonts w:ascii="Courier New" w:eastAsia="Times New Roman" w:hAnsi="Courier New" w:cs="Courier New"/>
-          <w:sz w:val="24"/>
-          <w:szCs w:val="24"/>
-          <w:lang w:eastAsia="en-IN"/>
-        </w:rPr>
-      </w:pPr>
-      <w:r>
-        <w:rPr>
-          <w:rFonts w:ascii="Courier New" w:eastAsia="Times New Roman" w:hAnsi="Courier New" w:cs="Courier New"/>
-          <w:sz w:val="24"/>
-          <w:szCs w:val="24"/>
-          <w:lang w:eastAsia="en-IN"/>
-        </w:rPr>
-        <w:t xml:space="preserve">       </w:t>
+          <w:lang w:eastAsia="en-IN"/>
+        </w:rPr>
+      </w:pPr>
+      <w:r>
+        <w:rPr>
+          <w:rFonts w:ascii="Courier New" w:eastAsia="Times New Roman" w:hAnsi="Courier New" w:cs="Courier New"/>
+          <w:lang w:eastAsia="en-IN"/>
+        </w:rPr>
+        <w:t>FROM customers</w:t>
+      </w:r>
+      <w:r>
+        <w:rPr>
+          <w:rFonts w:ascii="Courier New" w:eastAsia="Times New Roman" w:hAnsi="Courier New" w:cs="Courier New"/>
+          <w:lang w:eastAsia="en-IN"/>
+        </w:rPr>
+        <w:t xml:space="preserve"> </w:t>
+      </w:r>
+      <w:r>
+        <w:rPr>
+          <w:rFonts w:ascii="Courier New" w:eastAsia="Times New Roman" w:hAnsi="Courier New" w:cs="Courier New"/>
+          <w:lang w:eastAsia="en-IN"/>
+        </w:rPr>
+        <w:t xml:space="preserve">INNER JOIN orders ON </w:t>
+      </w:r>
+    </w:p>
+    <w:p>
+      <w:pPr>
+        <w:tabs>
+          <w:tab w:val="left" w:pos="916"/>
+          <w:tab w:val="left" w:pos="1832"/>
+          <w:tab w:val="left" w:pos="2748"/>
+          <w:tab w:val="left" w:pos="3664"/>
+          <w:tab w:val="left" w:pos="4580"/>
+          <w:tab w:val="left" w:pos="5496"/>
+          <w:tab w:val="left" w:pos="6412"/>
+          <w:tab w:val="left" w:pos="7328"/>
+          <w:tab w:val="left" w:pos="8244"/>
+          <w:tab w:val="left" w:pos="9160"/>
+          <w:tab w:val="left" w:pos="10076"/>
+          <w:tab w:val="left" w:pos="10992"/>
+          <w:tab w:val="left" w:pos="11908"/>
+          <w:tab w:val="left" w:pos="12824"/>
+          <w:tab w:val="left" w:pos="13740"/>
+          <w:tab w:val="left" w:pos="14656"/>
+        </w:tabs>
+        <w:spacing w:after="0" w:line="276" w:lineRule="auto"/>
+        <w:ind w:left="916"/>
+        <w:rPr>
+          <w:rFonts w:ascii="Courier New" w:eastAsia="Times New Roman" w:hAnsi="Courier New" w:cs="Courier New"/>
+          <w:lang w:eastAsia="en-IN"/>
+        </w:rPr>
+      </w:pPr>
+      <w:r>
+        <w:rPr>
+          <w:rFonts w:ascii="Courier New" w:eastAsia="Times New Roman" w:hAnsi="Courier New" w:cs="Courier New"/>
+          <w:lang w:eastAsia="en-IN"/>
+        </w:rPr>
+        <w:t>customers.customer_id</w:t>
+      </w:r>
+      <w:r>
+        <w:rPr>
+          <w:rFonts w:ascii="Courier New" w:eastAsia="Times New Roman" w:hAnsi="Courier New" w:cs="Courier New"/>
+          <w:lang w:eastAsia="en-IN"/>
+        </w:rPr>
+        <w:t xml:space="preserve"> </w:t>
+      </w:r>
+      <w:r>
+        <w:rPr>
+          <w:rFonts w:ascii="Courier New" w:eastAsia="Times New Roman" w:hAnsi="Courier New" w:cs="Courier New"/>
+          <w:lang w:eastAsia="en-IN"/>
+        </w:rPr>
+        <w:t>=</w:t>
+      </w:r>
+      <w:r>
+        <w:rPr>
+          <w:rFonts w:ascii="Courier New" w:eastAsia="Times New Roman" w:hAnsi="Courier New" w:cs="Courier New"/>
+          <w:lang w:eastAsia="en-IN"/>
+        </w:rPr>
+        <w:t xml:space="preserve"> </w:t>
+      </w:r>
+      <w:r>
+        <w:rPr>
+          <w:rFonts w:ascii="Courier New" w:eastAsia="Times New Roman" w:hAnsi="Courier New" w:cs="Courier New"/>
+          <w:lang w:eastAsia="en-IN"/>
+        </w:rPr>
+        <w:t>orders.customer_id</w:t>
+      </w:r>
+    </w:p>
+    <w:p>
+      <w:pPr>
+        <w:tabs>
+          <w:tab w:val="left" w:pos="916"/>
+          <w:tab w:val="left" w:pos="1832"/>
+          <w:tab w:val="left" w:pos="2748"/>
+          <w:tab w:val="left" w:pos="3664"/>
+          <w:tab w:val="left" w:pos="4580"/>
+          <w:tab w:val="left" w:pos="5496"/>
+          <w:tab w:val="left" w:pos="6412"/>
+          <w:tab w:val="left" w:pos="7328"/>
+          <w:tab w:val="left" w:pos="8244"/>
+          <w:tab w:val="left" w:pos="9160"/>
+          <w:tab w:val="left" w:pos="10076"/>
+          <w:tab w:val="left" w:pos="10992"/>
+          <w:tab w:val="left" w:pos="11908"/>
+          <w:tab w:val="left" w:pos="12824"/>
+          <w:tab w:val="left" w:pos="13740"/>
+          <w:tab w:val="left" w:pos="14656"/>
+        </w:tabs>
+        <w:spacing w:after="0" w:line="276" w:lineRule="auto"/>
+        <w:ind w:left="916"/>
+        <w:rPr>
+          <w:rFonts w:ascii="Courier New" w:eastAsia="Times New Roman" w:hAnsi="Courier New" w:cs="Courier New"/>
+          <w:lang w:eastAsia="en-IN"/>
+        </w:rPr>
+      </w:pPr>
+      <w:r>
+        <w:rPr>
+          <w:rFonts w:ascii="Courier New" w:eastAsia="Times New Roman" w:hAnsi="Courier New" w:cs="Courier New"/>
+          <w:lang w:eastAsia="en-IN"/>
+        </w:rPr>
+        <w:t>INNER JOIN payments ON orders.order_id = payments.order_id</w:t>
+      </w:r>
+    </w:p>
+    <w:p>
+      <w:pPr>
+        <w:tabs>
+          <w:tab w:val="left" w:pos="916"/>
+          <w:tab w:val="left" w:pos="1832"/>
+          <w:tab w:val="left" w:pos="2748"/>
+          <w:tab w:val="left" w:pos="3664"/>
+          <w:tab w:val="left" w:pos="4580"/>
+          <w:tab w:val="left" w:pos="5496"/>
+          <w:tab w:val="left" w:pos="6412"/>
+          <w:tab w:val="left" w:pos="7328"/>
+          <w:tab w:val="left" w:pos="8244"/>
+          <w:tab w:val="left" w:pos="9160"/>
+          <w:tab w:val="left" w:pos="10076"/>
+          <w:tab w:val="left" w:pos="10992"/>
+          <w:tab w:val="left" w:pos="11908"/>
+          <w:tab w:val="left" w:pos="12824"/>
+          <w:tab w:val="left" w:pos="13740"/>
+          <w:tab w:val="left" w:pos="14656"/>
+        </w:tabs>
+        <w:spacing w:after="0" w:line="276" w:lineRule="auto"/>
+        <w:rPr>
+          <w:rFonts w:ascii="Courier New" w:eastAsia="Times New Roman" w:hAnsi="Courier New" w:cs="Courier New"/>
+          <w:sz w:val="24"/>
+          <w:szCs w:val="24"/>
+          <w:lang w:eastAsia="en-IN"/>
+        </w:rPr>
+      </w:pPr>
+    </w:p>
+    <w:p>
+      <w:pPr>
+        <w:tabs>
+          <w:tab w:val="left" w:pos="916"/>
+          <w:tab w:val="left" w:pos="1832"/>
+          <w:tab w:val="left" w:pos="2748"/>
+          <w:tab w:val="left" w:pos="3664"/>
+          <w:tab w:val="left" w:pos="4580"/>
+          <w:tab w:val="left" w:pos="5496"/>
+          <w:tab w:val="left" w:pos="6412"/>
+          <w:tab w:val="left" w:pos="7328"/>
+          <w:tab w:val="left" w:pos="8244"/>
+          <w:tab w:val="left" w:pos="9160"/>
+          <w:tab w:val="left" w:pos="10076"/>
+          <w:tab w:val="left" w:pos="10992"/>
+          <w:tab w:val="left" w:pos="11908"/>
+          <w:tab w:val="left" w:pos="12824"/>
+          <w:tab w:val="left" w:pos="13740"/>
+          <w:tab w:val="left" w:pos="14656"/>
+        </w:tabs>
+        <w:spacing w:after="0" w:line="276" w:lineRule="auto"/>
+        <w:rPr>
+          <w:rFonts w:ascii="Courier New" w:eastAsia="Times New Roman" w:hAnsi="Courier New" w:cs="Courier New"/>
+          <w:sz w:val="24"/>
+          <w:szCs w:val="24"/>
+          <w:lang w:eastAsia="en-IN"/>
+        </w:rPr>
+      </w:pPr>
+      <w:r>
+        <w:rPr>
+          <w:rFonts w:ascii="Courier New" w:eastAsia="Times New Roman" w:hAnsi="Courier New" w:cs="Courier New"/>
+          <w:sz w:val="24"/>
+          <w:szCs w:val="24"/>
+          <w:lang w:eastAsia="en-IN"/>
+        </w:rPr>
+        <w:t xml:space="preserve">      </w:t>
       </w:r>
       <w:r>
         <w:rPr>
@@ -11112,10 +10888,10 @@
           <w:lang w:eastAsia="en-IN"/>
         </w:rPr>
         <w:drawing>
-          <wp:inline distT="0" distB="0" distL="0" distR="0" wp14:anchorId="694390AB" wp14:editId="1736D717">
-            <wp:extent cx="3994484" cy="1980425"/>
-            <wp:effectExtent l="0" t="0" r="6350" b="1270"/>
-            <wp:docPr id="33" name="Picture 33"/>
+          <wp:inline distT="0" distB="0" distL="0" distR="0" wp14:anchorId="04C31175" wp14:editId="18832F16">
+            <wp:extent cx="3891055" cy="1913021"/>
+            <wp:effectExtent l="0" t="0" r="0" b="0"/>
+            <wp:docPr id="31" name="Picture 31"/>
             <wp:cNvGraphicFramePr>
               <a:graphicFrameLocks xmlns:a="http://schemas.openxmlformats.org/drawingml/2006/main" noChangeAspect="1"/>
             </wp:cNvGraphicFramePr>
@@ -11135,7 +10911,7 @@
                   <pic:spPr>
                     <a:xfrm>
                       <a:off x="0" y="0"/>
-                      <a:ext cx="3995501" cy="1980929"/>
+                      <a:ext cx="3894595" cy="1914761"/>
                     </a:xfrm>
                     <a:prstGeom prst="rect">
                       <a:avLst/>
@@ -11170,6 +10946,35 @@
         </w:tabs>
         <w:spacing w:after="0" w:line="276" w:lineRule="auto"/>
         <w:rPr>
+          <w:rFonts w:ascii="Times New Roman" w:eastAsia="Times New Roman" w:hAnsi="Times New Roman" w:cs="Times New Roman"/>
+          <w:sz w:val="24"/>
+          <w:szCs w:val="24"/>
+          <w:lang w:eastAsia="en-IN"/>
+        </w:rPr>
+      </w:pPr>
+    </w:p>
+    <w:p>
+      <w:pPr>
+        <w:tabs>
+          <w:tab w:val="left" w:pos="916"/>
+          <w:tab w:val="left" w:pos="1832"/>
+          <w:tab w:val="left" w:pos="2748"/>
+          <w:tab w:val="left" w:pos="3664"/>
+          <w:tab w:val="left" w:pos="4580"/>
+          <w:tab w:val="left" w:pos="5496"/>
+          <w:tab w:val="left" w:pos="6412"/>
+          <w:tab w:val="left" w:pos="7328"/>
+          <w:tab w:val="left" w:pos="8244"/>
+          <w:tab w:val="left" w:pos="9160"/>
+          <w:tab w:val="left" w:pos="10076"/>
+          <w:tab w:val="left" w:pos="10992"/>
+          <w:tab w:val="left" w:pos="11908"/>
+          <w:tab w:val="left" w:pos="12824"/>
+          <w:tab w:val="left" w:pos="13740"/>
+          <w:tab w:val="left" w:pos="14656"/>
+        </w:tabs>
+        <w:spacing w:after="0" w:line="276" w:lineRule="auto"/>
+        <w:rPr>
           <w:rFonts w:ascii="Times New Roman" w:hAnsi="Times New Roman" w:cs="Times New Roman"/>
           <w:sz w:val="24"/>
           <w:szCs w:val="24"/>
@@ -11181,151 +10986,146 @@
           <w:sz w:val="24"/>
           <w:szCs w:val="24"/>
         </w:rPr>
-        <w:t>25.  Find the total amount spent by each customer.</w:t>
-      </w:r>
-    </w:p>
-    <w:p>
-      <w:pPr>
-        <w:tabs>
-          <w:tab w:val="left" w:pos="916"/>
-          <w:tab w:val="left" w:pos="1832"/>
-          <w:tab w:val="left" w:pos="2748"/>
-          <w:tab w:val="left" w:pos="3664"/>
-          <w:tab w:val="left" w:pos="4580"/>
-          <w:tab w:val="left" w:pos="5496"/>
-          <w:tab w:val="left" w:pos="6412"/>
-          <w:tab w:val="left" w:pos="7328"/>
-          <w:tab w:val="left" w:pos="8244"/>
-          <w:tab w:val="left" w:pos="9160"/>
-          <w:tab w:val="left" w:pos="10076"/>
-          <w:tab w:val="left" w:pos="10992"/>
-          <w:tab w:val="left" w:pos="11908"/>
-          <w:tab w:val="left" w:pos="12824"/>
-          <w:tab w:val="left" w:pos="13740"/>
-          <w:tab w:val="left" w:pos="14656"/>
-        </w:tabs>
-        <w:spacing w:after="0" w:line="276" w:lineRule="auto"/>
-        <w:rPr>
-          <w:rFonts w:ascii="Courier New" w:eastAsia="Times New Roman" w:hAnsi="Courier New" w:cs="Courier New"/>
-          <w:sz w:val="24"/>
-          <w:szCs w:val="24"/>
-          <w:lang w:eastAsia="en-IN"/>
-        </w:rPr>
-      </w:pPr>
-    </w:p>
-    <w:p>
-      <w:pPr>
-        <w:tabs>
-          <w:tab w:val="left" w:pos="916"/>
-          <w:tab w:val="left" w:pos="1832"/>
-          <w:tab w:val="left" w:pos="2748"/>
-          <w:tab w:val="left" w:pos="3664"/>
-          <w:tab w:val="left" w:pos="4580"/>
-          <w:tab w:val="left" w:pos="5496"/>
-          <w:tab w:val="left" w:pos="6412"/>
-          <w:tab w:val="left" w:pos="7328"/>
-          <w:tab w:val="left" w:pos="8244"/>
-          <w:tab w:val="left" w:pos="9160"/>
-          <w:tab w:val="left" w:pos="10076"/>
-          <w:tab w:val="left" w:pos="10992"/>
-          <w:tab w:val="left" w:pos="11908"/>
-          <w:tab w:val="left" w:pos="12824"/>
-          <w:tab w:val="left" w:pos="13740"/>
-          <w:tab w:val="left" w:pos="14656"/>
-        </w:tabs>
-        <w:spacing w:after="0" w:line="276" w:lineRule="auto"/>
-        <w:ind w:left="720"/>
-        <w:rPr>
-          <w:rFonts w:ascii="Courier New" w:eastAsia="Times New Roman" w:hAnsi="Courier New" w:cs="Courier New"/>
-          <w:lang w:eastAsia="en-IN"/>
-        </w:rPr>
-      </w:pPr>
-      <w:r>
-        <w:rPr>
-          <w:rFonts w:ascii="Courier New" w:eastAsia="Times New Roman" w:hAnsi="Courier New" w:cs="Courier New"/>
-          <w:lang w:eastAsia="en-IN"/>
-        </w:rPr>
-        <w:t>SELECT customers.customer_name, SUM(orders.total_amount) AS       total_spent FROM customers INNER JOIN orders ON customers.customer_id = orders.customer_id</w:t>
-      </w:r>
-      <w:r>
-        <w:rPr>
-          <w:rFonts w:ascii="Courier New" w:eastAsia="Times New Roman" w:hAnsi="Courier New" w:cs="Courier New"/>
-          <w:lang w:eastAsia="en-IN"/>
-        </w:rPr>
-        <w:t xml:space="preserve"> </w:t>
-      </w:r>
-      <w:r>
-        <w:rPr>
-          <w:rFonts w:ascii="Courier New" w:eastAsia="Times New Roman" w:hAnsi="Courier New" w:cs="Courier New"/>
-          <w:lang w:eastAsia="en-IN"/>
-        </w:rPr>
-        <w:t>GROUP BY customers.customer_name</w:t>
-      </w:r>
-    </w:p>
-    <w:p>
-      <w:pPr>
-        <w:tabs>
-          <w:tab w:val="left" w:pos="916"/>
-          <w:tab w:val="left" w:pos="1832"/>
-          <w:tab w:val="left" w:pos="2748"/>
-          <w:tab w:val="left" w:pos="3664"/>
-          <w:tab w:val="left" w:pos="4580"/>
-          <w:tab w:val="left" w:pos="5496"/>
-          <w:tab w:val="left" w:pos="6412"/>
-          <w:tab w:val="left" w:pos="7328"/>
-          <w:tab w:val="left" w:pos="8244"/>
-          <w:tab w:val="left" w:pos="9160"/>
-          <w:tab w:val="left" w:pos="10076"/>
-          <w:tab w:val="left" w:pos="10992"/>
-          <w:tab w:val="left" w:pos="11908"/>
-          <w:tab w:val="left" w:pos="12824"/>
-          <w:tab w:val="left" w:pos="13740"/>
-          <w:tab w:val="left" w:pos="14656"/>
-        </w:tabs>
-        <w:spacing w:after="0" w:line="276" w:lineRule="auto"/>
-        <w:rPr>
-          <w:rFonts w:ascii="Courier New" w:eastAsia="Times New Roman" w:hAnsi="Courier New" w:cs="Courier New"/>
-          <w:lang w:eastAsia="en-IN"/>
-        </w:rPr>
-      </w:pPr>
-    </w:p>
-    <w:p>
-      <w:pPr>
-        <w:tabs>
-          <w:tab w:val="left" w:pos="916"/>
-          <w:tab w:val="left" w:pos="1832"/>
-          <w:tab w:val="left" w:pos="2748"/>
-          <w:tab w:val="left" w:pos="3664"/>
-          <w:tab w:val="left" w:pos="4580"/>
-          <w:tab w:val="left" w:pos="5496"/>
-          <w:tab w:val="left" w:pos="6412"/>
-          <w:tab w:val="left" w:pos="7328"/>
-          <w:tab w:val="left" w:pos="8244"/>
-          <w:tab w:val="left" w:pos="9160"/>
-          <w:tab w:val="left" w:pos="10076"/>
-          <w:tab w:val="left" w:pos="10992"/>
-          <w:tab w:val="left" w:pos="11908"/>
-          <w:tab w:val="left" w:pos="12824"/>
-          <w:tab w:val="left" w:pos="13740"/>
-          <w:tab w:val="left" w:pos="14656"/>
-        </w:tabs>
-        <w:spacing w:after="0" w:line="276" w:lineRule="auto"/>
-        <w:rPr>
-          <w:rFonts w:ascii="Courier New" w:eastAsia="Times New Roman" w:hAnsi="Courier New" w:cs="Courier New"/>
-          <w:sz w:val="24"/>
-          <w:szCs w:val="24"/>
-          <w:lang w:eastAsia="en-IN"/>
-        </w:rPr>
-      </w:pPr>
-      <w:r>
-        <w:rPr>
-          <w:rFonts w:ascii="Courier New" w:eastAsia="Times New Roman" w:hAnsi="Courier New" w:cs="Courier New"/>
-          <w:sz w:val="24"/>
-          <w:szCs w:val="24"/>
-          <w:lang w:eastAsia="en-IN"/>
-        </w:rPr>
-        <w:lastRenderedPageBreak/>
-        <w:t xml:space="preserve">      </w:t>
+        <w:t xml:space="preserve">24. </w:t>
+      </w:r>
+      <w:r>
+        <w:rPr>
+          <w:rFonts w:ascii="Times New Roman" w:hAnsi="Times New Roman" w:cs="Times New Roman"/>
+          <w:sz w:val="24"/>
+          <w:szCs w:val="24"/>
+        </w:rPr>
+        <w:t>Show each customer and the product IDs they ordered.</w:t>
+      </w:r>
+    </w:p>
+    <w:p>
+      <w:pPr>
+        <w:tabs>
+          <w:tab w:val="left" w:pos="916"/>
+          <w:tab w:val="left" w:pos="1832"/>
+          <w:tab w:val="left" w:pos="2748"/>
+          <w:tab w:val="left" w:pos="3664"/>
+          <w:tab w:val="left" w:pos="4580"/>
+          <w:tab w:val="left" w:pos="5496"/>
+          <w:tab w:val="left" w:pos="6412"/>
+          <w:tab w:val="left" w:pos="7328"/>
+          <w:tab w:val="left" w:pos="8244"/>
+          <w:tab w:val="left" w:pos="9160"/>
+          <w:tab w:val="left" w:pos="10076"/>
+          <w:tab w:val="left" w:pos="10992"/>
+          <w:tab w:val="left" w:pos="11908"/>
+          <w:tab w:val="left" w:pos="12824"/>
+          <w:tab w:val="left" w:pos="13740"/>
+          <w:tab w:val="left" w:pos="14656"/>
+        </w:tabs>
+        <w:spacing w:after="0" w:line="276" w:lineRule="auto"/>
+        <w:rPr>
+          <w:rFonts w:ascii="Times New Roman" w:hAnsi="Times New Roman" w:cs="Times New Roman"/>
+          <w:sz w:val="24"/>
+          <w:szCs w:val="24"/>
+        </w:rPr>
+      </w:pPr>
+    </w:p>
+    <w:p>
+      <w:pPr>
+        <w:tabs>
+          <w:tab w:val="left" w:pos="916"/>
+          <w:tab w:val="left" w:pos="1832"/>
+          <w:tab w:val="left" w:pos="2748"/>
+          <w:tab w:val="left" w:pos="3664"/>
+          <w:tab w:val="left" w:pos="4580"/>
+          <w:tab w:val="left" w:pos="5496"/>
+          <w:tab w:val="left" w:pos="6412"/>
+          <w:tab w:val="left" w:pos="7328"/>
+          <w:tab w:val="left" w:pos="8244"/>
+          <w:tab w:val="left" w:pos="9160"/>
+          <w:tab w:val="left" w:pos="10076"/>
+          <w:tab w:val="left" w:pos="10992"/>
+          <w:tab w:val="left" w:pos="11908"/>
+          <w:tab w:val="left" w:pos="12824"/>
+          <w:tab w:val="left" w:pos="13740"/>
+          <w:tab w:val="left" w:pos="14656"/>
+        </w:tabs>
+        <w:spacing w:after="0" w:line="276" w:lineRule="auto"/>
+        <w:ind w:left="916"/>
+        <w:rPr>
+          <w:rFonts w:ascii="Courier New" w:eastAsia="Times New Roman" w:hAnsi="Courier New" w:cs="Courier New"/>
+          <w:lang w:eastAsia="en-IN"/>
+        </w:rPr>
+      </w:pPr>
+      <w:r>
+        <w:rPr>
+          <w:rFonts w:ascii="Courier New" w:eastAsia="Times New Roman" w:hAnsi="Courier New" w:cs="Courier New"/>
+          <w:lang w:eastAsia="en-IN"/>
+        </w:rPr>
+        <w:t>SELECT customers.customer_name, orders.order_id, order_items.product_id FROM customers INNER JOIN orders ON customers.customer_id = orders.customer_id INNER JOIN order_items ON orders.order_id = order_items.order_id</w:t>
+      </w:r>
+    </w:p>
+    <w:p>
+      <w:pPr>
+        <w:tabs>
+          <w:tab w:val="left" w:pos="916"/>
+          <w:tab w:val="left" w:pos="1832"/>
+          <w:tab w:val="left" w:pos="2748"/>
+          <w:tab w:val="left" w:pos="3664"/>
+          <w:tab w:val="left" w:pos="4580"/>
+          <w:tab w:val="left" w:pos="5496"/>
+          <w:tab w:val="left" w:pos="6412"/>
+          <w:tab w:val="left" w:pos="7328"/>
+          <w:tab w:val="left" w:pos="8244"/>
+          <w:tab w:val="left" w:pos="9160"/>
+          <w:tab w:val="left" w:pos="10076"/>
+          <w:tab w:val="left" w:pos="10992"/>
+          <w:tab w:val="left" w:pos="11908"/>
+          <w:tab w:val="left" w:pos="12824"/>
+          <w:tab w:val="left" w:pos="13740"/>
+          <w:tab w:val="left" w:pos="14656"/>
+        </w:tabs>
+        <w:spacing w:after="0" w:line="276" w:lineRule="auto"/>
+        <w:ind w:left="916"/>
+        <w:rPr>
+          <w:rFonts w:ascii="Courier New" w:eastAsia="Times New Roman" w:hAnsi="Courier New" w:cs="Courier New"/>
+          <w:sz w:val="24"/>
+          <w:szCs w:val="24"/>
+          <w:lang w:eastAsia="en-IN"/>
+        </w:rPr>
+      </w:pPr>
+    </w:p>
+    <w:p>
+      <w:pPr>
+        <w:tabs>
+          <w:tab w:val="left" w:pos="916"/>
+          <w:tab w:val="left" w:pos="1832"/>
+          <w:tab w:val="left" w:pos="2748"/>
+          <w:tab w:val="left" w:pos="3664"/>
+          <w:tab w:val="left" w:pos="4580"/>
+          <w:tab w:val="left" w:pos="5496"/>
+          <w:tab w:val="left" w:pos="6412"/>
+          <w:tab w:val="left" w:pos="7328"/>
+          <w:tab w:val="left" w:pos="8244"/>
+          <w:tab w:val="left" w:pos="9160"/>
+          <w:tab w:val="left" w:pos="10076"/>
+          <w:tab w:val="left" w:pos="10992"/>
+          <w:tab w:val="left" w:pos="11908"/>
+          <w:tab w:val="left" w:pos="12824"/>
+          <w:tab w:val="left" w:pos="13740"/>
+          <w:tab w:val="left" w:pos="14656"/>
+        </w:tabs>
+        <w:spacing w:after="0" w:line="276" w:lineRule="auto"/>
+        <w:rPr>
+          <w:rFonts w:ascii="Courier New" w:eastAsia="Times New Roman" w:hAnsi="Courier New" w:cs="Courier New"/>
+          <w:sz w:val="24"/>
+          <w:szCs w:val="24"/>
+          <w:lang w:eastAsia="en-IN"/>
+        </w:rPr>
+      </w:pPr>
+      <w:r>
+        <w:rPr>
+          <w:rFonts w:ascii="Courier New" w:eastAsia="Times New Roman" w:hAnsi="Courier New" w:cs="Courier New"/>
+          <w:sz w:val="24"/>
+          <w:szCs w:val="24"/>
+          <w:lang w:eastAsia="en-IN"/>
+        </w:rPr>
+        <w:t xml:space="preserve">       </w:t>
       </w:r>
       <w:r>
         <w:rPr>
@@ -11336,10 +11136,10 @@
           <w:lang w:eastAsia="en-IN"/>
         </w:rPr>
         <w:drawing>
-          <wp:inline distT="0" distB="0" distL="0" distR="0" wp14:anchorId="72A30646" wp14:editId="7B6724E7">
-            <wp:extent cx="4114800" cy="2108003"/>
-            <wp:effectExtent l="0" t="0" r="0" b="6985"/>
-            <wp:docPr id="34" name="Picture 34"/>
+          <wp:inline distT="0" distB="0" distL="0" distR="0" wp14:anchorId="694390AB" wp14:editId="1736D717">
+            <wp:extent cx="3994484" cy="1980425"/>
+            <wp:effectExtent l="0" t="0" r="6350" b="1270"/>
+            <wp:docPr id="33" name="Picture 33"/>
             <wp:cNvGraphicFramePr>
               <a:graphicFrameLocks xmlns:a="http://schemas.openxmlformats.org/drawingml/2006/main" noChangeAspect="1"/>
             </wp:cNvGraphicFramePr>
@@ -11359,7 +11159,7 @@
                   <pic:spPr>
                     <a:xfrm>
                       <a:off x="0" y="0"/>
-                      <a:ext cx="4115848" cy="2108540"/>
+                      <a:ext cx="3995501" cy="1980929"/>
                     </a:xfrm>
                     <a:prstGeom prst="rect">
                       <a:avLst/>
@@ -11394,141 +11194,9 @@
         </w:tabs>
         <w:spacing w:after="0" w:line="276" w:lineRule="auto"/>
         <w:rPr>
-          <w:rFonts w:ascii="Courier New" w:eastAsia="Times New Roman" w:hAnsi="Courier New" w:cs="Courier New"/>
-          <w:sz w:val="24"/>
-          <w:szCs w:val="24"/>
-          <w:lang w:eastAsia="en-IN"/>
-        </w:rPr>
-      </w:pPr>
-    </w:p>
-    <w:p>
-      <w:pPr>
-        <w:tabs>
-          <w:tab w:val="left" w:pos="916"/>
-          <w:tab w:val="left" w:pos="1832"/>
-          <w:tab w:val="left" w:pos="2748"/>
-          <w:tab w:val="left" w:pos="3664"/>
-          <w:tab w:val="left" w:pos="4580"/>
-          <w:tab w:val="left" w:pos="5496"/>
-          <w:tab w:val="left" w:pos="6412"/>
-          <w:tab w:val="left" w:pos="7328"/>
-          <w:tab w:val="left" w:pos="8244"/>
-          <w:tab w:val="left" w:pos="9160"/>
-          <w:tab w:val="left" w:pos="10076"/>
-          <w:tab w:val="left" w:pos="10992"/>
-          <w:tab w:val="left" w:pos="11908"/>
-          <w:tab w:val="left" w:pos="12824"/>
-          <w:tab w:val="left" w:pos="13740"/>
-          <w:tab w:val="left" w:pos="14656"/>
-        </w:tabs>
-        <w:spacing w:after="0" w:line="276" w:lineRule="auto"/>
-        <w:rPr>
-          <w:rFonts w:ascii="Courier New" w:eastAsia="Times New Roman" w:hAnsi="Courier New" w:cs="Courier New"/>
-          <w:sz w:val="24"/>
-          <w:szCs w:val="24"/>
-          <w:lang w:eastAsia="en-IN"/>
-        </w:rPr>
-      </w:pPr>
-    </w:p>
-    <w:p>
-      <w:pPr>
-        <w:pStyle w:val="ListParagraph"/>
-        <w:numPr>
-          <w:ilvl w:val="0"/>
-          <w:numId w:val="19"/>
-        </w:numPr>
-        <w:tabs>
-          <w:tab w:val="left" w:pos="916"/>
-          <w:tab w:val="left" w:pos="1832"/>
-          <w:tab w:val="left" w:pos="2748"/>
-          <w:tab w:val="left" w:pos="3664"/>
-          <w:tab w:val="left" w:pos="4580"/>
-          <w:tab w:val="left" w:pos="5496"/>
-          <w:tab w:val="left" w:pos="6412"/>
-          <w:tab w:val="left" w:pos="7328"/>
-          <w:tab w:val="left" w:pos="8244"/>
-          <w:tab w:val="left" w:pos="9160"/>
-          <w:tab w:val="left" w:pos="10076"/>
-          <w:tab w:val="left" w:pos="10992"/>
-          <w:tab w:val="left" w:pos="11908"/>
-          <w:tab w:val="left" w:pos="12824"/>
-          <w:tab w:val="left" w:pos="13740"/>
-          <w:tab w:val="left" w:pos="14656"/>
-        </w:tabs>
-        <w:spacing w:after="0" w:line="276" w:lineRule="auto"/>
-        <w:rPr>
-          <w:rFonts w:ascii="Courier New" w:eastAsia="Times New Roman" w:hAnsi="Courier New" w:cs="Courier New"/>
-          <w:b/>
-          <w:sz w:val="24"/>
-          <w:szCs w:val="24"/>
-          <w:lang w:eastAsia="en-IN"/>
-        </w:rPr>
-      </w:pPr>
-      <w:r>
-        <w:rPr>
           <w:rFonts w:ascii="Times New Roman" w:hAnsi="Times New Roman" w:cs="Times New Roman"/>
-          <w:b/>
-          <w:sz w:val="36"/>
-          <w:szCs w:val="36"/>
-        </w:rPr>
-        <w:t>Advanced</w:t>
-      </w:r>
-    </w:p>
-    <w:p>
-      <w:pPr>
-        <w:tabs>
-          <w:tab w:val="left" w:pos="916"/>
-          <w:tab w:val="left" w:pos="1832"/>
-          <w:tab w:val="left" w:pos="2748"/>
-          <w:tab w:val="left" w:pos="3664"/>
-          <w:tab w:val="left" w:pos="4580"/>
-          <w:tab w:val="left" w:pos="5496"/>
-          <w:tab w:val="left" w:pos="6412"/>
-          <w:tab w:val="left" w:pos="7328"/>
-          <w:tab w:val="left" w:pos="8244"/>
-          <w:tab w:val="left" w:pos="9160"/>
-          <w:tab w:val="left" w:pos="10076"/>
-          <w:tab w:val="left" w:pos="10992"/>
-          <w:tab w:val="left" w:pos="11908"/>
-          <w:tab w:val="left" w:pos="12824"/>
-          <w:tab w:val="left" w:pos="13740"/>
-          <w:tab w:val="left" w:pos="14656"/>
-        </w:tabs>
-        <w:spacing w:after="0" w:line="276" w:lineRule="auto"/>
-        <w:rPr>
-          <w:rFonts w:ascii="Courier New" w:eastAsia="Times New Roman" w:hAnsi="Courier New" w:cs="Courier New"/>
-          <w:sz w:val="24"/>
-          <w:szCs w:val="24"/>
-          <w:lang w:eastAsia="en-IN"/>
-        </w:rPr>
-      </w:pPr>
-    </w:p>
-    <w:p>
-      <w:pPr>
-        <w:tabs>
-          <w:tab w:val="left" w:pos="916"/>
-          <w:tab w:val="left" w:pos="1832"/>
-          <w:tab w:val="left" w:pos="2748"/>
-          <w:tab w:val="left" w:pos="3664"/>
-          <w:tab w:val="left" w:pos="4580"/>
-          <w:tab w:val="left" w:pos="5496"/>
-          <w:tab w:val="left" w:pos="6412"/>
-          <w:tab w:val="left" w:pos="7328"/>
-          <w:tab w:val="left" w:pos="8244"/>
-          <w:tab w:val="left" w:pos="9160"/>
-          <w:tab w:val="left" w:pos="10076"/>
-          <w:tab w:val="left" w:pos="10992"/>
-          <w:tab w:val="left" w:pos="11908"/>
-          <w:tab w:val="left" w:pos="12824"/>
-          <w:tab w:val="left" w:pos="13740"/>
-          <w:tab w:val="left" w:pos="14656"/>
-        </w:tabs>
-        <w:spacing w:after="0" w:line="276" w:lineRule="auto"/>
-        <w:rPr>
-          <w:rFonts w:ascii="Courier New" w:eastAsia="Times New Roman" w:hAnsi="Courier New" w:cs="Courier New"/>
-          <w:sz w:val="24"/>
-          <w:szCs w:val="24"/>
-          <w:lang w:eastAsia="en-IN"/>
+          <w:sz w:val="24"/>
+          <w:szCs w:val="24"/>
         </w:rPr>
       </w:pPr>
       <w:r>
@@ -11537,16 +11205,37 @@
           <w:sz w:val="24"/>
           <w:szCs w:val="24"/>
         </w:rPr>
-        <w:t>26. Find the products that are priced above the average product price.</w:t>
-      </w:r>
-      <w:r>
-        <w:rPr>
-          <w:rFonts w:ascii="Times New Roman" w:hAnsi="Times New Roman" w:cs="Times New Roman"/>
-          <w:sz w:val="24"/>
-          <w:szCs w:val="24"/>
-        </w:rPr>
-        <w:br/>
-      </w:r>
+        <w:t>25.  Find the total amount spent by each customer.</w:t>
+      </w:r>
+    </w:p>
+    <w:p>
+      <w:pPr>
+        <w:tabs>
+          <w:tab w:val="left" w:pos="916"/>
+          <w:tab w:val="left" w:pos="1832"/>
+          <w:tab w:val="left" w:pos="2748"/>
+          <w:tab w:val="left" w:pos="3664"/>
+          <w:tab w:val="left" w:pos="4580"/>
+          <w:tab w:val="left" w:pos="5496"/>
+          <w:tab w:val="left" w:pos="6412"/>
+          <w:tab w:val="left" w:pos="7328"/>
+          <w:tab w:val="left" w:pos="8244"/>
+          <w:tab w:val="left" w:pos="9160"/>
+          <w:tab w:val="left" w:pos="10076"/>
+          <w:tab w:val="left" w:pos="10992"/>
+          <w:tab w:val="left" w:pos="11908"/>
+          <w:tab w:val="left" w:pos="12824"/>
+          <w:tab w:val="left" w:pos="13740"/>
+          <w:tab w:val="left" w:pos="14656"/>
+        </w:tabs>
+        <w:spacing w:after="0" w:line="276" w:lineRule="auto"/>
+        <w:rPr>
+          <w:rFonts w:ascii="Courier New" w:eastAsia="Times New Roman" w:hAnsi="Courier New" w:cs="Courier New"/>
+          <w:sz w:val="24"/>
+          <w:szCs w:val="24"/>
+          <w:lang w:eastAsia="en-IN"/>
+        </w:rPr>
+      </w:pPr>
     </w:p>
     <w:p>
       <w:pPr>
@@ -11580,75 +11269,87 @@
           <w:rFonts w:ascii="Courier New" w:eastAsia="Times New Roman" w:hAnsi="Courier New" w:cs="Courier New"/>
           <w:lang w:eastAsia="en-IN"/>
         </w:rPr>
-        <w:t>SELECT product_name, price FROM products WHERE price &gt; (SELECT AVG(price) FROM products)</w:t>
-      </w:r>
-    </w:p>
-    <w:p>
-      <w:pPr>
-        <w:tabs>
-          <w:tab w:val="left" w:pos="916"/>
-          <w:tab w:val="left" w:pos="1832"/>
-          <w:tab w:val="left" w:pos="2748"/>
-          <w:tab w:val="left" w:pos="3664"/>
-          <w:tab w:val="left" w:pos="4580"/>
-          <w:tab w:val="left" w:pos="5496"/>
-          <w:tab w:val="left" w:pos="6412"/>
-          <w:tab w:val="left" w:pos="7328"/>
-          <w:tab w:val="left" w:pos="8244"/>
-          <w:tab w:val="left" w:pos="9160"/>
-          <w:tab w:val="left" w:pos="10076"/>
-          <w:tab w:val="left" w:pos="10992"/>
-          <w:tab w:val="left" w:pos="11908"/>
-          <w:tab w:val="left" w:pos="12824"/>
-          <w:tab w:val="left" w:pos="13740"/>
-          <w:tab w:val="left" w:pos="14656"/>
-        </w:tabs>
-        <w:spacing w:after="0" w:line="276" w:lineRule="auto"/>
-        <w:ind w:left="720"/>
-        <w:rPr>
-          <w:rFonts w:ascii="Courier New" w:eastAsia="Times New Roman" w:hAnsi="Courier New" w:cs="Courier New"/>
-          <w:sz w:val="24"/>
-          <w:szCs w:val="24"/>
-          <w:lang w:eastAsia="en-IN"/>
-        </w:rPr>
-      </w:pPr>
-    </w:p>
-    <w:p>
-      <w:pPr>
-        <w:tabs>
-          <w:tab w:val="left" w:pos="916"/>
-          <w:tab w:val="left" w:pos="1832"/>
-          <w:tab w:val="left" w:pos="2748"/>
-          <w:tab w:val="left" w:pos="3664"/>
-          <w:tab w:val="left" w:pos="4580"/>
-          <w:tab w:val="left" w:pos="5496"/>
-          <w:tab w:val="left" w:pos="6412"/>
-          <w:tab w:val="left" w:pos="7328"/>
-          <w:tab w:val="left" w:pos="8244"/>
-          <w:tab w:val="left" w:pos="9160"/>
-          <w:tab w:val="left" w:pos="10076"/>
-          <w:tab w:val="left" w:pos="10992"/>
-          <w:tab w:val="left" w:pos="11908"/>
-          <w:tab w:val="left" w:pos="12824"/>
-          <w:tab w:val="left" w:pos="13740"/>
-          <w:tab w:val="left" w:pos="14656"/>
-        </w:tabs>
-        <w:spacing w:after="0" w:line="276" w:lineRule="auto"/>
-        <w:rPr>
-          <w:rFonts w:ascii="Courier New" w:eastAsia="Times New Roman" w:hAnsi="Courier New" w:cs="Courier New"/>
-          <w:sz w:val="24"/>
-          <w:szCs w:val="24"/>
-          <w:lang w:eastAsia="en-IN"/>
-        </w:rPr>
-      </w:pPr>
-      <w:r>
-        <w:rPr>
-          <w:rFonts w:ascii="Courier New" w:eastAsia="Times New Roman" w:hAnsi="Courier New" w:cs="Courier New"/>
-          <w:sz w:val="24"/>
-          <w:szCs w:val="24"/>
-          <w:lang w:eastAsia="en-IN"/>
-        </w:rPr>
-        <w:t xml:space="preserve">        </w:t>
+        <w:t>SELECT customers.customer_name, SUM(orders.total_amount) AS       total_spent FROM customers INNER JOIN orders ON customers.customer_id = orders.customer_id</w:t>
+      </w:r>
+      <w:r>
+        <w:rPr>
+          <w:rFonts w:ascii="Courier New" w:eastAsia="Times New Roman" w:hAnsi="Courier New" w:cs="Courier New"/>
+          <w:lang w:eastAsia="en-IN"/>
+        </w:rPr>
+        <w:t xml:space="preserve"> </w:t>
+      </w:r>
+      <w:r>
+        <w:rPr>
+          <w:rFonts w:ascii="Courier New" w:eastAsia="Times New Roman" w:hAnsi="Courier New" w:cs="Courier New"/>
+          <w:lang w:eastAsia="en-IN"/>
+        </w:rPr>
+        <w:t>GROUP BY customers.customer_name</w:t>
+      </w:r>
+    </w:p>
+    <w:p>
+      <w:pPr>
+        <w:tabs>
+          <w:tab w:val="left" w:pos="916"/>
+          <w:tab w:val="left" w:pos="1832"/>
+          <w:tab w:val="left" w:pos="2748"/>
+          <w:tab w:val="left" w:pos="3664"/>
+          <w:tab w:val="left" w:pos="4580"/>
+          <w:tab w:val="left" w:pos="5496"/>
+          <w:tab w:val="left" w:pos="6412"/>
+          <w:tab w:val="left" w:pos="7328"/>
+          <w:tab w:val="left" w:pos="8244"/>
+          <w:tab w:val="left" w:pos="9160"/>
+          <w:tab w:val="left" w:pos="10076"/>
+          <w:tab w:val="left" w:pos="10992"/>
+          <w:tab w:val="left" w:pos="11908"/>
+          <w:tab w:val="left" w:pos="12824"/>
+          <w:tab w:val="left" w:pos="13740"/>
+          <w:tab w:val="left" w:pos="14656"/>
+        </w:tabs>
+        <w:spacing w:after="0" w:line="276" w:lineRule="auto"/>
+        <w:rPr>
+          <w:rFonts w:ascii="Courier New" w:eastAsia="Times New Roman" w:hAnsi="Courier New" w:cs="Courier New"/>
+          <w:lang w:eastAsia="en-IN"/>
+        </w:rPr>
+      </w:pPr>
+    </w:p>
+    <w:p>
+      <w:pPr>
+        <w:tabs>
+          <w:tab w:val="left" w:pos="916"/>
+          <w:tab w:val="left" w:pos="1832"/>
+          <w:tab w:val="left" w:pos="2748"/>
+          <w:tab w:val="left" w:pos="3664"/>
+          <w:tab w:val="left" w:pos="4580"/>
+          <w:tab w:val="left" w:pos="5496"/>
+          <w:tab w:val="left" w:pos="6412"/>
+          <w:tab w:val="left" w:pos="7328"/>
+          <w:tab w:val="left" w:pos="8244"/>
+          <w:tab w:val="left" w:pos="9160"/>
+          <w:tab w:val="left" w:pos="10076"/>
+          <w:tab w:val="left" w:pos="10992"/>
+          <w:tab w:val="left" w:pos="11908"/>
+          <w:tab w:val="left" w:pos="12824"/>
+          <w:tab w:val="left" w:pos="13740"/>
+          <w:tab w:val="left" w:pos="14656"/>
+        </w:tabs>
+        <w:spacing w:after="0" w:line="276" w:lineRule="auto"/>
+        <w:rPr>
+          <w:rFonts w:ascii="Courier New" w:eastAsia="Times New Roman" w:hAnsi="Courier New" w:cs="Courier New"/>
+          <w:sz w:val="24"/>
+          <w:szCs w:val="24"/>
+          <w:lang w:eastAsia="en-IN"/>
+        </w:rPr>
+      </w:pPr>
+      <w:r>
+        <w:rPr>
+          <w:rFonts w:ascii="Courier New" w:eastAsia="Times New Roman" w:hAnsi="Courier New" w:cs="Courier New"/>
+          <w:sz w:val="24"/>
+          <w:szCs w:val="24"/>
+          <w:lang w:eastAsia="en-IN"/>
+        </w:rPr>
+        <w:lastRenderedPageBreak/>
+        <w:t xml:space="preserve">      </w:t>
       </w:r>
       <w:r>
         <w:rPr>
@@ -11659,10 +11360,10 @@
           <w:lang w:eastAsia="en-IN"/>
         </w:rPr>
         <w:drawing>
-          <wp:inline distT="0" distB="0" distL="0" distR="0" wp14:anchorId="29A58425" wp14:editId="3034E33E">
-            <wp:extent cx="3907733" cy="2588342"/>
-            <wp:effectExtent l="0" t="0" r="0" b="2540"/>
-            <wp:docPr id="21" name="Picture 21"/>
+          <wp:inline distT="0" distB="0" distL="0" distR="0" wp14:anchorId="72A30646" wp14:editId="7B6724E7">
+            <wp:extent cx="4114800" cy="2108003"/>
+            <wp:effectExtent l="0" t="0" r="0" b="6985"/>
+            <wp:docPr id="34" name="Picture 34"/>
             <wp:cNvGraphicFramePr>
               <a:graphicFrameLocks xmlns:a="http://schemas.openxmlformats.org/drawingml/2006/main" noChangeAspect="1"/>
             </wp:cNvGraphicFramePr>
@@ -11682,7 +11383,7 @@
                   <pic:spPr>
                     <a:xfrm>
                       <a:off x="0" y="0"/>
-                      <a:ext cx="3945172" cy="2613140"/>
+                      <a:ext cx="4115848" cy="2108540"/>
                     </a:xfrm>
                     <a:prstGeom prst="rect">
                       <a:avLst/>
@@ -11746,9 +11447,112 @@
         </w:tabs>
         <w:spacing w:after="0" w:line="276" w:lineRule="auto"/>
         <w:rPr>
+          <w:rFonts w:ascii="Courier New" w:eastAsia="Times New Roman" w:hAnsi="Courier New" w:cs="Courier New"/>
+          <w:sz w:val="24"/>
+          <w:szCs w:val="24"/>
+          <w:lang w:eastAsia="en-IN"/>
+        </w:rPr>
+      </w:pPr>
+    </w:p>
+    <w:p>
+      <w:pPr>
+        <w:pStyle w:val="ListParagraph"/>
+        <w:numPr>
+          <w:ilvl w:val="0"/>
+          <w:numId w:val="19"/>
+        </w:numPr>
+        <w:tabs>
+          <w:tab w:val="left" w:pos="916"/>
+          <w:tab w:val="left" w:pos="1832"/>
+          <w:tab w:val="left" w:pos="2748"/>
+          <w:tab w:val="left" w:pos="3664"/>
+          <w:tab w:val="left" w:pos="4580"/>
+          <w:tab w:val="left" w:pos="5496"/>
+          <w:tab w:val="left" w:pos="6412"/>
+          <w:tab w:val="left" w:pos="7328"/>
+          <w:tab w:val="left" w:pos="8244"/>
+          <w:tab w:val="left" w:pos="9160"/>
+          <w:tab w:val="left" w:pos="10076"/>
+          <w:tab w:val="left" w:pos="10992"/>
+          <w:tab w:val="left" w:pos="11908"/>
+          <w:tab w:val="left" w:pos="12824"/>
+          <w:tab w:val="left" w:pos="13740"/>
+          <w:tab w:val="left" w:pos="14656"/>
+        </w:tabs>
+        <w:spacing w:after="0" w:line="276" w:lineRule="auto"/>
+        <w:rPr>
+          <w:rFonts w:ascii="Courier New" w:eastAsia="Times New Roman" w:hAnsi="Courier New" w:cs="Courier New"/>
+          <w:b/>
+          <w:sz w:val="24"/>
+          <w:szCs w:val="24"/>
+          <w:lang w:eastAsia="en-IN"/>
+        </w:rPr>
+      </w:pPr>
+      <w:r>
+        <w:rPr>
           <w:rFonts w:ascii="Times New Roman" w:hAnsi="Times New Roman" w:cs="Times New Roman"/>
-          <w:sz w:val="24"/>
-          <w:szCs w:val="24"/>
+          <w:b/>
+          <w:sz w:val="36"/>
+          <w:szCs w:val="36"/>
+        </w:rPr>
+        <w:t>Advanced</w:t>
+      </w:r>
+    </w:p>
+    <w:p>
+      <w:pPr>
+        <w:tabs>
+          <w:tab w:val="left" w:pos="916"/>
+          <w:tab w:val="left" w:pos="1832"/>
+          <w:tab w:val="left" w:pos="2748"/>
+          <w:tab w:val="left" w:pos="3664"/>
+          <w:tab w:val="left" w:pos="4580"/>
+          <w:tab w:val="left" w:pos="5496"/>
+          <w:tab w:val="left" w:pos="6412"/>
+          <w:tab w:val="left" w:pos="7328"/>
+          <w:tab w:val="left" w:pos="8244"/>
+          <w:tab w:val="left" w:pos="9160"/>
+          <w:tab w:val="left" w:pos="10076"/>
+          <w:tab w:val="left" w:pos="10992"/>
+          <w:tab w:val="left" w:pos="11908"/>
+          <w:tab w:val="left" w:pos="12824"/>
+          <w:tab w:val="left" w:pos="13740"/>
+          <w:tab w:val="left" w:pos="14656"/>
+        </w:tabs>
+        <w:spacing w:after="0" w:line="276" w:lineRule="auto"/>
+        <w:rPr>
+          <w:rFonts w:ascii="Courier New" w:eastAsia="Times New Roman" w:hAnsi="Courier New" w:cs="Courier New"/>
+          <w:sz w:val="24"/>
+          <w:szCs w:val="24"/>
+          <w:lang w:eastAsia="en-IN"/>
+        </w:rPr>
+      </w:pPr>
+    </w:p>
+    <w:p>
+      <w:pPr>
+        <w:tabs>
+          <w:tab w:val="left" w:pos="916"/>
+          <w:tab w:val="left" w:pos="1832"/>
+          <w:tab w:val="left" w:pos="2748"/>
+          <w:tab w:val="left" w:pos="3664"/>
+          <w:tab w:val="left" w:pos="4580"/>
+          <w:tab w:val="left" w:pos="5496"/>
+          <w:tab w:val="left" w:pos="6412"/>
+          <w:tab w:val="left" w:pos="7328"/>
+          <w:tab w:val="left" w:pos="8244"/>
+          <w:tab w:val="left" w:pos="9160"/>
+          <w:tab w:val="left" w:pos="10076"/>
+          <w:tab w:val="left" w:pos="10992"/>
+          <w:tab w:val="left" w:pos="11908"/>
+          <w:tab w:val="left" w:pos="12824"/>
+          <w:tab w:val="left" w:pos="13740"/>
+          <w:tab w:val="left" w:pos="14656"/>
+        </w:tabs>
+        <w:spacing w:after="0" w:line="276" w:lineRule="auto"/>
+        <w:rPr>
+          <w:rFonts w:ascii="Courier New" w:eastAsia="Times New Roman" w:hAnsi="Courier New" w:cs="Courier New"/>
+          <w:sz w:val="24"/>
+          <w:szCs w:val="24"/>
+          <w:lang w:eastAsia="en-IN"/>
         </w:rPr>
       </w:pPr>
       <w:r>
@@ -11757,37 +11561,16 @@
           <w:sz w:val="24"/>
           <w:szCs w:val="24"/>
         </w:rPr>
-        <w:t>27.  Rank the products based on their price from highest to lowest.</w:t>
-      </w:r>
-    </w:p>
-    <w:p>
-      <w:pPr>
-        <w:tabs>
-          <w:tab w:val="left" w:pos="916"/>
-          <w:tab w:val="left" w:pos="1832"/>
-          <w:tab w:val="left" w:pos="2748"/>
-          <w:tab w:val="left" w:pos="3664"/>
-          <w:tab w:val="left" w:pos="4580"/>
-          <w:tab w:val="left" w:pos="5496"/>
-          <w:tab w:val="left" w:pos="6412"/>
-          <w:tab w:val="left" w:pos="7328"/>
-          <w:tab w:val="left" w:pos="8244"/>
-          <w:tab w:val="left" w:pos="9160"/>
-          <w:tab w:val="left" w:pos="10076"/>
-          <w:tab w:val="left" w:pos="10992"/>
-          <w:tab w:val="left" w:pos="11908"/>
-          <w:tab w:val="left" w:pos="12824"/>
-          <w:tab w:val="left" w:pos="13740"/>
-          <w:tab w:val="left" w:pos="14656"/>
-        </w:tabs>
-        <w:spacing w:after="0" w:line="276" w:lineRule="auto"/>
-        <w:rPr>
-          <w:rFonts w:ascii="Times New Roman" w:eastAsia="Times New Roman" w:hAnsi="Times New Roman" w:cs="Times New Roman"/>
-          <w:sz w:val="24"/>
-          <w:szCs w:val="24"/>
-          <w:lang w:eastAsia="en-IN"/>
-        </w:rPr>
-      </w:pPr>
+        <w:t>26. Find the products that are priced above the average product price.</w:t>
+      </w:r>
+      <w:r>
+        <w:rPr>
+          <w:rFonts w:ascii="Times New Roman" w:hAnsi="Times New Roman" w:cs="Times New Roman"/>
+          <w:sz w:val="24"/>
+          <w:szCs w:val="24"/>
+        </w:rPr>
+        <w:br/>
+      </w:r>
     </w:p>
     <w:p>
       <w:pPr>
@@ -11821,75 +11604,75 @@
           <w:rFonts w:ascii="Courier New" w:eastAsia="Times New Roman" w:hAnsi="Courier New" w:cs="Courier New"/>
           <w:lang w:eastAsia="en-IN"/>
         </w:rPr>
-        <w:t>SELECT product_name, price, RANK() OVER(ORDER BY price DESC) AS price_rank FROM products</w:t>
-      </w:r>
-    </w:p>
-    <w:p>
-      <w:pPr>
-        <w:tabs>
-          <w:tab w:val="left" w:pos="916"/>
-          <w:tab w:val="left" w:pos="1832"/>
-          <w:tab w:val="left" w:pos="2748"/>
-          <w:tab w:val="left" w:pos="3664"/>
-          <w:tab w:val="left" w:pos="4580"/>
-          <w:tab w:val="left" w:pos="5496"/>
-          <w:tab w:val="left" w:pos="6412"/>
-          <w:tab w:val="left" w:pos="7328"/>
-          <w:tab w:val="left" w:pos="8244"/>
-          <w:tab w:val="left" w:pos="9160"/>
-          <w:tab w:val="left" w:pos="10076"/>
-          <w:tab w:val="left" w:pos="10992"/>
-          <w:tab w:val="left" w:pos="11908"/>
-          <w:tab w:val="left" w:pos="12824"/>
-          <w:tab w:val="left" w:pos="13740"/>
-          <w:tab w:val="left" w:pos="14656"/>
-        </w:tabs>
-        <w:spacing w:after="0" w:line="276" w:lineRule="auto"/>
-        <w:rPr>
-          <w:rFonts w:ascii="Courier New" w:eastAsia="Times New Roman" w:hAnsi="Courier New" w:cs="Courier New"/>
-          <w:sz w:val="24"/>
-          <w:szCs w:val="24"/>
-          <w:lang w:eastAsia="en-IN"/>
-        </w:rPr>
-      </w:pPr>
-    </w:p>
-    <w:p>
-      <w:pPr>
-        <w:tabs>
-          <w:tab w:val="left" w:pos="916"/>
-          <w:tab w:val="left" w:pos="1832"/>
-          <w:tab w:val="left" w:pos="2748"/>
-          <w:tab w:val="left" w:pos="3664"/>
-          <w:tab w:val="left" w:pos="4580"/>
-          <w:tab w:val="left" w:pos="5496"/>
-          <w:tab w:val="left" w:pos="6412"/>
-          <w:tab w:val="left" w:pos="7328"/>
-          <w:tab w:val="left" w:pos="8244"/>
-          <w:tab w:val="left" w:pos="9160"/>
-          <w:tab w:val="left" w:pos="10076"/>
-          <w:tab w:val="left" w:pos="10992"/>
-          <w:tab w:val="left" w:pos="11908"/>
-          <w:tab w:val="left" w:pos="12824"/>
-          <w:tab w:val="left" w:pos="13740"/>
-          <w:tab w:val="left" w:pos="14656"/>
-        </w:tabs>
-        <w:spacing w:after="0" w:line="276" w:lineRule="auto"/>
-        <w:rPr>
-          <w:rFonts w:ascii="Courier New" w:eastAsia="Times New Roman" w:hAnsi="Courier New" w:cs="Courier New"/>
-          <w:sz w:val="24"/>
-          <w:szCs w:val="24"/>
-          <w:lang w:eastAsia="en-IN"/>
-        </w:rPr>
-      </w:pPr>
-      <w:r>
-        <w:rPr>
-          <w:rFonts w:ascii="Courier New" w:eastAsia="Times New Roman" w:hAnsi="Courier New" w:cs="Courier New"/>
-          <w:sz w:val="24"/>
-          <w:szCs w:val="24"/>
-          <w:lang w:eastAsia="en-IN"/>
-        </w:rPr>
-        <w:lastRenderedPageBreak/>
-        <w:t xml:space="preserve">       </w:t>
+        <w:t>SELECT product_name, price FROM products WHERE price &gt; (SELECT AVG(price) FROM products)</w:t>
+      </w:r>
+    </w:p>
+    <w:p>
+      <w:pPr>
+        <w:tabs>
+          <w:tab w:val="left" w:pos="916"/>
+          <w:tab w:val="left" w:pos="1832"/>
+          <w:tab w:val="left" w:pos="2748"/>
+          <w:tab w:val="left" w:pos="3664"/>
+          <w:tab w:val="left" w:pos="4580"/>
+          <w:tab w:val="left" w:pos="5496"/>
+          <w:tab w:val="left" w:pos="6412"/>
+          <w:tab w:val="left" w:pos="7328"/>
+          <w:tab w:val="left" w:pos="8244"/>
+          <w:tab w:val="left" w:pos="9160"/>
+          <w:tab w:val="left" w:pos="10076"/>
+          <w:tab w:val="left" w:pos="10992"/>
+          <w:tab w:val="left" w:pos="11908"/>
+          <w:tab w:val="left" w:pos="12824"/>
+          <w:tab w:val="left" w:pos="13740"/>
+          <w:tab w:val="left" w:pos="14656"/>
+        </w:tabs>
+        <w:spacing w:after="0" w:line="276" w:lineRule="auto"/>
+        <w:ind w:left="720"/>
+        <w:rPr>
+          <w:rFonts w:ascii="Courier New" w:eastAsia="Times New Roman" w:hAnsi="Courier New" w:cs="Courier New"/>
+          <w:sz w:val="24"/>
+          <w:szCs w:val="24"/>
+          <w:lang w:eastAsia="en-IN"/>
+        </w:rPr>
+      </w:pPr>
+    </w:p>
+    <w:p>
+      <w:pPr>
+        <w:tabs>
+          <w:tab w:val="left" w:pos="916"/>
+          <w:tab w:val="left" w:pos="1832"/>
+          <w:tab w:val="left" w:pos="2748"/>
+          <w:tab w:val="left" w:pos="3664"/>
+          <w:tab w:val="left" w:pos="4580"/>
+          <w:tab w:val="left" w:pos="5496"/>
+          <w:tab w:val="left" w:pos="6412"/>
+          <w:tab w:val="left" w:pos="7328"/>
+          <w:tab w:val="left" w:pos="8244"/>
+          <w:tab w:val="left" w:pos="9160"/>
+          <w:tab w:val="left" w:pos="10076"/>
+          <w:tab w:val="left" w:pos="10992"/>
+          <w:tab w:val="left" w:pos="11908"/>
+          <w:tab w:val="left" w:pos="12824"/>
+          <w:tab w:val="left" w:pos="13740"/>
+          <w:tab w:val="left" w:pos="14656"/>
+        </w:tabs>
+        <w:spacing w:after="0" w:line="276" w:lineRule="auto"/>
+        <w:rPr>
+          <w:rFonts w:ascii="Courier New" w:eastAsia="Times New Roman" w:hAnsi="Courier New" w:cs="Courier New"/>
+          <w:sz w:val="24"/>
+          <w:szCs w:val="24"/>
+          <w:lang w:eastAsia="en-IN"/>
+        </w:rPr>
+      </w:pPr>
+      <w:r>
+        <w:rPr>
+          <w:rFonts w:ascii="Courier New" w:eastAsia="Times New Roman" w:hAnsi="Courier New" w:cs="Courier New"/>
+          <w:sz w:val="24"/>
+          <w:szCs w:val="24"/>
+          <w:lang w:eastAsia="en-IN"/>
+        </w:rPr>
+        <w:t xml:space="preserve">        </w:t>
       </w:r>
       <w:r>
         <w:rPr>
@@ -11900,10 +11683,10 @@
           <w:lang w:eastAsia="en-IN"/>
         </w:rPr>
         <w:drawing>
-          <wp:inline distT="0" distB="0" distL="0" distR="0" wp14:anchorId="78D0B897" wp14:editId="73E91772">
-            <wp:extent cx="3700666" cy="2207260"/>
+          <wp:inline distT="0" distB="0" distL="0" distR="0" wp14:anchorId="29A58425" wp14:editId="3034E33E">
+            <wp:extent cx="3907733" cy="2588342"/>
             <wp:effectExtent l="0" t="0" r="0" b="2540"/>
-            <wp:docPr id="22" name="Picture 22"/>
+            <wp:docPr id="21" name="Picture 21"/>
             <wp:cNvGraphicFramePr>
               <a:graphicFrameLocks xmlns:a="http://schemas.openxmlformats.org/drawingml/2006/main" noChangeAspect="1"/>
             </wp:cNvGraphicFramePr>
@@ -11923,6 +11706,247 @@
                   <pic:spPr>
                     <a:xfrm>
                       <a:off x="0" y="0"/>
+                      <a:ext cx="3945172" cy="2613140"/>
+                    </a:xfrm>
+                    <a:prstGeom prst="rect">
+                      <a:avLst/>
+                    </a:prstGeom>
+                  </pic:spPr>
+                </pic:pic>
+              </a:graphicData>
+            </a:graphic>
+          </wp:inline>
+        </w:drawing>
+      </w:r>
+    </w:p>
+    <w:p>
+      <w:pPr>
+        <w:tabs>
+          <w:tab w:val="left" w:pos="916"/>
+          <w:tab w:val="left" w:pos="1832"/>
+          <w:tab w:val="left" w:pos="2748"/>
+          <w:tab w:val="left" w:pos="3664"/>
+          <w:tab w:val="left" w:pos="4580"/>
+          <w:tab w:val="left" w:pos="5496"/>
+          <w:tab w:val="left" w:pos="6412"/>
+          <w:tab w:val="left" w:pos="7328"/>
+          <w:tab w:val="left" w:pos="8244"/>
+          <w:tab w:val="left" w:pos="9160"/>
+          <w:tab w:val="left" w:pos="10076"/>
+          <w:tab w:val="left" w:pos="10992"/>
+          <w:tab w:val="left" w:pos="11908"/>
+          <w:tab w:val="left" w:pos="12824"/>
+          <w:tab w:val="left" w:pos="13740"/>
+          <w:tab w:val="left" w:pos="14656"/>
+        </w:tabs>
+        <w:spacing w:after="0" w:line="276" w:lineRule="auto"/>
+        <w:rPr>
+          <w:rFonts w:ascii="Courier New" w:eastAsia="Times New Roman" w:hAnsi="Courier New" w:cs="Courier New"/>
+          <w:sz w:val="24"/>
+          <w:szCs w:val="24"/>
+          <w:lang w:eastAsia="en-IN"/>
+        </w:rPr>
+      </w:pPr>
+    </w:p>
+    <w:p>
+      <w:pPr>
+        <w:tabs>
+          <w:tab w:val="left" w:pos="916"/>
+          <w:tab w:val="left" w:pos="1832"/>
+          <w:tab w:val="left" w:pos="2748"/>
+          <w:tab w:val="left" w:pos="3664"/>
+          <w:tab w:val="left" w:pos="4580"/>
+          <w:tab w:val="left" w:pos="5496"/>
+          <w:tab w:val="left" w:pos="6412"/>
+          <w:tab w:val="left" w:pos="7328"/>
+          <w:tab w:val="left" w:pos="8244"/>
+          <w:tab w:val="left" w:pos="9160"/>
+          <w:tab w:val="left" w:pos="10076"/>
+          <w:tab w:val="left" w:pos="10992"/>
+          <w:tab w:val="left" w:pos="11908"/>
+          <w:tab w:val="left" w:pos="12824"/>
+          <w:tab w:val="left" w:pos="13740"/>
+          <w:tab w:val="left" w:pos="14656"/>
+        </w:tabs>
+        <w:spacing w:after="0" w:line="276" w:lineRule="auto"/>
+        <w:rPr>
+          <w:rFonts w:ascii="Times New Roman" w:hAnsi="Times New Roman" w:cs="Times New Roman"/>
+          <w:sz w:val="24"/>
+          <w:szCs w:val="24"/>
+        </w:rPr>
+      </w:pPr>
+      <w:r>
+        <w:rPr>
+          <w:rFonts w:ascii="Times New Roman" w:hAnsi="Times New Roman" w:cs="Times New Roman"/>
+          <w:sz w:val="24"/>
+          <w:szCs w:val="24"/>
+        </w:rPr>
+        <w:t>27.  Rank the products based on their price from highest to lowest.</w:t>
+      </w:r>
+    </w:p>
+    <w:p>
+      <w:pPr>
+        <w:tabs>
+          <w:tab w:val="left" w:pos="916"/>
+          <w:tab w:val="left" w:pos="1832"/>
+          <w:tab w:val="left" w:pos="2748"/>
+          <w:tab w:val="left" w:pos="3664"/>
+          <w:tab w:val="left" w:pos="4580"/>
+          <w:tab w:val="left" w:pos="5496"/>
+          <w:tab w:val="left" w:pos="6412"/>
+          <w:tab w:val="left" w:pos="7328"/>
+          <w:tab w:val="left" w:pos="8244"/>
+          <w:tab w:val="left" w:pos="9160"/>
+          <w:tab w:val="left" w:pos="10076"/>
+          <w:tab w:val="left" w:pos="10992"/>
+          <w:tab w:val="left" w:pos="11908"/>
+          <w:tab w:val="left" w:pos="12824"/>
+          <w:tab w:val="left" w:pos="13740"/>
+          <w:tab w:val="left" w:pos="14656"/>
+        </w:tabs>
+        <w:spacing w:after="0" w:line="276" w:lineRule="auto"/>
+        <w:rPr>
+          <w:rFonts w:ascii="Times New Roman" w:eastAsia="Times New Roman" w:hAnsi="Times New Roman" w:cs="Times New Roman"/>
+          <w:sz w:val="24"/>
+          <w:szCs w:val="24"/>
+          <w:lang w:eastAsia="en-IN"/>
+        </w:rPr>
+      </w:pPr>
+    </w:p>
+    <w:p>
+      <w:pPr>
+        <w:tabs>
+          <w:tab w:val="left" w:pos="916"/>
+          <w:tab w:val="left" w:pos="1832"/>
+          <w:tab w:val="left" w:pos="2748"/>
+          <w:tab w:val="left" w:pos="3664"/>
+          <w:tab w:val="left" w:pos="4580"/>
+          <w:tab w:val="left" w:pos="5496"/>
+          <w:tab w:val="left" w:pos="6412"/>
+          <w:tab w:val="left" w:pos="7328"/>
+          <w:tab w:val="left" w:pos="8244"/>
+          <w:tab w:val="left" w:pos="9160"/>
+          <w:tab w:val="left" w:pos="10076"/>
+          <w:tab w:val="left" w:pos="10992"/>
+          <w:tab w:val="left" w:pos="11908"/>
+          <w:tab w:val="left" w:pos="12824"/>
+          <w:tab w:val="left" w:pos="13740"/>
+          <w:tab w:val="left" w:pos="14656"/>
+        </w:tabs>
+        <w:spacing w:after="0" w:line="276" w:lineRule="auto"/>
+        <w:ind w:left="720"/>
+        <w:rPr>
+          <w:rFonts w:ascii="Courier New" w:eastAsia="Times New Roman" w:hAnsi="Courier New" w:cs="Courier New"/>
+          <w:lang w:eastAsia="en-IN"/>
+        </w:rPr>
+      </w:pPr>
+      <w:r>
+        <w:rPr>
+          <w:rFonts w:ascii="Courier New" w:eastAsia="Times New Roman" w:hAnsi="Courier New" w:cs="Courier New"/>
+          <w:lang w:eastAsia="en-IN"/>
+        </w:rPr>
+        <w:t>SELECT product_name, price, RANK() OVER(ORDER BY price DESC) AS price_rank FROM products</w:t>
+      </w:r>
+    </w:p>
+    <w:p>
+      <w:pPr>
+        <w:tabs>
+          <w:tab w:val="left" w:pos="916"/>
+          <w:tab w:val="left" w:pos="1832"/>
+          <w:tab w:val="left" w:pos="2748"/>
+          <w:tab w:val="left" w:pos="3664"/>
+          <w:tab w:val="left" w:pos="4580"/>
+          <w:tab w:val="left" w:pos="5496"/>
+          <w:tab w:val="left" w:pos="6412"/>
+          <w:tab w:val="left" w:pos="7328"/>
+          <w:tab w:val="left" w:pos="8244"/>
+          <w:tab w:val="left" w:pos="9160"/>
+          <w:tab w:val="left" w:pos="10076"/>
+          <w:tab w:val="left" w:pos="10992"/>
+          <w:tab w:val="left" w:pos="11908"/>
+          <w:tab w:val="left" w:pos="12824"/>
+          <w:tab w:val="left" w:pos="13740"/>
+          <w:tab w:val="left" w:pos="14656"/>
+        </w:tabs>
+        <w:spacing w:after="0" w:line="276" w:lineRule="auto"/>
+        <w:rPr>
+          <w:rFonts w:ascii="Courier New" w:eastAsia="Times New Roman" w:hAnsi="Courier New" w:cs="Courier New"/>
+          <w:sz w:val="24"/>
+          <w:szCs w:val="24"/>
+          <w:lang w:eastAsia="en-IN"/>
+        </w:rPr>
+      </w:pPr>
+    </w:p>
+    <w:p>
+      <w:pPr>
+        <w:tabs>
+          <w:tab w:val="left" w:pos="916"/>
+          <w:tab w:val="left" w:pos="1832"/>
+          <w:tab w:val="left" w:pos="2748"/>
+          <w:tab w:val="left" w:pos="3664"/>
+          <w:tab w:val="left" w:pos="4580"/>
+          <w:tab w:val="left" w:pos="5496"/>
+          <w:tab w:val="left" w:pos="6412"/>
+          <w:tab w:val="left" w:pos="7328"/>
+          <w:tab w:val="left" w:pos="8244"/>
+          <w:tab w:val="left" w:pos="9160"/>
+          <w:tab w:val="left" w:pos="10076"/>
+          <w:tab w:val="left" w:pos="10992"/>
+          <w:tab w:val="left" w:pos="11908"/>
+          <w:tab w:val="left" w:pos="12824"/>
+          <w:tab w:val="left" w:pos="13740"/>
+          <w:tab w:val="left" w:pos="14656"/>
+        </w:tabs>
+        <w:spacing w:after="0" w:line="276" w:lineRule="auto"/>
+        <w:rPr>
+          <w:rFonts w:ascii="Courier New" w:eastAsia="Times New Roman" w:hAnsi="Courier New" w:cs="Courier New"/>
+          <w:sz w:val="24"/>
+          <w:szCs w:val="24"/>
+          <w:lang w:eastAsia="en-IN"/>
+        </w:rPr>
+      </w:pPr>
+      <w:r>
+        <w:rPr>
+          <w:rFonts w:ascii="Courier New" w:eastAsia="Times New Roman" w:hAnsi="Courier New" w:cs="Courier New"/>
+          <w:sz w:val="24"/>
+          <w:szCs w:val="24"/>
+          <w:lang w:eastAsia="en-IN"/>
+        </w:rPr>
+        <w:lastRenderedPageBreak/>
+        <w:t xml:space="preserve">       </w:t>
+      </w:r>
+      <w:r>
+        <w:rPr>
+          <w:rFonts w:ascii="Courier New" w:eastAsia="Times New Roman" w:hAnsi="Courier New" w:cs="Courier New"/>
+          <w:noProof/>
+          <w:sz w:val="24"/>
+          <w:szCs w:val="24"/>
+          <w:lang w:eastAsia="en-IN"/>
+        </w:rPr>
+        <w:drawing>
+          <wp:inline distT="0" distB="0" distL="0" distR="0" wp14:anchorId="78D0B897" wp14:editId="73E91772">
+            <wp:extent cx="3700666" cy="2207260"/>
+            <wp:effectExtent l="0" t="0" r="0" b="2540"/>
+            <wp:docPr id="22" name="Picture 22"/>
+            <wp:cNvGraphicFramePr>
+              <a:graphicFrameLocks xmlns:a="http://schemas.openxmlformats.org/drawingml/2006/main" noChangeAspect="1"/>
+            </wp:cNvGraphicFramePr>
+            <a:graphic xmlns:a="http://schemas.openxmlformats.org/drawingml/2006/main">
+              <a:graphicData uri="http://schemas.openxmlformats.org/drawingml/2006/picture">
+                <pic:pic xmlns:pic="http://schemas.openxmlformats.org/drawingml/2006/picture">
+                  <pic:nvPicPr>
+                    <pic:cNvPr id="1" name=""/>
+                    <pic:cNvPicPr/>
+                  </pic:nvPicPr>
+                  <pic:blipFill>
+                    <a:blip r:embed="rId36"/>
+                    <a:stretch>
+                      <a:fillRect/>
+                    </a:stretch>
+                  </pic:blipFill>
+                  <pic:spPr>
+                    <a:xfrm>
+                      <a:off x="0" y="0"/>
                       <a:ext cx="3701612" cy="2207824"/>
                     </a:xfrm>
                     <a:prstGeom prst="rect">
@@ -12167,18 +12191,18 @@
           <w:lang w:eastAsia="en-IN"/>
         </w:rPr>
         <w:drawing>
-          <wp:anchor distT="0" distB="0" distL="114300" distR="114300" simplePos="0" relativeHeight="251658240" behindDoc="1" locked="0" layoutInCell="1" allowOverlap="1" wp14:anchorId="25EB10B3">
+          <wp:anchor distT="0" distB="0" distL="114300" distR="114300" simplePos="0" relativeHeight="251660288" behindDoc="1" locked="0" layoutInCell="1" allowOverlap="1" wp14:anchorId="3AC4D450" wp14:editId="2C11D1C3">
             <wp:simplePos x="0" y="0"/>
             <wp:positionH relativeFrom="column">
-              <wp:posOffset>685399</wp:posOffset>
+              <wp:posOffset>571500</wp:posOffset>
             </wp:positionH>
             <wp:positionV relativeFrom="paragraph">
-              <wp:posOffset>60626</wp:posOffset>
+              <wp:posOffset>76835</wp:posOffset>
             </wp:positionV>
-            <wp:extent cx="4034790" cy="1915795"/>
-            <wp:effectExtent l="0" t="0" r="3810" b="8255"/>
+            <wp:extent cx="4034790" cy="1930400"/>
+            <wp:effectExtent l="0" t="0" r="3810" b="0"/>
             <wp:wrapNone/>
-            <wp:docPr id="23" name="Picture 23"/>
+            <wp:docPr id="26" name="Picture 26"/>
             <wp:cNvGraphicFramePr>
               <a:graphicFrameLocks xmlns:a="http://schemas.openxmlformats.org/drawingml/2006/main" noChangeAspect="1"/>
             </wp:cNvGraphicFramePr>
@@ -12190,7 +12214,7 @@
                     <pic:cNvPicPr/>
                   </pic:nvPicPr>
                   <pic:blipFill>
-                    <a:blip r:embed="rId36">
+                    <a:blip r:embed="rId37">
                       <a:extLst>
                         <a:ext uri="{28A0092B-C50C-407E-A947-70E740481C1C}">
                           <a14:useLocalDpi xmlns:a14="http://schemas.microsoft.com/office/drawing/2010/main" val="0"/>
@@ -12204,7 +12228,7 @@
                   <pic:spPr>
                     <a:xfrm>
                       <a:off x="0" y="0"/>
-                      <a:ext cx="4034790" cy="1915795"/>
+                      <a:ext cx="4034790" cy="1930400"/>
                     </a:xfrm>
                     <a:prstGeom prst="rect">
                       <a:avLst/>
@@ -12213,6 +12237,9 @@
                 </pic:pic>
               </a:graphicData>
             </a:graphic>
+            <wp14:sizeRelV relativeFrom="margin">
+              <wp14:pctHeight>0</wp14:pctHeight>
+            </wp14:sizeRelV>
           </wp:anchor>
         </w:drawing>
       </w:r>
@@ -12749,7 +12776,7 @@
                     <pic:cNvPicPr/>
                   </pic:nvPicPr>
                   <pic:blipFill>
-                    <a:blip r:embed="rId37"/>
+                    <a:blip r:embed="rId38"/>
                     <a:stretch>
                       <a:fillRect/>
                     </a:stretch>
@@ -13325,7 +13352,7 @@
                     <pic:cNvPicPr/>
                   </pic:nvPicPr>
                   <pic:blipFill>
-                    <a:blip r:embed="rId38"/>
+                    <a:blip r:embed="rId39"/>
                     <a:stretch>
                       <a:fillRect/>
                     </a:stretch>
@@ -18265,6 +18292,29 @@
       <w:lang w:eastAsia="en-IN"/>
     </w:rPr>
   </w:style>
+  <w:style w:type="character" w:styleId="Hyperlink">
+    <w:name w:val="Hyperlink"/>
+    <w:basedOn w:val="DefaultParagraphFont"/>
+    <w:uiPriority w:val="99"/>
+    <w:unhideWhenUsed/>
+    <w:rsid w:val="009A5A7F"/>
+    <w:rPr>
+      <w:color w:val="0563C1" w:themeColor="hyperlink"/>
+      <w:u w:val="single"/>
+    </w:rPr>
+  </w:style>
+  <w:style w:type="character" w:styleId="UnresolvedMention">
+    <w:name w:val="Unresolved Mention"/>
+    <w:basedOn w:val="DefaultParagraphFont"/>
+    <w:uiPriority w:val="99"/>
+    <w:semiHidden/>
+    <w:unhideWhenUsed/>
+    <w:rsid w:val="009A5A7F"/>
+    <w:rPr>
+      <w:color w:val="605E5C"/>
+      <w:shd w:val="clear" w:color="auto" w:fill="E1DFDD"/>
+    </w:rPr>
+  </w:style>
 </w:styles>
 </file>
 
@@ -18568,7 +18618,7 @@
 </file>
 
 <file path=customXml/itemProps1.xml><?xml version="1.0" encoding="utf-8"?>
-<ds:datastoreItem xmlns:ds="http://schemas.openxmlformats.org/officeDocument/2006/customXml" ds:itemID="{F1B3E489-CFBE-4971-AD5D-3E38D6F3001C}">
+<ds:datastoreItem xmlns:ds="http://schemas.openxmlformats.org/officeDocument/2006/customXml" ds:itemID="{49ECEC8B-02F4-40ED-BF47-8D59C0680C53}">
   <ds:schemaRefs>
     <ds:schemaRef ds:uri="http://schemas.openxmlformats.org/officeDocument/2006/bibliography"/>
   </ds:schemaRefs>

--- a/RESHMA . SQL FINAL PROJECT.docx
+++ b/RESHMA . SQL FINAL PROJECT.docx
@@ -184,8 +184,6 @@
           <w:lang w:eastAsia="en-IN"/>
         </w:rPr>
       </w:pPr>
-      <w:bookmarkStart w:id="1" w:name="_GoBack"/>
-      <w:bookmarkEnd w:id="1"/>
     </w:p>
     <w:p>
       <w:pPr>
@@ -12190,19 +12188,31 @@
           <w:szCs w:val="24"/>
           <w:lang w:eastAsia="en-IN"/>
         </w:rPr>
+        <w:t xml:space="preserve">        </w:t>
+      </w:r>
+      <w:r>
+        <w:rPr>
+          <w:rFonts w:ascii="Times New Roman" w:eastAsia="Times New Roman" w:hAnsi="Times New Roman" w:cs="Times New Roman"/>
+          <w:noProof/>
+          <w:sz w:val="24"/>
+          <w:szCs w:val="24"/>
+          <w:lang w:eastAsia="en-IN"/>
+        </w:rPr>
+        <w:t xml:space="preserve"> </w:t>
+      </w:r>
+      <w:r>
+        <w:rPr>
+          <w:rFonts w:ascii="Times New Roman" w:eastAsia="Times New Roman" w:hAnsi="Times New Roman" w:cs="Times New Roman"/>
+          <w:noProof/>
+          <w:sz w:val="24"/>
+          <w:szCs w:val="24"/>
+          <w:lang w:eastAsia="en-IN"/>
+        </w:rPr>
         <w:drawing>
-          <wp:anchor distT="0" distB="0" distL="114300" distR="114300" simplePos="0" relativeHeight="251660288" behindDoc="1" locked="0" layoutInCell="1" allowOverlap="1" wp14:anchorId="3AC4D450" wp14:editId="2C11D1C3">
-            <wp:simplePos x="0" y="0"/>
-            <wp:positionH relativeFrom="column">
-              <wp:posOffset>571500</wp:posOffset>
-            </wp:positionH>
-            <wp:positionV relativeFrom="paragraph">
-              <wp:posOffset>76835</wp:posOffset>
-            </wp:positionV>
-            <wp:extent cx="4034790" cy="1930400"/>
-            <wp:effectExtent l="0" t="0" r="3810" b="0"/>
-            <wp:wrapNone/>
-            <wp:docPr id="26" name="Picture 26"/>
+          <wp:inline distT="0" distB="0" distL="0" distR="0" wp14:anchorId="696732EC" wp14:editId="0EB03362">
+            <wp:extent cx="4711700" cy="2571750"/>
+            <wp:effectExtent l="0" t="0" r="0" b="0"/>
+            <wp:docPr id="23" name="Picture 23"/>
             <wp:cNvGraphicFramePr>
               <a:graphicFrameLocks xmlns:a="http://schemas.openxmlformats.org/drawingml/2006/main" noChangeAspect="1"/>
             </wp:cNvGraphicFramePr>
@@ -12214,13 +12224,7 @@
                     <pic:cNvPicPr/>
                   </pic:nvPicPr>
                   <pic:blipFill>
-                    <a:blip r:embed="rId37">
-                      <a:extLst>
-                        <a:ext uri="{28A0092B-C50C-407E-A947-70E740481C1C}">
-                          <a14:useLocalDpi xmlns:a14="http://schemas.microsoft.com/office/drawing/2010/main" val="0"/>
-                        </a:ext>
-                      </a:extLst>
-                    </a:blip>
+                    <a:blip r:embed="rId37"/>
                     <a:stretch>
                       <a:fillRect/>
                     </a:stretch>
@@ -12228,7 +12232,7 @@
                   <pic:spPr>
                     <a:xfrm>
                       <a:off x="0" y="0"/>
-                      <a:ext cx="4034790" cy="1930400"/>
+                      <a:ext cx="4711700" cy="2571750"/>
                     </a:xfrm>
                     <a:prstGeom prst="rect">
                       <a:avLst/>
@@ -12237,10 +12241,7 @@
                 </pic:pic>
               </a:graphicData>
             </a:graphic>
-            <wp14:sizeRelV relativeFrom="margin">
-              <wp14:pctHeight>0</wp14:pctHeight>
-            </wp14:sizeRelV>
-          </wp:anchor>
+          </wp:inline>
         </w:drawing>
       </w:r>
     </w:p>
@@ -12295,267 +12296,6 @@
         </w:tabs>
         <w:spacing w:after="0" w:line="276" w:lineRule="auto"/>
         <w:rPr>
-          <w:rFonts w:ascii="Times New Roman" w:eastAsia="Times New Roman" w:hAnsi="Times New Roman" w:cs="Times New Roman"/>
-          <w:sz w:val="24"/>
-          <w:szCs w:val="24"/>
-          <w:lang w:eastAsia="en-IN"/>
-        </w:rPr>
-      </w:pPr>
-    </w:p>
-    <w:p>
-      <w:pPr>
-        <w:tabs>
-          <w:tab w:val="left" w:pos="916"/>
-          <w:tab w:val="left" w:pos="1832"/>
-          <w:tab w:val="left" w:pos="2748"/>
-          <w:tab w:val="left" w:pos="3664"/>
-          <w:tab w:val="left" w:pos="4580"/>
-          <w:tab w:val="left" w:pos="5496"/>
-          <w:tab w:val="left" w:pos="6412"/>
-          <w:tab w:val="left" w:pos="7328"/>
-          <w:tab w:val="left" w:pos="8244"/>
-          <w:tab w:val="left" w:pos="9160"/>
-          <w:tab w:val="left" w:pos="10076"/>
-          <w:tab w:val="left" w:pos="10992"/>
-          <w:tab w:val="left" w:pos="11908"/>
-          <w:tab w:val="left" w:pos="12824"/>
-          <w:tab w:val="left" w:pos="13740"/>
-          <w:tab w:val="left" w:pos="14656"/>
-        </w:tabs>
-        <w:spacing w:after="0" w:line="276" w:lineRule="auto"/>
-        <w:rPr>
-          <w:rFonts w:ascii="Times New Roman" w:eastAsia="Times New Roman" w:hAnsi="Times New Roman" w:cs="Times New Roman"/>
-          <w:sz w:val="24"/>
-          <w:szCs w:val="24"/>
-          <w:lang w:eastAsia="en-IN"/>
-        </w:rPr>
-      </w:pPr>
-    </w:p>
-    <w:p>
-      <w:pPr>
-        <w:tabs>
-          <w:tab w:val="left" w:pos="916"/>
-          <w:tab w:val="left" w:pos="1832"/>
-          <w:tab w:val="left" w:pos="2748"/>
-          <w:tab w:val="left" w:pos="3664"/>
-          <w:tab w:val="left" w:pos="4580"/>
-          <w:tab w:val="left" w:pos="5496"/>
-          <w:tab w:val="left" w:pos="6412"/>
-          <w:tab w:val="left" w:pos="7328"/>
-          <w:tab w:val="left" w:pos="8244"/>
-          <w:tab w:val="left" w:pos="9160"/>
-          <w:tab w:val="left" w:pos="10076"/>
-          <w:tab w:val="left" w:pos="10992"/>
-          <w:tab w:val="left" w:pos="11908"/>
-          <w:tab w:val="left" w:pos="12824"/>
-          <w:tab w:val="left" w:pos="13740"/>
-          <w:tab w:val="left" w:pos="14656"/>
-        </w:tabs>
-        <w:spacing w:after="0" w:line="276" w:lineRule="auto"/>
-        <w:rPr>
-          <w:rFonts w:ascii="Times New Roman" w:eastAsia="Times New Roman" w:hAnsi="Times New Roman" w:cs="Times New Roman"/>
-          <w:sz w:val="24"/>
-          <w:szCs w:val="24"/>
-          <w:lang w:eastAsia="en-IN"/>
-        </w:rPr>
-      </w:pPr>
-    </w:p>
-    <w:p>
-      <w:pPr>
-        <w:tabs>
-          <w:tab w:val="left" w:pos="916"/>
-          <w:tab w:val="left" w:pos="1832"/>
-          <w:tab w:val="left" w:pos="2748"/>
-          <w:tab w:val="left" w:pos="3664"/>
-          <w:tab w:val="left" w:pos="4580"/>
-          <w:tab w:val="left" w:pos="5496"/>
-          <w:tab w:val="left" w:pos="6412"/>
-          <w:tab w:val="left" w:pos="7328"/>
-          <w:tab w:val="left" w:pos="8244"/>
-          <w:tab w:val="left" w:pos="9160"/>
-          <w:tab w:val="left" w:pos="10076"/>
-          <w:tab w:val="left" w:pos="10992"/>
-          <w:tab w:val="left" w:pos="11908"/>
-          <w:tab w:val="left" w:pos="12824"/>
-          <w:tab w:val="left" w:pos="13740"/>
-          <w:tab w:val="left" w:pos="14656"/>
-        </w:tabs>
-        <w:spacing w:after="0" w:line="276" w:lineRule="auto"/>
-        <w:rPr>
-          <w:rFonts w:ascii="Times New Roman" w:eastAsia="Times New Roman" w:hAnsi="Times New Roman" w:cs="Times New Roman"/>
-          <w:sz w:val="24"/>
-          <w:szCs w:val="24"/>
-          <w:lang w:eastAsia="en-IN"/>
-        </w:rPr>
-      </w:pPr>
-    </w:p>
-    <w:p>
-      <w:pPr>
-        <w:tabs>
-          <w:tab w:val="left" w:pos="916"/>
-          <w:tab w:val="left" w:pos="1832"/>
-          <w:tab w:val="left" w:pos="2748"/>
-          <w:tab w:val="left" w:pos="3664"/>
-          <w:tab w:val="left" w:pos="4580"/>
-          <w:tab w:val="left" w:pos="5496"/>
-          <w:tab w:val="left" w:pos="6412"/>
-          <w:tab w:val="left" w:pos="7328"/>
-          <w:tab w:val="left" w:pos="8244"/>
-          <w:tab w:val="left" w:pos="9160"/>
-          <w:tab w:val="left" w:pos="10076"/>
-          <w:tab w:val="left" w:pos="10992"/>
-          <w:tab w:val="left" w:pos="11908"/>
-          <w:tab w:val="left" w:pos="12824"/>
-          <w:tab w:val="left" w:pos="13740"/>
-          <w:tab w:val="left" w:pos="14656"/>
-        </w:tabs>
-        <w:spacing w:after="0" w:line="276" w:lineRule="auto"/>
-        <w:rPr>
-          <w:rFonts w:ascii="Times New Roman" w:eastAsia="Times New Roman" w:hAnsi="Times New Roman" w:cs="Times New Roman"/>
-          <w:sz w:val="24"/>
-          <w:szCs w:val="24"/>
-          <w:lang w:eastAsia="en-IN"/>
-        </w:rPr>
-      </w:pPr>
-    </w:p>
-    <w:p>
-      <w:pPr>
-        <w:tabs>
-          <w:tab w:val="left" w:pos="916"/>
-          <w:tab w:val="left" w:pos="1832"/>
-          <w:tab w:val="left" w:pos="2748"/>
-          <w:tab w:val="left" w:pos="3664"/>
-          <w:tab w:val="left" w:pos="4580"/>
-          <w:tab w:val="left" w:pos="5496"/>
-          <w:tab w:val="left" w:pos="6412"/>
-          <w:tab w:val="left" w:pos="7328"/>
-          <w:tab w:val="left" w:pos="8244"/>
-          <w:tab w:val="left" w:pos="9160"/>
-          <w:tab w:val="left" w:pos="10076"/>
-          <w:tab w:val="left" w:pos="10992"/>
-          <w:tab w:val="left" w:pos="11908"/>
-          <w:tab w:val="left" w:pos="12824"/>
-          <w:tab w:val="left" w:pos="13740"/>
-          <w:tab w:val="left" w:pos="14656"/>
-        </w:tabs>
-        <w:spacing w:after="0" w:line="276" w:lineRule="auto"/>
-        <w:rPr>
-          <w:rFonts w:ascii="Times New Roman" w:eastAsia="Times New Roman" w:hAnsi="Times New Roman" w:cs="Times New Roman"/>
-          <w:sz w:val="24"/>
-          <w:szCs w:val="24"/>
-          <w:lang w:eastAsia="en-IN"/>
-        </w:rPr>
-      </w:pPr>
-    </w:p>
-    <w:p>
-      <w:pPr>
-        <w:tabs>
-          <w:tab w:val="left" w:pos="916"/>
-          <w:tab w:val="left" w:pos="1832"/>
-          <w:tab w:val="left" w:pos="2748"/>
-          <w:tab w:val="left" w:pos="3664"/>
-          <w:tab w:val="left" w:pos="4580"/>
-          <w:tab w:val="left" w:pos="5496"/>
-          <w:tab w:val="left" w:pos="6412"/>
-          <w:tab w:val="left" w:pos="7328"/>
-          <w:tab w:val="left" w:pos="8244"/>
-          <w:tab w:val="left" w:pos="9160"/>
-          <w:tab w:val="left" w:pos="10076"/>
-          <w:tab w:val="left" w:pos="10992"/>
-          <w:tab w:val="left" w:pos="11908"/>
-          <w:tab w:val="left" w:pos="12824"/>
-          <w:tab w:val="left" w:pos="13740"/>
-          <w:tab w:val="left" w:pos="14656"/>
-        </w:tabs>
-        <w:spacing w:after="0" w:line="276" w:lineRule="auto"/>
-        <w:rPr>
-          <w:rFonts w:ascii="Times New Roman" w:eastAsia="Times New Roman" w:hAnsi="Times New Roman" w:cs="Times New Roman"/>
-          <w:sz w:val="24"/>
-          <w:szCs w:val="24"/>
-          <w:lang w:eastAsia="en-IN"/>
-        </w:rPr>
-      </w:pPr>
-    </w:p>
-    <w:p>
-      <w:pPr>
-        <w:tabs>
-          <w:tab w:val="left" w:pos="916"/>
-          <w:tab w:val="left" w:pos="1832"/>
-          <w:tab w:val="left" w:pos="2748"/>
-          <w:tab w:val="left" w:pos="3664"/>
-          <w:tab w:val="left" w:pos="4580"/>
-          <w:tab w:val="left" w:pos="5496"/>
-          <w:tab w:val="left" w:pos="6412"/>
-          <w:tab w:val="left" w:pos="7328"/>
-          <w:tab w:val="left" w:pos="8244"/>
-          <w:tab w:val="left" w:pos="9160"/>
-          <w:tab w:val="left" w:pos="10076"/>
-          <w:tab w:val="left" w:pos="10992"/>
-          <w:tab w:val="left" w:pos="11908"/>
-          <w:tab w:val="left" w:pos="12824"/>
-          <w:tab w:val="left" w:pos="13740"/>
-          <w:tab w:val="left" w:pos="14656"/>
-        </w:tabs>
-        <w:spacing w:after="0" w:line="276" w:lineRule="auto"/>
-        <w:rPr>
-          <w:rFonts w:ascii="Times New Roman" w:eastAsia="Times New Roman" w:hAnsi="Times New Roman" w:cs="Times New Roman"/>
-          <w:sz w:val="24"/>
-          <w:szCs w:val="24"/>
-          <w:lang w:eastAsia="en-IN"/>
-        </w:rPr>
-      </w:pPr>
-    </w:p>
-    <w:p>
-      <w:pPr>
-        <w:tabs>
-          <w:tab w:val="left" w:pos="916"/>
-          <w:tab w:val="left" w:pos="1832"/>
-          <w:tab w:val="left" w:pos="2748"/>
-          <w:tab w:val="left" w:pos="3664"/>
-          <w:tab w:val="left" w:pos="4580"/>
-          <w:tab w:val="left" w:pos="5496"/>
-          <w:tab w:val="left" w:pos="6412"/>
-          <w:tab w:val="left" w:pos="7328"/>
-          <w:tab w:val="left" w:pos="8244"/>
-          <w:tab w:val="left" w:pos="9160"/>
-          <w:tab w:val="left" w:pos="10076"/>
-          <w:tab w:val="left" w:pos="10992"/>
-          <w:tab w:val="left" w:pos="11908"/>
-          <w:tab w:val="left" w:pos="12824"/>
-          <w:tab w:val="left" w:pos="13740"/>
-          <w:tab w:val="left" w:pos="14656"/>
-        </w:tabs>
-        <w:spacing w:after="0" w:line="276" w:lineRule="auto"/>
-        <w:rPr>
-          <w:rFonts w:ascii="Times New Roman" w:eastAsia="Times New Roman" w:hAnsi="Times New Roman" w:cs="Times New Roman"/>
-          <w:sz w:val="24"/>
-          <w:szCs w:val="24"/>
-          <w:lang w:eastAsia="en-IN"/>
-        </w:rPr>
-      </w:pPr>
-    </w:p>
-    <w:p>
-      <w:pPr>
-        <w:tabs>
-          <w:tab w:val="left" w:pos="916"/>
-          <w:tab w:val="left" w:pos="1832"/>
-          <w:tab w:val="left" w:pos="2748"/>
-          <w:tab w:val="left" w:pos="3664"/>
-          <w:tab w:val="left" w:pos="4580"/>
-          <w:tab w:val="left" w:pos="5496"/>
-          <w:tab w:val="left" w:pos="6412"/>
-          <w:tab w:val="left" w:pos="7328"/>
-          <w:tab w:val="left" w:pos="8244"/>
-          <w:tab w:val="left" w:pos="9160"/>
-          <w:tab w:val="left" w:pos="10076"/>
-          <w:tab w:val="left" w:pos="10992"/>
-          <w:tab w:val="left" w:pos="11908"/>
-          <w:tab w:val="left" w:pos="12824"/>
-          <w:tab w:val="left" w:pos="13740"/>
-          <w:tab w:val="left" w:pos="14656"/>
-        </w:tabs>
-        <w:spacing w:after="0" w:line="276" w:lineRule="auto"/>
-        <w:rPr>
           <w:rFonts w:ascii="Times New Roman" w:hAnsi="Times New Roman" w:cs="Times New Roman"/>
           <w:sz w:val="24"/>
           <w:szCs w:val="24"/>
@@ -12704,37 +12444,6 @@
           <w:tab w:val="left" w:pos="14656"/>
         </w:tabs>
         <w:spacing w:after="0" w:line="276" w:lineRule="auto"/>
-        <w:ind w:left="916"/>
-        <w:rPr>
-          <w:rFonts w:ascii="Courier New" w:eastAsia="Times New Roman" w:hAnsi="Courier New" w:cs="Courier New"/>
-          <w:sz w:val="24"/>
-          <w:szCs w:val="24"/>
-          <w:lang w:eastAsia="en-IN"/>
-        </w:rPr>
-      </w:pPr>
-    </w:p>
-    <w:p>
-      <w:pPr>
-        <w:tabs>
-          <w:tab w:val="left" w:pos="916"/>
-          <w:tab w:val="left" w:pos="1832"/>
-          <w:tab w:val="left" w:pos="2748"/>
-          <w:tab w:val="left" w:pos="3664"/>
-          <w:tab w:val="left" w:pos="4580"/>
-          <w:tab w:val="left" w:pos="5496"/>
-          <w:tab w:val="left" w:pos="6412"/>
-          <w:tab w:val="left" w:pos="7328"/>
-          <w:tab w:val="left" w:pos="8244"/>
-          <w:tab w:val="left" w:pos="9160"/>
-          <w:tab w:val="left" w:pos="10076"/>
-          <w:tab w:val="left" w:pos="10992"/>
-          <w:tab w:val="left" w:pos="11908"/>
-          <w:tab w:val="left" w:pos="12824"/>
-          <w:tab w:val="left" w:pos="13740"/>
-          <w:tab w:val="left" w:pos="14656"/>
-        </w:tabs>
-        <w:spacing w:after="0" w:line="276" w:lineRule="auto"/>
-        <w:ind w:left="720"/>
         <w:rPr>
           <w:rFonts w:ascii="Courier New" w:eastAsia="Times New Roman" w:hAnsi="Courier New" w:cs="Courier New"/>
           <w:sz w:val="24"/>
@@ -12750,8 +12459,37 @@
           <w:lang w:eastAsia="en-IN"/>
         </w:rPr>
         <w:lastRenderedPageBreak/>
+        <w:t xml:space="preserve">  </w:t>
+      </w:r>
+      <w:r>
+        <w:rPr>
+          <w:rFonts w:ascii="Courier New" w:eastAsia="Times New Roman" w:hAnsi="Courier New" w:cs="Courier New"/>
+          <w:sz w:val="24"/>
+          <w:szCs w:val="24"/>
+          <w:lang w:eastAsia="en-IN"/>
+        </w:rPr>
         <w:t xml:space="preserve">   </w:t>
       </w:r>
+      <w:r>
+        <w:rPr>
+          <w:rFonts w:ascii="Courier New" w:eastAsia="Times New Roman" w:hAnsi="Courier New" w:cs="Courier New"/>
+          <w:sz w:val="24"/>
+          <w:szCs w:val="24"/>
+          <w:lang w:eastAsia="en-IN"/>
+        </w:rPr>
+        <w:t xml:space="preserve"> </w:t>
+      </w:r>
+      <w:r>
+        <w:rPr>
+          <w:rFonts w:ascii="Courier New" w:eastAsia="Times New Roman" w:hAnsi="Courier New" w:cs="Courier New"/>
+          <w:sz w:val="24"/>
+          <w:szCs w:val="24"/>
+          <w:lang w:eastAsia="en-IN"/>
+        </w:rPr>
+        <w:t xml:space="preserve"> </w:t>
+      </w:r>
+      <w:bookmarkStart w:id="1" w:name="_GoBack"/>
+      <w:bookmarkEnd w:id="1"/>
       <w:r>
         <w:rPr>
           <w:rFonts w:ascii="Courier New" w:eastAsia="Times New Roman" w:hAnsi="Courier New" w:cs="Courier New"/>
@@ -18618,7 +18356,7 @@
 </file>
 
 <file path=customXml/itemProps1.xml><?xml version="1.0" encoding="utf-8"?>
-<ds:datastoreItem xmlns:ds="http://schemas.openxmlformats.org/officeDocument/2006/customXml" ds:itemID="{49ECEC8B-02F4-40ED-BF47-8D59C0680C53}">
+<ds:datastoreItem xmlns:ds="http://schemas.openxmlformats.org/officeDocument/2006/customXml" ds:itemID="{7A8BCCE9-7DA4-4E7D-AC80-EFE119F75066}">
   <ds:schemaRefs>
     <ds:schemaRef ds:uri="http://schemas.openxmlformats.org/officeDocument/2006/bibliography"/>
   </ds:schemaRefs>

--- a/RESHMA . SQL FINAL PROJECT.docx
+++ b/RESHMA . SQL FINAL PROJECT.docx
@@ -12079,6 +12079,7 @@
           <w:lang w:eastAsia="en-IN"/>
         </w:rPr>
       </w:pPr>
+      <w:bookmarkStart w:id="1" w:name="_GoBack"/>
       <w:r>
         <w:rPr>
           <w:rFonts w:ascii="Courier New" w:eastAsia="Times New Roman" w:hAnsi="Courier New" w:cs="Courier New"/>
@@ -12119,9 +12120,34 @@
           <w:rFonts w:ascii="Courier New" w:eastAsia="Times New Roman" w:hAnsi="Courier New" w:cs="Courier New"/>
           <w:lang w:eastAsia="en-IN"/>
         </w:rPr>
-        <w:t>(ORDER BY price DESC) AS row_number FROM products</w:t>
-      </w:r>
-    </w:p>
+        <w:t>(ORDER BY price DESC) AS</w:t>
+      </w:r>
+      <w:r>
+        <w:rPr>
+          <w:rFonts w:ascii="Courier New" w:eastAsia="Times New Roman" w:hAnsi="Courier New" w:cs="Courier New"/>
+          <w:lang w:eastAsia="en-IN"/>
+        </w:rPr>
+        <w:t xml:space="preserve"> </w:t>
+      </w:r>
+      <w:r>
+        <w:rPr>
+          <w:rFonts w:ascii="Courier New" w:eastAsia="Times New Roman" w:hAnsi="Courier New" w:cs="Courier New"/>
+          <w:lang w:eastAsia="en-IN"/>
+        </w:rPr>
+        <w:t>row_num</w:t>
+      </w:r>
+      <w:r>
+        <w:t xml:space="preserve">  </w:t>
+      </w:r>
+      <w:r>
+        <w:rPr>
+          <w:rFonts w:ascii="Courier New" w:eastAsia="Times New Roman" w:hAnsi="Courier New" w:cs="Courier New"/>
+          <w:lang w:eastAsia="en-IN"/>
+        </w:rPr>
+        <w:t>FROM products</w:t>
+      </w:r>
+    </w:p>
+    <w:bookmarkEnd w:id="1"/>
     <w:p>
       <w:pPr>
         <w:tabs>
@@ -12488,8 +12514,6 @@
         </w:rPr>
         <w:t xml:space="preserve"> </w:t>
       </w:r>
-      <w:bookmarkStart w:id="1" w:name="_GoBack"/>
-      <w:bookmarkEnd w:id="1"/>
       <w:r>
         <w:rPr>
           <w:rFonts w:ascii="Courier New" w:eastAsia="Times New Roman" w:hAnsi="Courier New" w:cs="Courier New"/>
@@ -18356,7 +18380,7 @@
 </file>
 
 <file path=customXml/itemProps1.xml><?xml version="1.0" encoding="utf-8"?>
-<ds:datastoreItem xmlns:ds="http://schemas.openxmlformats.org/officeDocument/2006/customXml" ds:itemID="{7A8BCCE9-7DA4-4E7D-AC80-EFE119F75066}">
+<ds:datastoreItem xmlns:ds="http://schemas.openxmlformats.org/officeDocument/2006/customXml" ds:itemID="{9C61683B-8AAE-41BD-A1E9-731387CFF85C}">
   <ds:schemaRefs>
     <ds:schemaRef ds:uri="http://schemas.openxmlformats.org/officeDocument/2006/bibliography"/>
   </ds:schemaRefs>

--- a/RESHMA . SQL FINAL PROJECT.docx
+++ b/RESHMA . SQL FINAL PROJECT.docx
@@ -2915,7 +2915,7 @@
           <w:noProof/>
         </w:rPr>
         <w:drawing>
-          <wp:inline distT="0" distB="0" distL="0" distR="0">
+          <wp:inline distT="0" distB="0" distL="0" distR="0" wp14:anchorId="5B6F95EE" wp14:editId="62D7A0BA">
             <wp:extent cx="6049250" cy="5359400"/>
             <wp:effectExtent l="0" t="0" r="8890" b="0"/>
             <wp:docPr id="32" name="Picture 32" descr="C:\Users\Reshma Ann\Downloads\ShopEasy_Simple_ER_Diagram_Title_Fixed.png"/>
@@ -4917,7 +4917,7 @@
           <w:lang w:eastAsia="en-IN"/>
         </w:rPr>
         <w:drawing>
-          <wp:inline distT="0" distB="0" distL="0" distR="0" wp14:anchorId="027A1CB7" wp14:editId="68D6D417">
+          <wp:inline distT="0" distB="0" distL="0" distR="0" wp14:anchorId="053DF48A" wp14:editId="34DAF400">
             <wp:extent cx="3720598" cy="1895168"/>
             <wp:effectExtent l="0" t="0" r="0" b="0"/>
             <wp:docPr id="1" name="Picture 1"/>
@@ -5182,7 +5182,7 @@
           <w:noProof/>
         </w:rPr>
         <w:drawing>
-          <wp:inline distT="0" distB="0" distL="0" distR="0" wp14:anchorId="137A6094" wp14:editId="6A08C314">
+          <wp:inline distT="0" distB="0" distL="0" distR="0" wp14:anchorId="4ECF81BC" wp14:editId="09B0EC0E">
             <wp:extent cx="3538617" cy="1659193"/>
             <wp:effectExtent l="0" t="0" r="5080" b="0"/>
             <wp:docPr id="2" name="Picture 2"/>
@@ -5344,7 +5344,7 @@
           <w:szCs w:val="24"/>
         </w:rPr>
         <w:drawing>
-          <wp:inline distT="0" distB="0" distL="0" distR="0" wp14:anchorId="60E1153A" wp14:editId="0D3215E3">
+          <wp:inline distT="0" distB="0" distL="0" distR="0" wp14:anchorId="635C97FF" wp14:editId="723FF357">
             <wp:extent cx="3511550" cy="2014909"/>
             <wp:effectExtent l="0" t="0" r="0" b="4445"/>
             <wp:docPr id="8" name="Picture 8"/>
@@ -5548,7 +5548,7 @@
           <w:szCs w:val="24"/>
         </w:rPr>
         <w:drawing>
-          <wp:inline distT="0" distB="0" distL="0" distR="0" wp14:anchorId="7DD180C7" wp14:editId="4A4D7E82">
+          <wp:inline distT="0" distB="0" distL="0" distR="0" wp14:anchorId="1A674B6A" wp14:editId="07C4F043">
             <wp:extent cx="3409421" cy="1962785"/>
             <wp:effectExtent l="0" t="0" r="635" b="0"/>
             <wp:docPr id="9" name="Picture 9"/>
@@ -5731,7 +5731,7 @@
           <w:szCs w:val="24"/>
         </w:rPr>
         <w:drawing>
-          <wp:inline distT="0" distB="0" distL="0" distR="0" wp14:anchorId="1BBC8ED9" wp14:editId="201ECE35">
+          <wp:inline distT="0" distB="0" distL="0" distR="0" wp14:anchorId="2941EA25" wp14:editId="60C062EF">
             <wp:extent cx="3321050" cy="1935480"/>
             <wp:effectExtent l="0" t="0" r="0" b="7620"/>
             <wp:docPr id="11" name="Picture 11"/>
@@ -5975,7 +5975,7 @@
         </w:rPr>
         <w:lastRenderedPageBreak/>
         <w:drawing>
-          <wp:inline distT="0" distB="0" distL="0" distR="0" wp14:anchorId="56F3BED4" wp14:editId="48EA0499">
+          <wp:inline distT="0" distB="0" distL="0" distR="0" wp14:anchorId="4FA04E54" wp14:editId="53E9CEBF">
             <wp:extent cx="3524865" cy="1865303"/>
             <wp:effectExtent l="0" t="0" r="0" b="1905"/>
             <wp:docPr id="12" name="Picture 12"/>
@@ -6246,7 +6246,7 @@
           <w:lang w:eastAsia="en-IN"/>
         </w:rPr>
         <w:drawing>
-          <wp:inline distT="0" distB="0" distL="0" distR="0" wp14:anchorId="5B5B5410" wp14:editId="0921340E">
+          <wp:inline distT="0" distB="0" distL="0" distR="0" wp14:anchorId="4BAD543F" wp14:editId="5385CD14">
             <wp:extent cx="3723640" cy="2160011"/>
             <wp:effectExtent l="0" t="0" r="0" b="0"/>
             <wp:docPr id="13" name="Picture 13"/>
@@ -6538,7 +6538,7 @@
           <w:lang w:eastAsia="en-IN"/>
         </w:rPr>
         <w:drawing>
-          <wp:inline distT="0" distB="0" distL="0" distR="0" wp14:anchorId="382EDFDF" wp14:editId="6E9329BF">
+          <wp:inline distT="0" distB="0" distL="0" distR="0" wp14:anchorId="4F194A16" wp14:editId="183C1552">
             <wp:extent cx="3143885" cy="1924972"/>
             <wp:effectExtent l="0" t="0" r="0" b="0"/>
             <wp:docPr id="14" name="Picture 14"/>
@@ -6823,7 +6823,7 @@
           <w:lang w:eastAsia="en-IN"/>
         </w:rPr>
         <w:drawing>
-          <wp:inline distT="0" distB="0" distL="0" distR="0" wp14:anchorId="69898E47" wp14:editId="520B3AB9">
+          <wp:inline distT="0" distB="0" distL="0" distR="0" wp14:anchorId="540AB0C5" wp14:editId="392C686F">
             <wp:extent cx="3546987" cy="2247900"/>
             <wp:effectExtent l="0" t="0" r="0" b="0"/>
             <wp:docPr id="3" name="Picture 3"/>
@@ -7064,7 +7064,7 @@
           <w:lang w:eastAsia="en-IN"/>
         </w:rPr>
         <w:drawing>
-          <wp:inline distT="0" distB="0" distL="0" distR="0" wp14:anchorId="06CF8A39" wp14:editId="21C07225">
+          <wp:inline distT="0" distB="0" distL="0" distR="0" wp14:anchorId="77AF2F41" wp14:editId="16B4D504">
             <wp:extent cx="3582670" cy="2026072"/>
             <wp:effectExtent l="0" t="0" r="0" b="0"/>
             <wp:docPr id="4" name="Picture 4"/>
@@ -7393,7 +7393,7 @@
           <w:lang w:eastAsia="en-IN"/>
         </w:rPr>
         <w:drawing>
-          <wp:inline distT="0" distB="0" distL="0" distR="0" wp14:anchorId="322DCBE5" wp14:editId="20EDFA0D">
+          <wp:inline distT="0" distB="0" distL="0" distR="0" wp14:anchorId="325CAC6E" wp14:editId="284FD7B9">
             <wp:extent cx="3815080" cy="1924050"/>
             <wp:effectExtent l="0" t="0" r="0" b="0"/>
             <wp:docPr id="5" name="Picture 5"/>
@@ -7642,7 +7642,7 @@
           <w:lang w:eastAsia="en-IN"/>
         </w:rPr>
         <w:drawing>
-          <wp:inline distT="0" distB="0" distL="0" distR="0" wp14:anchorId="1CCB8FD3" wp14:editId="24B7E969">
+          <wp:inline distT="0" distB="0" distL="0" distR="0" wp14:anchorId="1A138CEE" wp14:editId="7B124D31">
             <wp:extent cx="3370875" cy="2109019"/>
             <wp:effectExtent l="0" t="0" r="1270" b="5715"/>
             <wp:docPr id="6" name="Picture 6"/>
@@ -7887,7 +7887,7 @@
           <w:lang w:eastAsia="en-IN"/>
         </w:rPr>
         <w:drawing>
-          <wp:inline distT="0" distB="0" distL="0" distR="0" wp14:anchorId="04656C0D" wp14:editId="05852366">
+          <wp:inline distT="0" distB="0" distL="0" distR="0" wp14:anchorId="08283CA0" wp14:editId="0AAA884A">
             <wp:extent cx="3435350" cy="1911350"/>
             <wp:effectExtent l="0" t="0" r="0" b="0"/>
             <wp:docPr id="7" name="Picture 7"/>
@@ -8177,7 +8177,7 @@
           <w:lang w:eastAsia="en-IN"/>
         </w:rPr>
         <w:drawing>
-          <wp:inline distT="0" distB="0" distL="0" distR="0" wp14:anchorId="05D5CA0A" wp14:editId="2922C35E">
+          <wp:inline distT="0" distB="0" distL="0" distR="0" wp14:anchorId="4B3B4145" wp14:editId="3B43CB5C">
             <wp:extent cx="3803650" cy="2089150"/>
             <wp:effectExtent l="0" t="0" r="6350" b="6350"/>
             <wp:docPr id="10" name="Picture 10"/>
@@ -8446,7 +8446,7 @@
           <w:lang w:eastAsia="en-IN"/>
         </w:rPr>
         <w:drawing>
-          <wp:inline distT="0" distB="0" distL="0" distR="0" wp14:anchorId="5D5373BB" wp14:editId="359EC50B">
+          <wp:inline distT="0" distB="0" distL="0" distR="0" wp14:anchorId="32DD535A" wp14:editId="6FD36FBF">
             <wp:extent cx="4022090" cy="1961138"/>
             <wp:effectExtent l="0" t="0" r="0" b="1270"/>
             <wp:docPr id="16" name="Picture 16"/>
@@ -8732,7 +8732,7 @@
           <w:lang w:eastAsia="en-IN"/>
         </w:rPr>
         <w:drawing>
-          <wp:inline distT="0" distB="0" distL="0" distR="0" wp14:anchorId="3C3EF395" wp14:editId="434A41F7">
+          <wp:inline distT="0" distB="0" distL="0" distR="0" wp14:anchorId="1D72DA3D" wp14:editId="5A2B26B5">
             <wp:extent cx="3848986" cy="2227022"/>
             <wp:effectExtent l="0" t="0" r="0" b="1905"/>
             <wp:docPr id="15" name="Picture 15"/>
@@ -9024,7 +9024,7 @@
           <w:lang w:eastAsia="en-IN"/>
         </w:rPr>
         <w:drawing>
-          <wp:inline distT="0" distB="0" distL="0" distR="0" wp14:anchorId="4BE62E00" wp14:editId="587F8D84">
+          <wp:inline distT="0" distB="0" distL="0" distR="0" wp14:anchorId="4478D1B5" wp14:editId="6A11F26E">
             <wp:extent cx="4015740" cy="2604321"/>
             <wp:effectExtent l="0" t="0" r="3810" b="5715"/>
             <wp:docPr id="17" name="Picture 17"/>
@@ -9326,7 +9326,7 @@
           <w:lang w:eastAsia="en-IN"/>
         </w:rPr>
         <w:drawing>
-          <wp:inline distT="0" distB="0" distL="0" distR="0" wp14:anchorId="2EB6A25C" wp14:editId="7C1452CA">
+          <wp:inline distT="0" distB="0" distL="0" distR="0" wp14:anchorId="4D8E5275" wp14:editId="67FE2CF1">
             <wp:extent cx="4018280" cy="2654710"/>
             <wp:effectExtent l="0" t="0" r="1270" b="0"/>
             <wp:docPr id="18" name="Picture 18"/>
@@ -9606,7 +9606,7 @@
           <w:lang w:eastAsia="en-IN"/>
         </w:rPr>
         <w:drawing>
-          <wp:inline distT="0" distB="0" distL="0" distR="0" wp14:anchorId="6339234E" wp14:editId="7587E8C7">
+          <wp:inline distT="0" distB="0" distL="0" distR="0" wp14:anchorId="1D0EFC9C" wp14:editId="62FDA517">
             <wp:extent cx="3831622" cy="1829636"/>
             <wp:effectExtent l="0" t="0" r="0" b="0"/>
             <wp:docPr id="19" name="Picture 19"/>
@@ -9880,7 +9880,7 @@
           <w:lang w:eastAsia="en-IN"/>
         </w:rPr>
         <w:drawing>
-          <wp:inline distT="0" distB="0" distL="0" distR="0" wp14:anchorId="6604E21B" wp14:editId="5643E9C8">
+          <wp:inline distT="0" distB="0" distL="0" distR="0" wp14:anchorId="37B35AF1" wp14:editId="76B4A57E">
             <wp:extent cx="3892216" cy="1716698"/>
             <wp:effectExtent l="0" t="0" r="0" b="0"/>
             <wp:docPr id="20" name="Picture 20"/>
@@ -10184,7 +10184,7 @@
           <w:lang w:eastAsia="en-IN"/>
         </w:rPr>
         <w:drawing>
-          <wp:inline distT="0" distB="0" distL="0" distR="0" wp14:anchorId="02CAAF4B" wp14:editId="12750A6C">
+          <wp:inline distT="0" distB="0" distL="0" distR="0" wp14:anchorId="0B3DB9BA" wp14:editId="5A0ADE39">
             <wp:extent cx="4180974" cy="1857953"/>
             <wp:effectExtent l="0" t="0" r="0" b="9525"/>
             <wp:docPr id="29" name="Picture 29"/>
@@ -10481,7 +10481,7 @@
           <w:lang w:eastAsia="en-IN"/>
         </w:rPr>
         <w:drawing>
-          <wp:inline distT="0" distB="0" distL="0" distR="0" wp14:anchorId="7432653E" wp14:editId="03A24CA0">
+          <wp:inline distT="0" distB="0" distL="0" distR="0" wp14:anchorId="6DFC1FC0" wp14:editId="7C5AE9EE">
             <wp:extent cx="4034269" cy="2070602"/>
             <wp:effectExtent l="0" t="0" r="4445" b="6350"/>
             <wp:docPr id="30" name="Picture 30"/>
@@ -10886,7 +10886,7 @@
           <w:lang w:eastAsia="en-IN"/>
         </w:rPr>
         <w:drawing>
-          <wp:inline distT="0" distB="0" distL="0" distR="0" wp14:anchorId="04C31175" wp14:editId="18832F16">
+          <wp:inline distT="0" distB="0" distL="0" distR="0" wp14:anchorId="46CD3FEE" wp14:editId="4B1A59AA">
             <wp:extent cx="3891055" cy="1913021"/>
             <wp:effectExtent l="0" t="0" r="0" b="0"/>
             <wp:docPr id="31" name="Picture 31"/>
@@ -11134,7 +11134,7 @@
           <w:lang w:eastAsia="en-IN"/>
         </w:rPr>
         <w:drawing>
-          <wp:inline distT="0" distB="0" distL="0" distR="0" wp14:anchorId="694390AB" wp14:editId="1736D717">
+          <wp:inline distT="0" distB="0" distL="0" distR="0" wp14:anchorId="4CEE9E2E" wp14:editId="7937393A">
             <wp:extent cx="3994484" cy="1980425"/>
             <wp:effectExtent l="0" t="0" r="6350" b="1270"/>
             <wp:docPr id="33" name="Picture 33"/>
@@ -11358,7 +11358,7 @@
           <w:lang w:eastAsia="en-IN"/>
         </w:rPr>
         <w:drawing>
-          <wp:inline distT="0" distB="0" distL="0" distR="0" wp14:anchorId="72A30646" wp14:editId="7B6724E7">
+          <wp:inline distT="0" distB="0" distL="0" distR="0" wp14:anchorId="569B6333" wp14:editId="2239828E">
             <wp:extent cx="4114800" cy="2108003"/>
             <wp:effectExtent l="0" t="0" r="0" b="6985"/>
             <wp:docPr id="34" name="Picture 34"/>
@@ -11681,7 +11681,7 @@
           <w:lang w:eastAsia="en-IN"/>
         </w:rPr>
         <w:drawing>
-          <wp:inline distT="0" distB="0" distL="0" distR="0" wp14:anchorId="29A58425" wp14:editId="3034E33E">
+          <wp:inline distT="0" distB="0" distL="0" distR="0" wp14:anchorId="13525210" wp14:editId="5822E66F">
             <wp:extent cx="3907733" cy="2588342"/>
             <wp:effectExtent l="0" t="0" r="0" b="2540"/>
             <wp:docPr id="21" name="Picture 21"/>
@@ -11922,7 +11922,7 @@
           <w:lang w:eastAsia="en-IN"/>
         </w:rPr>
         <w:drawing>
-          <wp:inline distT="0" distB="0" distL="0" distR="0" wp14:anchorId="78D0B897" wp14:editId="73E91772">
+          <wp:inline distT="0" distB="0" distL="0" distR="0" wp14:anchorId="4DEF1A1F" wp14:editId="68CA0362">
             <wp:extent cx="3700666" cy="2207260"/>
             <wp:effectExtent l="0" t="0" r="0" b="2540"/>
             <wp:docPr id="22" name="Picture 22"/>
@@ -12079,7 +12079,6 @@
           <w:lang w:eastAsia="en-IN"/>
         </w:rPr>
       </w:pPr>
-      <w:bookmarkStart w:id="1" w:name="_GoBack"/>
       <w:r>
         <w:rPr>
           <w:rFonts w:ascii="Courier New" w:eastAsia="Times New Roman" w:hAnsi="Courier New" w:cs="Courier New"/>
@@ -12147,7 +12146,6 @@
         <w:t>FROM products</w:t>
       </w:r>
     </w:p>
-    <w:bookmarkEnd w:id="1"/>
     <w:p>
       <w:pPr>
         <w:tabs>
@@ -12214,7 +12212,7 @@
           <w:szCs w:val="24"/>
           <w:lang w:eastAsia="en-IN"/>
         </w:rPr>
-        <w:t xml:space="preserve">        </w:t>
+        <w:t xml:space="preserve">      </w:t>
       </w:r>
       <w:r>
         <w:rPr>
@@ -12224,6 +12222,26 @@
           <w:szCs w:val="24"/>
           <w:lang w:eastAsia="en-IN"/>
         </w:rPr>
+        <w:t xml:space="preserve">     </w:t>
+      </w:r>
+      <w:r>
+        <w:rPr>
+          <w:rFonts w:ascii="Times New Roman" w:eastAsia="Times New Roman" w:hAnsi="Times New Roman" w:cs="Times New Roman"/>
+          <w:noProof/>
+          <w:sz w:val="24"/>
+          <w:szCs w:val="24"/>
+          <w:lang w:eastAsia="en-IN"/>
+        </w:rPr>
+        <w:t xml:space="preserve">  </w:t>
+      </w:r>
+      <w:r>
+        <w:rPr>
+          <w:rFonts w:ascii="Times New Roman" w:eastAsia="Times New Roman" w:hAnsi="Times New Roman" w:cs="Times New Roman"/>
+          <w:noProof/>
+          <w:sz w:val="24"/>
+          <w:szCs w:val="24"/>
+          <w:lang w:eastAsia="en-IN"/>
+        </w:rPr>
         <w:t xml:space="preserve"> </w:t>
       </w:r>
       <w:r>
@@ -12235,9 +12253,9 @@
           <w:lang w:eastAsia="en-IN"/>
         </w:rPr>
         <w:drawing>
-          <wp:inline distT="0" distB="0" distL="0" distR="0" wp14:anchorId="696732EC" wp14:editId="0EB03362">
-            <wp:extent cx="4711700" cy="2571750"/>
-            <wp:effectExtent l="0" t="0" r="0" b="0"/>
+          <wp:inline distT="0" distB="0" distL="0" distR="0" wp14:anchorId="28F0A490" wp14:editId="32E5F99C">
+            <wp:extent cx="4260850" cy="2432050"/>
+            <wp:effectExtent l="0" t="0" r="6350" b="6350"/>
             <wp:docPr id="23" name="Picture 23"/>
             <wp:cNvGraphicFramePr>
               <a:graphicFrameLocks xmlns:a="http://schemas.openxmlformats.org/drawingml/2006/main" noChangeAspect="1"/>
@@ -12258,7 +12276,7 @@
                   <pic:spPr>
                     <a:xfrm>
                       <a:off x="0" y="0"/>
-                      <a:ext cx="4711700" cy="2571750"/>
+                      <a:ext cx="4261273" cy="2432291"/>
                     </a:xfrm>
                     <a:prstGeom prst="rect">
                       <a:avLst/>
@@ -12523,7 +12541,7 @@
           <w:lang w:eastAsia="en-IN"/>
         </w:rPr>
         <w:drawing>
-          <wp:inline distT="0" distB="0" distL="0" distR="0" wp14:anchorId="6B57B13C" wp14:editId="1023D04A">
+          <wp:inline distT="0" distB="0" distL="0" distR="0" wp14:anchorId="3BA5B295" wp14:editId="5EC0E0F5">
             <wp:extent cx="4140833" cy="2184234"/>
             <wp:effectExtent l="0" t="0" r="0" b="6985"/>
             <wp:docPr id="24" name="Picture 24"/>
@@ -13099,7 +13117,7 @@
           <w:lang w:eastAsia="en-IN"/>
         </w:rPr>
         <w:drawing>
-          <wp:inline distT="0" distB="0" distL="0" distR="0" wp14:anchorId="42C2B7B4" wp14:editId="18C788FE">
+          <wp:inline distT="0" distB="0" distL="0" distR="0" wp14:anchorId="28830740" wp14:editId="45B9D979">
             <wp:extent cx="4505070" cy="3355074"/>
             <wp:effectExtent l="0" t="0" r="0" b="0"/>
             <wp:docPr id="25" name="Picture 25"/>
@@ -13164,96 +13182,8 @@
           <w:lang w:eastAsia="en-IN"/>
         </w:rPr>
       </w:pPr>
-    </w:p>
-    <w:p>
-      <w:pPr>
-        <w:tabs>
-          <w:tab w:val="left" w:pos="916"/>
-          <w:tab w:val="left" w:pos="1832"/>
-          <w:tab w:val="left" w:pos="2748"/>
-          <w:tab w:val="left" w:pos="3664"/>
-          <w:tab w:val="left" w:pos="4580"/>
-          <w:tab w:val="left" w:pos="5496"/>
-          <w:tab w:val="left" w:pos="6412"/>
-          <w:tab w:val="left" w:pos="7328"/>
-          <w:tab w:val="left" w:pos="8244"/>
-          <w:tab w:val="left" w:pos="9160"/>
-          <w:tab w:val="left" w:pos="10076"/>
-          <w:tab w:val="left" w:pos="10992"/>
-          <w:tab w:val="left" w:pos="11908"/>
-          <w:tab w:val="left" w:pos="12824"/>
-          <w:tab w:val="left" w:pos="13740"/>
-          <w:tab w:val="left" w:pos="14656"/>
-        </w:tabs>
-        <w:spacing w:after="0" w:line="276" w:lineRule="auto"/>
-        <w:jc w:val="right"/>
-        <w:rPr>
-          <w:rFonts w:ascii="Times New Roman" w:eastAsia="Times New Roman" w:hAnsi="Times New Roman" w:cs="Times New Roman"/>
-          <w:sz w:val="24"/>
-          <w:szCs w:val="24"/>
-          <w:lang w:eastAsia="en-IN"/>
-        </w:rPr>
-      </w:pPr>
-    </w:p>
-    <w:p>
-      <w:pPr>
-        <w:tabs>
-          <w:tab w:val="left" w:pos="916"/>
-          <w:tab w:val="left" w:pos="1832"/>
-          <w:tab w:val="left" w:pos="2748"/>
-          <w:tab w:val="left" w:pos="3664"/>
-          <w:tab w:val="left" w:pos="4580"/>
-          <w:tab w:val="left" w:pos="5496"/>
-          <w:tab w:val="left" w:pos="6412"/>
-          <w:tab w:val="left" w:pos="7328"/>
-          <w:tab w:val="left" w:pos="8244"/>
-          <w:tab w:val="left" w:pos="9160"/>
-          <w:tab w:val="left" w:pos="10076"/>
-          <w:tab w:val="left" w:pos="10992"/>
-          <w:tab w:val="left" w:pos="11908"/>
-          <w:tab w:val="left" w:pos="12824"/>
-          <w:tab w:val="left" w:pos="13740"/>
-          <w:tab w:val="left" w:pos="14656"/>
-        </w:tabs>
-        <w:spacing w:after="0" w:line="276" w:lineRule="auto"/>
-        <w:jc w:val="right"/>
-        <w:rPr>
-          <w:rFonts w:ascii="Times New Roman" w:eastAsia="Times New Roman" w:hAnsi="Times New Roman" w:cs="Times New Roman"/>
-          <w:sz w:val="24"/>
-          <w:szCs w:val="24"/>
-          <w:lang w:eastAsia="en-IN"/>
-        </w:rPr>
-      </w:pPr>
-    </w:p>
-    <w:p>
-      <w:pPr>
-        <w:tabs>
-          <w:tab w:val="left" w:pos="916"/>
-          <w:tab w:val="left" w:pos="1832"/>
-          <w:tab w:val="left" w:pos="2748"/>
-          <w:tab w:val="left" w:pos="3664"/>
-          <w:tab w:val="left" w:pos="4580"/>
-          <w:tab w:val="left" w:pos="5496"/>
-          <w:tab w:val="left" w:pos="6412"/>
-          <w:tab w:val="left" w:pos="7328"/>
-          <w:tab w:val="left" w:pos="8244"/>
-          <w:tab w:val="left" w:pos="9160"/>
-          <w:tab w:val="left" w:pos="10076"/>
-          <w:tab w:val="left" w:pos="10992"/>
-          <w:tab w:val="left" w:pos="11908"/>
-          <w:tab w:val="left" w:pos="12824"/>
-          <w:tab w:val="left" w:pos="13740"/>
-          <w:tab w:val="left" w:pos="14656"/>
-        </w:tabs>
-        <w:spacing w:after="0" w:line="276" w:lineRule="auto"/>
-        <w:jc w:val="right"/>
-        <w:rPr>
-          <w:rFonts w:ascii="Times New Roman" w:eastAsia="Times New Roman" w:hAnsi="Times New Roman" w:cs="Times New Roman"/>
-          <w:sz w:val="24"/>
-          <w:szCs w:val="24"/>
-          <w:lang w:eastAsia="en-IN"/>
-        </w:rPr>
-      </w:pPr>
+      <w:bookmarkStart w:id="1" w:name="_GoBack"/>
+      <w:bookmarkEnd w:id="1"/>
     </w:p>
     <w:sectPr>
       <w:pgSz w:w="11906" w:h="16838"/>
@@ -18380,7 +18310,7 @@
 </file>
 
 <file path=customXml/itemProps1.xml><?xml version="1.0" encoding="utf-8"?>
-<ds:datastoreItem xmlns:ds="http://schemas.openxmlformats.org/officeDocument/2006/customXml" ds:itemID="{9C61683B-8AAE-41BD-A1E9-731387CFF85C}">
+<ds:datastoreItem xmlns:ds="http://schemas.openxmlformats.org/officeDocument/2006/customXml" ds:itemID="{9D7FF48C-4B07-4C85-AC11-A4DE0B5A7472}">
   <ds:schemaRefs>
     <ds:schemaRef ds:uri="http://schemas.openxmlformats.org/officeDocument/2006/bibliography"/>
   </ds:schemaRefs>
